--- a/docs/Инструкция пользователя.docx
+++ b/docs/Инструкция пользователя.docx
@@ -168,7 +168,7 @@
           <w:i w:val="0"/>
           <w:sz w:val="28"/>
         </w:rPr>
-        <w:t>Версия программы 1.17.8</w:t>
+        <w:t>Версия программы 1.17.9</w:t>
       </w:r>
     </w:p>
     <w:p>
@@ -324,7 +324,7 @@
           <w:i w:val="0"/>
           <w:sz w:val="28"/>
         </w:rPr>
-        <w:t>Программа состоит из четырёх инструментов. Каждый решает свою задачу и открывается отдельным окном, поэтому несколько инструментов могут работать одновременно: пока один собирает свод, во втором можно готовить PDF.</w:t>
+        <w:t>Программа состоит из пяти инструментов, разложенных на главном окне по двум разделам: четыре работают с PDF, пятый — с книгами Excel. Каждый решает свою задачу и открывается отдельным окном, поэтому несколько инструментов могут работать одновременно: пока один собирает свод, во втором можно готовить PDF.</w:t>
       </w:r>
     </w:p>
     <w:p>
@@ -423,74 +423,6 @@
                 <w:sz w:val="28"/>
               </w:rPr>
               <w:t>Ради чего</w:t>
-            </w:r>
-          </w:p>
-        </w:tc>
-      </w:tr>
-      <w:tr>
-        <w:tc>
-          <w:tcPr>
-            <w:tcW w:type="dxa" w:w="2268"/>
-          </w:tcPr>
-          <w:p>
-            <w:pPr>
-              <w:spacing w:line="240" w:lineRule="auto" w:after="0"/>
-              <w:ind w:firstLine="0"/>
-              <w:jc w:val="left"/>
-            </w:pPr>
-            <w:r/>
-            <w:r>
-              <w:rPr>
-                <w:rFonts w:ascii="Times New Roman" w:hAnsi="Times New Roman" w:cs="Times New Roman" w:eastAsia="Times New Roman"/>
-                <w:b w:val="0"/>
-                <w:i w:val="0"/>
-                <w:sz w:val="28"/>
-              </w:rPr>
-              <w:t>Свод Excel</w:t>
-            </w:r>
-          </w:p>
-        </w:tc>
-        <w:tc>
-          <w:tcPr>
-            <w:tcW w:type="dxa" w:w="3685"/>
-          </w:tcPr>
-          <w:p>
-            <w:pPr>
-              <w:spacing w:line="240" w:lineRule="auto" w:after="0"/>
-              <w:ind w:firstLine="0"/>
-              <w:jc w:val="left"/>
-            </w:pPr>
-            <w:r/>
-            <w:r>
-              <w:rPr>
-                <w:rFonts w:ascii="Times New Roman" w:hAnsi="Times New Roman" w:cs="Times New Roman" w:eastAsia="Times New Roman"/>
-                <w:b w:val="0"/>
-                <w:i w:val="0"/>
-                <w:sz w:val="28"/>
-              </w:rPr>
-              <w:t>Переносит листы из нескольких книг Excel в одну, с оглавлением и сопроводительной запиской Word</w:t>
-            </w:r>
-          </w:p>
-        </w:tc>
-        <w:tc>
-          <w:tcPr>
-            <w:tcW w:type="dxa" w:w="3118"/>
-          </w:tcPr>
-          <w:p>
-            <w:pPr>
-              <w:spacing w:line="240" w:lineRule="auto" w:after="0"/>
-              <w:ind w:firstLine="0"/>
-              <w:jc w:val="left"/>
-            </w:pPr>
-            <w:r/>
-            <w:r>
-              <w:rPr>
-                <w:rFonts w:ascii="Times New Roman" w:hAnsi="Times New Roman" w:cs="Times New Roman" w:eastAsia="Times New Roman"/>
-                <w:b w:val="0"/>
-                <w:i w:val="0"/>
-                <w:sz w:val="28"/>
-              </w:rPr>
-              <w:t>Не открывать десятки файлов вручную и не копировать листы по одному</w:t>
             </w:r>
           </w:p>
         </w:tc>
@@ -699,6 +631,142 @@
           </w:p>
         </w:tc>
       </w:tr>
+      <w:tr>
+        <w:tc>
+          <w:tcPr>
+            <w:tcW w:type="dxa" w:w="2268"/>
+          </w:tcPr>
+          <w:p>
+            <w:pPr>
+              <w:spacing w:line="240" w:lineRule="auto" w:after="0"/>
+              <w:ind w:firstLine="0"/>
+              <w:jc w:val="left"/>
+            </w:pPr>
+            <w:r/>
+            <w:r>
+              <w:rPr>
+                <w:rFonts w:ascii="Times New Roman" w:hAnsi="Times New Roman" w:cs="Times New Roman" w:eastAsia="Times New Roman"/>
+                <w:b w:val="0"/>
+                <w:i w:val="0"/>
+                <w:sz w:val="28"/>
+              </w:rPr>
+              <w:t>Прочие операции</w:t>
+            </w:r>
+          </w:p>
+        </w:tc>
+        <w:tc>
+          <w:tcPr>
+            <w:tcW w:type="dxa" w:w="3685"/>
+          </w:tcPr>
+          <w:p>
+            <w:pPr>
+              <w:spacing w:line="240" w:lineRule="auto" w:after="0"/>
+              <w:ind w:firstLine="0"/>
+              <w:jc w:val="left"/>
+            </w:pPr>
+            <w:r/>
+            <w:r>
+              <w:rPr>
+                <w:rFonts w:ascii="Times New Roman" w:hAnsi="Times New Roman" w:cs="Times New Roman" w:eastAsia="Times New Roman"/>
+                <w:b w:val="0"/>
+                <w:i w:val="0"/>
+                <w:sz w:val="28"/>
+              </w:rPr>
+              <w:t>Шесть действий над одним документом: сжатие, страницы картинками, текст в .txt, оттенки серого, восстановление, свойства документа</w:t>
+            </w:r>
+          </w:p>
+        </w:tc>
+        <w:tc>
+          <w:tcPr>
+            <w:tcW w:type="dxa" w:w="3118"/>
+          </w:tcPr>
+          <w:p>
+            <w:pPr>
+              <w:spacing w:line="240" w:lineRule="auto" w:after="0"/>
+              <w:ind w:firstLine="0"/>
+              <w:jc w:val="left"/>
+            </w:pPr>
+            <w:r/>
+            <w:r>
+              <w:rPr>
+                <w:rFonts w:ascii="Times New Roman" w:hAnsi="Times New Roman" w:cs="Times New Roman" w:eastAsia="Times New Roman"/>
+                <w:b w:val="0"/>
+                <w:i w:val="0"/>
+                <w:sz w:val="28"/>
+              </w:rPr>
+              <w:t>Сделать с готовым файлом то, ради чего иначе искали бы отдельную программу</w:t>
+            </w:r>
+          </w:p>
+        </w:tc>
+      </w:tr>
+      <w:tr>
+        <w:tc>
+          <w:tcPr>
+            <w:tcW w:type="dxa" w:w="2268"/>
+          </w:tcPr>
+          <w:p>
+            <w:pPr>
+              <w:spacing w:line="240" w:lineRule="auto" w:after="0"/>
+              <w:ind w:firstLine="0"/>
+              <w:jc w:val="left"/>
+            </w:pPr>
+            <w:r/>
+            <w:r>
+              <w:rPr>
+                <w:rFonts w:ascii="Times New Roman" w:hAnsi="Times New Roman" w:cs="Times New Roman" w:eastAsia="Times New Roman"/>
+                <w:b w:val="0"/>
+                <w:i w:val="0"/>
+                <w:sz w:val="28"/>
+              </w:rPr>
+              <w:t>Объединение Excel</w:t>
+            </w:r>
+          </w:p>
+        </w:tc>
+        <w:tc>
+          <w:tcPr>
+            <w:tcW w:type="dxa" w:w="3685"/>
+          </w:tcPr>
+          <w:p>
+            <w:pPr>
+              <w:spacing w:line="240" w:lineRule="auto" w:after="0"/>
+              <w:ind w:firstLine="0"/>
+              <w:jc w:val="left"/>
+            </w:pPr>
+            <w:r/>
+            <w:r>
+              <w:rPr>
+                <w:rFonts w:ascii="Times New Roman" w:hAnsi="Times New Roman" w:cs="Times New Roman" w:eastAsia="Times New Roman"/>
+                <w:b w:val="0"/>
+                <w:i w:val="0"/>
+                <w:sz w:val="28"/>
+              </w:rPr>
+              <w:t>Переносит листы из нескольких книг Excel в одну — в свод, с оглавлением и сопроводительной запиской Word</w:t>
+            </w:r>
+          </w:p>
+        </w:tc>
+        <w:tc>
+          <w:tcPr>
+            <w:tcW w:type="dxa" w:w="3118"/>
+          </w:tcPr>
+          <w:p>
+            <w:pPr>
+              <w:spacing w:line="240" w:lineRule="auto" w:after="0"/>
+              <w:ind w:firstLine="0"/>
+              <w:jc w:val="left"/>
+            </w:pPr>
+            <w:r/>
+            <w:r>
+              <w:rPr>
+                <w:rFonts w:ascii="Times New Roman" w:hAnsi="Times New Roman" w:cs="Times New Roman" w:eastAsia="Times New Roman"/>
+                <w:b w:val="0"/>
+                <w:i w:val="0"/>
+                <w:sz w:val="28"/>
+              </w:rPr>
+              <w:t>Не открывать десятки файлов вручную и не копировать листы по одному</w:t>
+            </w:r>
+          </w:p>
+        </w:tc>
+      </w:tr>
     </w:tbl>
     <w:p>
       <w:pPr>
@@ -935,7 +1003,7 @@
           <w:i w:val="0"/>
           <w:sz w:val="28"/>
         </w:rPr>
-        <w:t>Для двух возможностей нужны сторонние продукты. Свод Excel и сопроводительная записка формируются через установленный на компьютере Microsoft Office, а перевод PDF в Word — через Microsoft Word. Сжатие PDF выполняется бесплатным движком Ghostscript.</w:t>
+        <w:t>Для двух возможностей нужны сторонние продукты. Сам свод и сопроводительная записка к нему формируются через установленный на компьютере Microsoft Office, а перевод PDF в Word — через Microsoft Word. Сжатие PDF, перевод в оттенки серого и восстановление повреждённого файла выполняются бесплатным движком Ghostscript.</w:t>
       </w:r>
       <w:r>
         <w:rPr>
@@ -1003,7 +1071,7 @@
           <w:i w:val="0"/>
           <w:sz w:val="28"/>
         </w:rPr>
-        <w:t>Обычная установка для текущего пользователя, без прав администратора. В комплект входит движок сжатия, создаётся ярлык в меню «Пуск». При первом запуске мастер спрашивает язык, показывая флаги.</w:t>
+        <w:t>Обычная установка для текущего пользователя, без прав администратора. В комплект входит движок сжатия, создаётся ярлык в меню «Пуск». Мастер начинает с вопроса о языке, показывая флаги, и выбранный язык программа берёт при первом запуске — в том числе при установке поверх прежней версии.</w:t>
       </w:r>
     </w:p>
     <w:p>
@@ -1069,7 +1137,7 @@
           <w:i w:val="0"/>
           <w:sz w:val="28"/>
         </w:rPr>
-        <w:t>Проверить наличие новой версии можно кнопкой «Проверить обновления» на главном окне. Программа сообщит, установлена ли последняя версия, и при необходимости предложит ссылку на загрузку. Обновления не устанавливаются самостоятельно.</w:t>
+        <w:t>Проверить наличие новой версии можно кнопкой «Проверить обновления» на главном окне. Программа сравнит вашу версию с последней выпущенной и либо сообщит, что у вас последняя, либо назовёт новую и спросит, открыть ли страницу загрузки в браузере. Обновления не скачиваются и не устанавливаются самостоятельно — решение остаётся за вами.</w:t>
       </w:r>
       <w:r>
         <w:rPr>
@@ -1136,7 +1204,7 @@
           <w:i w:val="0"/>
           <w:sz w:val="28"/>
         </w:rPr>
-        <w:t>После запуска открывается главное окно — витрина инструментов (рис. 1). Каждая карточка коротко объясняет, что делает инструмент, поэтому выбирать можно, не вспоминая названия.</w:t>
+        <w:t>После запуска открывается главное окно. Оно спрашивает сначала о разделе (рис. 1): «PDF» — всё, что делается с файлами *.pdf, и «Иной функционал» — остальное. Под названием раздела перечислено, что внутри, поэтому выбирать можно, не вспоминая названий инструментов.</w:t>
       </w:r>
     </w:p>
     <w:p>
@@ -1149,7 +1217,7 @@
       <w:r>
         <w:drawing>
           <wp:inline xmlns:a="http://schemas.openxmlformats.org/drawingml/2006/main" xmlns:pic="http://schemas.openxmlformats.org/drawingml/2006/picture">
-            <wp:extent cx="5486400" cy="4754880"/>
+            <wp:extent cx="4588625" cy="5993476"/>
             <wp:docPr id="1" name="Picture 1"/>
             <wp:cNvGraphicFramePr>
               <a:graphicFrameLocks noChangeAspect="1"/>
@@ -1170,7 +1238,7 @@
                   <pic:spPr>
                     <a:xfrm>
                       <a:off x="0" y="0"/>
-                      <a:ext cx="5486400" cy="4754880"/>
+                      <a:ext cx="4588625" cy="5993476"/>
                     </a:xfrm>
                     <a:prstGeom prst="rect"/>
                   </pic:spPr>
@@ -1194,7 +1262,7 @@
           <w:i w:val="0"/>
           <w:sz w:val="28"/>
         </w:rPr>
-        <w:t>Рис. 1. Главное окно: выбор инструмента</w:t>
+        <w:t>Рис. 1. Главное окно: выбор раздела</w:t>
       </w:r>
     </w:p>
     <w:p>
@@ -1210,7 +1278,81 @@
           <w:i w:val="0"/>
           <w:sz w:val="28"/>
         </w:rPr>
-        <w:t>Карточку достаточно нажать. Более быстрый способ — перетащить файлы PDF прямо на карточку: инструмент откроется и сразу примет эти файлы, минуя окно выбора файлов. Карточка «Свод Excel» перетаскивание файлов не принимает, потому что работает с папкой, а не с отдельными файлами.</w:t>
+        <w:t>Внутри раздела те же карточки, по одной на инструмент (рис. 2). Вернуться к разделам можно кнопкой «Назад» в левой части шапки или клавишей Esc.</w:t>
+      </w:r>
+    </w:p>
+    <w:p>
+      <w:pPr>
+        <w:keepNext/>
+        <w:spacing w:before="200" w:after="80"/>
+        <w:ind w:firstLine="0"/>
+        <w:jc w:val="center"/>
+      </w:pPr>
+      <w:r>
+        <w:drawing>
+          <wp:inline xmlns:a="http://schemas.openxmlformats.org/drawingml/2006/main" xmlns:pic="http://schemas.openxmlformats.org/drawingml/2006/picture">
+            <wp:extent cx="4588625" cy="5993476"/>
+            <wp:docPr id="2" name="Picture 2"/>
+            <wp:cNvGraphicFramePr>
+              <a:graphicFrameLocks noChangeAspect="1"/>
+            </wp:cNvGraphicFramePr>
+            <a:graphic>
+              <a:graphicData uri="http://schemas.openxmlformats.org/drawingml/2006/picture">
+                <pic:pic>
+                  <pic:nvPicPr>
+                    <pic:cNvPr id="0" name="hub-pdf.png"/>
+                    <pic:cNvPicPr/>
+                  </pic:nvPicPr>
+                  <pic:blipFill>
+                    <a:blip r:embed="rId12"/>
+                    <a:stretch>
+                      <a:fillRect/>
+                    </a:stretch>
+                  </pic:blipFill>
+                  <pic:spPr>
+                    <a:xfrm>
+                      <a:off x="0" y="0"/>
+                      <a:ext cx="4588625" cy="5993476"/>
+                    </a:xfrm>
+                    <a:prstGeom prst="rect"/>
+                  </pic:spPr>
+                </pic:pic>
+              </a:graphicData>
+            </a:graphic>
+          </wp:inline>
+        </w:drawing>
+      </w:r>
+    </w:p>
+    <w:p>
+      <w:pPr>
+        <w:spacing w:after="240"/>
+        <w:ind w:firstLine="0"/>
+        <w:jc w:val="center"/>
+      </w:pPr>
+      <w:r>
+        <w:rPr>
+          <w:rFonts w:ascii="Times New Roman" w:hAnsi="Times New Roman" w:cs="Times New Roman" w:eastAsia="Times New Roman"/>
+          <w:b w:val="0"/>
+          <w:i w:val="0"/>
+          <w:sz w:val="28"/>
+        </w:rPr>
+        <w:t>Рис. 2. Раздел «PDF»: четыре инструмента</w:t>
+      </w:r>
+    </w:p>
+    <w:p>
+      <w:pPr>
+        <w:spacing w:before="0" w:after="0"/>
+        <w:ind w:firstLine="709"/>
+        <w:jc w:val="both"/>
+      </w:pPr>
+      <w:r>
+        <w:rPr>
+          <w:rFonts w:ascii="Times New Roman" w:hAnsi="Times New Roman" w:cs="Times New Roman" w:eastAsia="Times New Roman"/>
+          <w:b w:val="0"/>
+          <w:i w:val="0"/>
+          <w:sz w:val="28"/>
+        </w:rPr>
+        <w:t>Карточку достаточно нажать. Более быстрый способ — перетащить файлы PDF прямо на карточку: инструмент откроется и сразу примет эти файлы, минуя окно выбора файлов. Файлы можно бросить и на карточку раздела «PDF» — программа перейдёт внутрь и придержит их до того, как вы выберете инструмент. Карточка «Объединение Excel» перетаскивание файлов не принимает, потому что работает с папкой, а не с отдельными файлами.</w:t>
       </w:r>
     </w:p>
     <w:p>
@@ -1251,7 +1393,7 @@
           <w:i/>
           <w:sz w:val="28"/>
         </w:rPr>
-        <w:t>Главное окно можно закрыть, не закрывая инструменты, — они продолжат работу. Вернуться к витрине из любого инструмента можно кнопкой «Главная» в левой части цветной шапки окна.</w:t>
+        <w:t>Главное окно можно закрыть, не закрывая инструменты, — они продолжат работу. Вернуться к витрине из любого инструмента можно кнопкой «Главная» в левой части цветной шапки окна: она открывает тот раздел, из которого инструмент был запущен, поэтому перейти к соседнему инструменту — это одно нажатие, а не два.</w:t>
       </w:r>
     </w:p>
     <w:p>
@@ -1275,7 +1417,7 @@
           <w:i w:val="0"/>
           <w:sz w:val="28"/>
         </w:rPr>
-        <w:t>Программа говорит по-русски и по-английски. Язык выбирается кнопкой-глобусом на главном окне (рис. 2) или пунктом «Язык / Language» в меню «Меню» любого инструмента.</w:t>
+        <w:t>Программа говорит по-русски и по-английски. Язык выбирается кнопкой-глобусом на главном окне (рис. 3) или пунктом «Язык / Language» в меню «Меню» любого инструмента.</w:t>
       </w:r>
     </w:p>
     <w:p>
@@ -1288,8 +1430,8 @@
       <w:r>
         <w:drawing>
           <wp:inline xmlns:a="http://schemas.openxmlformats.org/drawingml/2006/main" xmlns:pic="http://schemas.openxmlformats.org/drawingml/2006/picture">
-            <wp:extent cx="5583936" cy="4852415"/>
-            <wp:docPr id="2" name="Picture 2"/>
+            <wp:extent cx="4716635" cy="6120000"/>
+            <wp:docPr id="3" name="Picture 3"/>
             <wp:cNvGraphicFramePr>
               <a:graphicFrameLocks noChangeAspect="1"/>
             </wp:cNvGraphicFramePr>
@@ -1301,7 +1443,7 @@
                     <pic:cNvPicPr/>
                   </pic:nvPicPr>
                   <pic:blipFill>
-                    <a:blip r:embed="rId12"/>
+                    <a:blip r:embed="rId13"/>
                     <a:stretch>
                       <a:fillRect/>
                     </a:stretch>
@@ -1309,7 +1451,7 @@
                   <pic:spPr>
                     <a:xfrm>
                       <a:off x="0" y="0"/>
-                      <a:ext cx="5583936" cy="4852415"/>
+                      <a:ext cx="4716635" cy="6120000"/>
                     </a:xfrm>
                     <a:prstGeom prst="rect"/>
                   </pic:spPr>
@@ -1333,7 +1475,7 @@
           <w:i w:val="0"/>
           <w:sz w:val="28"/>
         </w:rPr>
-        <w:t>Рис. 2. Выбор языка интерфейса</w:t>
+        <w:t>Рис. 3. Выбор языка интерфейса</w:t>
       </w:r>
     </w:p>
     <w:p>
@@ -1398,7 +1540,7 @@
           <w:i w:val="0"/>
           <w:sz w:val="28"/>
         </w:rPr>
-        <w:t>У каждого инструмента в меню «Меню» есть пункт «Как пользоваться» (клавиша F1). Он открывает краткое описание порядка работы именно для этого окна (рис. 3) — это самый быстрый способ вспомнить последовательность действий, не отрываясь от работы.</w:t>
+        <w:t>У каждого инструмента в меню «Меню» есть пункт «Как пользоваться» (клавиша F1). Он открывает краткое описание порядка работы именно для этого окна (рис. 4) — это самый быстрый способ вспомнить последовательность действий, не отрываясь от работы.</w:t>
       </w:r>
     </w:p>
     <w:p>
@@ -1411,8 +1553,8 @@
       <w:r>
         <w:drawing>
           <wp:inline xmlns:a="http://schemas.openxmlformats.org/drawingml/2006/main" xmlns:pic="http://schemas.openxmlformats.org/drawingml/2006/picture">
-            <wp:extent cx="2718816" cy="5931408"/>
-            <wp:docPr id="3" name="Picture 3"/>
+            <wp:extent cx="2805262" cy="6120000"/>
+            <wp:docPr id="4" name="Picture 4"/>
             <wp:cNvGraphicFramePr>
               <a:graphicFrameLocks noChangeAspect="1"/>
             </wp:cNvGraphicFramePr>
@@ -1424,7 +1566,7 @@
                     <pic:cNvPicPr/>
                   </pic:nvPicPr>
                   <pic:blipFill>
-                    <a:blip r:embed="rId13"/>
+                    <a:blip r:embed="rId14"/>
                     <a:stretch>
                       <a:fillRect/>
                     </a:stretch>
@@ -1432,7 +1574,7 @@
                   <pic:spPr>
                     <a:xfrm>
                       <a:off x="0" y="0"/>
-                      <a:ext cx="2718816" cy="5931408"/>
+                      <a:ext cx="2805262" cy="6120000"/>
                     </a:xfrm>
                     <a:prstGeom prst="rect"/>
                   </pic:spPr>
@@ -1456,7 +1598,7 @@
           <w:i w:val="0"/>
           <w:sz w:val="28"/>
         </w:rPr>
-        <w:t>Рис. 3. Встроенная справка инструмента «Разделение PDF»</w:t>
+        <w:t>Рис. 4. Встроенная справка инструмента «Разделение PDF»</w:t>
       </w:r>
     </w:p>
     <w:p>
@@ -1472,7 +1614,7 @@
           <w:i w:val="0"/>
           <w:sz w:val="28"/>
         </w:rPr>
-        <w:t>У инструментов PDF есть и второй пункт — «Горячие клавиши». Он показывает шпаргалку по работе с сеткой страниц (рис. 4). Набор клавиш зависит от инструмента: там, где порядок страниц менять нельзя, соответствующих строк в шпаргалке не будет.</w:t>
+        <w:t>У инструментов PDF есть и второй пункт — «Горячие клавиши». Он показывает шпаргалку по работе с сеткой страниц (рис. 5). Набор клавиш зависит от инструмента: там, где порядок страниц менять нельзя, соответствующих строк в шпаргалке не будет.</w:t>
       </w:r>
     </w:p>
     <w:p>
@@ -1485,8 +1627,8 @@
       <w:r>
         <w:drawing>
           <wp:inline xmlns:a="http://schemas.openxmlformats.org/drawingml/2006/main" xmlns:pic="http://schemas.openxmlformats.org/drawingml/2006/picture">
-            <wp:extent cx="2718816" cy="2097024"/>
-            <wp:docPr id="4" name="Picture 4"/>
+            <wp:extent cx="3707476" cy="2859578"/>
+            <wp:docPr id="5" name="Picture 5"/>
             <wp:cNvGraphicFramePr>
               <a:graphicFrameLocks noChangeAspect="1"/>
             </wp:cNvGraphicFramePr>
@@ -1498,7 +1640,7 @@
                     <pic:cNvPicPr/>
                   </pic:nvPicPr>
                   <pic:blipFill>
-                    <a:blip r:embed="rId14"/>
+                    <a:blip r:embed="rId15"/>
                     <a:stretch>
                       <a:fillRect/>
                     </a:stretch>
@@ -1506,7 +1648,7 @@
                   <pic:spPr>
                     <a:xfrm>
                       <a:off x="0" y="0"/>
-                      <a:ext cx="2718816" cy="2097024"/>
+                      <a:ext cx="3707476" cy="2859578"/>
                     </a:xfrm>
                     <a:prstGeom prst="rect"/>
                   </pic:spPr>
@@ -1530,7 +1672,7 @@
           <w:i w:val="0"/>
           <w:sz w:val="28"/>
         </w:rPr>
-        <w:t>Рис. 4. Шпаргалка по клавишам работы со страницами</w:t>
+        <w:t>Рис. 5. Шпаргалка по клавишам работы со страницами</w:t>
       </w:r>
     </w:p>
     <w:p>
@@ -1835,7 +1977,7 @@
                 <w:i w:val="0"/>
                 <w:sz w:val="28"/>
               </w:rPr>
-              <w:t>Переместить страницу раньше или позже</w:t>
+              <w:t>Переместить страницу влево или вправо</w:t>
             </w:r>
           </w:p>
         </w:tc>
@@ -2143,7 +2285,7 @@
           <w:i w:val="0"/>
           <w:sz w:val="28"/>
         </w:rPr>
-        <w:t>Три инструмента для PDF — объединение, разделение и перевод в Word — построены вокруг одной и той же сетки миниатюр. Освоив её один раз, вы умеете работать со всеми тремя.</w:t>
+        <w:t>Все инструменты для PDF построены вокруг одной и той же сетки миниатюр. Освоив её один раз, вы умеете работать с каждым из них. Разница только в том, что сеткой можно делать: в объединении и переводе в Word страницы ещё и переставляют, в разделении и прочих операциях — только выбирают, потому что порядок страниц там не меняется.</w:t>
       </w:r>
     </w:p>
     <w:p>
@@ -2175,7 +2317,7 @@
           <w:i w:val="0"/>
           <w:sz w:val="28"/>
         </w:rPr>
-        <w:t>Правый клик по странице открывает контекстное меню со всеми действиями над выделенными страницами (рис. 5): буфер обмена, перемещение, поворот, удаление и переход к странице. Отдельные пункты «Выделить чётные страницы» и «Выделить нечётные страницы» экономят время при работе с двусторонними сканами: одна сторона выделяется целиком, а не полусотней щелчков мышью.</w:t>
+        <w:t>Правый клик по странице открывает контекстное меню со всеми действиями над выделенными страницами (рис. 6): буфер обмена, перемещение, поворот, удаление и переход к странице. Отдельные пункты «Выделить чётные страницы» и «Выделить нечётные страницы» экономят время при работе с двусторонними сканами: одна сторона выделяется целиком, а не полусотней щелчков мышью.</w:t>
       </w:r>
     </w:p>
     <w:p>
@@ -2189,7 +2331,7 @@
         <w:drawing>
           <wp:inline xmlns:a="http://schemas.openxmlformats.org/drawingml/2006/main" xmlns:pic="http://schemas.openxmlformats.org/drawingml/2006/picture">
             <wp:extent cx="5760000" cy="4626142"/>
-            <wp:docPr id="5" name="Picture 5"/>
+            <wp:docPr id="6" name="Picture 6"/>
             <wp:cNvGraphicFramePr>
               <a:graphicFrameLocks noChangeAspect="1"/>
             </wp:cNvGraphicFramePr>
@@ -2201,7 +2343,7 @@
                     <pic:cNvPicPr/>
                   </pic:nvPicPr>
                   <pic:blipFill>
-                    <a:blip r:embed="rId15"/>
+                    <a:blip r:embed="rId16"/>
                     <a:stretch>
                       <a:fillRect/>
                     </a:stretch>
@@ -2233,7 +2375,7 @@
           <w:i w:val="0"/>
           <w:sz w:val="28"/>
         </w:rPr>
-        <w:t>Рис. 5. Контекстное меню страницы в сетке</w:t>
+        <w:t>Рис. 6. Контекстное меню страницы в сетке</w:t>
       </w:r>
     </w:p>
     <w:p>
@@ -2249,7 +2391,7 @@
           <w:i w:val="0"/>
           <w:sz w:val="28"/>
         </w:rPr>
-        <w:t>Пункт «Перейти к странице…» (Ctrl + G) удобен в толстых документах: вместо прокрутки достаточно назвать номер, и сетка прокрутится к нужной странице и выделит её (рис. 6).</w:t>
+        <w:t>Пункт «Перейти к странице…» (Ctrl + G) удобен в толстых документах: вместо прокрутки достаточно назвать номер, и сетка прокрутится к нужной странице и выделит её (рис. 7).</w:t>
       </w:r>
     </w:p>
     <w:p>
@@ -2262,8 +2404,8 @@
       <w:r>
         <w:drawing>
           <wp:inline xmlns:a="http://schemas.openxmlformats.org/drawingml/2006/main" xmlns:pic="http://schemas.openxmlformats.org/drawingml/2006/picture">
-            <wp:extent cx="2520000" cy="1243529"/>
-            <wp:docPr id="6" name="Picture 6"/>
+            <wp:extent cx="2543694" cy="1255222"/>
+            <wp:docPr id="7" name="Picture 7"/>
             <wp:cNvGraphicFramePr>
               <a:graphicFrameLocks noChangeAspect="1"/>
             </wp:cNvGraphicFramePr>
@@ -2275,7 +2417,7 @@
                     <pic:cNvPicPr/>
                   </pic:nvPicPr>
                   <pic:blipFill>
-                    <a:blip r:embed="rId16"/>
+                    <a:blip r:embed="rId17"/>
                     <a:stretch>
                       <a:fillRect/>
                     </a:stretch>
@@ -2283,7 +2425,7 @@
                   <pic:spPr>
                     <a:xfrm>
                       <a:off x="0" y="0"/>
-                      <a:ext cx="2520000" cy="1243529"/>
+                      <a:ext cx="2543694" cy="1255222"/>
                     </a:xfrm>
                     <a:prstGeom prst="rect"/>
                   </pic:spPr>
@@ -2307,7 +2449,7 @@
           <w:i w:val="0"/>
           <w:sz w:val="28"/>
         </w:rPr>
-        <w:t>Рис. 6. Переход к странице по номеру</w:t>
+        <w:t>Рис. 7. Переход к странице по номеру</w:t>
       </w:r>
     </w:p>
     <w:p>
@@ -2372,7 +2514,7 @@
           <w:i w:val="0"/>
           <w:sz w:val="28"/>
         </w:rPr>
-        <w:t>Двойной клик по миниатюре открывает страницу целиком (рис. 7). Это нужно, чтобы убедиться, что берётся именно та страница: на миниатюре мелкий текст неразличим.</w:t>
+        <w:t>Двойной клик по миниатюре открывает страницу целиком (рис. 8). Это нужно, чтобы убедиться, что берётся именно та страница: на миниатюре мелкий текст неразличим.</w:t>
       </w:r>
     </w:p>
     <w:p>
@@ -2385,8 +2527,8 @@
       <w:r>
         <w:drawing>
           <wp:inline xmlns:a="http://schemas.openxmlformats.org/drawingml/2006/main" xmlns:pic="http://schemas.openxmlformats.org/drawingml/2006/picture">
-            <wp:extent cx="4998720" cy="5730241"/>
-            <wp:docPr id="7" name="Picture 7"/>
+            <wp:extent cx="5338723" cy="6120000"/>
+            <wp:docPr id="8" name="Picture 8"/>
             <wp:cNvGraphicFramePr>
               <a:graphicFrameLocks noChangeAspect="1"/>
             </wp:cNvGraphicFramePr>
@@ -2398,7 +2540,7 @@
                     <pic:cNvPicPr/>
                   </pic:nvPicPr>
                   <pic:blipFill>
-                    <a:blip r:embed="rId17"/>
+                    <a:blip r:embed="rId18"/>
                     <a:stretch>
                       <a:fillRect/>
                     </a:stretch>
@@ -2406,7 +2548,7 @@
                   <pic:spPr>
                     <a:xfrm>
                       <a:off x="0" y="0"/>
-                      <a:ext cx="4998720" cy="5730241"/>
+                      <a:ext cx="5338723" cy="6120000"/>
                     </a:xfrm>
                     <a:prstGeom prst="rect"/>
                   </pic:spPr>
@@ -2430,7 +2572,7 @@
           <w:i w:val="0"/>
           <w:sz w:val="28"/>
         </w:rPr>
-        <w:t>Рис. 7. Просмотр страницы во весь экран</w:t>
+        <w:t>Рис. 8. Просмотр страницы во весь экран</w:t>
       </w:r>
     </w:p>
     <w:p>
@@ -2462,7 +2604,7 @@
           <w:i w:val="0"/>
           <w:sz w:val="28"/>
         </w:rPr>
-        <w:t>Правый клик открывает поворот вправо и влево и кнопку «Печать». Поворот, сделанный здесь, применяется к странице в сетке и отменяется тем же Ctrl + Z. Закрывается окно клавишей Esc или крестиком.</w:t>
+        <w:t>Правый клик открывает поворот вправо и влево и кнопку «Печать». Поворот, сделанный здесь, применяется к странице в сетке и отменяется тем же Ctrl + Z. Окно просмотра сворачивается на панель задач, как любое другое, и закрывается клавишей Esc или крестиком.</w:t>
       </w:r>
     </w:p>
     <w:p>
@@ -2486,7 +2628,7 @@
           <w:i w:val="0"/>
           <w:sz w:val="28"/>
         </w:rPr>
-        <w:t>Кнопка «Печать» есть в каждом инструменте PDF и в окне просмотра. Правило одно: печатаются выделенные страницы, а если не выделено ничего — весь документ. Это избавляет от привычной возни с вводом номеров страниц в окне принтера: нужные страницы вы уже выбрали глазами в сетке.</w:t>
+        <w:t>Кнопка «Печать» есть в объединении, разделении, переводе в Word и в окне просмотра. Правило одно: печатаются выделенные страницы, а если не выделено ничего — весь документ. Это избавляет от привычной возни с вводом номеров страниц в окне принтера: нужные страницы вы уже выбрали глазами в сетке.</w:t>
       </w:r>
     </w:p>
     <w:p>
@@ -2526,7 +2668,7 @@
           <w:i w:val="0"/>
           <w:sz w:val="28"/>
         </w:rPr>
-        <w:t>Сжатие доступно в объединении и разделении PDF: список «Сжатие» находится в нижней строке окна (рис. 8). Оно применяется к итоговому файлу, исходный не затрагивается.</w:t>
+        <w:t>Сжатие есть там, где на выходе получается PDF, — в объединении, разделении и прочих операциях: список «Сжатие» находится в нижней строке окна (рис. 9). Оно применяется к итоговому файлу, исходный не затрагивается.</w:t>
       </w:r>
     </w:p>
     <w:p>
@@ -2540,7 +2682,7 @@
         <w:drawing>
           <wp:inline xmlns:a="http://schemas.openxmlformats.org/drawingml/2006/main" xmlns:pic="http://schemas.openxmlformats.org/drawingml/2006/picture">
             <wp:extent cx="5760000" cy="4626142"/>
-            <wp:docPr id="8" name="Picture 8"/>
+            <wp:docPr id="9" name="Picture 9"/>
             <wp:cNvGraphicFramePr>
               <a:graphicFrameLocks noChangeAspect="1"/>
             </wp:cNvGraphicFramePr>
@@ -2552,7 +2694,7 @@
                     <pic:cNvPicPr/>
                   </pic:nvPicPr>
                   <pic:blipFill>
-                    <a:blip r:embed="rId18"/>
+                    <a:blip r:embed="rId19"/>
                     <a:stretch>
                       <a:fillRect/>
                     </a:stretch>
@@ -2584,7 +2726,7 @@
           <w:i w:val="0"/>
           <w:sz w:val="28"/>
         </w:rPr>
-        <w:t>Рис. 8. Выбор уровня сжатия</w:t>
+        <w:t>Рис. 9. Выбор уровня сжатия</w:t>
       </w:r>
     </w:p>
     <w:p>
@@ -2926,7 +3068,7 @@
           <w:i w:val="0"/>
           <w:sz w:val="28"/>
         </w:rPr>
-        <w:t>Насколько это ощутимо, показывает измерение на отсканированном документе из четырёх страниц (рис. 9). Исходный файл занимал 8,97 МБ, после уровня «Хорошо» — 0,68 МБ, после уровня «Нормально» — 0,24 МБ.</w:t>
+        <w:t>Насколько это ощутимо, показывает измерение на отсканированном документе из четырёх страниц (рис. 10). Исходный файл занимал 8,97 МБ, после уровня «Хорошо» — 0,68 МБ, после уровня «Нормально» — 0,24 МБ.</w:t>
       </w:r>
     </w:p>
     <w:p>
@@ -2940,7 +3082,7 @@
         <w:drawing>
           <wp:inline xmlns:a="http://schemas.openxmlformats.org/drawingml/2006/main" xmlns:pic="http://schemas.openxmlformats.org/drawingml/2006/picture">
             <wp:extent cx="5760000" cy="2724324"/>
-            <wp:docPr id="9" name="Picture 9"/>
+            <wp:docPr id="10" name="Picture 10"/>
             <wp:cNvGraphicFramePr>
               <a:graphicFrameLocks noChangeAspect="1"/>
             </wp:cNvGraphicFramePr>
@@ -2952,7 +3094,7 @@
                     <pic:cNvPicPr/>
                   </pic:nvPicPr>
                   <pic:blipFill>
-                    <a:blip r:embed="rId19"/>
+                    <a:blip r:embed="rId20"/>
                     <a:stretch>
                       <a:fillRect/>
                     </a:stretch>
@@ -2984,7 +3126,7 @@
           <w:i w:val="0"/>
           <w:sz w:val="28"/>
         </w:rPr>
-        <w:t>Рис. 9. Размер отсканированного документа при разных уровнях сжатия</w:t>
+        <w:t>Рис. 10. Размер отсканированного документа при разных уровнях сжатия</w:t>
       </w:r>
     </w:p>
     <w:p>
@@ -3034,7 +3176,7 @@
           <w:i w:val="0"/>
           <w:sz w:val="28"/>
         </w:rPr>
-        <w:t>Пункт «Статистика» в меню «Меню» показывает, сколько операций каждого вида выполнено (рис. 10). Это простой способ оценить, сколько ручной работы программа уже сняла.</w:t>
+        <w:t>Пункт «Статистика» в меню «Меню» показывает, сколько операций каждого вида выполнено (рис. 11). Это простой способ оценить, сколько ручной работы программа уже сняла.</w:t>
       </w:r>
     </w:p>
     <w:p>
@@ -3047,8 +3189,8 @@
       <w:r>
         <w:drawing>
           <wp:inline xmlns:a="http://schemas.openxmlformats.org/drawingml/2006/main" xmlns:pic="http://schemas.openxmlformats.org/drawingml/2006/picture">
-            <wp:extent cx="2718816" cy="2883408"/>
-            <wp:docPr id="10" name="Picture 10"/>
+            <wp:extent cx="3707476" cy="3931920"/>
+            <wp:docPr id="11" name="Picture 11"/>
             <wp:cNvGraphicFramePr>
               <a:graphicFrameLocks noChangeAspect="1"/>
             </wp:cNvGraphicFramePr>
@@ -3060,7 +3202,7 @@
                     <pic:cNvPicPr/>
                   </pic:nvPicPr>
                   <pic:blipFill>
-                    <a:blip r:embed="rId20"/>
+                    <a:blip r:embed="rId21"/>
                     <a:stretch>
                       <a:fillRect/>
                     </a:stretch>
@@ -3068,7 +3210,7 @@
                   <pic:spPr>
                     <a:xfrm>
                       <a:off x="0" y="0"/>
-                      <a:ext cx="2718816" cy="2883408"/>
+                      <a:ext cx="3707476" cy="3931920"/>
                     </a:xfrm>
                     <a:prstGeom prst="rect"/>
                   </pic:spPr>
@@ -3092,7 +3234,7 @@
           <w:i w:val="0"/>
           <w:sz w:val="28"/>
         </w:rPr>
-        <w:t>Рис. 10. Счётчики выполненных операций</w:t>
+        <w:t>Рис. 11. Счётчики выполненных операций</w:t>
       </w:r>
     </w:p>
     <w:p>
@@ -3132,7 +3274,7 @@
           <w:i w:val="0"/>
           <w:sz w:val="28"/>
         </w:rPr>
-        <w:t>Программа не отправляет документы в сеть, не сохраняет их копии и не ведёт журнал содержимого. Всё, что она записывает, — это настройки окон, счётчики операций и отчёты о слиянии книг Excel; отчёт содержит имена файлов и листов, но не их содержимое.</w:t>
+        <w:t>Программа не отправляет документы в сеть, не сохраняет их копии и не ведёт журнал содержимого. Всё, что она записывает, — это настройки окон, счётчики операций и отчёты о слиянии книг Excel. Отчёт содержит имена файлов и листов, но не их содержимое.</w:t>
       </w:r>
     </w:p>
     <w:p>
@@ -3156,7 +3298,7 @@
         <w:pStyle w:val="Heading1"/>
       </w:pPr>
       <w:r>
-        <w:t>3. Свод Excel</w:t>
+        <w:t>3. Объединение PDF</w:t>
       </w:r>
     </w:p>
     <w:p>
@@ -3165,563 +3307,6 @@
       </w:pPr>
       <w:r>
         <w:t>3.1. Назначение</w:t>
-      </w:r>
-    </w:p>
-    <w:p>
-      <w:pPr>
-        <w:spacing w:before="0" w:after="0"/>
-        <w:ind w:firstLine="709"/>
-        <w:jc w:val="both"/>
-      </w:pPr>
-      <w:r>
-        <w:rPr>
-          <w:rFonts w:ascii="Times New Roman" w:hAnsi="Times New Roman" w:cs="Times New Roman" w:eastAsia="Times New Roman"/>
-          <w:b w:val="0"/>
-          <w:i w:val="0"/>
-          <w:sz w:val="28"/>
-        </w:rPr>
-        <w:t>Инструмент собирает листы из нескольких книг Excel в одну книгу — свод. Типичная задача: подразделения прислали по файлу, а нужен один документ, где каждый файл лежит отдельным листом, есть оглавление со ссылками и понятно, какие файлы не удалось обработать и почему.</w:t>
-      </w:r>
-    </w:p>
-    <w:p>
-      <w:pPr>
-        <w:spacing w:before="0" w:after="0"/>
-        <w:ind w:firstLine="709"/>
-        <w:jc w:val="both"/>
-      </w:pPr>
-      <w:r>
-        <w:rPr>
-          <w:rFonts w:ascii="Times New Roman" w:hAnsi="Times New Roman" w:cs="Times New Roman" w:eastAsia="Times New Roman"/>
-          <w:b w:val="0"/>
-          <w:i w:val="0"/>
-          <w:sz w:val="28"/>
-        </w:rPr>
-        <w:t>Ручная сборка такого свода — это открыть каждую книгу, скопировать лист, вставить, переименовать, и так по кругу. Программа делает это за один проход, сохраняя оформление, формулы и диаграммы.</w:t>
-      </w:r>
-    </w:p>
-    <w:p>
-      <w:pPr>
-        <w:pStyle w:val="Heading2"/>
-      </w:pPr>
-      <w:r>
-        <w:t>3.2. Окно инструмента</w:t>
-      </w:r>
-    </w:p>
-    <w:p>
-      <w:pPr>
-        <w:spacing w:before="0" w:after="0"/>
-        <w:ind w:firstLine="709"/>
-        <w:jc w:val="both"/>
-      </w:pPr>
-      <w:r>
-        <w:rPr>
-          <w:rFonts w:ascii="Times New Roman" w:hAnsi="Times New Roman" w:cs="Times New Roman" w:eastAsia="Times New Roman"/>
-          <w:b w:val="0"/>
-          <w:i w:val="0"/>
-          <w:sz w:val="28"/>
-        </w:rPr>
-        <w:t>Окно разделено на смысловые блоки: откуда брать, куда сохранить, с какими параметрами и что именно объединять (рис. 11).</w:t>
-      </w:r>
-    </w:p>
-    <w:p>
-      <w:pPr>
-        <w:keepNext/>
-        <w:spacing w:before="200" w:after="80"/>
-        <w:ind w:firstLine="0"/>
-        <w:jc w:val="center"/>
-      </w:pPr>
-      <w:r>
-        <w:drawing>
-          <wp:inline xmlns:a="http://schemas.openxmlformats.org/drawingml/2006/main" xmlns:pic="http://schemas.openxmlformats.org/drawingml/2006/picture">
-            <wp:extent cx="5760000" cy="4250667"/>
-            <wp:docPr id="11" name="Picture 11"/>
-            <wp:cNvGraphicFramePr>
-              <a:graphicFrameLocks noChangeAspect="1"/>
-            </wp:cNvGraphicFramePr>
-            <a:graphic>
-              <a:graphicData uri="http://schemas.openxmlformats.org/drawingml/2006/picture">
-                <pic:pic>
-                  <pic:nvPicPr>
-                    <pic:cNvPr id="0" name="excel.png"/>
-                    <pic:cNvPicPr/>
-                  </pic:nvPicPr>
-                  <pic:blipFill>
-                    <a:blip r:embed="rId21"/>
-                    <a:stretch>
-                      <a:fillRect/>
-                    </a:stretch>
-                  </pic:blipFill>
-                  <pic:spPr>
-                    <a:xfrm>
-                      <a:off x="0" y="0"/>
-                      <a:ext cx="5760000" cy="4250667"/>
-                    </a:xfrm>
-                    <a:prstGeom prst="rect"/>
-                  </pic:spPr>
-                </pic:pic>
-              </a:graphicData>
-            </a:graphic>
-          </wp:inline>
-        </w:drawing>
-      </w:r>
-    </w:p>
-    <w:p>
-      <w:pPr>
-        <w:spacing w:after="240"/>
-        <w:ind w:firstLine="0"/>
-        <w:jc w:val="center"/>
-      </w:pPr>
-      <w:r>
-        <w:rPr>
-          <w:rFonts w:ascii="Times New Roman" w:hAnsi="Times New Roman" w:cs="Times New Roman" w:eastAsia="Times New Roman"/>
-          <w:b w:val="0"/>
-          <w:i w:val="0"/>
-          <w:sz w:val="28"/>
-        </w:rPr>
-        <w:t>Рис. 11. Окно инструмента «Свод Excel»</w:t>
-      </w:r>
-    </w:p>
-    <w:p>
-      <w:pPr>
-        <w:pStyle w:val="Heading2"/>
-      </w:pPr>
-      <w:r>
-        <w:t>3.3. Порядок работы</w:t>
-      </w:r>
-    </w:p>
-    <w:p>
-      <w:pPr>
-        <w:spacing w:line="360" w:lineRule="auto"/>
-        <w:ind w:left="709" w:hanging="425"/>
-        <w:jc w:val="both"/>
-      </w:pPr>
-      <w:r>
-        <w:rPr>
-          <w:rFonts w:ascii="Times New Roman" w:hAnsi="Times New Roman" w:cs="Times New Roman" w:eastAsia="Times New Roman"/>
-          <w:b/>
-          <w:i w:val="0"/>
-          <w:sz w:val="28"/>
-        </w:rPr>
-        <w:t xml:space="preserve">1. </w:t>
-      </w:r>
-      <w:r>
-        <w:rPr>
-          <w:rFonts w:ascii="Times New Roman" w:hAnsi="Times New Roman" w:cs="Times New Roman" w:eastAsia="Times New Roman"/>
-          <w:b/>
-          <w:i w:val="0"/>
-          <w:sz w:val="28"/>
-        </w:rPr>
-        <w:t xml:space="preserve">Укажите папку с исходными файлами кнопкой «Обзор…» </w:t>
-      </w:r>
-      <w:r>
-        <w:rPr>
-          <w:rFonts w:ascii="Times New Roman" w:hAnsi="Times New Roman" w:cs="Times New Roman" w:eastAsia="Times New Roman"/>
-          <w:b w:val="0"/>
-          <w:i w:val="0"/>
-          <w:sz w:val="28"/>
-        </w:rPr>
-        <w:t>или перетащите её прямо в окно программы. Программа сразу пересчитает, сколько файлов найдено, и покажет их списком внизу.</w:t>
-      </w:r>
-    </w:p>
-    <w:p>
-      <w:pPr>
-        <w:spacing w:line="360" w:lineRule="auto"/>
-        <w:ind w:left="709" w:hanging="425"/>
-        <w:jc w:val="both"/>
-      </w:pPr>
-      <w:r>
-        <w:rPr>
-          <w:rFonts w:ascii="Times New Roman" w:hAnsi="Times New Roman" w:cs="Times New Roman" w:eastAsia="Times New Roman"/>
-          <w:b/>
-          <w:i w:val="0"/>
-          <w:sz w:val="28"/>
-        </w:rPr>
-        <w:t xml:space="preserve">2. </w:t>
-      </w:r>
-      <w:r>
-        <w:rPr>
-          <w:rFonts w:ascii="Times New Roman" w:hAnsi="Times New Roman" w:cs="Times New Roman" w:eastAsia="Times New Roman"/>
-          <w:b/>
-          <w:i w:val="0"/>
-          <w:sz w:val="28"/>
-        </w:rPr>
-        <w:t xml:space="preserve">Задайте имя итогового файла. </w:t>
-      </w:r>
-      <w:r>
-        <w:rPr>
-          <w:rFonts w:ascii="Times New Roman" w:hAnsi="Times New Roman" w:cs="Times New Roman" w:eastAsia="Times New Roman"/>
-          <w:b w:val="0"/>
-          <w:i w:val="0"/>
-          <w:sz w:val="28"/>
-        </w:rPr>
-        <w:t>Расширение подставляется само, поэтому вводить его не нужно. Формат «.xls» оставлен для тех, кому нужен старый Excel 97–2003. Если поле «Папка» оставить пустым, свод ляжет рядом с исходными файлами.</w:t>
-      </w:r>
-    </w:p>
-    <w:p>
-      <w:pPr>
-        <w:spacing w:line="360" w:lineRule="auto"/>
-        <w:ind w:left="709" w:hanging="425"/>
-        <w:jc w:val="both"/>
-      </w:pPr>
-      <w:r>
-        <w:rPr>
-          <w:rFonts w:ascii="Times New Roman" w:hAnsi="Times New Roman" w:cs="Times New Roman" w:eastAsia="Times New Roman"/>
-          <w:b/>
-          <w:i w:val="0"/>
-          <w:sz w:val="28"/>
-        </w:rPr>
-        <w:t xml:space="preserve">3. </w:t>
-      </w:r>
-      <w:r>
-        <w:rPr>
-          <w:rFonts w:ascii="Times New Roman" w:hAnsi="Times New Roman" w:cs="Times New Roman" w:eastAsia="Times New Roman"/>
-          <w:b/>
-          <w:i w:val="0"/>
-          <w:sz w:val="28"/>
-        </w:rPr>
-        <w:t xml:space="preserve">Проверьте состав и порядок в списке «Файлы для объединения». </w:t>
-      </w:r>
-      <w:r>
-        <w:rPr>
-          <w:rFonts w:ascii="Times New Roman" w:hAnsi="Times New Roman" w:cs="Times New Roman" w:eastAsia="Times New Roman"/>
-          <w:b w:val="0"/>
-          <w:i w:val="0"/>
-          <w:sz w:val="28"/>
-        </w:rPr>
-        <w:t>Порядок задаётся перетаскиванием строк или кнопками «▲ Выше» и «▼ Ниже», кнопка «По имени» возвращает естественный порядок. Ненужный файл исключается снятием галочки, кнопки «Отметить все» и «Снять все» делают это разом.</w:t>
-      </w:r>
-    </w:p>
-    <w:p>
-      <w:pPr>
-        <w:spacing w:line="360" w:lineRule="auto"/>
-        <w:ind w:left="709" w:hanging="425"/>
-        <w:jc w:val="both"/>
-      </w:pPr>
-      <w:r>
-        <w:rPr>
-          <w:rFonts w:ascii="Times New Roman" w:hAnsi="Times New Roman" w:cs="Times New Roman" w:eastAsia="Times New Roman"/>
-          <w:b/>
-          <w:i w:val="0"/>
-          <w:sz w:val="28"/>
-        </w:rPr>
-        <w:t xml:space="preserve">4. </w:t>
-      </w:r>
-      <w:r>
-        <w:rPr>
-          <w:rFonts w:ascii="Times New Roman" w:hAnsi="Times New Roman" w:cs="Times New Roman" w:eastAsia="Times New Roman"/>
-          <w:b/>
-          <w:i w:val="0"/>
-          <w:sz w:val="28"/>
-        </w:rPr>
-        <w:t xml:space="preserve">Нажмите «Объединить». </w:t>
-      </w:r>
-      <w:r>
-        <w:rPr>
-          <w:rFonts w:ascii="Times New Roman" w:hAnsi="Times New Roman" w:cs="Times New Roman" w:eastAsia="Times New Roman"/>
-          <w:b w:val="0"/>
-          <w:i w:val="0"/>
-          <w:sz w:val="28"/>
-        </w:rPr>
-        <w:t>Ход работы виден в строке состояния и на полосе прогресса, кнопка «Отменить» останавливает сборку после текущего файла.</w:t>
-      </w:r>
-    </w:p>
-    <w:p>
-      <w:pPr>
-        <w:pStyle w:val="Heading2"/>
-      </w:pPr>
-      <w:r>
-        <w:t>3.4. Параметры сборки</w:t>
-      </w:r>
-    </w:p>
-    <w:p>
-      <w:pPr>
-        <w:spacing w:line="360" w:lineRule="auto" w:after="0"/>
-        <w:ind w:left="992" w:hanging="283"/>
-        <w:jc w:val="both"/>
-      </w:pPr>
-      <w:r>
-        <w:rPr>
-          <w:rFonts w:ascii="Times New Roman" w:hAnsi="Times New Roman" w:cs="Times New Roman" w:eastAsia="Times New Roman"/>
-          <w:b w:val="0"/>
-          <w:i w:val="0"/>
-          <w:sz w:val="28"/>
-        </w:rPr>
-        <w:t xml:space="preserve">— </w:t>
-      </w:r>
-      <w:r>
-        <w:rPr>
-          <w:rFonts w:ascii="Times New Roman" w:hAnsi="Times New Roman" w:cs="Times New Roman" w:eastAsia="Times New Roman"/>
-          <w:b/>
-          <w:i w:val="0"/>
-          <w:sz w:val="28"/>
-        </w:rPr>
-        <w:t xml:space="preserve">Листы. </w:t>
-      </w:r>
-      <w:r>
-        <w:rPr>
-          <w:rFonts w:ascii="Times New Roman" w:hAnsi="Times New Roman" w:cs="Times New Roman" w:eastAsia="Times New Roman"/>
-          <w:b w:val="0"/>
-          <w:i w:val="0"/>
-          <w:sz w:val="28"/>
-        </w:rPr>
-        <w:t>«Только первый лист» берёт из каждой книги первый видимый лист — обычная ситуация, когда файл содержит одну форму. «Все листы» переносит все видимые листы книги.</w:t>
-      </w:r>
-    </w:p>
-    <w:p>
-      <w:pPr>
-        <w:spacing w:line="360" w:lineRule="auto" w:after="0"/>
-        <w:ind w:left="992" w:hanging="283"/>
-        <w:jc w:val="both"/>
-      </w:pPr>
-      <w:r>
-        <w:rPr>
-          <w:rFonts w:ascii="Times New Roman" w:hAnsi="Times New Roman" w:cs="Times New Roman" w:eastAsia="Times New Roman"/>
-          <w:b w:val="0"/>
-          <w:i w:val="0"/>
-          <w:sz w:val="28"/>
-        </w:rPr>
-        <w:t xml:space="preserve">— </w:t>
-      </w:r>
-      <w:r>
-        <w:rPr>
-          <w:rFonts w:ascii="Times New Roman" w:hAnsi="Times New Roman" w:cs="Times New Roman" w:eastAsia="Times New Roman"/>
-          <w:b/>
-          <w:i w:val="0"/>
-          <w:sz w:val="28"/>
-        </w:rPr>
-        <w:t xml:space="preserve">Лист «Содержание». </w:t>
-      </w:r>
-      <w:r>
-        <w:rPr>
-          <w:rFonts w:ascii="Times New Roman" w:hAnsi="Times New Roman" w:cs="Times New Roman" w:eastAsia="Times New Roman"/>
-          <w:b w:val="0"/>
-          <w:i w:val="0"/>
-          <w:sz w:val="28"/>
-        </w:rPr>
-        <w:t>Первым листом свода становится оглавление: названия файлов, гиперссылки на соответствующие листы и статус обработки каждого файла. По своду становится возможно перемещаться, а не искать нужный лист среди полусотни вкладок.</w:t>
-      </w:r>
-    </w:p>
-    <w:p>
-      <w:pPr>
-        <w:spacing w:line="360" w:lineRule="auto" w:after="0"/>
-        <w:ind w:left="992" w:hanging="283"/>
-        <w:jc w:val="both"/>
-      </w:pPr>
-      <w:r>
-        <w:rPr>
-          <w:rFonts w:ascii="Times New Roman" w:hAnsi="Times New Roman" w:cs="Times New Roman" w:eastAsia="Times New Roman"/>
-          <w:b w:val="0"/>
-          <w:i w:val="0"/>
-          <w:sz w:val="28"/>
-        </w:rPr>
-        <w:t xml:space="preserve">— </w:t>
-      </w:r>
-      <w:r>
-        <w:rPr>
-          <w:rFonts w:ascii="Times New Roman" w:hAnsi="Times New Roman" w:cs="Times New Roman" w:eastAsia="Times New Roman"/>
-          <w:b/>
-          <w:i w:val="0"/>
-          <w:sz w:val="28"/>
-        </w:rPr>
-        <w:t xml:space="preserve">Заменить формулы значениями. </w:t>
-      </w:r>
-      <w:r>
-        <w:rPr>
-          <w:rFonts w:ascii="Times New Roman" w:hAnsi="Times New Roman" w:cs="Times New Roman" w:eastAsia="Times New Roman"/>
-          <w:b w:val="0"/>
-          <w:i w:val="0"/>
-          <w:sz w:val="28"/>
-        </w:rPr>
-        <w:t>Вместо формул в свод попадают вычисленные значения. Свод перестаёт зависеть от исходных книг: его можно переслать, и числа в нём не «поедут» и не превратятся в ошибки из-за отсутствующих ссылок.</w:t>
-      </w:r>
-    </w:p>
-    <w:p>
-      <w:pPr>
-        <w:pStyle w:val="Heading2"/>
-      </w:pPr>
-      <w:r>
-        <w:t>3.5. Результат, отчёт и сопроводительная записка</w:t>
-      </w:r>
-    </w:p>
-    <w:p>
-      <w:pPr>
-        <w:spacing w:before="0" w:after="0"/>
-        <w:ind w:firstLine="709"/>
-        <w:jc w:val="both"/>
-      </w:pPr>
-      <w:r>
-        <w:rPr>
-          <w:rFonts w:ascii="Times New Roman" w:hAnsi="Times New Roman" w:cs="Times New Roman" w:eastAsia="Times New Roman"/>
-          <w:b w:val="0"/>
-          <w:i w:val="0"/>
-          <w:sz w:val="28"/>
-        </w:rPr>
-        <w:t>После сборки результат по каждому файлу появляется прямо в списке — в колонках «Результат» и «Примечание». Битые и защищённые паролем книги пропускаются с указанием причины, остальные переносятся. Внизу окна появляются ссылки: открыть готовый файл, открыть папку с ним и открыть отчёт о слиянии.</w:t>
-      </w:r>
-    </w:p>
-    <w:p>
-      <w:pPr>
-        <w:spacing w:before="0" w:after="0"/>
-        <w:ind w:firstLine="709"/>
-        <w:jc w:val="both"/>
-      </w:pPr>
-      <w:r>
-        <w:rPr>
-          <w:rFonts w:ascii="Times New Roman" w:hAnsi="Times New Roman" w:cs="Times New Roman" w:eastAsia="Times New Roman"/>
-          <w:b w:val="0"/>
-          <w:i w:val="0"/>
-          <w:sz w:val="28"/>
-        </w:rPr>
-        <w:t>Кнопка «Повторить пропущенные» дослит исправленные файлы в уже собранный свод, не пересобирая его целиком. Это экономит время, когда из тридцати файлов сбойнули два.</w:t>
-      </w:r>
-    </w:p>
-    <w:p>
-      <w:pPr>
-        <w:spacing w:before="0" w:after="0"/>
-        <w:ind w:firstLine="709"/>
-        <w:jc w:val="both"/>
-      </w:pPr>
-      <w:r>
-        <w:rPr>
-          <w:rFonts w:ascii="Times New Roman" w:hAnsi="Times New Roman" w:cs="Times New Roman" w:eastAsia="Times New Roman"/>
-          <w:b w:val="0"/>
-          <w:i w:val="0"/>
-          <w:sz w:val="28"/>
-        </w:rPr>
-        <w:t>Кнопка «Записка Word» создаёт сопроводительную записку к своду в формате .docx: итоги, перечень пропущенных файлов и стандартное оформление. Записку остаётся подписать, а не набирать с нуля.</w:t>
-      </w:r>
-      <w:r>
-        <w:rPr>
-          <w:rFonts w:ascii="Times New Roman" w:hAnsi="Times New Roman" w:cs="Times New Roman" w:eastAsia="Times New Roman"/>
-          <w:b w:val="0"/>
-          <w:i w:val="0"/>
-          <w:sz w:val="28"/>
-          <w:vertAlign w:val="superscript"/>
-        </w:rPr>
-        <w:footnoteReference w:id="5"/>
-      </w:r>
-    </w:p>
-    <w:p>
-      <w:pPr>
-        <w:pStyle w:val="Heading2"/>
-      </w:pPr>
-      <w:r>
-        <w:t>3.6. Меню инструмента</w:t>
-      </w:r>
-    </w:p>
-    <w:p>
-      <w:pPr>
-        <w:spacing w:before="0" w:after="0"/>
-        <w:ind w:firstLine="709"/>
-        <w:jc w:val="both"/>
-      </w:pPr>
-      <w:r>
-        <w:rPr>
-          <w:rFonts w:ascii="Times New Roman" w:hAnsi="Times New Roman" w:cs="Times New Roman" w:eastAsia="Times New Roman"/>
-          <w:b w:val="0"/>
-          <w:i w:val="0"/>
-          <w:sz w:val="28"/>
-        </w:rPr>
-        <w:t>Меню «Меню» содержит встроенную справку, статистику, выбор языка и пункт «Папка отчётов», открывающий папку с последними отчётами о слиянии (рис. 12).</w:t>
-      </w:r>
-    </w:p>
-    <w:p>
-      <w:pPr>
-        <w:keepNext/>
-        <w:spacing w:before="200" w:after="80"/>
-        <w:ind w:firstLine="0"/>
-        <w:jc w:val="center"/>
-      </w:pPr>
-      <w:r>
-        <w:drawing>
-          <wp:inline xmlns:a="http://schemas.openxmlformats.org/drawingml/2006/main" xmlns:pic="http://schemas.openxmlformats.org/drawingml/2006/picture">
-            <wp:extent cx="5760000" cy="4272701"/>
-            <wp:docPr id="12" name="Picture 12"/>
-            <wp:cNvGraphicFramePr>
-              <a:graphicFrameLocks noChangeAspect="1"/>
-            </wp:cNvGraphicFramePr>
-            <a:graphic>
-              <a:graphicData uri="http://schemas.openxmlformats.org/drawingml/2006/picture">
-                <pic:pic>
-                  <pic:nvPicPr>
-                    <pic:cNvPr id="0" name="excel-menu.png"/>
-                    <pic:cNvPicPr/>
-                  </pic:nvPicPr>
-                  <pic:blipFill>
-                    <a:blip r:embed="rId22"/>
-                    <a:stretch>
-                      <a:fillRect/>
-                    </a:stretch>
-                  </pic:blipFill>
-                  <pic:spPr>
-                    <a:xfrm>
-                      <a:off x="0" y="0"/>
-                      <a:ext cx="5760000" cy="4272701"/>
-                    </a:xfrm>
-                    <a:prstGeom prst="rect"/>
-                  </pic:spPr>
-                </pic:pic>
-              </a:graphicData>
-            </a:graphic>
-          </wp:inline>
-        </w:drawing>
-      </w:r>
-    </w:p>
-    <w:p>
-      <w:pPr>
-        <w:spacing w:after="240"/>
-        <w:ind w:firstLine="0"/>
-        <w:jc w:val="center"/>
-      </w:pPr>
-      <w:r>
-        <w:rPr>
-          <w:rFonts w:ascii="Times New Roman" w:hAnsi="Times New Roman" w:cs="Times New Roman" w:eastAsia="Times New Roman"/>
-          <w:b w:val="0"/>
-          <w:i w:val="0"/>
-          <w:sz w:val="28"/>
-        </w:rPr>
-        <w:t>Рис. 12. Меню инструмента «Свод Excel»</w:t>
-      </w:r>
-    </w:p>
-    <w:p>
-      <w:pPr>
-        <w:spacing w:before="120" w:after="120"/>
-        <w:ind w:firstLine="0" w:left="709"/>
-        <w:jc w:val="both"/>
-      </w:pPr>
-      <w:r>
-        <w:rPr>
-          <w:rFonts w:ascii="Times New Roman" w:hAnsi="Times New Roman" w:cs="Times New Roman" w:eastAsia="Times New Roman"/>
-          <w:b/>
-          <w:i w:val="0"/>
-          <w:sz w:val="28"/>
-        </w:rPr>
-        <w:t xml:space="preserve">Примечание. </w:t>
-      </w:r>
-      <w:r>
-        <w:rPr>
-          <w:rFonts w:ascii="Times New Roman" w:hAnsi="Times New Roman" w:cs="Times New Roman" w:eastAsia="Times New Roman"/>
-          <w:b w:val="0"/>
-          <w:i/>
-          <w:sz w:val="28"/>
-        </w:rPr>
-        <w:t>В списке файлов работают привычные клавиши: Alt + ↑ и Alt + ↓ меняют порядок, Delete исключает файл, Ctrl + A выделяет всё, Ctrl + C копирует строки в буфер обмена.</w:t>
-      </w:r>
-    </w:p>
-    <w:p>
-      <w:pPr>
-        <w:pStyle w:val="Heading1"/>
-      </w:pPr>
-      <w:r>
-        <w:t>4. Объединение PDF</w:t>
-      </w:r>
-    </w:p>
-    <w:p>
-      <w:pPr>
-        <w:pStyle w:val="Heading2"/>
-      </w:pPr>
-      <w:r>
-        <w:t>4.1. Назначение</w:t>
       </w:r>
     </w:p>
     <w:p>
@@ -3761,7 +3346,7 @@
         <w:pStyle w:val="Heading2"/>
       </w:pPr>
       <w:r>
-        <w:t>4.2. Окно инструмента</w:t>
+        <w:t>3.2. Окно инструмента</w:t>
       </w:r>
     </w:p>
     <w:p>
@@ -3777,7 +3362,7 @@
           <w:i w:val="0"/>
           <w:sz w:val="28"/>
         </w:rPr>
-        <w:t>Слева — сетка страниц всех добавленных файлов, справа — действия над ними, внизу — масштаб, сжатие и кнопка сохранения (рис. 13).</w:t>
+        <w:t>Слева — сетка страниц всех добавленных файлов, справа — действия над ними, внизу — масштаб, сжатие и кнопка сохранения (рис. 12).</w:t>
       </w:r>
     </w:p>
     <w:p>
@@ -3791,7 +3376,7 @@
         <w:drawing>
           <wp:inline xmlns:a="http://schemas.openxmlformats.org/drawingml/2006/main" xmlns:pic="http://schemas.openxmlformats.org/drawingml/2006/picture">
             <wp:extent cx="5760000" cy="4608000"/>
-            <wp:docPr id="13" name="Picture 13"/>
+            <wp:docPr id="12" name="Picture 12"/>
             <wp:cNvGraphicFramePr>
               <a:graphicFrameLocks noChangeAspect="1"/>
             </wp:cNvGraphicFramePr>
@@ -3803,7 +3388,7 @@
                     <pic:cNvPicPr/>
                   </pic:nvPicPr>
                   <pic:blipFill>
-                    <a:blip r:embed="rId23"/>
+                    <a:blip r:embed="rId22"/>
                     <a:stretch>
                       <a:fillRect/>
                     </a:stretch>
@@ -3835,7 +3420,7 @@
           <w:i w:val="0"/>
           <w:sz w:val="28"/>
         </w:rPr>
-        <w:t>Рис. 13. Окно инструмента «Объединение PDF»</w:t>
+        <w:t>Рис. 12. Окно инструмента «Объединение PDF»</w:t>
       </w:r>
     </w:p>
     <w:p>
@@ -3843,7 +3428,7 @@
         <w:pStyle w:val="Heading2"/>
       </w:pPr>
       <w:r>
-        <w:t>4.3. Порядок работы</w:t>
+        <w:t>3.3. Порядок работы</w:t>
       </w:r>
     </w:p>
     <w:p>
@@ -3911,7 +3496,7 @@
           <w:i w:val="0"/>
           <w:sz w:val="28"/>
         </w:rPr>
-        <w:t>перетаскиванием миниатюр или кнопками «Раньше» и «Позже». Лишние страницы убирайте кнопкой «Удалить» или клавишей Delete.</w:t>
+        <w:t>перетаскиванием миниатюр или кнопками «◀ Влево» и «Вправо ▶». Лишние страницы убирайте кнопкой «Удалить» или клавишей Delete.</w:t>
       </w:r>
     </w:p>
     <w:p>
@@ -3987,7 +3572,7 @@
         <w:pStyle w:val="Heading2"/>
       </w:pPr>
       <w:r>
-        <w:t>4.4. Двусторонняя печать: «Добавить пустую стр.»</w:t>
+        <w:t>3.4. Двусторонняя печать: «Добавить пустую стр.»</w:t>
       </w:r>
     </w:p>
     <w:p>
@@ -4036,7 +3621,7 @@
         <w:pStyle w:val="Heading2"/>
       </w:pPr>
       <w:r>
-        <w:t>4.5. Сборка двустороннего скана</w:t>
+        <w:t>3.5. Сборка двустороннего скана</w:t>
       </w:r>
     </w:p>
     <w:p>
@@ -4052,7 +3637,7 @@
           <w:i w:val="0"/>
           <w:sz w:val="28"/>
         </w:rPr>
-        <w:t>Пункт «Собрать двусторонний скан (лицо + оборот)» в меню «Меню» решает частую беду односторонних сканеров (рис. 14). Пачку сканируют лицевыми сторонами, переворачивают и сканируют оборотными — получаются два файла, причём второй обычно в обратном порядке.</w:t>
+        <w:t>Пункт «Собрать двусторонний скан (лицо + оборот)» в меню «Меню» решает частую беду односторонних сканеров (рис. 13). Пачку сканируют лицевыми сторонами, переворачивают и сканируют оборотными — получаются два файла, причём второй обычно в обратном порядке.</w:t>
       </w:r>
     </w:p>
     <w:p>
@@ -4066,7 +3651,7 @@
         <w:drawing>
           <wp:inline xmlns:a="http://schemas.openxmlformats.org/drawingml/2006/main" xmlns:pic="http://schemas.openxmlformats.org/drawingml/2006/picture">
             <wp:extent cx="5760000" cy="4626142"/>
-            <wp:docPr id="14" name="Picture 14"/>
+            <wp:docPr id="13" name="Picture 13"/>
             <wp:cNvGraphicFramePr>
               <a:graphicFrameLocks noChangeAspect="1"/>
             </wp:cNvGraphicFramePr>
@@ -4078,7 +3663,7 @@
                     <pic:cNvPicPr/>
                   </pic:nvPicPr>
                   <pic:blipFill>
-                    <a:blip r:embed="rId24"/>
+                    <a:blip r:embed="rId23"/>
                     <a:stretch>
                       <a:fillRect/>
                     </a:stretch>
@@ -4110,7 +3695,7 @@
           <w:i w:val="0"/>
           <w:sz w:val="28"/>
         </w:rPr>
-        <w:t>Рис. 14. Меню инструмента «Объединение PDF»</w:t>
+        <w:t>Рис. 13. Меню инструмента «Объединение PDF»</w:t>
       </w:r>
     </w:p>
     <w:p>
@@ -4134,7 +3719,7 @@
         <w:pStyle w:val="Heading1"/>
       </w:pPr>
       <w:r>
-        <w:t>5. Разделение PDF</w:t>
+        <w:t>4. Разделение PDF</w:t>
       </w:r>
     </w:p>
     <w:p>
@@ -4142,7 +3727,7 @@
         <w:pStyle w:val="Heading2"/>
       </w:pPr>
       <w:r>
-        <w:t>5.1. Назначение</w:t>
+        <w:t>4.1. Назначение</w:t>
       </w:r>
     </w:p>
     <w:p>
@@ -4182,7 +3767,7 @@
         <w:pStyle w:val="Heading2"/>
       </w:pPr>
       <w:r>
-        <w:t>5.2. Окно инструмента</w:t>
+        <w:t>4.2. Окно инструмента</w:t>
       </w:r>
     </w:p>
     <w:p>
@@ -4198,7 +3783,7 @@
           <w:i w:val="0"/>
           <w:sz w:val="28"/>
         </w:rPr>
-        <w:t>Слева — сетка страниц открытого документа, справа — выбор режима и его настройки (рис. 15). Набор полей справа меняется вместе с режимом, поэтому лишнего на экране нет.</w:t>
+        <w:t>Слева — сетка страниц открытого документа, справа — выбор режима и его настройки (рис. 14). Набор полей справа меняется вместе с режимом, поэтому лишнего на экране нет.</w:t>
       </w:r>
     </w:p>
     <w:p>
@@ -4212,7 +3797,7 @@
         <w:drawing>
           <wp:inline xmlns:a="http://schemas.openxmlformats.org/drawingml/2006/main" xmlns:pic="http://schemas.openxmlformats.org/drawingml/2006/picture">
             <wp:extent cx="5760000" cy="4608000"/>
-            <wp:docPr id="15" name="Picture 15"/>
+            <wp:docPr id="14" name="Picture 14"/>
             <wp:cNvGraphicFramePr>
               <a:graphicFrameLocks noChangeAspect="1"/>
             </wp:cNvGraphicFramePr>
@@ -4224,7 +3809,7 @@
                     <pic:cNvPicPr/>
                   </pic:nvPicPr>
                   <pic:blipFill>
-                    <a:blip r:embed="rId25"/>
+                    <a:blip r:embed="rId24"/>
                     <a:stretch>
                       <a:fillRect/>
                     </a:stretch>
@@ -4256,7 +3841,7 @@
           <w:i w:val="0"/>
           <w:sz w:val="28"/>
         </w:rPr>
-        <w:t>Рис. 15. Окно инструмента «Разделение PDF»</w:t>
+        <w:t>Рис. 14. Окно инструмента «Разделение PDF»</w:t>
       </w:r>
     </w:p>
     <w:p>
@@ -4264,7 +3849,7 @@
         <w:pStyle w:val="Heading2"/>
       </w:pPr>
       <w:r>
-        <w:t>5.3. Режимы разделения</w:t>
+        <w:t>4.3. Режимы разделения</w:t>
       </w:r>
     </w:p>
     <w:p>
@@ -4280,7 +3865,7 @@
           <w:i w:val="0"/>
           <w:sz w:val="28"/>
         </w:rPr>
-        <w:t>Режим выбирается в списке «Режим» (рис. 16). Под списком программа коротко подсказывает, что сделает выбранный режим, а надпись на большой кнопке меняется с «Извлечь…» на «Разделить…» — чтобы до нажатия было понятно, что произойдёт.</w:t>
+        <w:t>Режим выбирается в списке «Режим» (рис. 15). Под списком программа коротко подсказывает, что сделает выбранный режим, а надпись на большой кнопке меняется с «Извлечь…» на «Разделить…» — чтобы до нажатия было понятно, что произойдёт.</w:t>
       </w:r>
     </w:p>
     <w:p>
@@ -4294,7 +3879,7 @@
         <w:drawing>
           <wp:inline xmlns:a="http://schemas.openxmlformats.org/drawingml/2006/main" xmlns:pic="http://schemas.openxmlformats.org/drawingml/2006/picture">
             <wp:extent cx="5760000" cy="4626142"/>
-            <wp:docPr id="16" name="Picture 16"/>
+            <wp:docPr id="15" name="Picture 15"/>
             <wp:cNvGraphicFramePr>
               <a:graphicFrameLocks noChangeAspect="1"/>
             </wp:cNvGraphicFramePr>
@@ -4306,7 +3891,7 @@
                     <pic:cNvPicPr/>
                   </pic:nvPicPr>
                   <pic:blipFill>
-                    <a:blip r:embed="rId26"/>
+                    <a:blip r:embed="rId25"/>
                     <a:stretch>
                       <a:fillRect/>
                     </a:stretch>
@@ -4338,7 +3923,7 @@
           <w:i w:val="0"/>
           <w:sz w:val="28"/>
         </w:rPr>
-        <w:t>Рис. 16. Выбор режима разделения</w:t>
+        <w:t>Рис. 15. Выбор режима разделения</w:t>
       </w:r>
     </w:p>
     <w:p>
@@ -4748,7 +4333,81 @@
           <w:i w:val="0"/>
           <w:sz w:val="28"/>
         </w:rPr>
-        <w:t>Режим «По диапазонам» принимает номера через запятую (рис. 17). Запись «1-3» означает страницы с первой по третью, «5» — одну страницу, «8-» — с восьмой до конца. По умолчанию каждый диапазон становится отдельным файлом, а флажок «Объединить в один файл» собирает все указанные страницы в один документ.</w:t>
+        <w:t>Режим «По диапазонам» принимает номера через запятую (рис. 16). Запись «1-3» означает страницы с первой по третью, «5» — одну страницу, «8-» — с восьмой до конца. По умолчанию каждый диапазон становится отдельным файлом, а флажок «Объединить в один файл» собирает все указанные страницы в один документ.</w:t>
+      </w:r>
+    </w:p>
+    <w:p>
+      <w:pPr>
+        <w:keepNext/>
+        <w:spacing w:before="200" w:after="80"/>
+        <w:ind w:firstLine="0"/>
+        <w:jc w:val="center"/>
+      </w:pPr>
+      <w:r>
+        <w:drawing>
+          <wp:inline xmlns:a="http://schemas.openxmlformats.org/drawingml/2006/main" xmlns:pic="http://schemas.openxmlformats.org/drawingml/2006/picture">
+            <wp:extent cx="5760000" cy="4608000"/>
+            <wp:docPr id="16" name="Picture 16"/>
+            <wp:cNvGraphicFramePr>
+              <a:graphicFrameLocks noChangeAspect="1"/>
+            </wp:cNvGraphicFramePr>
+            <a:graphic>
+              <a:graphicData uri="http://schemas.openxmlformats.org/drawingml/2006/picture">
+                <pic:pic>
+                  <pic:nvPicPr>
+                    <pic:cNvPr id="0" name="split-ranges.png"/>
+                    <pic:cNvPicPr/>
+                  </pic:nvPicPr>
+                  <pic:blipFill>
+                    <a:blip r:embed="rId26"/>
+                    <a:stretch>
+                      <a:fillRect/>
+                    </a:stretch>
+                  </pic:blipFill>
+                  <pic:spPr>
+                    <a:xfrm>
+                      <a:off x="0" y="0"/>
+                      <a:ext cx="5760000" cy="4608000"/>
+                    </a:xfrm>
+                    <a:prstGeom prst="rect"/>
+                  </pic:spPr>
+                </pic:pic>
+              </a:graphicData>
+            </a:graphic>
+          </wp:inline>
+        </w:drawing>
+      </w:r>
+    </w:p>
+    <w:p>
+      <w:pPr>
+        <w:spacing w:after="240"/>
+        <w:ind w:firstLine="0"/>
+        <w:jc w:val="center"/>
+      </w:pPr>
+      <w:r>
+        <w:rPr>
+          <w:rFonts w:ascii="Times New Roman" w:hAnsi="Times New Roman" w:cs="Times New Roman" w:eastAsia="Times New Roman"/>
+          <w:b w:val="0"/>
+          <w:i w:val="0"/>
+          <w:sz w:val="28"/>
+        </w:rPr>
+        <w:t>Рис. 16. Режим «По диапазонам»</w:t>
+      </w:r>
+    </w:p>
+    <w:p>
+      <w:pPr>
+        <w:spacing w:before="0" w:after="0"/>
+        <w:ind w:firstLine="709"/>
+        <w:jc w:val="both"/>
+      </w:pPr>
+      <w:r>
+        <w:rPr>
+          <w:rFonts w:ascii="Times New Roman" w:hAnsi="Times New Roman" w:cs="Times New Roman" w:eastAsia="Times New Roman"/>
+          <w:b w:val="0"/>
+          <w:i w:val="0"/>
+          <w:sz w:val="28"/>
+        </w:rPr>
+        <w:t>Режим «Каждые N страниц» режет документ на части заданного объёма (рис. 17). Значение 1 означает «каждая страница отдельным файлом».</w:t>
       </w:r>
     </w:p>
     <w:p>
@@ -4770,7 +4429,7 @@
               <a:graphicData uri="http://schemas.openxmlformats.org/drawingml/2006/picture">
                 <pic:pic>
                   <pic:nvPicPr>
-                    <pic:cNvPr id="0" name="split-ranges.png"/>
+                    <pic:cNvPr id="0" name="split-everyn.png"/>
                     <pic:cNvPicPr/>
                   </pic:nvPicPr>
                   <pic:blipFill>
@@ -4806,7 +4465,7 @@
           <w:i w:val="0"/>
           <w:sz w:val="28"/>
         </w:rPr>
-        <w:t>Рис. 17. Режим «По диапазонам»</w:t>
+        <w:t>Рис. 17. Режим «Каждые N страниц»</w:t>
       </w:r>
     </w:p>
     <w:p>
@@ -4822,7 +4481,7 @@
           <w:i w:val="0"/>
           <w:sz w:val="28"/>
         </w:rPr>
-        <w:t>Режим «Каждые N страниц» режет документ на части заданного объёма (рис. 18). Значение 1 означает «каждая страница отдельным файлом».</w:t>
+        <w:t>Режим «По закладкам» опирается на оглавление внутри PDF: каждая закладка верхнего уровня даёт отдельный файл, а её название подставляется в имя файла (рис. 18). Если закладок в документе нет, программа сообщит об этом и ничего не запишет.</w:t>
       </w:r>
     </w:p>
     <w:p>
@@ -4844,7 +4503,7 @@
               <a:graphicData uri="http://schemas.openxmlformats.org/drawingml/2006/picture">
                 <pic:pic>
                   <pic:nvPicPr>
-                    <pic:cNvPr id="0" name="split-everyn.png"/>
+                    <pic:cNvPr id="0" name="split-bookmarks.png"/>
                     <pic:cNvPicPr/>
                   </pic:nvPicPr>
                   <pic:blipFill>
@@ -4880,89 +4539,15 @@
           <w:i w:val="0"/>
           <w:sz w:val="28"/>
         </w:rPr>
-        <w:t>Рис. 18. Режим «Каждые N страниц»</w:t>
+        <w:t>Рис. 18. Режим «По закладкам»</w:t>
       </w:r>
     </w:p>
     <w:p>
       <w:pPr>
-        <w:spacing w:before="0" w:after="0"/>
-        <w:ind w:firstLine="709"/>
-        <w:jc w:val="both"/>
-      </w:pPr>
-      <w:r>
-        <w:rPr>
-          <w:rFonts w:ascii="Times New Roman" w:hAnsi="Times New Roman" w:cs="Times New Roman" w:eastAsia="Times New Roman"/>
-          <w:b w:val="0"/>
-          <w:i w:val="0"/>
-          <w:sz w:val="28"/>
-        </w:rPr>
-        <w:t>Режим «По закладкам» опирается на оглавление внутри PDF: каждая закладка верхнего уровня даёт отдельный файл, а её название подставляется в имя файла (рис. 19). Если закладок в документе нет, программа сообщит об этом и ничего не запишет.</w:t>
-      </w:r>
-    </w:p>
-    <w:p>
-      <w:pPr>
-        <w:keepNext/>
-        <w:spacing w:before="200" w:after="80"/>
-        <w:ind w:firstLine="0"/>
-        <w:jc w:val="center"/>
-      </w:pPr>
-      <w:r>
-        <w:drawing>
-          <wp:inline xmlns:a="http://schemas.openxmlformats.org/drawingml/2006/main" xmlns:pic="http://schemas.openxmlformats.org/drawingml/2006/picture">
-            <wp:extent cx="5760000" cy="4608000"/>
-            <wp:docPr id="19" name="Picture 19"/>
-            <wp:cNvGraphicFramePr>
-              <a:graphicFrameLocks noChangeAspect="1"/>
-            </wp:cNvGraphicFramePr>
-            <a:graphic>
-              <a:graphicData uri="http://schemas.openxmlformats.org/drawingml/2006/picture">
-                <pic:pic>
-                  <pic:nvPicPr>
-                    <pic:cNvPr id="0" name="split-bookmarks.png"/>
-                    <pic:cNvPicPr/>
-                  </pic:nvPicPr>
-                  <pic:blipFill>
-                    <a:blip r:embed="rId29"/>
-                    <a:stretch>
-                      <a:fillRect/>
-                    </a:stretch>
-                  </pic:blipFill>
-                  <pic:spPr>
-                    <a:xfrm>
-                      <a:off x="0" y="0"/>
-                      <a:ext cx="5760000" cy="4608000"/>
-                    </a:xfrm>
-                    <a:prstGeom prst="rect"/>
-                  </pic:spPr>
-                </pic:pic>
-              </a:graphicData>
-            </a:graphic>
-          </wp:inline>
-        </w:drawing>
-      </w:r>
-    </w:p>
-    <w:p>
-      <w:pPr>
-        <w:spacing w:after="240"/>
-        <w:ind w:firstLine="0"/>
-        <w:jc w:val="center"/>
-      </w:pPr>
-      <w:r>
-        <w:rPr>
-          <w:rFonts w:ascii="Times New Roman" w:hAnsi="Times New Roman" w:cs="Times New Roman" w:eastAsia="Times New Roman"/>
-          <w:b w:val="0"/>
-          <w:i w:val="0"/>
-          <w:sz w:val="28"/>
-        </w:rPr>
-        <w:t>Рис. 19. Режим «По закладкам»</w:t>
-      </w:r>
-    </w:p>
-    <w:p>
-      <w:pPr>
         <w:pStyle w:val="Heading2"/>
       </w:pPr>
       <w:r>
-        <w:t>5.4. Как назвать части</w:t>
+        <w:t>4.4. Как назвать части</w:t>
       </w:r>
     </w:p>
     <w:p>
@@ -4994,7 +4579,7 @@
           <w:i w:val="0"/>
           <w:sz w:val="28"/>
         </w:rPr>
-        <w:t>Правый клик по полю подставляет доступные обозначения (рис. 20). Папку и базовое имя вы укажете позже, в обычном окне сохранения.</w:t>
+        <w:t>Правый клик по полю подставляет доступные обозначения (рис. 19). Папку и базовое имя вы укажете позже, в обычном окне сохранения.</w:t>
       </w:r>
     </w:p>
     <w:p>
@@ -5008,7 +4593,7 @@
         <w:drawing>
           <wp:inline xmlns:a="http://schemas.openxmlformats.org/drawingml/2006/main" xmlns:pic="http://schemas.openxmlformats.org/drawingml/2006/picture">
             <wp:extent cx="5760000" cy="4626142"/>
-            <wp:docPr id="20" name="Picture 20"/>
+            <wp:docPr id="19" name="Picture 19"/>
             <wp:cNvGraphicFramePr>
               <a:graphicFrameLocks noChangeAspect="1"/>
             </wp:cNvGraphicFramePr>
@@ -5020,7 +4605,7 @@
                     <pic:cNvPicPr/>
                   </pic:nvPicPr>
                   <pic:blipFill>
-                    <a:blip r:embed="rId30"/>
+                    <a:blip r:embed="rId29"/>
                     <a:stretch>
                       <a:fillRect/>
                     </a:stretch>
@@ -5052,7 +4637,7 @@
           <w:i w:val="0"/>
           <w:sz w:val="28"/>
         </w:rPr>
-        <w:t>Рис. 20. Подстановка обозначений в шаблон имени</w:t>
+        <w:t>Рис. 19. Подстановка обозначений в шаблон имени</w:t>
       </w:r>
     </w:p>
     <w:p>
@@ -5751,7 +5336,7 @@
         <w:pStyle w:val="Heading2"/>
       </w:pPr>
       <w:r>
-        <w:t>5.5. Дополнительные действия</w:t>
+        <w:t>4.5. Прочие операции над открытым документом</w:t>
       </w:r>
     </w:p>
     <w:p>
@@ -5767,7 +5352,89 @@
           <w:i w:val="0"/>
           <w:sz w:val="28"/>
         </w:rPr>
-        <w:t>Кнопка «Доп. действия» открывает список операций над открытым документом (рис. 21). Все они записывают новый файл и не трогают исходный.</w:t>
+        <w:t>Кнопка «Прочие операции» в правой панели открывает одноимённый инструмент (раздел 5) и передаёт ему документ, открытый здесь. Открывать файл заново не нужно: сжать его, перевести в оттенки серого, сохранить страницы картинками, извлечь текст или поправить свойства можно сразу, не выходя из начатой работы.</w:t>
+      </w:r>
+    </w:p>
+    <w:p>
+      <w:pPr>
+        <w:pStyle w:val="Heading1"/>
+      </w:pPr>
+      <w:r>
+        <w:t>5. Прочие операции</w:t>
+      </w:r>
+    </w:p>
+    <w:p>
+      <w:pPr>
+        <w:pStyle w:val="Heading2"/>
+      </w:pPr>
+      <w:r>
+        <w:t>5.1. Назначение</w:t>
+      </w:r>
+    </w:p>
+    <w:p>
+      <w:pPr>
+        <w:spacing w:before="0" w:after="0"/>
+        <w:ind w:firstLine="709"/>
+        <w:jc w:val="both"/>
+      </w:pPr>
+      <w:r>
+        <w:rPr>
+          <w:rFonts w:ascii="Times New Roman" w:hAnsi="Times New Roman" w:cs="Times New Roman" w:eastAsia="Times New Roman"/>
+          <w:b w:val="0"/>
+          <w:i w:val="0"/>
+          <w:sz w:val="28"/>
+        </w:rPr>
+        <w:t>Инструмент собирает шесть действий над ОДНИМ документом — те, что не сводятся ни к объединению, ни к разделению, но нужны постоянно: уменьшить размер, убрать цвет, починить повреждённый файл, вытащить из него страницы картинками или текст, поправить свойства.</w:t>
+      </w:r>
+    </w:p>
+    <w:p>
+      <w:pPr>
+        <w:spacing w:before="0" w:after="0"/>
+        <w:ind w:firstLine="709"/>
+        <w:jc w:val="both"/>
+      </w:pPr>
+      <w:r>
+        <w:rPr>
+          <w:rFonts w:ascii="Times New Roman" w:hAnsi="Times New Roman" w:cs="Times New Roman" w:eastAsia="Times New Roman"/>
+          <w:b w:val="0"/>
+          <w:i w:val="0"/>
+          <w:sz w:val="28"/>
+        </w:rPr>
+        <w:t>Все шесть записывают новый файл и не трогают исходный, поэтому пробовать их безопасно: если результат не понравился, у вас по-прежнему есть оригинал.</w:t>
+      </w:r>
+      <w:r>
+        <w:rPr>
+          <w:rFonts w:ascii="Times New Roman" w:hAnsi="Times New Roman" w:cs="Times New Roman" w:eastAsia="Times New Roman"/>
+          <w:b w:val="0"/>
+          <w:i w:val="0"/>
+          <w:sz w:val="28"/>
+          <w:vertAlign w:val="superscript"/>
+        </w:rPr>
+        <w:footnoteReference w:id="5"/>
+      </w:r>
+    </w:p>
+    <w:p>
+      <w:pPr>
+        <w:pStyle w:val="Heading2"/>
+      </w:pPr>
+      <w:r>
+        <w:t>5.2. Окно инструмента</w:t>
+      </w:r>
+    </w:p>
+    <w:p>
+      <w:pPr>
+        <w:spacing w:before="0" w:after="0"/>
+        <w:ind w:firstLine="709"/>
+        <w:jc w:val="both"/>
+      </w:pPr>
+      <w:r>
+        <w:rPr>
+          <w:rFonts w:ascii="Times New Roman" w:hAnsi="Times New Roman" w:cs="Times New Roman" w:eastAsia="Times New Roman"/>
+          <w:b w:val="0"/>
+          <w:i w:val="0"/>
+          <w:sz w:val="28"/>
+        </w:rPr>
+        <w:t>Слева — сетка страниц открытого документа, справа — кнопки, разложенные по смыслу: «Преобразовать документ», «Извлечь из документа» и «Правка» (рис. 20).</w:t>
       </w:r>
     </w:p>
     <w:p>
@@ -5780,7 +5447,250 @@
       <w:r>
         <w:drawing>
           <wp:inline xmlns:a="http://schemas.openxmlformats.org/drawingml/2006/main" xmlns:pic="http://schemas.openxmlformats.org/drawingml/2006/picture">
-            <wp:extent cx="5760000" cy="4163118"/>
+            <wp:extent cx="5760000" cy="4816077"/>
+            <wp:docPr id="20" name="Picture 20"/>
+            <wp:cNvGraphicFramePr>
+              <a:graphicFrameLocks noChangeAspect="1"/>
+            </wp:cNvGraphicFramePr>
+            <a:graphic>
+              <a:graphicData uri="http://schemas.openxmlformats.org/drawingml/2006/picture">
+                <pic:pic>
+                  <pic:nvPicPr>
+                    <pic:cNvPr id="0" name="ops.png"/>
+                    <pic:cNvPicPr/>
+                  </pic:nvPicPr>
+                  <pic:blipFill>
+                    <a:blip r:embed="rId30"/>
+                    <a:stretch>
+                      <a:fillRect/>
+                    </a:stretch>
+                  </pic:blipFill>
+                  <pic:spPr>
+                    <a:xfrm>
+                      <a:off x="0" y="0"/>
+                      <a:ext cx="5760000" cy="4816077"/>
+                    </a:xfrm>
+                    <a:prstGeom prst="rect"/>
+                  </pic:spPr>
+                </pic:pic>
+              </a:graphicData>
+            </a:graphic>
+          </wp:inline>
+        </w:drawing>
+      </w:r>
+    </w:p>
+    <w:p>
+      <w:pPr>
+        <w:spacing w:after="240"/>
+        <w:ind w:firstLine="0"/>
+        <w:jc w:val="center"/>
+      </w:pPr>
+      <w:r>
+        <w:rPr>
+          <w:rFonts w:ascii="Times New Roman" w:hAnsi="Times New Roman" w:cs="Times New Roman" w:eastAsia="Times New Roman"/>
+          <w:b w:val="0"/>
+          <w:i w:val="0"/>
+          <w:sz w:val="28"/>
+        </w:rPr>
+        <w:t>Рис. 20. Окно инструмента «Прочие операции»</w:t>
+      </w:r>
+    </w:p>
+    <w:p>
+      <w:pPr>
+        <w:spacing w:before="0" w:after="0"/>
+        <w:ind w:firstLine="709"/>
+        <w:jc w:val="both"/>
+      </w:pPr>
+      <w:r>
+        <w:rPr>
+          <w:rFonts w:ascii="Times New Roman" w:hAnsi="Times New Roman" w:cs="Times New Roman" w:eastAsia="Times New Roman"/>
+          <w:b w:val="0"/>
+          <w:i w:val="0"/>
+          <w:sz w:val="28"/>
+        </w:rPr>
+        <w:t>Документ попадает сюда тремя путями: кнопкой «Открыть PDF…», перетаскиванием файла в окно и переходом из соседнего инструмента — «Разделение PDF» отдаёт открытый документ своей кнопкой «Прочие операции», а «Объединение PDF» — только что собранный файл пунктом «Прочие операции» в меню «Меню».</w:t>
+      </w:r>
+    </w:p>
+    <w:p>
+      <w:pPr>
+        <w:spacing w:before="120" w:after="120"/>
+        <w:ind w:firstLine="0" w:left="709"/>
+        <w:jc w:val="both"/>
+      </w:pPr>
+      <w:r>
+        <w:rPr>
+          <w:rFonts w:ascii="Times New Roman" w:hAnsi="Times New Roman" w:cs="Times New Roman" w:eastAsia="Times New Roman"/>
+          <w:b/>
+          <w:i w:val="0"/>
+          <w:sz w:val="28"/>
+        </w:rPr>
+        <w:t xml:space="preserve">Примечание. </w:t>
+      </w:r>
+      <w:r>
+        <w:rPr>
+          <w:rFonts w:ascii="Times New Roman" w:hAnsi="Times New Roman" w:cs="Times New Roman" w:eastAsia="Times New Roman"/>
+          <w:b w:val="0"/>
+          <w:i/>
+          <w:sz w:val="28"/>
+        </w:rPr>
+        <w:t>Пока документ не открыт, кнопки действий залиты серым: видно сразу, что сначала нужен файл, и не приходится выяснять это нажатием.</w:t>
+      </w:r>
+    </w:p>
+    <w:p>
+      <w:pPr>
+        <w:pStyle w:val="Heading2"/>
+      </w:pPr>
+      <w:r>
+        <w:t>5.3. Действия</w:t>
+      </w:r>
+    </w:p>
+    <w:p>
+      <w:pPr>
+        <w:spacing w:line="360" w:lineRule="auto" w:after="0"/>
+        <w:ind w:left="992" w:hanging="283"/>
+        <w:jc w:val="both"/>
+      </w:pPr>
+      <w:r>
+        <w:rPr>
+          <w:rFonts w:ascii="Times New Roman" w:hAnsi="Times New Roman" w:cs="Times New Roman" w:eastAsia="Times New Roman"/>
+          <w:b w:val="0"/>
+          <w:i w:val="0"/>
+          <w:sz w:val="28"/>
+        </w:rPr>
+        <w:t xml:space="preserve">— </w:t>
+      </w:r>
+      <w:r>
+        <w:rPr>
+          <w:rFonts w:ascii="Times New Roman" w:hAnsi="Times New Roman" w:cs="Times New Roman" w:eastAsia="Times New Roman"/>
+          <w:b/>
+          <w:i w:val="0"/>
+          <w:sz w:val="28"/>
+        </w:rPr>
+        <w:t xml:space="preserve">Сжать. </w:t>
+      </w:r>
+      <w:r>
+        <w:rPr>
+          <w:rFonts w:ascii="Times New Roman" w:hAnsi="Times New Roman" w:cs="Times New Roman" w:eastAsia="Times New Roman"/>
+          <w:b w:val="0"/>
+          <w:i w:val="0"/>
+          <w:sz w:val="28"/>
+        </w:rPr>
+        <w:t>Уменьшает размер готового файла — теми же уровнями, что и при объединении (см. п. 2.7). Если файл уже оптимизирован, программа скажет об этом, а не выдаст молча тот же самый файл.</w:t>
+      </w:r>
+    </w:p>
+    <w:p>
+      <w:pPr>
+        <w:spacing w:line="360" w:lineRule="auto" w:after="0"/>
+        <w:ind w:left="992" w:hanging="283"/>
+        <w:jc w:val="both"/>
+      </w:pPr>
+      <w:r>
+        <w:rPr>
+          <w:rFonts w:ascii="Times New Roman" w:hAnsi="Times New Roman" w:cs="Times New Roman" w:eastAsia="Times New Roman"/>
+          <w:b w:val="0"/>
+          <w:i w:val="0"/>
+          <w:sz w:val="28"/>
+        </w:rPr>
+        <w:t xml:space="preserve">— </w:t>
+      </w:r>
+      <w:r>
+        <w:rPr>
+          <w:rFonts w:ascii="Times New Roman" w:hAnsi="Times New Roman" w:cs="Times New Roman" w:eastAsia="Times New Roman"/>
+          <w:b/>
+          <w:i w:val="0"/>
+          <w:sz w:val="28"/>
+        </w:rPr>
+        <w:t xml:space="preserve">В оттенки серого. </w:t>
+      </w:r>
+      <w:r>
+        <w:rPr>
+          <w:rFonts w:ascii="Times New Roman" w:hAnsi="Times New Roman" w:cs="Times New Roman" w:eastAsia="Times New Roman"/>
+          <w:b w:val="0"/>
+          <w:i w:val="0"/>
+          <w:sz w:val="28"/>
+        </w:rPr>
+        <w:t>Цветной документ становится чёрно-белым. Это заметно уменьшает файл и делает печать на монохромном принтере предсказуемой.</w:t>
+      </w:r>
+    </w:p>
+    <w:p>
+      <w:pPr>
+        <w:spacing w:line="360" w:lineRule="auto" w:after="0"/>
+        <w:ind w:left="992" w:hanging="283"/>
+        <w:jc w:val="both"/>
+      </w:pPr>
+      <w:r>
+        <w:rPr>
+          <w:rFonts w:ascii="Times New Roman" w:hAnsi="Times New Roman" w:cs="Times New Roman" w:eastAsia="Times New Roman"/>
+          <w:b w:val="0"/>
+          <w:i w:val="0"/>
+          <w:sz w:val="28"/>
+        </w:rPr>
+        <w:t xml:space="preserve">— </w:t>
+      </w:r>
+      <w:r>
+        <w:rPr>
+          <w:rFonts w:ascii="Times New Roman" w:hAnsi="Times New Roman" w:cs="Times New Roman" w:eastAsia="Times New Roman"/>
+          <w:b/>
+          <w:i w:val="0"/>
+          <w:sz w:val="28"/>
+        </w:rPr>
+        <w:t xml:space="preserve">Восстановить. </w:t>
+      </w:r>
+      <w:r>
+        <w:rPr>
+          <w:rFonts w:ascii="Times New Roman" w:hAnsi="Times New Roman" w:cs="Times New Roman" w:eastAsia="Times New Roman"/>
+          <w:b w:val="0"/>
+          <w:i w:val="0"/>
+          <w:sz w:val="28"/>
+        </w:rPr>
+        <w:t>Файл пересобирается движком PDF, что чинит испорченную таблицу перекрёстных ссылок — самую частую причину сообщения «файл повреждён». Файл выбирается отдельным окном, потому что повреждённый документ невозможно открыть в сетку — а именно тогда восстановление и нужно.</w:t>
+      </w:r>
+    </w:p>
+    <w:p>
+      <w:pPr>
+        <w:spacing w:line="360" w:lineRule="auto" w:after="0"/>
+        <w:ind w:left="992" w:hanging="283"/>
+        <w:jc w:val="both"/>
+      </w:pPr>
+      <w:r>
+        <w:rPr>
+          <w:rFonts w:ascii="Times New Roman" w:hAnsi="Times New Roman" w:cs="Times New Roman" w:eastAsia="Times New Roman"/>
+          <w:b w:val="0"/>
+          <w:i w:val="0"/>
+          <w:sz w:val="28"/>
+        </w:rPr>
+        <w:t xml:space="preserve">— </w:t>
+      </w:r>
+      <w:r>
+        <w:rPr>
+          <w:rFonts w:ascii="Times New Roman" w:hAnsi="Times New Roman" w:cs="Times New Roman" w:eastAsia="Times New Roman"/>
+          <w:b/>
+          <w:i w:val="0"/>
+          <w:sz w:val="28"/>
+        </w:rPr>
+        <w:t xml:space="preserve">Страницы в картинки. </w:t>
+      </w:r>
+      <w:r>
+        <w:rPr>
+          <w:rFonts w:ascii="Times New Roman" w:hAnsi="Times New Roman" w:cs="Times New Roman" w:eastAsia="Times New Roman"/>
+          <w:b w:val="0"/>
+          <w:i w:val="0"/>
+          <w:sz w:val="28"/>
+        </w:rPr>
+        <w:t>PNG или JPEG с выбором разрешения (рис. 21). Нужно, когда страницу требуется вставить в презентацию, письмо или служебную записку. Разрешение применяется к реальному размеру листа, поэтому альбомная вставка не растягивается. Сохраняются выделенные страницы, а если не выделено ничего — все.</w:t>
+      </w:r>
+    </w:p>
+    <w:p>
+      <w:pPr>
+        <w:keepNext/>
+        <w:spacing w:before="200" w:after="80"/>
+        <w:ind w:firstLine="0"/>
+        <w:jc w:val="center"/>
+      </w:pPr>
+      <w:r>
+        <w:drawing>
+          <wp:inline xmlns:a="http://schemas.openxmlformats.org/drawingml/2006/main" xmlns:pic="http://schemas.openxmlformats.org/drawingml/2006/picture">
+            <wp:extent cx="5760000" cy="4833803"/>
             <wp:docPr id="21" name="Picture 21"/>
             <wp:cNvGraphicFramePr>
               <a:graphicFrameLocks noChangeAspect="1"/>
@@ -5789,7 +5699,7 @@
               <a:graphicData uri="http://schemas.openxmlformats.org/drawingml/2006/picture">
                 <pic:pic>
                   <pic:nvPicPr>
-                    <pic:cNvPr id="0" name="split-tools.png"/>
+                    <pic:cNvPr id="0" name="ops-dpi.png"/>
                     <pic:cNvPicPr/>
                   </pic:nvPicPr>
                   <pic:blipFill>
@@ -5801,7 +5711,7 @@
                   <pic:spPr>
                     <a:xfrm>
                       <a:off x="0" y="0"/>
-                      <a:ext cx="5760000" cy="4163118"/>
+                      <a:ext cx="5760000" cy="4833803"/>
                     </a:xfrm>
                     <a:prstGeom prst="rect"/>
                   </pic:spPr>
@@ -5825,7 +5735,7 @@
           <w:i w:val="0"/>
           <w:sz w:val="28"/>
         </w:rPr>
-        <w:t>Рис. 21. Меню «Доп. действия»</w:t>
+        <w:t>Рис. 21. Выбор разрешения при сохранении страниц картинками</w:t>
       </w:r>
     </w:p>
     <w:p>
@@ -5850,7 +5760,7 @@
           <w:i w:val="0"/>
           <w:sz w:val="28"/>
         </w:rPr>
-        <w:t xml:space="preserve">Сохранить страницы картинками. </w:t>
+        <w:t xml:space="preserve">Текст в .txt. </w:t>
       </w:r>
       <w:r>
         <w:rPr>
@@ -5859,7 +5769,7 @@
           <w:i w:val="0"/>
           <w:sz w:val="28"/>
         </w:rPr>
-        <w:t>PNG или JPEG с выбором разрешения. Нужно, когда страницу требуется вставить в презентацию, письмо или служебную записку. Разрешение применяется к реальному размеру листа, поэтому альбомная вставка не растягивается.</w:t>
+        <w:t>Текстовый слой документа сохраняется в файл .txt. Таблицы не теряются: ячейки разделяются знаками табуляции и вставляются в Excel как таблица. Страницы разделяются символом разрыва страницы, файл записывается в кодировке UTF-8, поэтому «Блокнот» показывает кириллицу правильно.</w:t>
       </w:r>
     </w:p>
     <w:p>
@@ -5884,7 +5794,7 @@
           <w:i w:val="0"/>
           <w:sz w:val="28"/>
         </w:rPr>
-        <w:t xml:space="preserve">Извлечь текст в .txt. </w:t>
+        <w:t xml:space="preserve">Свойства документа. </w:t>
       </w:r>
       <w:r>
         <w:rPr>
@@ -5893,109 +5803,7 @@
           <w:i w:val="0"/>
           <w:sz w:val="28"/>
         </w:rPr>
-        <w:t>Текстовый слой документа сохраняется в файл .txt. Таблицы не теряются: ячейки разделяются знаками табуляции и вставляются в Excel как таблица. Страницы разделяются символом разрыва страницы, файл записывается в кодировке UTF-8, поэтому «Блокнот» показывает кириллицу правильно.</w:t>
-      </w:r>
-    </w:p>
-    <w:p>
-      <w:pPr>
-        <w:spacing w:line="360" w:lineRule="auto" w:after="0"/>
-        <w:ind w:left="992" w:hanging="283"/>
-        <w:jc w:val="both"/>
-      </w:pPr>
-      <w:r>
-        <w:rPr>
-          <w:rFonts w:ascii="Times New Roman" w:hAnsi="Times New Roman" w:cs="Times New Roman" w:eastAsia="Times New Roman"/>
-          <w:b w:val="0"/>
-          <w:i w:val="0"/>
-          <w:sz w:val="28"/>
-        </w:rPr>
-        <w:t xml:space="preserve">— </w:t>
-      </w:r>
-      <w:r>
-        <w:rPr>
-          <w:rFonts w:ascii="Times New Roman" w:hAnsi="Times New Roman" w:cs="Times New Roman" w:eastAsia="Times New Roman"/>
-          <w:b/>
-          <w:i w:val="0"/>
-          <w:sz w:val="28"/>
-        </w:rPr>
-        <w:t xml:space="preserve">Перевести в оттенки серого. </w:t>
-      </w:r>
-      <w:r>
-        <w:rPr>
-          <w:rFonts w:ascii="Times New Roman" w:hAnsi="Times New Roman" w:cs="Times New Roman" w:eastAsia="Times New Roman"/>
-          <w:b w:val="0"/>
-          <w:i w:val="0"/>
-          <w:sz w:val="28"/>
-        </w:rPr>
-        <w:t>Цветной документ становится чёрно-белым. Это заметно уменьшает файл и делает печать на монохромном принтере предсказуемой.</w:t>
-      </w:r>
-    </w:p>
-    <w:p>
-      <w:pPr>
-        <w:spacing w:line="360" w:lineRule="auto" w:after="0"/>
-        <w:ind w:left="992" w:hanging="283"/>
-        <w:jc w:val="both"/>
-      </w:pPr>
-      <w:r>
-        <w:rPr>
-          <w:rFonts w:ascii="Times New Roman" w:hAnsi="Times New Roman" w:cs="Times New Roman" w:eastAsia="Times New Roman"/>
-          <w:b w:val="0"/>
-          <w:i w:val="0"/>
-          <w:sz w:val="28"/>
-        </w:rPr>
-        <w:t xml:space="preserve">— </w:t>
-      </w:r>
-      <w:r>
-        <w:rPr>
-          <w:rFonts w:ascii="Times New Roman" w:hAnsi="Times New Roman" w:cs="Times New Roman" w:eastAsia="Times New Roman"/>
-          <w:b/>
-          <w:i w:val="0"/>
-          <w:sz w:val="28"/>
-        </w:rPr>
-        <w:t xml:space="preserve">Восстановить повреждённый PDF. </w:t>
-      </w:r>
-      <w:r>
-        <w:rPr>
-          <w:rFonts w:ascii="Times New Roman" w:hAnsi="Times New Roman" w:cs="Times New Roman" w:eastAsia="Times New Roman"/>
-          <w:b w:val="0"/>
-          <w:i w:val="0"/>
-          <w:sz w:val="28"/>
-        </w:rPr>
-        <w:t>Файл пересобирается движком PDF, что чинит испорченную таблицу перекрёстных ссылок — самую частую причину сообщения «файл повреждён». Файл выбирается отдельным окном, потому что повреждённый документ невозможно открыть в сетку — а именно тогда восстановление и нужно.</w:t>
-      </w:r>
-    </w:p>
-    <w:p>
-      <w:pPr>
-        <w:spacing w:line="360" w:lineRule="auto" w:after="0"/>
-        <w:ind w:left="992" w:hanging="283"/>
-        <w:jc w:val="both"/>
-      </w:pPr>
-      <w:r>
-        <w:rPr>
-          <w:rFonts w:ascii="Times New Roman" w:hAnsi="Times New Roman" w:cs="Times New Roman" w:eastAsia="Times New Roman"/>
-          <w:b w:val="0"/>
-          <w:i w:val="0"/>
-          <w:sz w:val="28"/>
-        </w:rPr>
-        <w:t xml:space="preserve">— </w:t>
-      </w:r>
-      <w:r>
-        <w:rPr>
-          <w:rFonts w:ascii="Times New Roman" w:hAnsi="Times New Roman" w:cs="Times New Roman" w:eastAsia="Times New Roman"/>
-          <w:b/>
-          <w:i w:val="0"/>
-          <w:sz w:val="28"/>
-        </w:rPr>
-        <w:t xml:space="preserve">Свойства документа. </w:t>
-      </w:r>
-      <w:r>
-        <w:rPr>
-          <w:rFonts w:ascii="Times New Roman" w:hAnsi="Times New Roman" w:cs="Times New Roman" w:eastAsia="Times New Roman"/>
-          <w:b w:val="0"/>
-          <w:i w:val="0"/>
-          <w:sz w:val="28"/>
-        </w:rPr>
-        <w:t>Заголовок, автор, тема и ключевые слова — то, что видно в свойствах файла у любого просмотрщика (рис. 22). Очистка поля удаляет свойство: так из документа убирают фамилию автора перед отправкой.</w:t>
+        <w:t>Заголовок, автор, тема и ключевые слова — то, что видно в свойствах файла у любого просмотрщика (рис. 22). Пустое поле очищает свойство: так из документа убирают фамилию автора перед отправкой.</w:t>
       </w:r>
     </w:p>
     <w:p>
@@ -6008,7 +5816,7 @@
       <w:r>
         <w:drawing>
           <wp:inline xmlns:a="http://schemas.openxmlformats.org/drawingml/2006/main" xmlns:pic="http://schemas.openxmlformats.org/drawingml/2006/picture">
-            <wp:extent cx="2840736" cy="1700784"/>
+            <wp:extent cx="3873730" cy="3474719"/>
             <wp:docPr id="22" name="Picture 22"/>
             <wp:cNvGraphicFramePr>
               <a:graphicFrameLocks noChangeAspect="1"/>
@@ -6029,7 +5837,7 @@
                   <pic:spPr>
                     <a:xfrm>
                       <a:off x="0" y="0"/>
-                      <a:ext cx="2840736" cy="1700784"/>
+                      <a:ext cx="3873730" cy="3474719"/>
                     </a:xfrm>
                     <a:prstGeom prst="rect"/>
                   </pic:spPr>
@@ -6054,6 +5862,31 @@
           <w:sz w:val="28"/>
         </w:rPr>
         <w:t>Рис. 22. Правка свойств документа</w:t>
+      </w:r>
+    </w:p>
+    <w:p>
+      <w:pPr>
+        <w:spacing w:before="120" w:after="120"/>
+        <w:ind w:firstLine="0" w:left="709"/>
+        <w:jc w:val="both"/>
+      </w:pPr>
+      <w:r>
+        <w:rPr>
+          <w:rFonts w:ascii="Times New Roman" w:hAnsi="Times New Roman" w:cs="Times New Roman" w:eastAsia="Times New Roman"/>
+          <w:b/>
+          <w:i w:val="0"/>
+          <w:sz w:val="28"/>
+        </w:rPr>
+        <w:t xml:space="preserve">Примечание. </w:t>
+      </w:r>
+      <w:r>
+        <w:rPr>
+          <w:rFonts w:ascii="Times New Roman" w:hAnsi="Times New Roman" w:cs="Times New Roman" w:eastAsia="Times New Roman"/>
+          <w:b w:val="0"/>
+          <w:i/>
+          <w:sz w:val="28"/>
+        </w:rPr>
+        <w:t>Сжатие, перевод в оттенки серого и восстановление выполняются движком Ghostscript. В установленной версии он уже на месте, для портативной программа предложит ссылку на его загрузку.</w:t>
       </w:r>
     </w:p>
     <w:p>
@@ -6259,7 +6092,7 @@
           <w:i w:val="0"/>
           <w:sz w:val="28"/>
         </w:rPr>
-        <w:t>перетаскиванием миниатюр или кнопками «Раньше» и «Позже». Лишние страницы уберите кнопкой «Удалить». В Word попадут страницы ровно в показанном порядке.</w:t>
+        <w:t>перетаскиванием миниатюр или кнопками «◀ Влево» и «Вправо ▶». Лишние страницы уберите кнопкой «Удалить». В Word попадут страницы ровно в показанном порядке.</w:t>
       </w:r>
     </w:p>
     <w:p>
@@ -6351,7 +6184,7 @@
           <w:i w:val="0"/>
           <w:sz w:val="28"/>
         </w:rPr>
-        <w:t>Переносятся: текст абзацами в порядке чтения — со шрифтом, размером, начертанием, цветом, подчёркиванием, выравниванием и красной строкой; таблицы с видимыми линиями восстанавливаются ячейками, включая объединённые; книжная и альбомная ориентация сохраняется постранично; изображения и гиперссылки.</w:t>
+        <w:t>Переносятся: текст абзацами в порядке чтения — со шрифтом, размером, начертанием, цветом, подчёркиванием, выравниванием и красной строкой. Таблицы с видимыми линиями восстанавливаются ячейками, включая объединённые. Книжная и альбомная ориентация сохраняется постранично. Переносятся изображения и гиперссылки.</w:t>
       </w:r>
     </w:p>
     <w:p>
@@ -6503,7 +6336,7 @@
         <w:pStyle w:val="Heading1"/>
       </w:pPr>
       <w:r>
-        <w:t>7. Справочные сведения</w:t>
+        <w:t>7. Объединение Excel</w:t>
       </w:r>
     </w:p>
     <w:p>
@@ -6511,7 +6344,7 @@
         <w:pStyle w:val="Heading2"/>
       </w:pPr>
       <w:r>
-        <w:t>7.1. Сведения о программе</w:t>
+        <w:t>7.1. Назначение</w:t>
       </w:r>
     </w:p>
     <w:p>
@@ -6527,7 +6360,47 @@
           <w:i w:val="0"/>
           <w:sz w:val="28"/>
         </w:rPr>
-        <w:t>Окно «О программе» открывается кнопкой на главном окне (рис. 24). В нём указаны версия, автор, ссылки на страницу проекта и на политику конфиденциальности, а также лицензия.</w:t>
+        <w:t>Инструмент собирает листы из нескольких книг Excel в одну книгу — свод. Типичная задача: подразделения прислали по файлу, а нужен один документ, где каждый файл лежит отдельным листом, есть оглавление со ссылками и понятно, какие файлы не удалось обработать и почему.</w:t>
+      </w:r>
+    </w:p>
+    <w:p>
+      <w:pPr>
+        <w:spacing w:before="0" w:after="0"/>
+        <w:ind w:firstLine="709"/>
+        <w:jc w:val="both"/>
+      </w:pPr>
+      <w:r>
+        <w:rPr>
+          <w:rFonts w:ascii="Times New Roman" w:hAnsi="Times New Roman" w:cs="Times New Roman" w:eastAsia="Times New Roman"/>
+          <w:b w:val="0"/>
+          <w:i w:val="0"/>
+          <w:sz w:val="28"/>
+        </w:rPr>
+        <w:t>Ручная сборка такого свода — это открыть каждую книгу, скопировать лист, вставить, переименовать, и так по кругу. Программа делает это за один проход, сохраняя оформление, формулы и диаграммы.</w:t>
+      </w:r>
+    </w:p>
+    <w:p>
+      <w:pPr>
+        <w:pStyle w:val="Heading2"/>
+      </w:pPr>
+      <w:r>
+        <w:t>7.2. Окно инструмента</w:t>
+      </w:r>
+    </w:p>
+    <w:p>
+      <w:pPr>
+        <w:spacing w:before="0" w:after="0"/>
+        <w:ind w:firstLine="709"/>
+        <w:jc w:val="both"/>
+      </w:pPr>
+      <w:r>
+        <w:rPr>
+          <w:rFonts w:ascii="Times New Roman" w:hAnsi="Times New Roman" w:cs="Times New Roman" w:eastAsia="Times New Roman"/>
+          <w:b w:val="0"/>
+          <w:i w:val="0"/>
+          <w:sz w:val="28"/>
+        </w:rPr>
+        <w:t>Окно разделено на смысловые блоки: откуда брать, куда сохранить, с какими параметрами и что именно объединять (рис. 24).</w:t>
       </w:r>
     </w:p>
     <w:p>
@@ -6540,8 +6413,525 @@
       <w:r>
         <w:drawing>
           <wp:inline xmlns:a="http://schemas.openxmlformats.org/drawingml/2006/main" xmlns:pic="http://schemas.openxmlformats.org/drawingml/2006/picture">
-            <wp:extent cx="2840736" cy="2743200"/>
+            <wp:extent cx="5760000" cy="4250667"/>
             <wp:docPr id="24" name="Picture 24"/>
+            <wp:cNvGraphicFramePr>
+              <a:graphicFrameLocks noChangeAspect="1"/>
+            </wp:cNvGraphicFramePr>
+            <a:graphic>
+              <a:graphicData uri="http://schemas.openxmlformats.org/drawingml/2006/picture">
+                <pic:pic>
+                  <pic:nvPicPr>
+                    <pic:cNvPr id="0" name="excel.png"/>
+                    <pic:cNvPicPr/>
+                  </pic:nvPicPr>
+                  <pic:blipFill>
+                    <a:blip r:embed="rId34"/>
+                    <a:stretch>
+                      <a:fillRect/>
+                    </a:stretch>
+                  </pic:blipFill>
+                  <pic:spPr>
+                    <a:xfrm>
+                      <a:off x="0" y="0"/>
+                      <a:ext cx="5760000" cy="4250667"/>
+                    </a:xfrm>
+                    <a:prstGeom prst="rect"/>
+                  </pic:spPr>
+                </pic:pic>
+              </a:graphicData>
+            </a:graphic>
+          </wp:inline>
+        </w:drawing>
+      </w:r>
+    </w:p>
+    <w:p>
+      <w:pPr>
+        <w:spacing w:after="240"/>
+        <w:ind w:firstLine="0"/>
+        <w:jc w:val="center"/>
+      </w:pPr>
+      <w:r>
+        <w:rPr>
+          <w:rFonts w:ascii="Times New Roman" w:hAnsi="Times New Roman" w:cs="Times New Roman" w:eastAsia="Times New Roman"/>
+          <w:b w:val="0"/>
+          <w:i w:val="0"/>
+          <w:sz w:val="28"/>
+        </w:rPr>
+        <w:t>Рис. 24. Окно инструмента «Объединение Excel»</w:t>
+      </w:r>
+    </w:p>
+    <w:p>
+      <w:pPr>
+        <w:pStyle w:val="Heading2"/>
+      </w:pPr>
+      <w:r>
+        <w:t>7.3. Порядок работы</w:t>
+      </w:r>
+    </w:p>
+    <w:p>
+      <w:pPr>
+        <w:spacing w:line="360" w:lineRule="auto"/>
+        <w:ind w:left="709" w:hanging="425"/>
+        <w:jc w:val="both"/>
+      </w:pPr>
+      <w:r>
+        <w:rPr>
+          <w:rFonts w:ascii="Times New Roman" w:hAnsi="Times New Roman" w:cs="Times New Roman" w:eastAsia="Times New Roman"/>
+          <w:b/>
+          <w:i w:val="0"/>
+          <w:sz w:val="28"/>
+        </w:rPr>
+        <w:t xml:space="preserve">1. </w:t>
+      </w:r>
+      <w:r>
+        <w:rPr>
+          <w:rFonts w:ascii="Times New Roman" w:hAnsi="Times New Roman" w:cs="Times New Roman" w:eastAsia="Times New Roman"/>
+          <w:b/>
+          <w:i w:val="0"/>
+          <w:sz w:val="28"/>
+        </w:rPr>
+        <w:t xml:space="preserve">Укажите папку с исходными файлами кнопкой «Обзор…» </w:t>
+      </w:r>
+      <w:r>
+        <w:rPr>
+          <w:rFonts w:ascii="Times New Roman" w:hAnsi="Times New Roman" w:cs="Times New Roman" w:eastAsia="Times New Roman"/>
+          <w:b w:val="0"/>
+          <w:i w:val="0"/>
+          <w:sz w:val="28"/>
+        </w:rPr>
+        <w:t>или перетащите её прямо в окно программы. Программа сразу пересчитает, сколько файлов найдено, и покажет их списком внизу.</w:t>
+      </w:r>
+    </w:p>
+    <w:p>
+      <w:pPr>
+        <w:spacing w:line="360" w:lineRule="auto"/>
+        <w:ind w:left="709" w:hanging="425"/>
+        <w:jc w:val="both"/>
+      </w:pPr>
+      <w:r>
+        <w:rPr>
+          <w:rFonts w:ascii="Times New Roman" w:hAnsi="Times New Roman" w:cs="Times New Roman" w:eastAsia="Times New Roman"/>
+          <w:b/>
+          <w:i w:val="0"/>
+          <w:sz w:val="28"/>
+        </w:rPr>
+        <w:t xml:space="preserve">2. </w:t>
+      </w:r>
+      <w:r>
+        <w:rPr>
+          <w:rFonts w:ascii="Times New Roman" w:hAnsi="Times New Roman" w:cs="Times New Roman" w:eastAsia="Times New Roman"/>
+          <w:b/>
+          <w:i w:val="0"/>
+          <w:sz w:val="28"/>
+        </w:rPr>
+        <w:t xml:space="preserve">Задайте имя итогового файла. </w:t>
+      </w:r>
+      <w:r>
+        <w:rPr>
+          <w:rFonts w:ascii="Times New Roman" w:hAnsi="Times New Roman" w:cs="Times New Roman" w:eastAsia="Times New Roman"/>
+          <w:b w:val="0"/>
+          <w:i w:val="0"/>
+          <w:sz w:val="28"/>
+        </w:rPr>
+        <w:t>Расширение подставляется само, поэтому вводить его не нужно. Формат «.xls» оставлен для тех, кому нужен старый Excel 97–2003. Если поле «Папка» оставить пустым, свод ляжет рядом с исходными файлами.</w:t>
+      </w:r>
+    </w:p>
+    <w:p>
+      <w:pPr>
+        <w:spacing w:line="360" w:lineRule="auto"/>
+        <w:ind w:left="709" w:hanging="425"/>
+        <w:jc w:val="both"/>
+      </w:pPr>
+      <w:r>
+        <w:rPr>
+          <w:rFonts w:ascii="Times New Roman" w:hAnsi="Times New Roman" w:cs="Times New Roman" w:eastAsia="Times New Roman"/>
+          <w:b/>
+          <w:i w:val="0"/>
+          <w:sz w:val="28"/>
+        </w:rPr>
+        <w:t xml:space="preserve">3. </w:t>
+      </w:r>
+      <w:r>
+        <w:rPr>
+          <w:rFonts w:ascii="Times New Roman" w:hAnsi="Times New Roman" w:cs="Times New Roman" w:eastAsia="Times New Roman"/>
+          <w:b/>
+          <w:i w:val="0"/>
+          <w:sz w:val="28"/>
+        </w:rPr>
+        <w:t xml:space="preserve">Проверьте состав и порядок в списке «Файлы для объединения». </w:t>
+      </w:r>
+      <w:r>
+        <w:rPr>
+          <w:rFonts w:ascii="Times New Roman" w:hAnsi="Times New Roman" w:cs="Times New Roman" w:eastAsia="Times New Roman"/>
+          <w:b w:val="0"/>
+          <w:i w:val="0"/>
+          <w:sz w:val="28"/>
+        </w:rPr>
+        <w:t>Порядок задаётся перетаскиванием строк или кнопками «▲ Выше» и «▼ Ниже», кнопка «По имени» возвращает естественный порядок. Ненужный файл исключается снятием галочки, кнопки «Отметить все» и «Снять все» делают это разом.</w:t>
+      </w:r>
+    </w:p>
+    <w:p>
+      <w:pPr>
+        <w:spacing w:line="360" w:lineRule="auto"/>
+        <w:ind w:left="709" w:hanging="425"/>
+        <w:jc w:val="both"/>
+      </w:pPr>
+      <w:r>
+        <w:rPr>
+          <w:rFonts w:ascii="Times New Roman" w:hAnsi="Times New Roman" w:cs="Times New Roman" w:eastAsia="Times New Roman"/>
+          <w:b/>
+          <w:i w:val="0"/>
+          <w:sz w:val="28"/>
+        </w:rPr>
+        <w:t xml:space="preserve">4. </w:t>
+      </w:r>
+      <w:r>
+        <w:rPr>
+          <w:rFonts w:ascii="Times New Roman" w:hAnsi="Times New Roman" w:cs="Times New Roman" w:eastAsia="Times New Roman"/>
+          <w:b/>
+          <w:i w:val="0"/>
+          <w:sz w:val="28"/>
+        </w:rPr>
+        <w:t xml:space="preserve">Нажмите «Объединить». </w:t>
+      </w:r>
+      <w:r>
+        <w:rPr>
+          <w:rFonts w:ascii="Times New Roman" w:hAnsi="Times New Roman" w:cs="Times New Roman" w:eastAsia="Times New Roman"/>
+          <w:b w:val="0"/>
+          <w:i w:val="0"/>
+          <w:sz w:val="28"/>
+        </w:rPr>
+        <w:t>Ход работы виден в строке состояния и на полосе прогресса, кнопка «Отменить» останавливает сборку после текущего файла.</w:t>
+      </w:r>
+    </w:p>
+    <w:p>
+      <w:pPr>
+        <w:pStyle w:val="Heading2"/>
+      </w:pPr>
+      <w:r>
+        <w:t>7.4. Параметры сборки</w:t>
+      </w:r>
+    </w:p>
+    <w:p>
+      <w:pPr>
+        <w:spacing w:line="360" w:lineRule="auto" w:after="0"/>
+        <w:ind w:left="992" w:hanging="283"/>
+        <w:jc w:val="both"/>
+      </w:pPr>
+      <w:r>
+        <w:rPr>
+          <w:rFonts w:ascii="Times New Roman" w:hAnsi="Times New Roman" w:cs="Times New Roman" w:eastAsia="Times New Roman"/>
+          <w:b w:val="0"/>
+          <w:i w:val="0"/>
+          <w:sz w:val="28"/>
+        </w:rPr>
+        <w:t xml:space="preserve">— </w:t>
+      </w:r>
+      <w:r>
+        <w:rPr>
+          <w:rFonts w:ascii="Times New Roman" w:hAnsi="Times New Roman" w:cs="Times New Roman" w:eastAsia="Times New Roman"/>
+          <w:b/>
+          <w:i w:val="0"/>
+          <w:sz w:val="28"/>
+        </w:rPr>
+        <w:t xml:space="preserve">Листы. </w:t>
+      </w:r>
+      <w:r>
+        <w:rPr>
+          <w:rFonts w:ascii="Times New Roman" w:hAnsi="Times New Roman" w:cs="Times New Roman" w:eastAsia="Times New Roman"/>
+          <w:b w:val="0"/>
+          <w:i w:val="0"/>
+          <w:sz w:val="28"/>
+        </w:rPr>
+        <w:t>«Только первый лист» берёт из каждой книги первый видимый лист — обычная ситуация, когда файл содержит одну форму. «Все листы» переносит все видимые листы книги.</w:t>
+      </w:r>
+    </w:p>
+    <w:p>
+      <w:pPr>
+        <w:spacing w:line="360" w:lineRule="auto" w:after="0"/>
+        <w:ind w:left="992" w:hanging="283"/>
+        <w:jc w:val="both"/>
+      </w:pPr>
+      <w:r>
+        <w:rPr>
+          <w:rFonts w:ascii="Times New Roman" w:hAnsi="Times New Roman" w:cs="Times New Roman" w:eastAsia="Times New Roman"/>
+          <w:b w:val="0"/>
+          <w:i w:val="0"/>
+          <w:sz w:val="28"/>
+        </w:rPr>
+        <w:t xml:space="preserve">— </w:t>
+      </w:r>
+      <w:r>
+        <w:rPr>
+          <w:rFonts w:ascii="Times New Roman" w:hAnsi="Times New Roman" w:cs="Times New Roman" w:eastAsia="Times New Roman"/>
+          <w:b/>
+          <w:i w:val="0"/>
+          <w:sz w:val="28"/>
+        </w:rPr>
+        <w:t xml:space="preserve">Лист «Содержание». </w:t>
+      </w:r>
+      <w:r>
+        <w:rPr>
+          <w:rFonts w:ascii="Times New Roman" w:hAnsi="Times New Roman" w:cs="Times New Roman" w:eastAsia="Times New Roman"/>
+          <w:b w:val="0"/>
+          <w:i w:val="0"/>
+          <w:sz w:val="28"/>
+        </w:rPr>
+        <w:t>Первым листом свода становится оглавление: названия файлов, гиперссылки на соответствующие листы и статус обработки каждого файла. По своду становится возможно перемещаться, а не искать нужный лист среди полусотни вкладок.</w:t>
+      </w:r>
+    </w:p>
+    <w:p>
+      <w:pPr>
+        <w:spacing w:line="360" w:lineRule="auto" w:after="0"/>
+        <w:ind w:left="992" w:hanging="283"/>
+        <w:jc w:val="both"/>
+      </w:pPr>
+      <w:r>
+        <w:rPr>
+          <w:rFonts w:ascii="Times New Roman" w:hAnsi="Times New Roman" w:cs="Times New Roman" w:eastAsia="Times New Roman"/>
+          <w:b w:val="0"/>
+          <w:i w:val="0"/>
+          <w:sz w:val="28"/>
+        </w:rPr>
+        <w:t xml:space="preserve">— </w:t>
+      </w:r>
+      <w:r>
+        <w:rPr>
+          <w:rFonts w:ascii="Times New Roman" w:hAnsi="Times New Roman" w:cs="Times New Roman" w:eastAsia="Times New Roman"/>
+          <w:b/>
+          <w:i w:val="0"/>
+          <w:sz w:val="28"/>
+        </w:rPr>
+        <w:t xml:space="preserve">Заменить формулы значениями. </w:t>
+      </w:r>
+      <w:r>
+        <w:rPr>
+          <w:rFonts w:ascii="Times New Roman" w:hAnsi="Times New Roman" w:cs="Times New Roman" w:eastAsia="Times New Roman"/>
+          <w:b w:val="0"/>
+          <w:i w:val="0"/>
+          <w:sz w:val="28"/>
+        </w:rPr>
+        <w:t>Вместо формул в свод попадают вычисленные значения. Свод перестаёт зависеть от исходных книг: его можно переслать, и числа в нём не «поедут» и не превратятся в ошибки из-за отсутствующих ссылок.</w:t>
+      </w:r>
+    </w:p>
+    <w:p>
+      <w:pPr>
+        <w:pStyle w:val="Heading2"/>
+      </w:pPr>
+      <w:r>
+        <w:t>7.5. Результат, отчёт и сопроводительная записка</w:t>
+      </w:r>
+    </w:p>
+    <w:p>
+      <w:pPr>
+        <w:spacing w:before="0" w:after="0"/>
+        <w:ind w:firstLine="709"/>
+        <w:jc w:val="both"/>
+      </w:pPr>
+      <w:r>
+        <w:rPr>
+          <w:rFonts w:ascii="Times New Roman" w:hAnsi="Times New Roman" w:cs="Times New Roman" w:eastAsia="Times New Roman"/>
+          <w:b w:val="0"/>
+          <w:i w:val="0"/>
+          <w:sz w:val="28"/>
+        </w:rPr>
+        <w:t>После сборки результат по каждому файлу появляется прямо в списке — в колонках «Результат» и «Примечание». Битые и защищённые паролем книги пропускаются с указанием причины, остальные переносятся. Внизу окна появляются ссылки: открыть готовый файл, открыть папку с ним и открыть отчёт о слиянии.</w:t>
+      </w:r>
+    </w:p>
+    <w:p>
+      <w:pPr>
+        <w:spacing w:before="0" w:after="0"/>
+        <w:ind w:firstLine="709"/>
+        <w:jc w:val="both"/>
+      </w:pPr>
+      <w:r>
+        <w:rPr>
+          <w:rFonts w:ascii="Times New Roman" w:hAnsi="Times New Roman" w:cs="Times New Roman" w:eastAsia="Times New Roman"/>
+          <w:b w:val="0"/>
+          <w:i w:val="0"/>
+          <w:sz w:val="28"/>
+        </w:rPr>
+        <w:t>Кнопка «Повторить пропущенные» дослит исправленные файлы в уже собранный свод, не пересобирая его целиком. Это экономит время, когда из тридцати файлов сбойнули два.</w:t>
+      </w:r>
+    </w:p>
+    <w:p>
+      <w:pPr>
+        <w:spacing w:before="0" w:after="0"/>
+        <w:ind w:firstLine="709"/>
+        <w:jc w:val="both"/>
+      </w:pPr>
+      <w:r>
+        <w:rPr>
+          <w:rFonts w:ascii="Times New Roman" w:hAnsi="Times New Roman" w:cs="Times New Roman" w:eastAsia="Times New Roman"/>
+          <w:b w:val="0"/>
+          <w:i w:val="0"/>
+          <w:sz w:val="28"/>
+        </w:rPr>
+        <w:t>Кнопка «Записка Word» создаёт сопроводительную записку к своду в формате .docx: итоги, перечень пропущенных файлов и стандартное оформление. Записку остаётся подписать, а не набирать с нуля.</w:t>
+      </w:r>
+      <w:r>
+        <w:rPr>
+          <w:rFonts w:ascii="Times New Roman" w:hAnsi="Times New Roman" w:cs="Times New Roman" w:eastAsia="Times New Roman"/>
+          <w:b w:val="0"/>
+          <w:i w:val="0"/>
+          <w:sz w:val="28"/>
+          <w:vertAlign w:val="superscript"/>
+        </w:rPr>
+        <w:footnoteReference w:id="7"/>
+      </w:r>
+    </w:p>
+    <w:p>
+      <w:pPr>
+        <w:pStyle w:val="Heading2"/>
+      </w:pPr>
+      <w:r>
+        <w:t>7.6. Меню инструмента</w:t>
+      </w:r>
+    </w:p>
+    <w:p>
+      <w:pPr>
+        <w:spacing w:before="0" w:after="0"/>
+        <w:ind w:firstLine="709"/>
+        <w:jc w:val="both"/>
+      </w:pPr>
+      <w:r>
+        <w:rPr>
+          <w:rFonts w:ascii="Times New Roman" w:hAnsi="Times New Roman" w:cs="Times New Roman" w:eastAsia="Times New Roman"/>
+          <w:b w:val="0"/>
+          <w:i w:val="0"/>
+          <w:sz w:val="28"/>
+        </w:rPr>
+        <w:t>Меню «Меню» содержит встроенную справку, статистику, выбор языка и пункт «Папка отчётов», открывающий папку с последними отчётами о слиянии (рис. 25).</w:t>
+      </w:r>
+    </w:p>
+    <w:p>
+      <w:pPr>
+        <w:keepNext/>
+        <w:spacing w:before="200" w:after="80"/>
+        <w:ind w:firstLine="0"/>
+        <w:jc w:val="center"/>
+      </w:pPr>
+      <w:r>
+        <w:drawing>
+          <wp:inline xmlns:a="http://schemas.openxmlformats.org/drawingml/2006/main" xmlns:pic="http://schemas.openxmlformats.org/drawingml/2006/picture">
+            <wp:extent cx="5760000" cy="4272701"/>
+            <wp:docPr id="25" name="Picture 25"/>
+            <wp:cNvGraphicFramePr>
+              <a:graphicFrameLocks noChangeAspect="1"/>
+            </wp:cNvGraphicFramePr>
+            <a:graphic>
+              <a:graphicData uri="http://schemas.openxmlformats.org/drawingml/2006/picture">
+                <pic:pic>
+                  <pic:nvPicPr>
+                    <pic:cNvPr id="0" name="excel-menu.png"/>
+                    <pic:cNvPicPr/>
+                  </pic:nvPicPr>
+                  <pic:blipFill>
+                    <a:blip r:embed="rId35"/>
+                    <a:stretch>
+                      <a:fillRect/>
+                    </a:stretch>
+                  </pic:blipFill>
+                  <pic:spPr>
+                    <a:xfrm>
+                      <a:off x="0" y="0"/>
+                      <a:ext cx="5760000" cy="4272701"/>
+                    </a:xfrm>
+                    <a:prstGeom prst="rect"/>
+                  </pic:spPr>
+                </pic:pic>
+              </a:graphicData>
+            </a:graphic>
+          </wp:inline>
+        </w:drawing>
+      </w:r>
+    </w:p>
+    <w:p>
+      <w:pPr>
+        <w:spacing w:after="240"/>
+        <w:ind w:firstLine="0"/>
+        <w:jc w:val="center"/>
+      </w:pPr>
+      <w:r>
+        <w:rPr>
+          <w:rFonts w:ascii="Times New Roman" w:hAnsi="Times New Roman" w:cs="Times New Roman" w:eastAsia="Times New Roman"/>
+          <w:b w:val="0"/>
+          <w:i w:val="0"/>
+          <w:sz w:val="28"/>
+        </w:rPr>
+        <w:t>Рис. 25. Меню инструмента «Объединение Excel»</w:t>
+      </w:r>
+    </w:p>
+    <w:p>
+      <w:pPr>
+        <w:spacing w:before="120" w:after="120"/>
+        <w:ind w:firstLine="0" w:left="709"/>
+        <w:jc w:val="both"/>
+      </w:pPr>
+      <w:r>
+        <w:rPr>
+          <w:rFonts w:ascii="Times New Roman" w:hAnsi="Times New Roman" w:cs="Times New Roman" w:eastAsia="Times New Roman"/>
+          <w:b/>
+          <w:i w:val="0"/>
+          <w:sz w:val="28"/>
+        </w:rPr>
+        <w:t xml:space="preserve">Примечание. </w:t>
+      </w:r>
+      <w:r>
+        <w:rPr>
+          <w:rFonts w:ascii="Times New Roman" w:hAnsi="Times New Roman" w:cs="Times New Roman" w:eastAsia="Times New Roman"/>
+          <w:b w:val="0"/>
+          <w:i/>
+          <w:sz w:val="28"/>
+        </w:rPr>
+        <w:t>В списке файлов работают привычные клавиши: Alt + ↑ и Alt + ↓ меняют порядок, Delete исключает файл, Ctrl + A выделяет всё, Ctrl + C копирует строки в буфер обмена.</w:t>
+      </w:r>
+    </w:p>
+    <w:p>
+      <w:pPr>
+        <w:pStyle w:val="Heading1"/>
+      </w:pPr>
+      <w:r>
+        <w:t>8. Справочные сведения</w:t>
+      </w:r>
+    </w:p>
+    <w:p>
+      <w:pPr>
+        <w:pStyle w:val="Heading2"/>
+      </w:pPr>
+      <w:r>
+        <w:t>8.1. Сведения о программе</w:t>
+      </w:r>
+    </w:p>
+    <w:p>
+      <w:pPr>
+        <w:spacing w:before="0" w:after="0"/>
+        <w:ind w:firstLine="709"/>
+        <w:jc w:val="both"/>
+      </w:pPr>
+      <w:r>
+        <w:rPr>
+          <w:rFonts w:ascii="Times New Roman" w:hAnsi="Times New Roman" w:cs="Times New Roman" w:eastAsia="Times New Roman"/>
+          <w:b w:val="0"/>
+          <w:i w:val="0"/>
+          <w:sz w:val="28"/>
+        </w:rPr>
+        <w:t>Окно «О программе» открывается кнопкой на главном окне (рис. 26). В нём указаны версия, автор, ссылки на страницу проекта и на политику конфиденциальности, а также лицензия.</w:t>
+      </w:r>
+    </w:p>
+    <w:p>
+      <w:pPr>
+        <w:keepNext/>
+        <w:spacing w:before="200" w:after="80"/>
+        <w:ind w:firstLine="0"/>
+        <w:jc w:val="center"/>
+      </w:pPr>
+      <w:r>
+        <w:drawing>
+          <wp:inline xmlns:a="http://schemas.openxmlformats.org/drawingml/2006/main" xmlns:pic="http://schemas.openxmlformats.org/drawingml/2006/picture">
+            <wp:extent cx="3873730" cy="3940232"/>
+            <wp:docPr id="26" name="Picture 26"/>
             <wp:cNvGraphicFramePr>
               <a:graphicFrameLocks noChangeAspect="1"/>
             </wp:cNvGraphicFramePr>
@@ -6553,7 +6943,7 @@
                     <pic:cNvPicPr/>
                   </pic:nvPicPr>
                   <pic:blipFill>
-                    <a:blip r:embed="rId34"/>
+                    <a:blip r:embed="rId36"/>
                     <a:stretch>
                       <a:fillRect/>
                     </a:stretch>
@@ -6561,7 +6951,7 @@
                   <pic:spPr>
                     <a:xfrm>
                       <a:off x="0" y="0"/>
-                      <a:ext cx="2840736" cy="2743200"/>
+                      <a:ext cx="3873730" cy="3940232"/>
                     </a:xfrm>
                     <a:prstGeom prst="rect"/>
                   </pic:spPr>
@@ -6585,7 +6975,7 @@
           <w:i w:val="0"/>
           <w:sz w:val="28"/>
         </w:rPr>
-        <w:t>Рис. 24. Окно «О программе»</w:t>
+        <w:t>Рис. 26. Окно «О программе»</w:t>
       </w:r>
     </w:p>
     <w:p>
@@ -6606,10 +6996,36 @@
     </w:p>
     <w:p>
       <w:pPr>
+        <w:spacing w:before="0" w:after="0"/>
+        <w:ind w:firstLine="709"/>
+        <w:jc w:val="both"/>
+      </w:pPr>
+      <w:r>
+        <w:rPr>
+          <w:rFonts w:ascii="Times New Roman" w:hAnsi="Times New Roman" w:cs="Times New Roman" w:eastAsia="Times New Roman"/>
+          <w:b w:val="0"/>
+          <w:i w:val="0"/>
+          <w:sz w:val="28"/>
+        </w:rPr>
+        <w:t>Строка «Инструкция по работе с программой: открыть» открывает этот документ. Он лежит внутри самой программы, поэтому доступен и в портативной версии, и без интернета: при первом обращении программа распаковывает его рядом со своими настройками и открывает.</w:t>
+      </w:r>
+      <w:r>
+        <w:rPr>
+          <w:rFonts w:ascii="Times New Roman" w:hAnsi="Times New Roman" w:cs="Times New Roman" w:eastAsia="Times New Roman"/>
+          <w:b w:val="0"/>
+          <w:i w:val="0"/>
+          <w:sz w:val="28"/>
+          <w:vertAlign w:val="superscript"/>
+        </w:rPr>
+        <w:footnoteReference w:id="8"/>
+      </w:r>
+    </w:p>
+    <w:p>
+      <w:pPr>
         <w:pStyle w:val="Heading2"/>
       </w:pPr>
       <w:r>
-        <w:t>7.2. Если что-то пошло не так</w:t>
+        <w:t>8.2. Если что-то пошло не так</w:t>
       </w:r>
     </w:p>
     <w:p>
@@ -6746,7 +7162,7 @@
                 <w:i w:val="0"/>
                 <w:sz w:val="28"/>
               </w:rPr>
-              <w:t>Движок сжатия не установлен. В окне есть ссылка на его загрузку; в установочной версии программы он ставится сразу</w:t>
+              <w:t>Движок сжатия не установлен. В окне есть ссылка на его загрузку, а в установочной версии программы он ставится сразу</w:t>
             </w:r>
           </w:p>
         </w:tc>
@@ -7027,6 +7443,98 @@
           </w:p>
         </w:tc>
       </w:tr>
+      <w:tr>
+        <w:tc>
+          <w:tcPr>
+            <w:tcW w:type="dxa" w:w="3402"/>
+          </w:tcPr>
+          <w:p>
+            <w:pPr>
+              <w:spacing w:line="240" w:lineRule="auto" w:after="0"/>
+              <w:ind w:firstLine="0"/>
+              <w:jc w:val="left"/>
+            </w:pPr>
+            <w:r/>
+            <w:r>
+              <w:rPr>
+                <w:rFonts w:ascii="Times New Roman" w:hAnsi="Times New Roman" w:cs="Times New Roman" w:eastAsia="Times New Roman"/>
+                <w:b w:val="0"/>
+                <w:i w:val="0"/>
+                <w:sz w:val="28"/>
+              </w:rPr>
+              <w:t>«Восстановить» или «В оттенки серого» отвечают отказом</w:t>
+            </w:r>
+          </w:p>
+        </w:tc>
+        <w:tc>
+          <w:tcPr>
+            <w:tcW w:type="dxa" w:w="5669"/>
+          </w:tcPr>
+          <w:p>
+            <w:pPr>
+              <w:spacing w:line="240" w:lineRule="auto" w:after="0"/>
+              <w:ind w:firstLine="0"/>
+              <w:jc w:val="left"/>
+            </w:pPr>
+            <w:r/>
+            <w:r>
+              <w:rPr>
+                <w:rFonts w:ascii="Times New Roman" w:hAnsi="Times New Roman" w:cs="Times New Roman" w:eastAsia="Times New Roman"/>
+                <w:b w:val="0"/>
+                <w:i w:val="0"/>
+                <w:sz w:val="28"/>
+              </w:rPr>
+              <w:t>Документ защищён паролем: движок не может его прочитать. Снимите защиту в программе, которая её поставила, и повторите</w:t>
+            </w:r>
+          </w:p>
+        </w:tc>
+      </w:tr>
+      <w:tr>
+        <w:tc>
+          <w:tcPr>
+            <w:tcW w:type="dxa" w:w="3402"/>
+          </w:tcPr>
+          <w:p>
+            <w:pPr>
+              <w:spacing w:line="240" w:lineRule="auto" w:after="0"/>
+              <w:ind w:firstLine="0"/>
+              <w:jc w:val="left"/>
+            </w:pPr>
+            <w:r/>
+            <w:r>
+              <w:rPr>
+                <w:rFonts w:ascii="Times New Roman" w:hAnsi="Times New Roman" w:cs="Times New Roman" w:eastAsia="Times New Roman"/>
+                <w:b w:val="0"/>
+                <w:i w:val="0"/>
+                <w:sz w:val="28"/>
+              </w:rPr>
+              <w:t>Страница загрузки не открылась после «Проверить обновления»</w:t>
+            </w:r>
+          </w:p>
+        </w:tc>
+        <w:tc>
+          <w:tcPr>
+            <w:tcW w:type="dxa" w:w="5669"/>
+          </w:tcPr>
+          <w:p>
+            <w:pPr>
+              <w:spacing w:line="240" w:lineRule="auto" w:after="0"/>
+              <w:ind w:firstLine="0"/>
+              <w:jc w:val="left"/>
+            </w:pPr>
+            <w:r/>
+            <w:r>
+              <w:rPr>
+                <w:rFonts w:ascii="Times New Roman" w:hAnsi="Times New Roman" w:cs="Times New Roman" w:eastAsia="Times New Roman"/>
+                <w:b w:val="0"/>
+                <w:i w:val="0"/>
+                <w:sz w:val="28"/>
+              </w:rPr>
+              <w:t>В системе нет браузера по умолчанию. Программа покажет сам адрес — его можно набрать вручную</w:t>
+            </w:r>
+          </w:p>
+        </w:tc>
+      </w:tr>
     </w:tbl>
     <w:p>
       <w:pPr>
@@ -7038,7 +7546,7 @@
         <w:pStyle w:val="Heading2"/>
       </w:pPr>
       <w:r>
-        <w:t>7.3. Краткая памятка</w:t>
+        <w:t>8.3. Краткая памятка</w:t>
       </w:r>
     </w:p>
     <w:p>
@@ -7371,7 +7879,7 @@
           <w:sz w:val="24"/>
           <w:szCs w:val="24"/>
         </w:rPr>
-        <w:t xml:space="preserve"> Отчёты о слиянии хранятся в профиле пользователя, в истории остаются три последних. Открыть папку с ними можно через меню «Меню» → «Папка отчётов».</w:t>
+        <w:t xml:space="preserve"> Программа не даст записать результат поверх открытого документа: такая запись повредила бы файл, из которого читает сама операция.</w:t>
       </w:r>
     </w:p>
   </w:footnote>
@@ -7400,6 +7908,62 @@
           <w:szCs w:val="24"/>
         </w:rPr>
         <w:t xml:space="preserve"> Проверить просто: откройте PDF в любом просмотрщике, выделите текст и скопируйте его (Ctrl + C). Если в буфер попадает бессмыслица, текстовый слой документа испорчен изначально.</w:t>
+      </w:r>
+    </w:p>
+  </w:footnote>
+  <w:footnote w:id="7">
+    <w:p>
+      <w:pPr>
+        <w:spacing w:after="0" w:line="240" w:lineRule="auto"/>
+        <w:ind w:firstLine="0"/>
+        <w:jc w:val="both"/>
+      </w:pPr>
+      <w:r>
+        <w:rPr>
+          <w:rFonts w:ascii="Times New Roman" w:hAnsi="Times New Roman" w:cs="Times New Roman" w:eastAsia="Times New Roman"/>
+          <w:sz w:val="24"/>
+          <w:szCs w:val="24"/>
+        </w:rPr>
+        <w:rPr>
+          <w:vertAlign w:val="superscript"/>
+        </w:rPr>
+        <w:footnoteRef/>
+      </w:r>
+      <w:r>
+        <w:rPr>
+          <w:rFonts w:ascii="Times New Roman" w:hAnsi="Times New Roman" w:cs="Times New Roman" w:eastAsia="Times New Roman"/>
+          <w:sz w:val="24"/>
+          <w:szCs w:val="24"/>
+        </w:rPr>
+        <w:t xml:space="preserve"> Отчёты о слиянии хранятся в профиле пользователя, в истории остаются три последних. Открыть папку с ними можно через меню «Меню» → «Папка отчётов».</w:t>
+      </w:r>
+    </w:p>
+  </w:footnote>
+  <w:footnote w:id="8">
+    <w:p>
+      <w:pPr>
+        <w:spacing w:after="0" w:line="240" w:lineRule="auto"/>
+        <w:ind w:firstLine="0"/>
+        <w:jc w:val="both"/>
+      </w:pPr>
+      <w:r>
+        <w:rPr>
+          <w:rFonts w:ascii="Times New Roman" w:hAnsi="Times New Roman" w:cs="Times New Roman" w:eastAsia="Times New Roman"/>
+          <w:sz w:val="24"/>
+          <w:szCs w:val="24"/>
+        </w:rPr>
+        <w:rPr>
+          <w:vertAlign w:val="superscript"/>
+        </w:rPr>
+        <w:footnoteRef/>
+      </w:r>
+      <w:r>
+        <w:rPr>
+          <w:rFonts w:ascii="Times New Roman" w:hAnsi="Times New Roman" w:cs="Times New Roman" w:eastAsia="Times New Roman"/>
+          <w:sz w:val="24"/>
+          <w:szCs w:val="24"/>
+        </w:rPr>
+        <w:t xml:space="preserve"> Файл распаковывается в профиль пользователя, рядом с настройками программы. Его можно удалить — при следующем обращении он появится снова.</w:t>
       </w:r>
     </w:p>
   </w:footnote>

--- a/docs/Инструкция пользователя.docx
+++ b/docs/Инструкция пользователя.docx
@@ -120,7 +120,7 @@
       <w:r>
         <w:fldChar w:fldCharType="separate"/>
       </w:r>
-      <w:hyperlink w:anchor="_Toc236316638" w:history="1">
+      <w:hyperlink w:anchor="_Toc236319872" w:history="1">
         <w:r>
           <w:rPr>
             <w:rStyle w:val="aff8"/>
@@ -148,7 +148,7 @@
             <w:noProof/>
             <w:webHidden/>
           </w:rPr>
-          <w:instrText xml:space="preserve"> PAGEREF _Toc236316638 \h </w:instrText>
+          <w:instrText xml:space="preserve"> PAGEREF _Toc236319872 \h </w:instrText>
         </w:r>
         <w:r>
           <w:rPr>
@@ -195,7 +195,7 @@
           <w14:ligatures w14:val="standardContextual"/>
         </w:rPr>
       </w:pPr>
-      <w:hyperlink w:anchor="_Toc236316639" w:history="1">
+      <w:hyperlink w:anchor="_Toc236319873" w:history="1">
         <w:r>
           <w:rPr>
             <w:rStyle w:val="aff8"/>
@@ -223,7 +223,7 @@
             <w:noProof/>
             <w:webHidden/>
           </w:rPr>
-          <w:instrText xml:space="preserve"> PAGEREF _Toc236316639 \h </w:instrText>
+          <w:instrText xml:space="preserve"> PAGEREF _Toc236319873 \h </w:instrText>
         </w:r>
         <w:r>
           <w:rPr>
@@ -270,7 +270,7 @@
           <w14:ligatures w14:val="standardContextual"/>
         </w:rPr>
       </w:pPr>
-      <w:hyperlink w:anchor="_Toc236316640" w:history="1">
+      <w:hyperlink w:anchor="_Toc236319874" w:history="1">
         <w:r>
           <w:rPr>
             <w:rStyle w:val="aff8"/>
@@ -298,7 +298,7 @@
             <w:noProof/>
             <w:webHidden/>
           </w:rPr>
-          <w:instrText xml:space="preserve"> PAGEREF _Toc236316640 \h </w:instrText>
+          <w:instrText xml:space="preserve"> PAGEREF _Toc236319874 \h </w:instrText>
         </w:r>
         <w:r>
           <w:rPr>
@@ -345,7 +345,7 @@
           <w14:ligatures w14:val="standardContextual"/>
         </w:rPr>
       </w:pPr>
-      <w:hyperlink w:anchor="_Toc236316641" w:history="1">
+      <w:hyperlink w:anchor="_Toc236319875" w:history="1">
         <w:r>
           <w:rPr>
             <w:rStyle w:val="aff8"/>
@@ -373,7 +373,7 @@
             <w:noProof/>
             <w:webHidden/>
           </w:rPr>
-          <w:instrText xml:space="preserve"> PAGEREF _Toc236316641 \h </w:instrText>
+          <w:instrText xml:space="preserve"> PAGEREF _Toc236319875 \h </w:instrText>
         </w:r>
         <w:r>
           <w:rPr>
@@ -420,7 +420,7 @@
           <w14:ligatures w14:val="standardContextual"/>
         </w:rPr>
       </w:pPr>
-      <w:hyperlink w:anchor="_Toc236316642" w:history="1">
+      <w:hyperlink w:anchor="_Toc236319876" w:history="1">
         <w:r>
           <w:rPr>
             <w:rStyle w:val="aff8"/>
@@ -448,7 +448,7 @@
             <w:noProof/>
             <w:webHidden/>
           </w:rPr>
-          <w:instrText xml:space="preserve"> PAGEREF _Toc236316642 \h </w:instrText>
+          <w:instrText xml:space="preserve"> PAGEREF _Toc236319876 \h </w:instrText>
         </w:r>
         <w:r>
           <w:rPr>
@@ -495,7 +495,7 @@
           <w14:ligatures w14:val="standardContextual"/>
         </w:rPr>
       </w:pPr>
-      <w:hyperlink w:anchor="_Toc236316643" w:history="1">
+      <w:hyperlink w:anchor="_Toc236319877" w:history="1">
         <w:r>
           <w:rPr>
             <w:rStyle w:val="aff8"/>
@@ -523,7 +523,7 @@
             <w:noProof/>
             <w:webHidden/>
           </w:rPr>
-          <w:instrText xml:space="preserve"> PAGEREF _Toc236316643 \h </w:instrText>
+          <w:instrText xml:space="preserve"> PAGEREF _Toc236319877 \h </w:instrText>
         </w:r>
         <w:r>
           <w:rPr>
@@ -570,7 +570,7 @@
           <w14:ligatures w14:val="standardContextual"/>
         </w:rPr>
       </w:pPr>
-      <w:hyperlink w:anchor="_Toc236316644" w:history="1">
+      <w:hyperlink w:anchor="_Toc236319878" w:history="1">
         <w:r>
           <w:rPr>
             <w:rStyle w:val="aff8"/>
@@ -598,7 +598,7 @@
             <w:noProof/>
             <w:webHidden/>
           </w:rPr>
-          <w:instrText xml:space="preserve"> PAGEREF _Toc236316644 \h </w:instrText>
+          <w:instrText xml:space="preserve"> PAGEREF _Toc236319878 \h </w:instrText>
         </w:r>
         <w:r>
           <w:rPr>
@@ -645,7 +645,7 @@
           <w14:ligatures w14:val="standardContextual"/>
         </w:rPr>
       </w:pPr>
-      <w:hyperlink w:anchor="_Toc236316645" w:history="1">
+      <w:hyperlink w:anchor="_Toc236319879" w:history="1">
         <w:r>
           <w:rPr>
             <w:rStyle w:val="aff8"/>
@@ -673,7 +673,7 @@
             <w:noProof/>
             <w:webHidden/>
           </w:rPr>
-          <w:instrText xml:space="preserve"> PAGEREF _Toc236316645 \h </w:instrText>
+          <w:instrText xml:space="preserve"> PAGEREF _Toc236319879 \h </w:instrText>
         </w:r>
         <w:r>
           <w:rPr>
@@ -720,7 +720,7 @@
           <w14:ligatures w14:val="standardContextual"/>
         </w:rPr>
       </w:pPr>
-      <w:hyperlink w:anchor="_Toc236316646" w:history="1">
+      <w:hyperlink w:anchor="_Toc236319880" w:history="1">
         <w:r>
           <w:rPr>
             <w:rStyle w:val="aff8"/>
@@ -748,7 +748,7 @@
             <w:noProof/>
             <w:webHidden/>
           </w:rPr>
-          <w:instrText xml:space="preserve"> PAGEREF _Toc236316646 \h </w:instrText>
+          <w:instrText xml:space="preserve"> PAGEREF _Toc236319880 \h </w:instrText>
         </w:r>
         <w:r>
           <w:rPr>
@@ -795,7 +795,7 @@
           <w14:ligatures w14:val="standardContextual"/>
         </w:rPr>
       </w:pPr>
-      <w:hyperlink w:anchor="_Toc236316647" w:history="1">
+      <w:hyperlink w:anchor="_Toc236319881" w:history="1">
         <w:r>
           <w:rPr>
             <w:rStyle w:val="aff8"/>
@@ -823,7 +823,7 @@
             <w:noProof/>
             <w:webHidden/>
           </w:rPr>
-          <w:instrText xml:space="preserve"> PAGEREF _Toc236316647 \h </w:instrText>
+          <w:instrText xml:space="preserve"> PAGEREF _Toc236319881 \h </w:instrText>
         </w:r>
         <w:r>
           <w:rPr>
@@ -870,7 +870,7 @@
           <w14:ligatures w14:val="standardContextual"/>
         </w:rPr>
       </w:pPr>
-      <w:hyperlink w:anchor="_Toc236316648" w:history="1">
+      <w:hyperlink w:anchor="_Toc236319882" w:history="1">
         <w:r>
           <w:rPr>
             <w:rStyle w:val="aff8"/>
@@ -898,7 +898,7 @@
             <w:noProof/>
             <w:webHidden/>
           </w:rPr>
-          <w:instrText xml:space="preserve"> PAGEREF _Toc236316648 \h </w:instrText>
+          <w:instrText xml:space="preserve"> PAGEREF _Toc236319882 \h </w:instrText>
         </w:r>
         <w:r>
           <w:rPr>
@@ -945,7 +945,7 @@
           <w14:ligatures w14:val="standardContextual"/>
         </w:rPr>
       </w:pPr>
-      <w:hyperlink w:anchor="_Toc236316649" w:history="1">
+      <w:hyperlink w:anchor="_Toc236319883" w:history="1">
         <w:r>
           <w:rPr>
             <w:rStyle w:val="aff8"/>
@@ -973,7 +973,7 @@
             <w:noProof/>
             <w:webHidden/>
           </w:rPr>
-          <w:instrText xml:space="preserve"> PAGEREF _Toc236316649 \h </w:instrText>
+          <w:instrText xml:space="preserve"> PAGEREF _Toc236319883 \h </w:instrText>
         </w:r>
         <w:r>
           <w:rPr>
@@ -1020,7 +1020,7 @@
           <w14:ligatures w14:val="standardContextual"/>
         </w:rPr>
       </w:pPr>
-      <w:hyperlink w:anchor="_Toc236316650" w:history="1">
+      <w:hyperlink w:anchor="_Toc236319884" w:history="1">
         <w:r>
           <w:rPr>
             <w:rStyle w:val="aff8"/>
@@ -1048,7 +1048,7 @@
             <w:noProof/>
             <w:webHidden/>
           </w:rPr>
-          <w:instrText xml:space="preserve"> PAGEREF _Toc236316650 \h </w:instrText>
+          <w:instrText xml:space="preserve"> PAGEREF _Toc236319884 \h </w:instrText>
         </w:r>
         <w:r>
           <w:rPr>
@@ -1095,7 +1095,7 @@
           <w14:ligatures w14:val="standardContextual"/>
         </w:rPr>
       </w:pPr>
-      <w:hyperlink w:anchor="_Toc236316651" w:history="1">
+      <w:hyperlink w:anchor="_Toc236319885" w:history="1">
         <w:r>
           <w:rPr>
             <w:rStyle w:val="aff8"/>
@@ -1123,7 +1123,7 @@
             <w:noProof/>
             <w:webHidden/>
           </w:rPr>
-          <w:instrText xml:space="preserve"> PAGEREF _Toc236316651 \h </w:instrText>
+          <w:instrText xml:space="preserve"> PAGEREF _Toc236319885 \h </w:instrText>
         </w:r>
         <w:r>
           <w:rPr>
@@ -1170,7 +1170,7 @@
           <w14:ligatures w14:val="standardContextual"/>
         </w:rPr>
       </w:pPr>
-      <w:hyperlink w:anchor="_Toc236316652" w:history="1">
+      <w:hyperlink w:anchor="_Toc236319886" w:history="1">
         <w:r>
           <w:rPr>
             <w:rStyle w:val="aff8"/>
@@ -1198,7 +1198,7 @@
             <w:noProof/>
             <w:webHidden/>
           </w:rPr>
-          <w:instrText xml:space="preserve"> PAGEREF _Toc236316652 \h </w:instrText>
+          <w:instrText xml:space="preserve"> PAGEREF _Toc236319886 \h </w:instrText>
         </w:r>
         <w:r>
           <w:rPr>
@@ -1245,7 +1245,7 @@
           <w14:ligatures w14:val="standardContextual"/>
         </w:rPr>
       </w:pPr>
-      <w:hyperlink w:anchor="_Toc236316653" w:history="1">
+      <w:hyperlink w:anchor="_Toc236319887" w:history="1">
         <w:r>
           <w:rPr>
             <w:rStyle w:val="aff8"/>
@@ -1273,7 +1273,7 @@
             <w:noProof/>
             <w:webHidden/>
           </w:rPr>
-          <w:instrText xml:space="preserve"> PAGEREF _Toc236316653 \h </w:instrText>
+          <w:instrText xml:space="preserve"> PAGEREF _Toc236319887 \h </w:instrText>
         </w:r>
         <w:r>
           <w:rPr>
@@ -1320,7 +1320,7 @@
           <w14:ligatures w14:val="standardContextual"/>
         </w:rPr>
       </w:pPr>
-      <w:hyperlink w:anchor="_Toc236316654" w:history="1">
+      <w:hyperlink w:anchor="_Toc236319888" w:history="1">
         <w:r>
           <w:rPr>
             <w:rStyle w:val="aff8"/>
@@ -1348,7 +1348,7 @@
             <w:noProof/>
             <w:webHidden/>
           </w:rPr>
-          <w:instrText xml:space="preserve"> PAGEREF _Toc236316654 \h </w:instrText>
+          <w:instrText xml:space="preserve"> PAGEREF _Toc236319888 \h </w:instrText>
         </w:r>
         <w:r>
           <w:rPr>
@@ -1395,7 +1395,7 @@
           <w14:ligatures w14:val="standardContextual"/>
         </w:rPr>
       </w:pPr>
-      <w:hyperlink w:anchor="_Toc236316655" w:history="1">
+      <w:hyperlink w:anchor="_Toc236319889" w:history="1">
         <w:r>
           <w:rPr>
             <w:rStyle w:val="aff8"/>
@@ -1423,7 +1423,7 @@
             <w:noProof/>
             <w:webHidden/>
           </w:rPr>
-          <w:instrText xml:space="preserve"> PAGEREF _Toc236316655 \h </w:instrText>
+          <w:instrText xml:space="preserve"> PAGEREF _Toc236319889 \h </w:instrText>
         </w:r>
         <w:r>
           <w:rPr>
@@ -1470,7 +1470,7 @@
           <w14:ligatures w14:val="standardContextual"/>
         </w:rPr>
       </w:pPr>
-      <w:hyperlink w:anchor="_Toc236316656" w:history="1">
+      <w:hyperlink w:anchor="_Toc236319890" w:history="1">
         <w:r>
           <w:rPr>
             <w:rStyle w:val="aff8"/>
@@ -1498,7 +1498,7 @@
             <w:noProof/>
             <w:webHidden/>
           </w:rPr>
-          <w:instrText xml:space="preserve"> PAGEREF _Toc236316656 \h </w:instrText>
+          <w:instrText xml:space="preserve"> PAGEREF _Toc236319890 \h </w:instrText>
         </w:r>
         <w:r>
           <w:rPr>
@@ -1545,7 +1545,7 @@
           <w14:ligatures w14:val="standardContextual"/>
         </w:rPr>
       </w:pPr>
-      <w:hyperlink w:anchor="_Toc236316657" w:history="1">
+      <w:hyperlink w:anchor="_Toc236319891" w:history="1">
         <w:r>
           <w:rPr>
             <w:rStyle w:val="aff8"/>
@@ -1573,7 +1573,7 @@
             <w:noProof/>
             <w:webHidden/>
           </w:rPr>
-          <w:instrText xml:space="preserve"> PAGEREF _Toc236316657 \h </w:instrText>
+          <w:instrText xml:space="preserve"> PAGEREF _Toc236319891 \h </w:instrText>
         </w:r>
         <w:r>
           <w:rPr>
@@ -1620,7 +1620,7 @@
           <w14:ligatures w14:val="standardContextual"/>
         </w:rPr>
       </w:pPr>
-      <w:hyperlink w:anchor="_Toc236316658" w:history="1">
+      <w:hyperlink w:anchor="_Toc236319892" w:history="1">
         <w:r>
           <w:rPr>
             <w:rStyle w:val="aff8"/>
@@ -1648,7 +1648,7 @@
             <w:noProof/>
             <w:webHidden/>
           </w:rPr>
-          <w:instrText xml:space="preserve"> PAGEREF _Toc236316658 \h </w:instrText>
+          <w:instrText xml:space="preserve"> PAGEREF _Toc236319892 \h </w:instrText>
         </w:r>
         <w:r>
           <w:rPr>
@@ -1695,7 +1695,7 @@
           <w14:ligatures w14:val="standardContextual"/>
         </w:rPr>
       </w:pPr>
-      <w:hyperlink w:anchor="_Toc236316659" w:history="1">
+      <w:hyperlink w:anchor="_Toc236319893" w:history="1">
         <w:r>
           <w:rPr>
             <w:rStyle w:val="aff8"/>
@@ -1723,7 +1723,7 @@
             <w:noProof/>
             <w:webHidden/>
           </w:rPr>
-          <w:instrText xml:space="preserve"> PAGEREF _Toc236316659 \h </w:instrText>
+          <w:instrText xml:space="preserve"> PAGEREF _Toc236319893 \h </w:instrText>
         </w:r>
         <w:r>
           <w:rPr>
@@ -1770,7 +1770,7 @@
           <w14:ligatures w14:val="standardContextual"/>
         </w:rPr>
       </w:pPr>
-      <w:hyperlink w:anchor="_Toc236316660" w:history="1">
+      <w:hyperlink w:anchor="_Toc236319894" w:history="1">
         <w:r>
           <w:rPr>
             <w:rStyle w:val="aff8"/>
@@ -1798,7 +1798,7 @@
             <w:noProof/>
             <w:webHidden/>
           </w:rPr>
-          <w:instrText xml:space="preserve"> PAGEREF _Toc236316660 \h </w:instrText>
+          <w:instrText xml:space="preserve"> PAGEREF _Toc236319894 \h </w:instrText>
         </w:r>
         <w:r>
           <w:rPr>
@@ -1845,7 +1845,7 @@
           <w14:ligatures w14:val="standardContextual"/>
         </w:rPr>
       </w:pPr>
-      <w:hyperlink w:anchor="_Toc236316661" w:history="1">
+      <w:hyperlink w:anchor="_Toc236319895" w:history="1">
         <w:r>
           <w:rPr>
             <w:rStyle w:val="aff8"/>
@@ -1873,7 +1873,7 @@
             <w:noProof/>
             <w:webHidden/>
           </w:rPr>
-          <w:instrText xml:space="preserve"> PAGEREF _Toc236316661 \h </w:instrText>
+          <w:instrText xml:space="preserve"> PAGEREF _Toc236319895 \h </w:instrText>
         </w:r>
         <w:r>
           <w:rPr>
@@ -1920,7 +1920,7 @@
           <w14:ligatures w14:val="standardContextual"/>
         </w:rPr>
       </w:pPr>
-      <w:hyperlink w:anchor="_Toc236316662" w:history="1">
+      <w:hyperlink w:anchor="_Toc236319896" w:history="1">
         <w:r>
           <w:rPr>
             <w:rStyle w:val="aff8"/>
@@ -1948,7 +1948,7 @@
             <w:noProof/>
             <w:webHidden/>
           </w:rPr>
-          <w:instrText xml:space="preserve"> PAGEREF _Toc236316662 \h </w:instrText>
+          <w:instrText xml:space="preserve"> PAGEREF _Toc236319896 \h </w:instrText>
         </w:r>
         <w:r>
           <w:rPr>
@@ -1995,7 +1995,7 @@
           <w14:ligatures w14:val="standardContextual"/>
         </w:rPr>
       </w:pPr>
-      <w:hyperlink w:anchor="_Toc236316663" w:history="1">
+      <w:hyperlink w:anchor="_Toc236319897" w:history="1">
         <w:r>
           <w:rPr>
             <w:rStyle w:val="aff8"/>
@@ -2023,7 +2023,7 @@
             <w:noProof/>
             <w:webHidden/>
           </w:rPr>
-          <w:instrText xml:space="preserve"> PAGEREF _Toc236316663 \h </w:instrText>
+          <w:instrText xml:space="preserve"> PAGEREF _Toc236319897 \h </w:instrText>
         </w:r>
         <w:r>
           <w:rPr>
@@ -2070,7 +2070,7 @@
           <w14:ligatures w14:val="standardContextual"/>
         </w:rPr>
       </w:pPr>
-      <w:hyperlink w:anchor="_Toc236316664" w:history="1">
+      <w:hyperlink w:anchor="_Toc236319898" w:history="1">
         <w:r>
           <w:rPr>
             <w:rStyle w:val="aff8"/>
@@ -2098,7 +2098,7 @@
             <w:noProof/>
             <w:webHidden/>
           </w:rPr>
-          <w:instrText xml:space="preserve"> PAGEREF _Toc236316664 \h </w:instrText>
+          <w:instrText xml:space="preserve"> PAGEREF _Toc236319898 \h </w:instrText>
         </w:r>
         <w:r>
           <w:rPr>
@@ -2145,7 +2145,7 @@
           <w14:ligatures w14:val="standardContextual"/>
         </w:rPr>
       </w:pPr>
-      <w:hyperlink w:anchor="_Toc236316665" w:history="1">
+      <w:hyperlink w:anchor="_Toc236319899" w:history="1">
         <w:r>
           <w:rPr>
             <w:rStyle w:val="aff8"/>
@@ -2173,7 +2173,7 @@
             <w:noProof/>
             <w:webHidden/>
           </w:rPr>
-          <w:instrText xml:space="preserve"> PAGEREF _Toc236316665 \h </w:instrText>
+          <w:instrText xml:space="preserve"> PAGEREF _Toc236319899 \h </w:instrText>
         </w:r>
         <w:r>
           <w:rPr>
@@ -2220,7 +2220,7 @@
           <w14:ligatures w14:val="standardContextual"/>
         </w:rPr>
       </w:pPr>
-      <w:hyperlink w:anchor="_Toc236316666" w:history="1">
+      <w:hyperlink w:anchor="_Toc236319900" w:history="1">
         <w:r>
           <w:rPr>
             <w:rStyle w:val="aff8"/>
@@ -2248,7 +2248,7 @@
             <w:noProof/>
             <w:webHidden/>
           </w:rPr>
-          <w:instrText xml:space="preserve"> PAGEREF _Toc236316666 \h </w:instrText>
+          <w:instrText xml:space="preserve"> PAGEREF _Toc236319900 \h </w:instrText>
         </w:r>
         <w:r>
           <w:rPr>
@@ -2295,7 +2295,7 @@
           <w14:ligatures w14:val="standardContextual"/>
         </w:rPr>
       </w:pPr>
-      <w:hyperlink w:anchor="_Toc236316667" w:history="1">
+      <w:hyperlink w:anchor="_Toc236319901" w:history="1">
         <w:r>
           <w:rPr>
             <w:rStyle w:val="aff8"/>
@@ -2323,7 +2323,7 @@
             <w:noProof/>
             <w:webHidden/>
           </w:rPr>
-          <w:instrText xml:space="preserve"> PAGEREF _Toc236316667 \h </w:instrText>
+          <w:instrText xml:space="preserve"> PAGEREF _Toc236319901 \h </w:instrText>
         </w:r>
         <w:r>
           <w:rPr>
@@ -2370,7 +2370,7 @@
           <w14:ligatures w14:val="standardContextual"/>
         </w:rPr>
       </w:pPr>
-      <w:hyperlink w:anchor="_Toc236316668" w:history="1">
+      <w:hyperlink w:anchor="_Toc236319902" w:history="1">
         <w:r>
           <w:rPr>
             <w:rStyle w:val="aff8"/>
@@ -2398,7 +2398,7 @@
             <w:noProof/>
             <w:webHidden/>
           </w:rPr>
-          <w:instrText xml:space="preserve"> PAGEREF _Toc236316668 \h </w:instrText>
+          <w:instrText xml:space="preserve"> PAGEREF _Toc236319902 \h </w:instrText>
         </w:r>
         <w:r>
           <w:rPr>
@@ -2445,7 +2445,7 @@
           <w14:ligatures w14:val="standardContextual"/>
         </w:rPr>
       </w:pPr>
-      <w:hyperlink w:anchor="_Toc236316669" w:history="1">
+      <w:hyperlink w:anchor="_Toc236319903" w:history="1">
         <w:r>
           <w:rPr>
             <w:rStyle w:val="aff8"/>
@@ -2473,7 +2473,7 @@
             <w:noProof/>
             <w:webHidden/>
           </w:rPr>
-          <w:instrText xml:space="preserve"> PAGEREF _Toc236316669 \h </w:instrText>
+          <w:instrText xml:space="preserve"> PAGEREF _Toc236319903 \h </w:instrText>
         </w:r>
         <w:r>
           <w:rPr>
@@ -2520,7 +2520,7 @@
           <w14:ligatures w14:val="standardContextual"/>
         </w:rPr>
       </w:pPr>
-      <w:hyperlink w:anchor="_Toc236316670" w:history="1">
+      <w:hyperlink w:anchor="_Toc236319904" w:history="1">
         <w:r>
           <w:rPr>
             <w:rStyle w:val="aff8"/>
@@ -2548,7 +2548,7 @@
             <w:noProof/>
             <w:webHidden/>
           </w:rPr>
-          <w:instrText xml:space="preserve"> PAGEREF _Toc236316670 \h </w:instrText>
+          <w:instrText xml:space="preserve"> PAGEREF _Toc236319904 \h </w:instrText>
         </w:r>
         <w:r>
           <w:rPr>
@@ -2595,7 +2595,7 @@
           <w14:ligatures w14:val="standardContextual"/>
         </w:rPr>
       </w:pPr>
-      <w:hyperlink w:anchor="_Toc236316671" w:history="1">
+      <w:hyperlink w:anchor="_Toc236319905" w:history="1">
         <w:r>
           <w:rPr>
             <w:rStyle w:val="aff8"/>
@@ -2623,7 +2623,7 @@
             <w:noProof/>
             <w:webHidden/>
           </w:rPr>
-          <w:instrText xml:space="preserve"> PAGEREF _Toc236316671 \h </w:instrText>
+          <w:instrText xml:space="preserve"> PAGEREF _Toc236319905 \h </w:instrText>
         </w:r>
         <w:r>
           <w:rPr>
@@ -2670,7 +2670,7 @@
           <w14:ligatures w14:val="standardContextual"/>
         </w:rPr>
       </w:pPr>
-      <w:hyperlink w:anchor="_Toc236316672" w:history="1">
+      <w:hyperlink w:anchor="_Toc236319906" w:history="1">
         <w:r>
           <w:rPr>
             <w:rStyle w:val="aff8"/>
@@ -2698,7 +2698,7 @@
             <w:noProof/>
             <w:webHidden/>
           </w:rPr>
-          <w:instrText xml:space="preserve"> PAGEREF _Toc236316672 \h </w:instrText>
+          <w:instrText xml:space="preserve"> PAGEREF _Toc236319906 \h </w:instrText>
         </w:r>
         <w:r>
           <w:rPr>
@@ -2745,7 +2745,7 @@
           <w14:ligatures w14:val="standardContextual"/>
         </w:rPr>
       </w:pPr>
-      <w:hyperlink w:anchor="_Toc236316673" w:history="1">
+      <w:hyperlink w:anchor="_Toc236319907" w:history="1">
         <w:r>
           <w:rPr>
             <w:rStyle w:val="aff8"/>
@@ -2773,7 +2773,7 @@
             <w:noProof/>
             <w:webHidden/>
           </w:rPr>
-          <w:instrText xml:space="preserve"> PAGEREF _Toc236316673 \h </w:instrText>
+          <w:instrText xml:space="preserve"> PAGEREF _Toc236319907 \h </w:instrText>
         </w:r>
         <w:r>
           <w:rPr>
@@ -2820,7 +2820,7 @@
           <w14:ligatures w14:val="standardContextual"/>
         </w:rPr>
       </w:pPr>
-      <w:hyperlink w:anchor="_Toc236316674" w:history="1">
+      <w:hyperlink w:anchor="_Toc236319908" w:history="1">
         <w:r>
           <w:rPr>
             <w:rStyle w:val="aff8"/>
@@ -2848,7 +2848,7 @@
             <w:noProof/>
             <w:webHidden/>
           </w:rPr>
-          <w:instrText xml:space="preserve"> PAGEREF _Toc236316674 \h </w:instrText>
+          <w:instrText xml:space="preserve"> PAGEREF _Toc236319908 \h </w:instrText>
         </w:r>
         <w:r>
           <w:rPr>
@@ -2895,7 +2895,7 @@
           <w14:ligatures w14:val="standardContextual"/>
         </w:rPr>
       </w:pPr>
-      <w:hyperlink w:anchor="_Toc236316675" w:history="1">
+      <w:hyperlink w:anchor="_Toc236319909" w:history="1">
         <w:r>
           <w:rPr>
             <w:rStyle w:val="aff8"/>
@@ -2923,7 +2923,7 @@
             <w:noProof/>
             <w:webHidden/>
           </w:rPr>
-          <w:instrText xml:space="preserve"> PAGEREF _Toc236316675 \h </w:instrText>
+          <w:instrText xml:space="preserve"> PAGEREF _Toc236319909 \h </w:instrText>
         </w:r>
         <w:r>
           <w:rPr>
@@ -2970,7 +2970,7 @@
           <w14:ligatures w14:val="standardContextual"/>
         </w:rPr>
       </w:pPr>
-      <w:hyperlink w:anchor="_Toc236316676" w:history="1">
+      <w:hyperlink w:anchor="_Toc236319910" w:history="1">
         <w:r>
           <w:rPr>
             <w:rStyle w:val="aff8"/>
@@ -2998,7 +2998,7 @@
             <w:noProof/>
             <w:webHidden/>
           </w:rPr>
-          <w:instrText xml:space="preserve"> PAGEREF _Toc236316676 \h </w:instrText>
+          <w:instrText xml:space="preserve"> PAGEREF _Toc236319910 \h </w:instrText>
         </w:r>
         <w:r>
           <w:rPr>
@@ -3045,7 +3045,7 @@
           <w14:ligatures w14:val="standardContextual"/>
         </w:rPr>
       </w:pPr>
-      <w:hyperlink w:anchor="_Toc236316677" w:history="1">
+      <w:hyperlink w:anchor="_Toc236319911" w:history="1">
         <w:r>
           <w:rPr>
             <w:rStyle w:val="aff8"/>
@@ -3073,7 +3073,7 @@
             <w:noProof/>
             <w:webHidden/>
           </w:rPr>
-          <w:instrText xml:space="preserve"> PAGEREF _Toc236316677 \h </w:instrText>
+          <w:instrText xml:space="preserve"> PAGEREF _Toc236319911 \h </w:instrText>
         </w:r>
         <w:r>
           <w:rPr>
@@ -3120,7 +3120,7 @@
           <w14:ligatures w14:val="standardContextual"/>
         </w:rPr>
       </w:pPr>
-      <w:hyperlink w:anchor="_Toc236316678" w:history="1">
+      <w:hyperlink w:anchor="_Toc236319912" w:history="1">
         <w:r>
           <w:rPr>
             <w:rStyle w:val="aff8"/>
@@ -3148,7 +3148,7 @@
             <w:noProof/>
             <w:webHidden/>
           </w:rPr>
-          <w:instrText xml:space="preserve"> PAGEREF _Toc236316678 \h </w:instrText>
+          <w:instrText xml:space="preserve"> PAGEREF _Toc236319912 \h </w:instrText>
         </w:r>
         <w:r>
           <w:rPr>
@@ -3195,7 +3195,7 @@
           <w14:ligatures w14:val="standardContextual"/>
         </w:rPr>
       </w:pPr>
-      <w:hyperlink w:anchor="_Toc236316679" w:history="1">
+      <w:hyperlink w:anchor="_Toc236319913" w:history="1">
         <w:r>
           <w:rPr>
             <w:rStyle w:val="aff8"/>
@@ -3223,7 +3223,7 @@
             <w:noProof/>
             <w:webHidden/>
           </w:rPr>
-          <w:instrText xml:space="preserve"> PAGEREF _Toc236316679 \h </w:instrText>
+          <w:instrText xml:space="preserve"> PAGEREF _Toc236319913 \h </w:instrText>
         </w:r>
         <w:r>
           <w:rPr>
@@ -3270,7 +3270,7 @@
           <w14:ligatures w14:val="standardContextual"/>
         </w:rPr>
       </w:pPr>
-      <w:hyperlink w:anchor="_Toc236316680" w:history="1">
+      <w:hyperlink w:anchor="_Toc236319914" w:history="1">
         <w:r>
           <w:rPr>
             <w:rStyle w:val="aff8"/>
@@ -3298,7 +3298,7 @@
             <w:noProof/>
             <w:webHidden/>
           </w:rPr>
-          <w:instrText xml:space="preserve"> PAGEREF _Toc236316680 \h </w:instrText>
+          <w:instrText xml:space="preserve"> PAGEREF _Toc236319914 \h </w:instrText>
         </w:r>
         <w:r>
           <w:rPr>
@@ -3345,7 +3345,7 @@
           <w14:ligatures w14:val="standardContextual"/>
         </w:rPr>
       </w:pPr>
-      <w:hyperlink w:anchor="_Toc236316681" w:history="1">
+      <w:hyperlink w:anchor="_Toc236319915" w:history="1">
         <w:r>
           <w:rPr>
             <w:rStyle w:val="aff8"/>
@@ -3373,7 +3373,7 @@
             <w:noProof/>
             <w:webHidden/>
           </w:rPr>
-          <w:instrText xml:space="preserve"> PAGEREF _Toc236316681 \h </w:instrText>
+          <w:instrText xml:space="preserve"> PAGEREF _Toc236319915 \h </w:instrText>
         </w:r>
         <w:r>
           <w:rPr>
@@ -3420,7 +3420,7 @@
           <w14:ligatures w14:val="standardContextual"/>
         </w:rPr>
       </w:pPr>
-      <w:hyperlink w:anchor="_Toc236316682" w:history="1">
+      <w:hyperlink w:anchor="_Toc236319916" w:history="1">
         <w:r>
           <w:rPr>
             <w:rStyle w:val="aff8"/>
@@ -3448,7 +3448,7 @@
             <w:noProof/>
             <w:webHidden/>
           </w:rPr>
-          <w:instrText xml:space="preserve"> PAGEREF _Toc236316682 \h </w:instrText>
+          <w:instrText xml:space="preserve"> PAGEREF _Toc236319916 \h </w:instrText>
         </w:r>
         <w:r>
           <w:rPr>
@@ -3495,7 +3495,7 @@
           <w14:ligatures w14:val="standardContextual"/>
         </w:rPr>
       </w:pPr>
-      <w:hyperlink w:anchor="_Toc236316683" w:history="1">
+      <w:hyperlink w:anchor="_Toc236319917" w:history="1">
         <w:r>
           <w:rPr>
             <w:rStyle w:val="aff8"/>
@@ -3523,7 +3523,7 @@
             <w:noProof/>
             <w:webHidden/>
           </w:rPr>
-          <w:instrText xml:space="preserve"> PAGEREF _Toc236316683 \h </w:instrText>
+          <w:instrText xml:space="preserve"> PAGEREF _Toc236319917 \h </w:instrText>
         </w:r>
         <w:r>
           <w:rPr>
@@ -3570,7 +3570,7 @@
           <w14:ligatures w14:val="standardContextual"/>
         </w:rPr>
       </w:pPr>
-      <w:hyperlink w:anchor="_Toc236316684" w:history="1">
+      <w:hyperlink w:anchor="_Toc236319918" w:history="1">
         <w:r>
           <w:rPr>
             <w:rStyle w:val="aff8"/>
@@ -3598,7 +3598,7 @@
             <w:noProof/>
             <w:webHidden/>
           </w:rPr>
-          <w:instrText xml:space="preserve"> PAGEREF _Toc236316684 \h </w:instrText>
+          <w:instrText xml:space="preserve"> PAGEREF _Toc236319918 \h </w:instrText>
         </w:r>
         <w:r>
           <w:rPr>
@@ -3645,7 +3645,7 @@
           <w14:ligatures w14:val="standardContextual"/>
         </w:rPr>
       </w:pPr>
-      <w:hyperlink w:anchor="_Toc236316685" w:history="1">
+      <w:hyperlink w:anchor="_Toc236319919" w:history="1">
         <w:r>
           <w:rPr>
             <w:rStyle w:val="aff8"/>
@@ -3673,7 +3673,7 @@
             <w:noProof/>
             <w:webHidden/>
           </w:rPr>
-          <w:instrText xml:space="preserve"> PAGEREF _Toc236316685 \h </w:instrText>
+          <w:instrText xml:space="preserve"> PAGEREF _Toc236319919 \h </w:instrText>
         </w:r>
         <w:r>
           <w:rPr>
@@ -3720,7 +3720,7 @@
           <w14:ligatures w14:val="standardContextual"/>
         </w:rPr>
       </w:pPr>
-      <w:hyperlink w:anchor="_Toc236316686" w:history="1">
+      <w:hyperlink w:anchor="_Toc236319920" w:history="1">
         <w:r>
           <w:rPr>
             <w:rStyle w:val="aff8"/>
@@ -3748,7 +3748,7 @@
             <w:noProof/>
             <w:webHidden/>
           </w:rPr>
-          <w:instrText xml:space="preserve"> PAGEREF _Toc236316686 \h </w:instrText>
+          <w:instrText xml:space="preserve"> PAGEREF _Toc236319920 \h </w:instrText>
         </w:r>
         <w:r>
           <w:rPr>
@@ -3795,7 +3795,7 @@
           <w14:ligatures w14:val="standardContextual"/>
         </w:rPr>
       </w:pPr>
-      <w:hyperlink w:anchor="_Toc236316687" w:history="1">
+      <w:hyperlink w:anchor="_Toc236319921" w:history="1">
         <w:r>
           <w:rPr>
             <w:rStyle w:val="aff8"/>
@@ -3823,7 +3823,7 @@
             <w:noProof/>
             <w:webHidden/>
           </w:rPr>
-          <w:instrText xml:space="preserve"> PAGEREF _Toc236316687 \h </w:instrText>
+          <w:instrText xml:space="preserve"> PAGEREF _Toc236319921 \h </w:instrText>
         </w:r>
         <w:r>
           <w:rPr>
@@ -3870,7 +3870,7 @@
           <w14:ligatures w14:val="standardContextual"/>
         </w:rPr>
       </w:pPr>
-      <w:hyperlink w:anchor="_Toc236316688" w:history="1">
+      <w:hyperlink w:anchor="_Toc236319922" w:history="1">
         <w:r>
           <w:rPr>
             <w:rStyle w:val="aff8"/>
@@ -3898,7 +3898,7 @@
             <w:noProof/>
             <w:webHidden/>
           </w:rPr>
-          <w:instrText xml:space="preserve"> PAGEREF _Toc236316688 \h </w:instrText>
+          <w:instrText xml:space="preserve"> PAGEREF _Toc236319922 \h </w:instrText>
         </w:r>
         <w:r>
           <w:rPr>
@@ -3945,7 +3945,7 @@
           <w14:ligatures w14:val="standardContextual"/>
         </w:rPr>
       </w:pPr>
-      <w:hyperlink w:anchor="_Toc236316689" w:history="1">
+      <w:hyperlink w:anchor="_Toc236319923" w:history="1">
         <w:r>
           <w:rPr>
             <w:rStyle w:val="aff8"/>
@@ -3973,7 +3973,7 @@
             <w:noProof/>
             <w:webHidden/>
           </w:rPr>
-          <w:instrText xml:space="preserve"> PAGEREF _Toc236316689 \h </w:instrText>
+          <w:instrText xml:space="preserve"> PAGEREF _Toc236319923 \h </w:instrText>
         </w:r>
         <w:r>
           <w:rPr>
@@ -4020,7 +4020,7 @@
           <w14:ligatures w14:val="standardContextual"/>
         </w:rPr>
       </w:pPr>
-      <w:hyperlink w:anchor="_Toc236316690" w:history="1">
+      <w:hyperlink w:anchor="_Toc236319924" w:history="1">
         <w:r>
           <w:rPr>
             <w:rStyle w:val="aff8"/>
@@ -4048,7 +4048,7 @@
             <w:noProof/>
             <w:webHidden/>
           </w:rPr>
-          <w:instrText xml:space="preserve"> PAGEREF _Toc236316690 \h </w:instrText>
+          <w:instrText xml:space="preserve"> PAGEREF _Toc236319924 \h </w:instrText>
         </w:r>
         <w:r>
           <w:rPr>
@@ -4095,7 +4095,7 @@
           <w14:ligatures w14:val="standardContextual"/>
         </w:rPr>
       </w:pPr>
-      <w:hyperlink w:anchor="_Toc236316691" w:history="1">
+      <w:hyperlink w:anchor="_Toc236319925" w:history="1">
         <w:r>
           <w:rPr>
             <w:rStyle w:val="aff8"/>
@@ -4123,7 +4123,7 @@
             <w:noProof/>
             <w:webHidden/>
           </w:rPr>
-          <w:instrText xml:space="preserve"> PAGEREF _Toc236316691 \h </w:instrText>
+          <w:instrText xml:space="preserve"> PAGEREF _Toc236319925 \h </w:instrText>
         </w:r>
         <w:r>
           <w:rPr>
@@ -4170,7 +4170,7 @@
           <w14:ligatures w14:val="standardContextual"/>
         </w:rPr>
       </w:pPr>
-      <w:hyperlink w:anchor="_Toc236316692" w:history="1">
+      <w:hyperlink w:anchor="_Toc236319926" w:history="1">
         <w:r>
           <w:rPr>
             <w:rStyle w:val="aff8"/>
@@ -4198,7 +4198,7 @@
             <w:noProof/>
             <w:webHidden/>
           </w:rPr>
-          <w:instrText xml:space="preserve"> PAGEREF _Toc236316692 \h </w:instrText>
+          <w:instrText xml:space="preserve"> PAGEREF _Toc236319926 \h </w:instrText>
         </w:r>
         <w:r>
           <w:rPr>
@@ -4245,7 +4245,7 @@
           <w14:ligatures w14:val="standardContextual"/>
         </w:rPr>
       </w:pPr>
-      <w:hyperlink w:anchor="_Toc236316693" w:history="1">
+      <w:hyperlink w:anchor="_Toc236319927" w:history="1">
         <w:r>
           <w:rPr>
             <w:rStyle w:val="aff8"/>
@@ -4273,7 +4273,7 @@
             <w:noProof/>
             <w:webHidden/>
           </w:rPr>
-          <w:instrText xml:space="preserve"> PAGEREF _Toc236316693 \h </w:instrText>
+          <w:instrText xml:space="preserve"> PAGEREF _Toc236319927 \h </w:instrText>
         </w:r>
         <w:r>
           <w:rPr>
@@ -4321,7 +4321,7 @@
       <w:pPr>
         <w:pStyle w:val="1"/>
       </w:pPr>
-      <w:bookmarkStart w:id="0" w:name="_Toc236316638"/>
+      <w:bookmarkStart w:id="0" w:name="_Toc236319872"/>
       <w:r>
         <w:lastRenderedPageBreak/>
         <w:t>1. Общие сведения</w:t>
@@ -4332,7 +4332,7 @@
       <w:pPr>
         <w:pStyle w:val="21"/>
       </w:pPr>
-      <w:bookmarkStart w:id="1" w:name="_Toc236316639"/>
+      <w:bookmarkStart w:id="1" w:name="_Toc236319873"/>
       <w:r>
         <w:t>1.1. Назначение программы</w:t>
       </w:r>
@@ -4755,7 +4755,7 @@
       <w:pPr>
         <w:pStyle w:val="21"/>
       </w:pPr>
-      <w:bookmarkStart w:id="2" w:name="_Toc236316640"/>
+      <w:bookmarkStart w:id="2" w:name="_Toc236319874"/>
       <w:r>
         <w:t>1.2. Что даёт программа</w:t>
       </w:r>
@@ -4844,7 +4844,7 @@
       <w:pPr>
         <w:pStyle w:val="21"/>
       </w:pPr>
-      <w:bookmarkStart w:id="3" w:name="_Toc236316641"/>
+      <w:bookmarkStart w:id="3" w:name="_Toc236319875"/>
       <w:r>
         <w:t>1.3. Требования к рабочему месту</w:t>
       </w:r>
@@ -4870,7 +4870,7 @@
       <w:pPr>
         <w:pStyle w:val="21"/>
       </w:pPr>
-      <w:bookmarkStart w:id="4" w:name="_Toc236316642"/>
+      <w:bookmarkStart w:id="4" w:name="_Toc236319876"/>
       <w:r>
         <w:t>1.4. Установка, запуск и обновление</w:t>
       </w:r>
@@ -4947,7 +4947,7 @@
       <w:pPr>
         <w:pStyle w:val="1"/>
       </w:pPr>
-      <w:bookmarkStart w:id="5" w:name="_Toc236316643"/>
+      <w:bookmarkStart w:id="5" w:name="_Toc236319877"/>
       <w:r>
         <w:t>2. Как устроена работа с программой</w:t>
       </w:r>
@@ -4957,7 +4957,7 @@
       <w:pPr>
         <w:pStyle w:val="21"/>
       </w:pPr>
-      <w:bookmarkStart w:id="6" w:name="_Toc236316644"/>
+      <w:bookmarkStart w:id="6" w:name="_Toc236319878"/>
       <w:r>
         <w:t>2.1. Главное окно</w:t>
       </w:r>
@@ -4984,7 +4984,7 @@
         </w:rPr>
         <w:lastRenderedPageBreak/>
         <w:drawing>
-          <wp:inline distT="0" distB="0" distL="0" distR="0" wp14:anchorId="4200BE34" wp14:editId="318D98D3">
+          <wp:inline distT="0" distB="0" distL="0" distR="0" wp14:anchorId="502994C8" wp14:editId="663DAC72">
             <wp:extent cx="5760000" cy="5127111"/>
             <wp:effectExtent l="0" t="0" r="0" b="0"/>
             <wp:docPr id="1" name="Picture 1"/>
@@ -5048,7 +5048,7 @@
         </w:rPr>
         <w:lastRenderedPageBreak/>
         <w:drawing>
-          <wp:inline distT="0" distB="0" distL="0" distR="0" wp14:anchorId="202C9884" wp14:editId="69E3CCD4">
+          <wp:inline distT="0" distB="0" distL="0" distR="0" wp14:anchorId="670D91EA" wp14:editId="0EA3AB8E">
             <wp:extent cx="5760000" cy="5127111"/>
             <wp:effectExtent l="0" t="0" r="0" b="0"/>
             <wp:docPr id="2" name="Picture 2"/>
@@ -5129,7 +5129,7 @@
       <w:pPr>
         <w:pStyle w:val="21"/>
       </w:pPr>
-      <w:bookmarkStart w:id="7" w:name="_Toc236316645"/>
+      <w:bookmarkStart w:id="7" w:name="_Toc236319879"/>
       <w:r>
         <w:t>2.2. Язык интерфейса</w:t>
       </w:r>
@@ -5152,8 +5152,8 @@
           <w:noProof/>
         </w:rPr>
         <w:drawing>
-          <wp:inline distT="0" distB="0" distL="0" distR="0" wp14:anchorId="6335C8CA" wp14:editId="2164DD2E">
-            <wp:extent cx="5760000" cy="5139371"/>
+          <wp:inline distT="0" distB="0" distL="0" distR="0" wp14:anchorId="37F92F7E" wp14:editId="6D9FC47F">
+            <wp:extent cx="5760000" cy="5127111"/>
             <wp:effectExtent l="0" t="0" r="0" b="0"/>
             <wp:docPr id="3" name="Picture 3"/>
             <wp:cNvGraphicFramePr>
@@ -5175,7 +5175,7 @@
                   <pic:spPr>
                     <a:xfrm>
                       <a:off x="0" y="0"/>
-                      <a:ext cx="5760000" cy="5139371"/>
+                      <a:ext cx="5760000" cy="5127111"/>
                     </a:xfrm>
                     <a:prstGeom prst="rect">
                       <a:avLst/>
@@ -5225,7 +5225,7 @@
       <w:pPr>
         <w:pStyle w:val="21"/>
       </w:pPr>
-      <w:bookmarkStart w:id="8" w:name="_Toc236316646"/>
+      <w:bookmarkStart w:id="8" w:name="_Toc236319880"/>
       <w:r>
         <w:t>2.3. Встроенная справка</w:t>
       </w:r>
@@ -5249,7 +5249,7 @@
         </w:rPr>
         <w:lastRenderedPageBreak/>
         <w:drawing>
-          <wp:inline distT="0" distB="0" distL="0" distR="0" wp14:anchorId="3585E17D" wp14:editId="6C283F97">
+          <wp:inline distT="0" distB="0" distL="0" distR="0" wp14:anchorId="2542202B" wp14:editId="74D8D7FA">
             <wp:extent cx="2805262" cy="6120000"/>
             <wp:effectExtent l="0" t="0" r="0" b="0"/>
             <wp:docPr id="4" name="Picture 4"/>
@@ -5313,7 +5313,7 @@
         </w:rPr>
         <w:lastRenderedPageBreak/>
         <w:drawing>
-          <wp:inline distT="0" distB="0" distL="0" distR="0" wp14:anchorId="5F1C731F" wp14:editId="6179626C">
+          <wp:inline distT="0" distB="0" distL="0" distR="0" wp14:anchorId="3DE2812A" wp14:editId="3581FF1A">
             <wp:extent cx="3707476" cy="2859578"/>
             <wp:effectExtent l="0" t="0" r="0" b="0"/>
             <wp:docPr id="5" name="Picture 5"/>
@@ -5821,7 +5821,7 @@
       <w:pPr>
         <w:pStyle w:val="21"/>
       </w:pPr>
-      <w:bookmarkStart w:id="9" w:name="_Toc236316647"/>
+      <w:bookmarkStart w:id="9" w:name="_Toc236319881"/>
       <w:r>
         <w:t>2.4. Сетка страниц</w:t>
       </w:r>
@@ -5858,8 +5858,8 @@
           <w:noProof/>
         </w:rPr>
         <w:drawing>
-          <wp:inline distT="0" distB="0" distL="0" distR="0" wp14:anchorId="08C1B43C" wp14:editId="0A2C23F6">
-            <wp:extent cx="5760000" cy="4626142"/>
+          <wp:inline distT="0" distB="0" distL="0" distR="0" wp14:anchorId="57244FED" wp14:editId="271B1BE1">
+            <wp:extent cx="5760000" cy="4608000"/>
             <wp:effectExtent l="0" t="0" r="0" b="0"/>
             <wp:docPr id="6" name="Picture 6"/>
             <wp:cNvGraphicFramePr>
@@ -5881,7 +5881,7 @@
                   <pic:spPr>
                     <a:xfrm>
                       <a:off x="0" y="0"/>
-                      <a:ext cx="5760000" cy="4626142"/>
+                      <a:ext cx="5760000" cy="4608000"/>
                     </a:xfrm>
                     <a:prstGeom prst="rect">
                       <a:avLst/>
@@ -5922,7 +5922,7 @@
           <w:noProof/>
         </w:rPr>
         <w:drawing>
-          <wp:inline distT="0" distB="0" distL="0" distR="0" wp14:anchorId="5A6C56C1" wp14:editId="09490169">
+          <wp:inline distT="0" distB="0" distL="0" distR="0" wp14:anchorId="560945FA" wp14:editId="3CCE6D59">
             <wp:extent cx="2543694" cy="1255222"/>
             <wp:effectExtent l="0" t="0" r="0" b="0"/>
             <wp:docPr id="7" name="Picture 7"/>
@@ -5994,7 +5994,7 @@
       <w:pPr>
         <w:pStyle w:val="21"/>
       </w:pPr>
-      <w:bookmarkStart w:id="10" w:name="_Toc236316648"/>
+      <w:bookmarkStart w:id="10" w:name="_Toc236319882"/>
       <w:r>
         <w:t>2.5. Просмотр страницы во весь экран</w:t>
       </w:r>
@@ -6018,7 +6018,7 @@
         </w:rPr>
         <w:lastRenderedPageBreak/>
         <w:drawing>
-          <wp:inline distT="0" distB="0" distL="0" distR="0" wp14:anchorId="50C7BDB5" wp14:editId="19C5BB2C">
+          <wp:inline distT="0" distB="0" distL="0" distR="0" wp14:anchorId="5645CDE4" wp14:editId="4EF88682">
             <wp:extent cx="5338723" cy="6120000"/>
             <wp:effectExtent l="0" t="0" r="0" b="0"/>
             <wp:docPr id="8" name="Picture 8"/>
@@ -6082,7 +6082,7 @@
       <w:pPr>
         <w:pStyle w:val="21"/>
       </w:pPr>
-      <w:bookmarkStart w:id="11" w:name="_Toc236316649"/>
+      <w:bookmarkStart w:id="11" w:name="_Toc236319883"/>
       <w:r>
         <w:t>2.6. Печать</w:t>
       </w:r>
@@ -6102,7 +6102,7 @@
       <w:pPr>
         <w:pStyle w:val="21"/>
       </w:pPr>
-      <w:bookmarkStart w:id="12" w:name="_Toc236316650"/>
+      <w:bookmarkStart w:id="12" w:name="_Toc236319884"/>
       <w:r>
         <w:t>2.7. Уменьшение размера файла (сжатие)</w:t>
       </w:r>
@@ -6126,8 +6126,8 @@
         </w:rPr>
         <w:lastRenderedPageBreak/>
         <w:drawing>
-          <wp:inline distT="0" distB="0" distL="0" distR="0" wp14:anchorId="51AA4879" wp14:editId="0CAB1A5C">
-            <wp:extent cx="5760000" cy="4626142"/>
+          <wp:inline distT="0" distB="0" distL="0" distR="0" wp14:anchorId="2F4D0B89" wp14:editId="39C0463C">
+            <wp:extent cx="5760000" cy="4608000"/>
             <wp:effectExtent l="0" t="0" r="0" b="0"/>
             <wp:docPr id="9" name="Picture 9"/>
             <wp:cNvGraphicFramePr>
@@ -6149,7 +6149,7 @@
                   <pic:spPr>
                     <a:xfrm>
                       <a:off x="0" y="0"/>
-                      <a:ext cx="5760000" cy="4626142"/>
+                      <a:ext cx="5760000" cy="4608000"/>
                     </a:xfrm>
                     <a:prstGeom prst="rect">
                       <a:avLst/>
@@ -6451,7 +6451,7 @@
           <w:noProof/>
         </w:rPr>
         <w:drawing>
-          <wp:inline distT="0" distB="0" distL="0" distR="0" wp14:anchorId="1B1EEB14" wp14:editId="0C2D25D3">
+          <wp:inline distT="0" distB="0" distL="0" distR="0" wp14:anchorId="20533FDE" wp14:editId="34C5F9D9">
             <wp:extent cx="5760000" cy="2724324"/>
             <wp:effectExtent l="0" t="0" r="0" b="0"/>
             <wp:docPr id="10" name="Picture 10"/>
@@ -6512,7 +6512,7 @@
       <w:pPr>
         <w:pStyle w:val="21"/>
       </w:pPr>
-      <w:bookmarkStart w:id="13" w:name="_Toc236316651"/>
+      <w:bookmarkStart w:id="13" w:name="_Toc236319885"/>
       <w:r>
         <w:t>2.8. Настройки</w:t>
       </w:r>
@@ -6536,7 +6536,7 @@
         </w:rPr>
         <w:lastRenderedPageBreak/>
         <w:drawing>
-          <wp:inline distT="0" distB="0" distL="0" distR="0" wp14:anchorId="3B10D509" wp14:editId="0FC99BC1">
+          <wp:inline distT="0" distB="0" distL="0" distR="0" wp14:anchorId="2A0EB746" wp14:editId="1199D02D">
             <wp:extent cx="3873730" cy="4729941"/>
             <wp:effectExtent l="0" t="0" r="0" b="0"/>
             <wp:docPr id="11" name="Picture 11"/>
@@ -6619,7 +6619,7 @@
       <w:pPr>
         <w:pStyle w:val="21"/>
       </w:pPr>
-      <w:bookmarkStart w:id="14" w:name="_Toc236316652"/>
+      <w:bookmarkStart w:id="14" w:name="_Toc236319886"/>
       <w:r>
         <w:t>2.9. Статистика</w:t>
       </w:r>
@@ -6642,7 +6642,7 @@
           <w:noProof/>
         </w:rPr>
         <w:drawing>
-          <wp:inline distT="0" distB="0" distL="0" distR="0" wp14:anchorId="4468FAA7" wp14:editId="0A64B3B6">
+          <wp:inline distT="0" distB="0" distL="0" distR="0" wp14:anchorId="54D3F65C" wp14:editId="629F011C">
             <wp:extent cx="3707476" cy="4148051"/>
             <wp:effectExtent l="0" t="0" r="0" b="0"/>
             <wp:docPr id="12" name="Picture 12"/>
@@ -6700,7 +6700,7 @@
       <w:pPr>
         <w:pStyle w:val="21"/>
       </w:pPr>
-      <w:bookmarkStart w:id="15" w:name="_Toc236316653"/>
+      <w:bookmarkStart w:id="15" w:name="_Toc236319887"/>
       <w:r>
         <w:lastRenderedPageBreak/>
         <w:t>2.10. Что происходит с вашими файлами</w:t>
@@ -6721,7 +6721,7 @@
       <w:pPr>
         <w:pStyle w:val="1"/>
       </w:pPr>
-      <w:bookmarkStart w:id="16" w:name="_Toc236316654"/>
+      <w:bookmarkStart w:id="16" w:name="_Toc236319888"/>
       <w:r>
         <w:t>3. Объединение PDF</w:t>
       </w:r>
@@ -6731,7 +6731,7 @@
       <w:pPr>
         <w:pStyle w:val="21"/>
       </w:pPr>
-      <w:bookmarkStart w:id="17" w:name="_Toc236316655"/>
+      <w:bookmarkStart w:id="17" w:name="_Toc236319889"/>
       <w:r>
         <w:t>3.1. Назначение</w:t>
       </w:r>
@@ -6751,7 +6751,7 @@
       <w:pPr>
         <w:pStyle w:val="21"/>
       </w:pPr>
-      <w:bookmarkStart w:id="18" w:name="_Toc236316656"/>
+      <w:bookmarkStart w:id="18" w:name="_Toc236319890"/>
       <w:r>
         <w:t>3.2. Окно инструмента</w:t>
       </w:r>
@@ -6775,7 +6775,7 @@
         </w:rPr>
         <w:lastRenderedPageBreak/>
         <w:drawing>
-          <wp:inline distT="0" distB="0" distL="0" distR="0" wp14:anchorId="544EF4D4" wp14:editId="74134D31">
+          <wp:inline distT="0" distB="0" distL="0" distR="0" wp14:anchorId="08FA7946" wp14:editId="0C0B2DB4">
             <wp:extent cx="5760000" cy="4608000"/>
             <wp:effectExtent l="0" t="0" r="0" b="0"/>
             <wp:docPr id="13" name="Picture 13"/>
@@ -6825,7 +6825,7 @@
       <w:pPr>
         <w:pStyle w:val="21"/>
       </w:pPr>
-      <w:bookmarkStart w:id="19" w:name="_Toc236316657"/>
+      <w:bookmarkStart w:id="19" w:name="_Toc236319891"/>
       <w:r>
         <w:t>3.3. Порядок работы</w:t>
       </w:r>
@@ -6882,7 +6882,7 @@
       <w:pPr>
         <w:pStyle w:val="21"/>
       </w:pPr>
-      <w:bookmarkStart w:id="20" w:name="_Toc236316658"/>
+      <w:bookmarkStart w:id="20" w:name="_Toc236319892"/>
       <w:r>
         <w:lastRenderedPageBreak/>
         <w:t>3.4. Двусторонняя печать: «Добавить пустую стр.»</w:t>
@@ -6915,7 +6915,7 @@
       <w:pPr>
         <w:pStyle w:val="21"/>
       </w:pPr>
-      <w:bookmarkStart w:id="21" w:name="_Toc236316659"/>
+      <w:bookmarkStart w:id="21" w:name="_Toc236319893"/>
       <w:r>
         <w:t>3.5. Сборка двустороннего скана</w:t>
       </w:r>
@@ -6939,8 +6939,8 @@
         </w:rPr>
         <w:lastRenderedPageBreak/>
         <w:drawing>
-          <wp:inline distT="0" distB="0" distL="0" distR="0" wp14:anchorId="23854B63" wp14:editId="4BA9CEBC">
-            <wp:extent cx="5760000" cy="4626142"/>
+          <wp:inline distT="0" distB="0" distL="0" distR="0" wp14:anchorId="23E4F981" wp14:editId="22449CA9">
+            <wp:extent cx="5760000" cy="4608000"/>
             <wp:effectExtent l="0" t="0" r="0" b="0"/>
             <wp:docPr id="14" name="Picture 14"/>
             <wp:cNvGraphicFramePr>
@@ -6962,7 +6962,7 @@
                   <pic:spPr>
                     <a:xfrm>
                       <a:off x="0" y="0"/>
-                      <a:ext cx="5760000" cy="4626142"/>
+                      <a:ext cx="5760000" cy="4608000"/>
                     </a:xfrm>
                     <a:prstGeom prst="rect">
                       <a:avLst/>
@@ -6997,7 +6997,7 @@
       <w:pPr>
         <w:pStyle w:val="1"/>
       </w:pPr>
-      <w:bookmarkStart w:id="22" w:name="_Toc236316660"/>
+      <w:bookmarkStart w:id="22" w:name="_Toc236319894"/>
       <w:r>
         <w:t>4. Разделение PDF</w:t>
       </w:r>
@@ -7007,7 +7007,7 @@
       <w:pPr>
         <w:pStyle w:val="21"/>
       </w:pPr>
-      <w:bookmarkStart w:id="23" w:name="_Toc236316661"/>
+      <w:bookmarkStart w:id="23" w:name="_Toc236319895"/>
       <w:r>
         <w:t>4.1. Назначение</w:t>
       </w:r>
@@ -7028,7 +7028,7 @@
       <w:pPr>
         <w:pStyle w:val="21"/>
       </w:pPr>
-      <w:bookmarkStart w:id="24" w:name="_Toc236316662"/>
+      <w:bookmarkStart w:id="24" w:name="_Toc236319896"/>
       <w:r>
         <w:t>4.2. Окно инструмента</w:t>
       </w:r>
@@ -7051,7 +7051,7 @@
           <w:noProof/>
         </w:rPr>
         <w:drawing>
-          <wp:inline distT="0" distB="0" distL="0" distR="0" wp14:anchorId="4C6CDDDC" wp14:editId="0788196A">
+          <wp:inline distT="0" distB="0" distL="0" distR="0" wp14:anchorId="3D3ACE38" wp14:editId="1406177C">
             <wp:extent cx="5760000" cy="4608000"/>
             <wp:effectExtent l="0" t="0" r="0" b="0"/>
             <wp:docPr id="15" name="Picture 15"/>
@@ -7101,7 +7101,7 @@
       <w:pPr>
         <w:pStyle w:val="21"/>
       </w:pPr>
-      <w:bookmarkStart w:id="25" w:name="_Toc236316663"/>
+      <w:bookmarkStart w:id="25" w:name="_Toc236319897"/>
       <w:r>
         <w:t>4.3. Режимы разделения</w:t>
       </w:r>
@@ -7128,8 +7128,8 @@
           <w:noProof/>
         </w:rPr>
         <w:drawing>
-          <wp:inline distT="0" distB="0" distL="0" distR="0" wp14:anchorId="0B43BED8" wp14:editId="40FD14F3">
-            <wp:extent cx="5760000" cy="4626142"/>
+          <wp:inline distT="0" distB="0" distL="0" distR="0" wp14:anchorId="48BF9B0E" wp14:editId="79AC4BF6">
+            <wp:extent cx="5760000" cy="4608000"/>
             <wp:effectExtent l="0" t="0" r="0" b="0"/>
             <wp:docPr id="16" name="Picture 16"/>
             <wp:cNvGraphicFramePr>
@@ -7151,7 +7151,7 @@
                   <pic:spPr>
                     <a:xfrm>
                       <a:off x="0" y="0"/>
-                      <a:ext cx="5760000" cy="4626142"/>
+                      <a:ext cx="5760000" cy="4608000"/>
                     </a:xfrm>
                     <a:prstGeom prst="rect">
                       <a:avLst/>
@@ -7492,7 +7492,7 @@
           <w:noProof/>
         </w:rPr>
         <w:drawing>
-          <wp:inline distT="0" distB="0" distL="0" distR="0" wp14:anchorId="481975C2" wp14:editId="13C77842">
+          <wp:inline distT="0" distB="0" distL="0" distR="0" wp14:anchorId="61EB2170" wp14:editId="146EB64F">
             <wp:extent cx="5760000" cy="4608000"/>
             <wp:effectExtent l="0" t="0" r="0" b="0"/>
             <wp:docPr id="17" name="Picture 17"/>
@@ -7556,7 +7556,7 @@
         </w:rPr>
         <w:lastRenderedPageBreak/>
         <w:drawing>
-          <wp:inline distT="0" distB="0" distL="0" distR="0" wp14:anchorId="665D3B37" wp14:editId="21B59283">
+          <wp:inline distT="0" distB="0" distL="0" distR="0" wp14:anchorId="7654A866" wp14:editId="28CD37A2">
             <wp:extent cx="5760000" cy="4608000"/>
             <wp:effectExtent l="0" t="0" r="0" b="0"/>
             <wp:docPr id="18" name="Picture 18"/>
@@ -7620,7 +7620,7 @@
         </w:rPr>
         <w:lastRenderedPageBreak/>
         <w:drawing>
-          <wp:inline distT="0" distB="0" distL="0" distR="0" wp14:anchorId="4DC263C9" wp14:editId="357AF8B3">
+          <wp:inline distT="0" distB="0" distL="0" distR="0" wp14:anchorId="63DC0EF3" wp14:editId="0C367CF6">
             <wp:extent cx="5760000" cy="4608000"/>
             <wp:effectExtent l="0" t="0" r="0" b="0"/>
             <wp:docPr id="19" name="Picture 19"/>
@@ -7670,7 +7670,7 @@
       <w:pPr>
         <w:pStyle w:val="21"/>
       </w:pPr>
-      <w:bookmarkStart w:id="26" w:name="_Toc236316664"/>
+      <w:bookmarkStart w:id="26" w:name="_Toc236319898"/>
       <w:r>
         <w:t>4.4. Как назвать части</w:t>
       </w:r>
@@ -7699,8 +7699,8 @@
         </w:rPr>
         <w:lastRenderedPageBreak/>
         <w:drawing>
-          <wp:inline distT="0" distB="0" distL="0" distR="0" wp14:anchorId="49A3CD55" wp14:editId="2C091BB5">
-            <wp:extent cx="5760000" cy="4626142"/>
+          <wp:inline distT="0" distB="0" distL="0" distR="0" wp14:anchorId="2164A670" wp14:editId="2D51CB97">
+            <wp:extent cx="5760000" cy="4608000"/>
             <wp:effectExtent l="0" t="0" r="0" b="0"/>
             <wp:docPr id="20" name="Picture 20"/>
             <wp:cNvGraphicFramePr>
@@ -7722,7 +7722,7 @@
                   <pic:spPr>
                     <a:xfrm>
                       <a:off x="0" y="0"/>
-                      <a:ext cx="5760000" cy="4626142"/>
+                      <a:ext cx="5760000" cy="4608000"/>
                     </a:xfrm>
                     <a:prstGeom prst="rect">
                       <a:avLst/>
@@ -8267,7 +8267,7 @@
       <w:pPr>
         <w:pStyle w:val="21"/>
       </w:pPr>
-      <w:bookmarkStart w:id="27" w:name="_Toc236316665"/>
+      <w:bookmarkStart w:id="27" w:name="_Toc236319899"/>
       <w:r>
         <w:t>4.5. Прочие операции над открытым документом</w:t>
       </w:r>
@@ -8282,7 +8282,7 @@
       <w:pPr>
         <w:pStyle w:val="1"/>
       </w:pPr>
-      <w:bookmarkStart w:id="28" w:name="_Toc236316666"/>
+      <w:bookmarkStart w:id="28" w:name="_Toc236319900"/>
       <w:r>
         <w:t>5. Прочие операции</w:t>
       </w:r>
@@ -8292,7 +8292,7 @@
       <w:pPr>
         <w:pStyle w:val="21"/>
       </w:pPr>
-      <w:bookmarkStart w:id="29" w:name="_Toc236316667"/>
+      <w:bookmarkStart w:id="29" w:name="_Toc236319901"/>
       <w:r>
         <w:t>5.1. Назначение</w:t>
       </w:r>
@@ -8325,7 +8325,7 @@
       <w:pPr>
         <w:pStyle w:val="21"/>
       </w:pPr>
-      <w:bookmarkStart w:id="30" w:name="_Toc236316668"/>
+      <w:bookmarkStart w:id="30" w:name="_Toc236319902"/>
       <w:r>
         <w:t>5.2. Окно инструмента</w:t>
       </w:r>
@@ -8348,7 +8348,7 @@
           <w:noProof/>
         </w:rPr>
         <w:drawing>
-          <wp:inline distT="0" distB="0" distL="0" distR="0" wp14:anchorId="7478C2D2" wp14:editId="57D6EAD9">
+          <wp:inline distT="0" distB="0" distL="0" distR="0" wp14:anchorId="35FC1C79" wp14:editId="23DD25C6">
             <wp:extent cx="5760000" cy="4905646"/>
             <wp:effectExtent l="0" t="0" r="0" b="0"/>
             <wp:docPr id="21" name="Picture 21"/>
@@ -8424,7 +8424,7 @@
       <w:pPr>
         <w:pStyle w:val="21"/>
       </w:pPr>
-      <w:bookmarkStart w:id="31" w:name="_Toc236316669"/>
+      <w:bookmarkStart w:id="31" w:name="_Toc236319903"/>
       <w:r>
         <w:t>5.3. Сборка документа</w:t>
       </w:r>
@@ -8467,7 +8467,7 @@
         </w:rPr>
         <w:lastRenderedPageBreak/>
         <w:drawing>
-          <wp:inline distT="0" distB="0" distL="0" distR="0" wp14:anchorId="6AFC6AB6" wp14:editId="7096A6D3">
+          <wp:inline distT="0" distB="0" distL="0" distR="0" wp14:anchorId="75FEF245" wp14:editId="50A13CFF">
             <wp:extent cx="5760000" cy="4905646"/>
             <wp:effectExtent l="0" t="0" r="0" b="0"/>
             <wp:docPr id="22" name="Picture 22"/>
@@ -8534,7 +8534,7 @@
       <w:pPr>
         <w:pStyle w:val="21"/>
       </w:pPr>
-      <w:bookmarkStart w:id="32" w:name="_Toc236316670"/>
+      <w:bookmarkStart w:id="32" w:name="_Toc236319904"/>
       <w:r>
         <w:t>5.4. Действия</w:t>
       </w:r>
@@ -8624,8 +8624,8 @@
         </w:rPr>
         <w:lastRenderedPageBreak/>
         <w:drawing>
-          <wp:inline distT="0" distB="0" distL="0" distR="0" wp14:anchorId="5E8ADD45" wp14:editId="10577A35">
-            <wp:extent cx="5760000" cy="4921690"/>
+          <wp:inline distT="0" distB="0" distL="0" distR="0" wp14:anchorId="54ADED42" wp14:editId="2F73E906">
+            <wp:extent cx="5760000" cy="4905646"/>
             <wp:effectExtent l="0" t="0" r="0" b="0"/>
             <wp:docPr id="23" name="Picture 23"/>
             <wp:cNvGraphicFramePr>
@@ -8647,7 +8647,7 @@
                   <pic:spPr>
                     <a:xfrm>
                       <a:off x="0" y="0"/>
-                      <a:ext cx="5760000" cy="4921690"/>
+                      <a:ext cx="5760000" cy="4905646"/>
                     </a:xfrm>
                     <a:prstGeom prst="rect">
                       <a:avLst/>
@@ -8728,7 +8728,7 @@
         </w:rPr>
         <w:lastRenderedPageBreak/>
         <w:drawing>
-          <wp:inline distT="0" distB="0" distL="0" distR="0" wp14:anchorId="06F80A71" wp14:editId="74B53397">
+          <wp:inline distT="0" distB="0" distL="0" distR="0" wp14:anchorId="0CBF622D" wp14:editId="25260768">
             <wp:extent cx="3873730" cy="3474719"/>
             <wp:effectExtent l="0" t="0" r="0" b="0"/>
             <wp:docPr id="24" name="Picture 24"/>
@@ -8795,7 +8795,7 @@
       <w:pPr>
         <w:pStyle w:val="1"/>
       </w:pPr>
-      <w:bookmarkStart w:id="33" w:name="_Toc236316671"/>
+      <w:bookmarkStart w:id="33" w:name="_Toc236319905"/>
       <w:r>
         <w:t>6. PDF → Word</w:t>
       </w:r>
@@ -8805,7 +8805,7 @@
       <w:pPr>
         <w:pStyle w:val="21"/>
       </w:pPr>
-      <w:bookmarkStart w:id="34" w:name="_Toc236316672"/>
+      <w:bookmarkStart w:id="34" w:name="_Toc236319906"/>
       <w:r>
         <w:t>6.1. Назначение</w:t>
       </w:r>
@@ -8825,7 +8825,7 @@
       <w:pPr>
         <w:pStyle w:val="21"/>
       </w:pPr>
-      <w:bookmarkStart w:id="35" w:name="_Toc236316673"/>
+      <w:bookmarkStart w:id="35" w:name="_Toc236319907"/>
       <w:r>
         <w:lastRenderedPageBreak/>
         <w:t>6.2. Окно инструмента</w:t>
@@ -8849,7 +8849,7 @@
           <w:noProof/>
         </w:rPr>
         <w:drawing>
-          <wp:inline distT="0" distB="0" distL="0" distR="0" wp14:anchorId="66891DF1" wp14:editId="354E8A95">
+          <wp:inline distT="0" distB="0" distL="0" distR="0" wp14:anchorId="3EF6D6F4" wp14:editId="1EA134FF">
             <wp:extent cx="5760000" cy="4608000"/>
             <wp:effectExtent l="0" t="0" r="0" b="0"/>
             <wp:docPr id="25" name="Picture 25"/>
@@ -8899,7 +8899,7 @@
       <w:pPr>
         <w:pStyle w:val="21"/>
       </w:pPr>
-      <w:bookmarkStart w:id="36" w:name="_Toc236316674"/>
+      <w:bookmarkStart w:id="36" w:name="_Toc236319908"/>
       <w:r>
         <w:t>6.3. Порядок работы</w:t>
       </w:r>
@@ -8957,7 +8957,7 @@
       <w:pPr>
         <w:pStyle w:val="21"/>
       </w:pPr>
-      <w:bookmarkStart w:id="37" w:name="_Toc236316675"/>
+      <w:bookmarkStart w:id="37" w:name="_Toc236319909"/>
       <w:r>
         <w:t>6.4. Что переносится и что нет</w:t>
       </w:r>
@@ -9033,7 +9033,7 @@
       <w:pPr>
         <w:pStyle w:val="1"/>
       </w:pPr>
-      <w:bookmarkStart w:id="38" w:name="_Toc236316676"/>
+      <w:bookmarkStart w:id="38" w:name="_Toc236319910"/>
       <w:r>
         <w:lastRenderedPageBreak/>
         <w:t>7. PDF → PowerPoint</w:t>
@@ -9044,7 +9044,7 @@
       <w:pPr>
         <w:pStyle w:val="21"/>
       </w:pPr>
-      <w:bookmarkStart w:id="39" w:name="_Toc236316677"/>
+      <w:bookmarkStart w:id="39" w:name="_Toc236319911"/>
       <w:r>
         <w:t>7.1. Назначение</w:t>
       </w:r>
@@ -9075,7 +9075,7 @@
       <w:pPr>
         <w:pStyle w:val="21"/>
       </w:pPr>
-      <w:bookmarkStart w:id="40" w:name="_Toc236316678"/>
+      <w:bookmarkStart w:id="40" w:name="_Toc236319912"/>
       <w:r>
         <w:t>7.2. Как устроен слайд</w:t>
       </w:r>
@@ -9113,7 +9113,7 @@
       <w:pPr>
         <w:pStyle w:val="21"/>
       </w:pPr>
-      <w:bookmarkStart w:id="41" w:name="_Toc236316679"/>
+      <w:bookmarkStart w:id="41" w:name="_Toc236319913"/>
       <w:r>
         <w:t>7.3. Окно инструмента</w:t>
       </w:r>
@@ -9136,7 +9136,7 @@
           <w:noProof/>
         </w:rPr>
         <w:drawing>
-          <wp:inline distT="0" distB="0" distL="0" distR="0" wp14:anchorId="21273C6A" wp14:editId="79457084">
+          <wp:inline distT="0" distB="0" distL="0" distR="0" wp14:anchorId="297AD2C2" wp14:editId="67F43830">
             <wp:extent cx="5760000" cy="4608000"/>
             <wp:effectExtent l="0" t="0" r="0" b="0"/>
             <wp:docPr id="26" name="Picture 26"/>
@@ -9186,7 +9186,7 @@
       <w:pPr>
         <w:pStyle w:val="21"/>
       </w:pPr>
-      <w:bookmarkStart w:id="42" w:name="_Toc236316680"/>
+      <w:bookmarkStart w:id="42" w:name="_Toc236319914"/>
       <w:r>
         <w:t>7.4. Порядок работы</w:t>
       </w:r>
@@ -9241,7 +9241,7 @@
       <w:pPr>
         <w:pStyle w:val="21"/>
       </w:pPr>
-      <w:bookmarkStart w:id="43" w:name="_Toc236316681"/>
+      <w:bookmarkStart w:id="43" w:name="_Toc236319915"/>
       <w:r>
         <w:t>7.5. Что переносится</w:t>
       </w:r>
@@ -9261,7 +9261,7 @@
       <w:pPr>
         <w:pStyle w:val="21"/>
       </w:pPr>
-      <w:bookmarkStart w:id="44" w:name="_Toc236316682"/>
+      <w:bookmarkStart w:id="44" w:name="_Toc236319916"/>
       <w:r>
         <w:t>7.6. Чего ждать не стоит</w:t>
       </w:r>
@@ -9317,7 +9317,7 @@
       <w:pPr>
         <w:pStyle w:val="1"/>
       </w:pPr>
-      <w:bookmarkStart w:id="45" w:name="_Toc236316683"/>
+      <w:bookmarkStart w:id="45" w:name="_Toc236319917"/>
       <w:r>
         <w:t>8. Объединение Excel</w:t>
       </w:r>
@@ -9327,7 +9327,7 @@
       <w:pPr>
         <w:pStyle w:val="21"/>
       </w:pPr>
-      <w:bookmarkStart w:id="46" w:name="_Toc236316684"/>
+      <w:bookmarkStart w:id="46" w:name="_Toc236319918"/>
       <w:r>
         <w:t>8.1. Назначение</w:t>
       </w:r>
@@ -9350,7 +9350,7 @@
       <w:pPr>
         <w:pStyle w:val="21"/>
       </w:pPr>
-      <w:bookmarkStart w:id="47" w:name="_Toc236316685"/>
+      <w:bookmarkStart w:id="47" w:name="_Toc236319919"/>
       <w:r>
         <w:t>8.2. Окно инструмента</w:t>
       </w:r>
@@ -9374,7 +9374,7 @@
         </w:rPr>
         <w:lastRenderedPageBreak/>
         <w:drawing>
-          <wp:inline distT="0" distB="0" distL="0" distR="0" wp14:anchorId="77FA7920" wp14:editId="5F05C685">
+          <wp:inline distT="0" distB="0" distL="0" distR="0" wp14:anchorId="1F1C6FDE" wp14:editId="20FC56BE">
             <wp:extent cx="5760000" cy="4250667"/>
             <wp:effectExtent l="0" t="0" r="0" b="0"/>
             <wp:docPr id="27" name="Picture 27"/>
@@ -9424,7 +9424,7 @@
       <w:pPr>
         <w:pStyle w:val="21"/>
       </w:pPr>
-      <w:bookmarkStart w:id="48" w:name="_Toc236316686"/>
+      <w:bookmarkStart w:id="48" w:name="_Toc236319920"/>
       <w:r>
         <w:t>8.3. Порядок работы</w:t>
       </w:r>
@@ -9479,7 +9479,7 @@
       <w:pPr>
         <w:pStyle w:val="21"/>
       </w:pPr>
-      <w:bookmarkStart w:id="49" w:name="_Toc236316687"/>
+      <w:bookmarkStart w:id="49" w:name="_Toc236319921"/>
       <w:r>
         <w:t>8.4. Параметры сборки</w:t>
       </w:r>
@@ -9531,7 +9531,7 @@
       <w:pPr>
         <w:pStyle w:val="21"/>
       </w:pPr>
-      <w:bookmarkStart w:id="50" w:name="_Toc236316688"/>
+      <w:bookmarkStart w:id="50" w:name="_Toc236319922"/>
       <w:r>
         <w:t>8.5. Результат, отчёт и сопроводительная записка</w:t>
       </w:r>
@@ -9563,7 +9563,7 @@
       <w:pPr>
         <w:pStyle w:val="21"/>
       </w:pPr>
-      <w:bookmarkStart w:id="51" w:name="_Toc236316689"/>
+      <w:bookmarkStart w:id="51" w:name="_Toc236319923"/>
       <w:r>
         <w:t>8.6. Меню инструмента</w:t>
       </w:r>
@@ -9589,8 +9589,8 @@
           <w:noProof/>
         </w:rPr>
         <w:drawing>
-          <wp:inline distT="0" distB="0" distL="0" distR="0" wp14:anchorId="7B9DCCEE" wp14:editId="6FCBC6E3">
-            <wp:extent cx="5760000" cy="4272701"/>
+          <wp:inline distT="0" distB="0" distL="0" distR="0" wp14:anchorId="0B986841" wp14:editId="70E4460D">
+            <wp:extent cx="5760000" cy="4250667"/>
             <wp:effectExtent l="0" t="0" r="0" b="0"/>
             <wp:docPr id="28" name="Picture 28"/>
             <wp:cNvGraphicFramePr>
@@ -9612,7 +9612,7 @@
                   <pic:spPr>
                     <a:xfrm>
                       <a:off x="0" y="0"/>
-                      <a:ext cx="5760000" cy="4272701"/>
+                      <a:ext cx="5760000" cy="4250667"/>
                     </a:xfrm>
                     <a:prstGeom prst="rect">
                       <a:avLst/>
@@ -9656,7 +9656,7 @@
       <w:pPr>
         <w:pStyle w:val="1"/>
       </w:pPr>
-      <w:bookmarkStart w:id="52" w:name="_Toc236316690"/>
+      <w:bookmarkStart w:id="52" w:name="_Toc236319924"/>
       <w:r>
         <w:lastRenderedPageBreak/>
         <w:t>9. Справочные сведения</w:t>
@@ -9667,7 +9667,7 @@
       <w:pPr>
         <w:pStyle w:val="21"/>
       </w:pPr>
-      <w:bookmarkStart w:id="53" w:name="_Toc236316691"/>
+      <w:bookmarkStart w:id="53" w:name="_Toc236319925"/>
       <w:r>
         <w:t>9.1. Сведения о программе</w:t>
       </w:r>
@@ -9690,7 +9690,7 @@
           <w:noProof/>
         </w:rPr>
         <w:drawing>
-          <wp:inline distT="0" distB="0" distL="0" distR="0" wp14:anchorId="7799D930" wp14:editId="642E07D6">
+          <wp:inline distT="0" distB="0" distL="0" distR="0" wp14:anchorId="006042A8" wp14:editId="07E9EA19">
             <wp:extent cx="3873730" cy="3940232"/>
             <wp:effectExtent l="0" t="0" r="0" b="0"/>
             <wp:docPr id="29" name="Picture 29"/>
@@ -9763,7 +9763,7 @@
       <w:pPr>
         <w:pStyle w:val="21"/>
       </w:pPr>
-      <w:bookmarkStart w:id="54" w:name="_Toc236316692"/>
+      <w:bookmarkStart w:id="54" w:name="_Toc236319926"/>
       <w:r>
         <w:t>9.2. Если что-то пошло не так</w:t>
       </w:r>
@@ -10171,7 +10171,7 @@
       <w:pPr>
         <w:pStyle w:val="21"/>
       </w:pPr>
-      <w:bookmarkStart w:id="55" w:name="_Toc236316693"/>
+      <w:bookmarkStart w:id="55" w:name="_Toc236319927"/>
       <w:r>
         <w:t>9.3. Краткая памятка</w:t>
       </w:r>
@@ -10677,31 +10677,31 @@
       </w:rPr>
     </w:lvl>
   </w:abstractNum>
-  <w:num w:numId="1" w16cid:durableId="1853757073">
+  <w:num w:numId="1" w16cid:durableId="804156246">
     <w:abstractNumId w:val="8"/>
   </w:num>
-  <w:num w:numId="2" w16cid:durableId="787242576">
+  <w:num w:numId="2" w16cid:durableId="893273715">
     <w:abstractNumId w:val="6"/>
   </w:num>
-  <w:num w:numId="3" w16cid:durableId="1461997380">
+  <w:num w:numId="3" w16cid:durableId="2321158">
     <w:abstractNumId w:val="5"/>
   </w:num>
-  <w:num w:numId="4" w16cid:durableId="1799226697">
+  <w:num w:numId="4" w16cid:durableId="1744063233">
     <w:abstractNumId w:val="4"/>
   </w:num>
-  <w:num w:numId="5" w16cid:durableId="541333544">
+  <w:num w:numId="5" w16cid:durableId="445850297">
     <w:abstractNumId w:val="7"/>
   </w:num>
-  <w:num w:numId="6" w16cid:durableId="221410188">
+  <w:num w:numId="6" w16cid:durableId="1678577823">
     <w:abstractNumId w:val="3"/>
   </w:num>
-  <w:num w:numId="7" w16cid:durableId="1456362186">
+  <w:num w:numId="7" w16cid:durableId="104233311">
     <w:abstractNumId w:val="2"/>
   </w:num>
-  <w:num w:numId="8" w16cid:durableId="1699575260">
+  <w:num w:numId="8" w16cid:durableId="590479556">
     <w:abstractNumId w:val="1"/>
   </w:num>
-  <w:num w:numId="9" w16cid:durableId="720716238">
+  <w:num w:numId="9" w16cid:durableId="1006053653">
     <w:abstractNumId w:val="0"/>
   </w:num>
 </w:numbering>
@@ -22140,7 +22140,7 @@
     <w:autoRedefine/>
     <w:uiPriority w:val="39"/>
     <w:unhideWhenUsed/>
-    <w:rsid w:val="00092F1A"/>
+    <w:rsid w:val="003655FB"/>
     <w:pPr>
       <w:spacing w:after="100"/>
     </w:pPr>
@@ -22152,7 +22152,7 @@
     <w:autoRedefine/>
     <w:uiPriority w:val="39"/>
     <w:unhideWhenUsed/>
-    <w:rsid w:val="00092F1A"/>
+    <w:rsid w:val="003655FB"/>
     <w:pPr>
       <w:spacing w:after="100"/>
       <w:ind w:left="280"/>
@@ -22163,7 +22163,7 @@
     <w:basedOn w:val="a2"/>
     <w:uiPriority w:val="99"/>
     <w:unhideWhenUsed/>
-    <w:rsid w:val="00092F1A"/>
+    <w:rsid w:val="003655FB"/>
     <w:rPr>
       <w:color w:val="0000FF" w:themeColor="hyperlink"/>
       <w:u w:val="single"/>

--- a/docs/Инструкция пользователя.docx
+++ b/docs/Инструкция пользователя.docx
@@ -66,7 +66,7 @@
         <w:jc w:val="center"/>
       </w:pPr>
       <w:r>
-        <w:t>Версия программы – 1.18.4</w:t>
+        <w:t>Версия программы – 1.18.5</w:t>
       </w:r>
     </w:p>
     <w:p/>
@@ -3495,64 +3495,13 @@
           <w14:ligatures w14:val="standardContextual"/>
         </w:rPr>
       </w:pPr>
-      <w:hyperlink w:anchor="_Toc237262596" w:history="1">
-        <w:r>
-          <w:rPr>
-            <w:rStyle w:val="aff8"/>
-            <w:rFonts w:eastAsiaTheme="majorEastAsia"/>
-            <w:noProof/>
-          </w:rPr>
-          <w:t>8. Объединение Excel</w:t>
-        </w:r>
-        <w:r>
-          <w:rPr>
-            <w:noProof/>
-            <w:webHidden/>
-          </w:rPr>
-          <w:tab/>
-        </w:r>
-        <w:r>
-          <w:rPr>
-            <w:noProof/>
-            <w:webHidden/>
-          </w:rPr>
-          <w:fldChar w:fldCharType="begin"/>
-        </w:r>
-        <w:r>
-          <w:rPr>
-            <w:noProof/>
-            <w:webHidden/>
-          </w:rPr>
-          <w:instrText xml:space="preserve"> PAGEREF _Toc237262596 \h </w:instrText>
-        </w:r>
-        <w:r>
-          <w:rPr>
-            <w:noProof/>
-            <w:webHidden/>
-          </w:rPr>
-        </w:r>
-        <w:r>
-          <w:rPr>
-            <w:noProof/>
-            <w:webHidden/>
-          </w:rPr>
-          <w:fldChar w:fldCharType="separate"/>
-        </w:r>
-        <w:r>
-          <w:rPr>
-            <w:noProof/>
-            <w:webHidden/>
-          </w:rPr>
-          <w:t>45</w:t>
-        </w:r>
-        <w:r>
-          <w:rPr>
-            <w:noProof/>
-            <w:webHidden/>
-          </w:rPr>
-          <w:fldChar w:fldCharType="end"/>
-        </w:r>
-      </w:hyperlink>
+      <w:r>
+        <w:t>8. Сравнение PDF</w:t>
+      </w:r>
+      <w:r>
+        <w:tab/>
+        <w:t>45</w:t>
+      </w:r>
     </w:p>
     <w:p>
       <w:pPr>
@@ -3570,64 +3519,13 @@
           <w14:ligatures w14:val="standardContextual"/>
         </w:rPr>
       </w:pPr>
-      <w:hyperlink w:anchor="_Toc237262597" w:history="1">
-        <w:r>
-          <w:rPr>
-            <w:rStyle w:val="aff8"/>
-            <w:rFonts w:eastAsiaTheme="majorEastAsia"/>
-            <w:noProof/>
-          </w:rPr>
-          <w:t>8.1. Назначение</w:t>
-        </w:r>
-        <w:r>
-          <w:rPr>
-            <w:noProof/>
-            <w:webHidden/>
-          </w:rPr>
-          <w:tab/>
-        </w:r>
-        <w:r>
-          <w:rPr>
-            <w:noProof/>
-            <w:webHidden/>
-          </w:rPr>
-          <w:fldChar w:fldCharType="begin"/>
-        </w:r>
-        <w:r>
-          <w:rPr>
-            <w:noProof/>
-            <w:webHidden/>
-          </w:rPr>
-          <w:instrText xml:space="preserve"> PAGEREF _Toc237262597 \h </w:instrText>
-        </w:r>
-        <w:r>
-          <w:rPr>
-            <w:noProof/>
-            <w:webHidden/>
-          </w:rPr>
-        </w:r>
-        <w:r>
-          <w:rPr>
-            <w:noProof/>
-            <w:webHidden/>
-          </w:rPr>
-          <w:fldChar w:fldCharType="separate"/>
-        </w:r>
-        <w:r>
-          <w:rPr>
-            <w:noProof/>
-            <w:webHidden/>
-          </w:rPr>
-          <w:t>45</w:t>
-        </w:r>
-        <w:r>
-          <w:rPr>
-            <w:noProof/>
-            <w:webHidden/>
-          </w:rPr>
-          <w:fldChar w:fldCharType="end"/>
-        </w:r>
-      </w:hyperlink>
+      <w:r>
+        <w:t>8.1. Назначение</w:t>
+      </w:r>
+      <w:r>
+        <w:tab/>
+        <w:t>45</w:t>
+      </w:r>
     </w:p>
     <w:p>
       <w:pPr>
@@ -3645,64 +3543,13 @@
           <w14:ligatures w14:val="standardContextual"/>
         </w:rPr>
       </w:pPr>
-      <w:hyperlink w:anchor="_Toc237262598" w:history="1">
-        <w:r>
-          <w:rPr>
-            <w:rStyle w:val="aff8"/>
-            <w:rFonts w:eastAsiaTheme="majorEastAsia"/>
-            <w:noProof/>
-          </w:rPr>
-          <w:t>8.2. Окно инструмента</w:t>
-        </w:r>
-        <w:r>
-          <w:rPr>
-            <w:noProof/>
-            <w:webHidden/>
-          </w:rPr>
-          <w:tab/>
-        </w:r>
-        <w:r>
-          <w:rPr>
-            <w:noProof/>
-            <w:webHidden/>
-          </w:rPr>
-          <w:fldChar w:fldCharType="begin"/>
-        </w:r>
-        <w:r>
-          <w:rPr>
-            <w:noProof/>
-            <w:webHidden/>
-          </w:rPr>
-          <w:instrText xml:space="preserve"> PAGEREF _Toc237262598 \h </w:instrText>
-        </w:r>
-        <w:r>
-          <w:rPr>
-            <w:noProof/>
-            <w:webHidden/>
-          </w:rPr>
-        </w:r>
-        <w:r>
-          <w:rPr>
-            <w:noProof/>
-            <w:webHidden/>
-          </w:rPr>
-          <w:fldChar w:fldCharType="separate"/>
-        </w:r>
-        <w:r>
-          <w:rPr>
-            <w:noProof/>
-            <w:webHidden/>
-          </w:rPr>
-          <w:t>45</w:t>
-        </w:r>
-        <w:r>
-          <w:rPr>
-            <w:noProof/>
-            <w:webHidden/>
-          </w:rPr>
-          <w:fldChar w:fldCharType="end"/>
-        </w:r>
-      </w:hyperlink>
+      <w:r>
+        <w:t>8.2. Окно инструмента</w:t>
+      </w:r>
+      <w:r>
+        <w:tab/>
+        <w:t>45</w:t>
+      </w:r>
     </w:p>
     <w:p>
       <w:pPr>
@@ -3720,64 +3567,13 @@
           <w14:ligatures w14:val="standardContextual"/>
         </w:rPr>
       </w:pPr>
-      <w:hyperlink w:anchor="_Toc237262599" w:history="1">
-        <w:r>
-          <w:rPr>
-            <w:rStyle w:val="aff8"/>
-            <w:rFonts w:eastAsiaTheme="majorEastAsia"/>
-            <w:noProof/>
-          </w:rPr>
-          <w:t>8.3. Порядок работы</w:t>
-        </w:r>
-        <w:r>
-          <w:rPr>
-            <w:noProof/>
-            <w:webHidden/>
-          </w:rPr>
-          <w:tab/>
-        </w:r>
-        <w:r>
-          <w:rPr>
-            <w:noProof/>
-            <w:webHidden/>
-          </w:rPr>
-          <w:fldChar w:fldCharType="begin"/>
-        </w:r>
-        <w:r>
-          <w:rPr>
-            <w:noProof/>
-            <w:webHidden/>
-          </w:rPr>
-          <w:instrText xml:space="preserve"> PAGEREF _Toc237262599 \h </w:instrText>
-        </w:r>
-        <w:r>
-          <w:rPr>
-            <w:noProof/>
-            <w:webHidden/>
-          </w:rPr>
-        </w:r>
-        <w:r>
-          <w:rPr>
-            <w:noProof/>
-            <w:webHidden/>
-          </w:rPr>
-          <w:fldChar w:fldCharType="separate"/>
-        </w:r>
-        <w:r>
-          <w:rPr>
-            <w:noProof/>
-            <w:webHidden/>
-          </w:rPr>
-          <w:t>46</w:t>
-        </w:r>
-        <w:r>
-          <w:rPr>
-            <w:noProof/>
-            <w:webHidden/>
-          </w:rPr>
-          <w:fldChar w:fldCharType="end"/>
-        </w:r>
-      </w:hyperlink>
+      <w:r>
+        <w:t>8.3. Порядок работы</w:t>
+      </w:r>
+      <w:r>
+        <w:tab/>
+        <w:t>46</w:t>
+      </w:r>
     </w:p>
     <w:p>
       <w:pPr>
@@ -3795,64 +3591,37 @@
           <w14:ligatures w14:val="standardContextual"/>
         </w:rPr>
       </w:pPr>
-      <w:hyperlink w:anchor="_Toc237262600" w:history="1">
-        <w:r>
-          <w:rPr>
-            <w:rStyle w:val="aff8"/>
-            <w:rFonts w:eastAsiaTheme="majorEastAsia"/>
-            <w:noProof/>
-          </w:rPr>
-          <w:t>8.4. Параметры сборки</w:t>
-        </w:r>
-        <w:r>
-          <w:rPr>
-            <w:noProof/>
-            <w:webHidden/>
-          </w:rPr>
-          <w:tab/>
-        </w:r>
-        <w:r>
-          <w:rPr>
-            <w:noProof/>
-            <w:webHidden/>
-          </w:rPr>
-          <w:fldChar w:fldCharType="begin"/>
-        </w:r>
-        <w:r>
-          <w:rPr>
-            <w:noProof/>
-            <w:webHidden/>
-          </w:rPr>
-          <w:instrText xml:space="preserve"> PAGEREF _Toc237262600 \h </w:instrText>
-        </w:r>
-        <w:r>
-          <w:rPr>
-            <w:noProof/>
-            <w:webHidden/>
-          </w:rPr>
-        </w:r>
-        <w:r>
-          <w:rPr>
-            <w:noProof/>
-            <w:webHidden/>
-          </w:rPr>
-          <w:fldChar w:fldCharType="separate"/>
-        </w:r>
-        <w:r>
-          <w:rPr>
-            <w:noProof/>
-            <w:webHidden/>
-          </w:rPr>
-          <w:t>47</w:t>
-        </w:r>
-        <w:r>
-          <w:rPr>
-            <w:noProof/>
-            <w:webHidden/>
-          </w:rPr>
-          <w:fldChar w:fldCharType="end"/>
-        </w:r>
-      </w:hyperlink>
+      <w:r>
+        <w:t>8.4. Ограничения</w:t>
+      </w:r>
+      <w:r>
+        <w:tab/>
+        <w:t>46</w:t>
+      </w:r>
+    </w:p>
+    <w:p>
+      <w:pPr>
+        <w:pStyle w:val="14"/>
+        <w:tabs>
+          <w:tab w:val="right" w:leader="dot" w:pos="9345"/>
+        </w:tabs>
+        <w:ind w:firstLine="0"/>
+        <w:rPr>
+          <w:rFonts w:asciiTheme="minorHAnsi" w:eastAsiaTheme="minorEastAsia" w:hAnsiTheme="minorHAnsi" w:cstheme="minorBidi"/>
+          <w:noProof/>
+          <w:kern w:val="2"/>
+          <w:sz w:val="22"/>
+          <w:lang w:val="ru-RU" w:eastAsia="ru-RU"/>
+          <w14:ligatures w14:val="standardContextual"/>
+        </w:rPr>
+      </w:pPr>
+      <w:r>
+        <w:t>9. Объединение Excel</w:t>
+      </w:r>
+      <w:r>
+        <w:tab/>
+        <w:t>45</w:t>
+      </w:r>
     </w:p>
     <w:p>
       <w:pPr>
@@ -3870,64 +3639,13 @@
           <w14:ligatures w14:val="standardContextual"/>
         </w:rPr>
       </w:pPr>
-      <w:hyperlink w:anchor="_Toc237262601" w:history="1">
-        <w:r>
-          <w:rPr>
-            <w:rStyle w:val="aff8"/>
-            <w:rFonts w:eastAsiaTheme="majorEastAsia"/>
-            <w:noProof/>
-          </w:rPr>
-          <w:t>8.5. Результат, отчёт и сопроводительная записка</w:t>
-        </w:r>
-        <w:r>
-          <w:rPr>
-            <w:noProof/>
-            <w:webHidden/>
-          </w:rPr>
-          <w:tab/>
-        </w:r>
-        <w:r>
-          <w:rPr>
-            <w:noProof/>
-            <w:webHidden/>
-          </w:rPr>
-          <w:fldChar w:fldCharType="begin"/>
-        </w:r>
-        <w:r>
-          <w:rPr>
-            <w:noProof/>
-            <w:webHidden/>
-          </w:rPr>
-          <w:instrText xml:space="preserve"> PAGEREF _Toc237262601 \h </w:instrText>
-        </w:r>
-        <w:r>
-          <w:rPr>
-            <w:noProof/>
-            <w:webHidden/>
-          </w:rPr>
-        </w:r>
-        <w:r>
-          <w:rPr>
-            <w:noProof/>
-            <w:webHidden/>
-          </w:rPr>
-          <w:fldChar w:fldCharType="separate"/>
-        </w:r>
-        <w:r>
-          <w:rPr>
-            <w:noProof/>
-            <w:webHidden/>
-          </w:rPr>
-          <w:t>47</w:t>
-        </w:r>
-        <w:r>
-          <w:rPr>
-            <w:noProof/>
-            <w:webHidden/>
-          </w:rPr>
-          <w:fldChar w:fldCharType="end"/>
-        </w:r>
-      </w:hyperlink>
+      <w:r>
+        <w:t>9.1. Назначение</w:t>
+      </w:r>
+      <w:r>
+        <w:tab/>
+        <w:t>45</w:t>
+      </w:r>
     </w:p>
     <w:p>
       <w:pPr>
@@ -3945,64 +3663,109 @@
           <w14:ligatures w14:val="standardContextual"/>
         </w:rPr>
       </w:pPr>
-      <w:hyperlink w:anchor="_Toc237262602" w:history="1">
-        <w:r>
-          <w:rPr>
-            <w:rStyle w:val="aff8"/>
-            <w:rFonts w:eastAsiaTheme="majorEastAsia"/>
-            <w:noProof/>
-          </w:rPr>
-          <w:t>8.6. Меню инструмента</w:t>
-        </w:r>
-        <w:r>
-          <w:rPr>
-            <w:noProof/>
-            <w:webHidden/>
-          </w:rPr>
-          <w:tab/>
-        </w:r>
-        <w:r>
-          <w:rPr>
-            <w:noProof/>
-            <w:webHidden/>
-          </w:rPr>
-          <w:fldChar w:fldCharType="begin"/>
-        </w:r>
-        <w:r>
-          <w:rPr>
-            <w:noProof/>
-            <w:webHidden/>
-          </w:rPr>
-          <w:instrText xml:space="preserve"> PAGEREF _Toc237262602 \h </w:instrText>
-        </w:r>
-        <w:r>
-          <w:rPr>
-            <w:noProof/>
-            <w:webHidden/>
-          </w:rPr>
-        </w:r>
-        <w:r>
-          <w:rPr>
-            <w:noProof/>
-            <w:webHidden/>
-          </w:rPr>
-          <w:fldChar w:fldCharType="separate"/>
-        </w:r>
-        <w:r>
-          <w:rPr>
-            <w:noProof/>
-            <w:webHidden/>
-          </w:rPr>
-          <w:t>48</w:t>
-        </w:r>
-        <w:r>
-          <w:rPr>
-            <w:noProof/>
-            <w:webHidden/>
-          </w:rPr>
-          <w:fldChar w:fldCharType="end"/>
-        </w:r>
-      </w:hyperlink>
+      <w:r>
+        <w:t>9.2. Окно инструмента</w:t>
+      </w:r>
+      <w:r>
+        <w:tab/>
+        <w:t>45</w:t>
+      </w:r>
+    </w:p>
+    <w:p>
+      <w:pPr>
+        <w:pStyle w:val="2c"/>
+        <w:tabs>
+          <w:tab w:val="right" w:leader="dot" w:pos="9345"/>
+        </w:tabs>
+        <w:ind w:firstLine="0"/>
+        <w:rPr>
+          <w:rFonts w:asciiTheme="minorHAnsi" w:eastAsiaTheme="minorEastAsia" w:hAnsiTheme="minorHAnsi" w:cstheme="minorBidi"/>
+          <w:noProof/>
+          <w:kern w:val="2"/>
+          <w:sz w:val="22"/>
+          <w:lang w:val="ru-RU" w:eastAsia="ru-RU"/>
+          <w14:ligatures w14:val="standardContextual"/>
+        </w:rPr>
+      </w:pPr>
+      <w:r>
+        <w:t>9.3. Порядок работы</w:t>
+      </w:r>
+      <w:r>
+        <w:tab/>
+        <w:t>46</w:t>
+      </w:r>
+    </w:p>
+    <w:p>
+      <w:pPr>
+        <w:pStyle w:val="2c"/>
+        <w:tabs>
+          <w:tab w:val="right" w:leader="dot" w:pos="9345"/>
+        </w:tabs>
+        <w:ind w:firstLine="0"/>
+        <w:rPr>
+          <w:rFonts w:asciiTheme="minorHAnsi" w:eastAsiaTheme="minorEastAsia" w:hAnsiTheme="minorHAnsi" w:cstheme="minorBidi"/>
+          <w:noProof/>
+          <w:kern w:val="2"/>
+          <w:sz w:val="22"/>
+          <w:lang w:val="ru-RU" w:eastAsia="ru-RU"/>
+          <w14:ligatures w14:val="standardContextual"/>
+        </w:rPr>
+      </w:pPr>
+      <w:r>
+        <w:t>9.4. Параметры сборки</w:t>
+      </w:r>
+      <w:r>
+        <w:tab/>
+        <w:t>47</w:t>
+      </w:r>
+    </w:p>
+    <w:p>
+      <w:pPr>
+        <w:pStyle w:val="2c"/>
+        <w:tabs>
+          <w:tab w:val="right" w:leader="dot" w:pos="9345"/>
+        </w:tabs>
+        <w:ind w:firstLine="0"/>
+        <w:rPr>
+          <w:rFonts w:asciiTheme="minorHAnsi" w:eastAsiaTheme="minorEastAsia" w:hAnsiTheme="minorHAnsi" w:cstheme="minorBidi"/>
+          <w:noProof/>
+          <w:kern w:val="2"/>
+          <w:sz w:val="22"/>
+          <w:lang w:val="ru-RU" w:eastAsia="ru-RU"/>
+          <w14:ligatures w14:val="standardContextual"/>
+        </w:rPr>
+      </w:pPr>
+      <w:r>
+        <w:t>9.5. Результат, отчёт и сопроводительная записка</w:t>
+      </w:r>
+      <w:r>
+        <w:tab/>
+        <w:t>47</w:t>
+      </w:r>
+    </w:p>
+    <w:p>
+      <w:pPr>
+        <w:pStyle w:val="2c"/>
+        <w:tabs>
+          <w:tab w:val="right" w:leader="dot" w:pos="9345"/>
+        </w:tabs>
+        <w:ind w:firstLine="0"/>
+        <w:rPr>
+          <w:rFonts w:asciiTheme="minorHAnsi" w:eastAsiaTheme="minorEastAsia" w:hAnsiTheme="minorHAnsi" w:cstheme="minorBidi"/>
+          <w:noProof/>
+          <w:kern w:val="2"/>
+          <w:sz w:val="22"/>
+          <w:lang w:val="ru-RU" w:eastAsia="ru-RU"/>
+          <w14:ligatures w14:val="standardContextual"/>
+        </w:rPr>
+      </w:pPr>
+      <w:r>
+        <w:t>9.6. Меню инструмента</w:t>
+      </w:r>
+      <w:r>
+        <w:tab/>
+        <w:t>48</w:t>
+      </w:r>
     </w:p>
     <w:p>
       <w:pPr>
@@ -4020,64 +3783,13 @@
           <w14:ligatures w14:val="standardContextual"/>
         </w:rPr>
       </w:pPr>
-      <w:hyperlink w:anchor="_Toc237262603" w:history="1">
-        <w:r>
-          <w:rPr>
-            <w:rStyle w:val="aff8"/>
-            <w:rFonts w:eastAsiaTheme="majorEastAsia"/>
-            <w:noProof/>
-          </w:rPr>
-          <w:t>9. Справочные сведения</w:t>
-        </w:r>
-        <w:r>
-          <w:rPr>
-            <w:noProof/>
-            <w:webHidden/>
-          </w:rPr>
-          <w:tab/>
-        </w:r>
-        <w:r>
-          <w:rPr>
-            <w:noProof/>
-            <w:webHidden/>
-          </w:rPr>
-          <w:fldChar w:fldCharType="begin"/>
-        </w:r>
-        <w:r>
-          <w:rPr>
-            <w:noProof/>
-            <w:webHidden/>
-          </w:rPr>
-          <w:instrText xml:space="preserve"> PAGEREF _Toc237262603 \h </w:instrText>
-        </w:r>
-        <w:r>
-          <w:rPr>
-            <w:noProof/>
-            <w:webHidden/>
-          </w:rPr>
-        </w:r>
-        <w:r>
-          <w:rPr>
-            <w:noProof/>
-            <w:webHidden/>
-          </w:rPr>
-          <w:fldChar w:fldCharType="separate"/>
-        </w:r>
-        <w:r>
-          <w:rPr>
-            <w:noProof/>
-            <w:webHidden/>
-          </w:rPr>
-          <w:t>49</w:t>
-        </w:r>
-        <w:r>
-          <w:rPr>
-            <w:noProof/>
-            <w:webHidden/>
-          </w:rPr>
-          <w:fldChar w:fldCharType="end"/>
-        </w:r>
-      </w:hyperlink>
+      <w:r>
+        <w:t>10. Справочные сведения</w:t>
+      </w:r>
+      <w:r>
+        <w:tab/>
+        <w:t>49</w:t>
+      </w:r>
     </w:p>
     <w:p>
       <w:pPr>
@@ -4095,64 +3807,13 @@
           <w14:ligatures w14:val="standardContextual"/>
         </w:rPr>
       </w:pPr>
-      <w:hyperlink w:anchor="_Toc237262604" w:history="1">
-        <w:r>
-          <w:rPr>
-            <w:rStyle w:val="aff8"/>
-            <w:rFonts w:eastAsiaTheme="majorEastAsia"/>
-            <w:noProof/>
-          </w:rPr>
-          <w:t>9.1. Сведения о программе</w:t>
-        </w:r>
-        <w:r>
-          <w:rPr>
-            <w:noProof/>
-            <w:webHidden/>
-          </w:rPr>
-          <w:tab/>
-        </w:r>
-        <w:r>
-          <w:rPr>
-            <w:noProof/>
-            <w:webHidden/>
-          </w:rPr>
-          <w:fldChar w:fldCharType="begin"/>
-        </w:r>
-        <w:r>
-          <w:rPr>
-            <w:noProof/>
-            <w:webHidden/>
-          </w:rPr>
-          <w:instrText xml:space="preserve"> PAGEREF _Toc237262604 \h </w:instrText>
-        </w:r>
-        <w:r>
-          <w:rPr>
-            <w:noProof/>
-            <w:webHidden/>
-          </w:rPr>
-        </w:r>
-        <w:r>
-          <w:rPr>
-            <w:noProof/>
-            <w:webHidden/>
-          </w:rPr>
-          <w:fldChar w:fldCharType="separate"/>
-        </w:r>
-        <w:r>
-          <w:rPr>
-            <w:noProof/>
-            <w:webHidden/>
-          </w:rPr>
-          <w:t>49</w:t>
-        </w:r>
-        <w:r>
-          <w:rPr>
-            <w:noProof/>
-            <w:webHidden/>
-          </w:rPr>
-          <w:fldChar w:fldCharType="end"/>
-        </w:r>
-      </w:hyperlink>
+      <w:r>
+        <w:t>10.1. Сведения о программе</w:t>
+      </w:r>
+      <w:r>
+        <w:tab/>
+        <w:t>49</w:t>
+      </w:r>
     </w:p>
     <w:p>
       <w:pPr>
@@ -4170,64 +3831,13 @@
           <w14:ligatures w14:val="standardContextual"/>
         </w:rPr>
       </w:pPr>
-      <w:hyperlink w:anchor="_Toc237262605" w:history="1">
-        <w:r>
-          <w:rPr>
-            <w:rStyle w:val="aff8"/>
-            <w:rFonts w:eastAsiaTheme="majorEastAsia"/>
-            <w:noProof/>
-          </w:rPr>
-          <w:t>9.2. Если что-то пошло не так</w:t>
-        </w:r>
-        <w:r>
-          <w:rPr>
-            <w:noProof/>
-            <w:webHidden/>
-          </w:rPr>
-          <w:tab/>
-        </w:r>
-        <w:r>
-          <w:rPr>
-            <w:noProof/>
-            <w:webHidden/>
-          </w:rPr>
-          <w:fldChar w:fldCharType="begin"/>
-        </w:r>
-        <w:r>
-          <w:rPr>
-            <w:noProof/>
-            <w:webHidden/>
-          </w:rPr>
-          <w:instrText xml:space="preserve"> PAGEREF _Toc237262605 \h </w:instrText>
-        </w:r>
-        <w:r>
-          <w:rPr>
-            <w:noProof/>
-            <w:webHidden/>
-          </w:rPr>
-        </w:r>
-        <w:r>
-          <w:rPr>
-            <w:noProof/>
-            <w:webHidden/>
-          </w:rPr>
-          <w:fldChar w:fldCharType="separate"/>
-        </w:r>
-        <w:r>
-          <w:rPr>
-            <w:noProof/>
-            <w:webHidden/>
-          </w:rPr>
-          <w:t>50</w:t>
-        </w:r>
-        <w:r>
-          <w:rPr>
-            <w:noProof/>
-            <w:webHidden/>
-          </w:rPr>
-          <w:fldChar w:fldCharType="end"/>
-        </w:r>
-      </w:hyperlink>
+      <w:r>
+        <w:t>10.2. Если что-то пошло не так</w:t>
+      </w:r>
+      <w:r>
+        <w:tab/>
+        <w:t>50</w:t>
+      </w:r>
     </w:p>
     <w:p>
       <w:pPr>
@@ -4245,64 +3855,13 @@
           <w14:ligatures w14:val="standardContextual"/>
         </w:rPr>
       </w:pPr>
-      <w:hyperlink w:anchor="_Toc237262606" w:history="1">
-        <w:r>
-          <w:rPr>
-            <w:rStyle w:val="aff8"/>
-            <w:rFonts w:eastAsiaTheme="majorEastAsia"/>
-            <w:noProof/>
-          </w:rPr>
-          <w:t>9.3. Краткая памятка</w:t>
-        </w:r>
-        <w:r>
-          <w:rPr>
-            <w:noProof/>
-            <w:webHidden/>
-          </w:rPr>
-          <w:tab/>
-        </w:r>
-        <w:r>
-          <w:rPr>
-            <w:noProof/>
-            <w:webHidden/>
-          </w:rPr>
-          <w:fldChar w:fldCharType="begin"/>
-        </w:r>
-        <w:r>
-          <w:rPr>
-            <w:noProof/>
-            <w:webHidden/>
-          </w:rPr>
-          <w:instrText xml:space="preserve"> PAGEREF _Toc237262606 \h </w:instrText>
-        </w:r>
-        <w:r>
-          <w:rPr>
-            <w:noProof/>
-            <w:webHidden/>
-          </w:rPr>
-        </w:r>
-        <w:r>
-          <w:rPr>
-            <w:noProof/>
-            <w:webHidden/>
-          </w:rPr>
-          <w:fldChar w:fldCharType="separate"/>
-        </w:r>
-        <w:r>
-          <w:rPr>
-            <w:noProof/>
-            <w:webHidden/>
-          </w:rPr>
-          <w:t>51</w:t>
-        </w:r>
-        <w:r>
-          <w:rPr>
-            <w:noProof/>
-            <w:webHidden/>
-          </w:rPr>
-          <w:fldChar w:fldCharType="end"/>
-        </w:r>
-      </w:hyperlink>
+      <w:r>
+        <w:t>10.3. Краткая памятка</w:t>
+      </w:r>
+      <w:r>
+        <w:tab/>
+        <w:t>51</w:t>
+      </w:r>
     </w:p>
     <w:p>
       <w:pPr>
@@ -4340,18 +3899,12 @@
     </w:p>
     <w:p>
       <w:r>
-        <w:t>iwo Helper Desktop — настольная программа для повседневной работы с документами: она собирает листы нескольких книг Excel в один свод, объединяет и разделяет файлы PDF, уменьшает их размер и переводит текст из PDF в редактируемый документ Word или в презентацию PowerPoint. Все действия выполняются на вашем компьютере, без отправки файлов куда-либо в сеть.</w:t>
-      </w:r>
-      <w:r>
-        <w:rPr>
-          <w:vertAlign w:val="superscript"/>
-        </w:rPr>
-        <w:footnoteReference w:id="1"/>
-      </w:r>
-    </w:p>
-    <w:p>
-      <w:r>
-        <w:t>Программа состоит из шести инструментов, разложенных на главном окне по двум разделам: пять работают с PDF, шестой — с книгами Excel. Каждый решает свою задачу и открывается отдельным окном, поэтому несколько инструментов могут работать одновременно: пока один собирает свод, во втором можно готовить PDF.</w:t>
+        <w:t>iwo Helper Desktop — настольная программа для повседневной работы с документами: она собирает листы нескольких книг Excel в один свод, объединяет и разделяет файлы PDF, уменьшает их размер и переводит текст из PDF в редактируемый документ Word или в презентацию PowerPoint, а также показывает, чем одна версия документа отличается от другой. Все действия выполняются на вашем компьютере, без отправки файлов куда-либо в сеть.</w:t>
+      </w:r>
+    </w:p>
+    <w:p>
+      <w:r>
+        <w:t>Программа состоит из семи инструментов, разложенных на главном окне по двум разделам: шесть работают с PDF, седьмой — с книгами Excel. Каждый решает свою задачу и открывается отдельным окном, поэтому несколько инструментов могут работать одновременно: пока один собирает свод, во втором можно готовить PDF.</w:t>
       </w:r>
     </w:p>
     <w:p>
@@ -4707,6 +4260,56 @@
               <w:jc w:val="left"/>
             </w:pPr>
             <w:r>
+              <w:t>Сравнение PDF</w:t>
+            </w:r>
+          </w:p>
+        </w:tc>
+        <w:tc>
+          <w:tcPr>
+            <w:tcW w:w="3685" w:type="dxa"/>
+          </w:tcPr>
+          <w:p>
+            <w:pPr>
+              <w:spacing w:line="240" w:lineRule="auto"/>
+              <w:ind w:firstLine="0"/>
+              <w:jc w:val="left"/>
+            </w:pPr>
+            <w:r>
+              <w:t>Показывает, чем одна версия документа отличается от другой: список изменений и страницы рядом с выделенными отличиями</w:t>
+            </w:r>
+          </w:p>
+        </w:tc>
+        <w:tc>
+          <w:tcPr>
+            <w:tcW w:w="3118" w:type="dxa"/>
+          </w:tcPr>
+          <w:p>
+            <w:pPr>
+              <w:spacing w:line="240" w:lineRule="auto"/>
+              <w:ind w:firstLine="0"/>
+              <w:jc w:val="left"/>
+            </w:pPr>
+            <w:r>
+              <w:t>Убедиться, что изменилось в новой версии, не листая оба файла вручную</w:t>
+            </w:r>
+          </w:p>
+        </w:tc>
+      </w:tr>
+      <w:tr>
+        <w:trPr>
+          <w:jc w:val="center"/>
+        </w:trPr>
+        <w:tc>
+          <w:tcPr>
+            <w:tcW w:w="2268" w:type="dxa"/>
+          </w:tcPr>
+          <w:p>
+            <w:pPr>
+              <w:spacing w:line="240" w:lineRule="auto"/>
+              <w:ind w:firstLine="0"/>
+              <w:jc w:val="left"/>
+            </w:pPr>
+            <w:r>
               <w:t>Объединение Excel</w:t>
             </w:r>
           </w:p>
@@ -5091,7 +4694,7 @@
         <w:jc w:val="center"/>
       </w:pPr>
       <w:r>
-        <w:t>Рис. 2. Раздел «PDF»: пять инструментов</w:t>
+        <w:t>Рис. 2. Раздел «PDF»: шесть инструментов</w:t>
       </w:r>
     </w:p>
     <w:p>
@@ -7172,6 +6775,12 @@
       </w:r>
     </w:p>
     <w:p>
+      <w:pPr/>
+      <w:r>
+        <w:t>Страницы открытого документа можно переставить перетаскиванием прямо в сетке до запуска разделения: части документа будут собраны в том порядке, который виден в сетке. Исходный файл при этом не меняется.</w:t>
+      </w:r>
+    </w:p>
+    <w:p>
       <w:pPr>
         <w:keepNext/>
         <w:spacing w:before="200" w:after="80"/>
@@ -9470,9 +9079,156 @@
       <w:pPr>
         <w:pStyle w:val="1"/>
       </w:pPr>
+      <w:r>
+        <w:t>8. Сравнение PDF</w:t>
+      </w:r>
+    </w:p>
+    <w:p>
+      <w:pPr>
+        <w:pStyle w:val="21"/>
+      </w:pPr>
+      <w:r>
+        <w:t>8.1. Назначение</w:t>
+      </w:r>
+    </w:p>
+    <w:p>
+      <w:pPr/>
+      <w:r>
+        <w:t>Инструмент «Сравнение PDF» показывает, чем отличаются две версии одного и того же документа: ранняя и поздняя. Результат — список изменений и две страницы рядом: страница ранней версии слева, страница поздней справа, отличия выделены цветом. Оба файла читаются только для чтения и не меняются.</w:t>
+      </w:r>
+    </w:p>
+    <w:p>
+      <w:pPr/>
+      <w:r>
+        <w:t>Сравнение работает с цифровыми (текстовыми) файлами *.pdf. Со сканами оно не работает: из картинки без текстового слоя нечего извлекать.</w:t>
+      </w:r>
+    </w:p>
+    <w:p>
+      <w:pPr>
+        <w:pStyle w:val="21"/>
+      </w:pPr>
+      <w:r>
+        <w:t>8.2. Окно инструмента</w:t>
+      </w:r>
+    </w:p>
+    <w:p>
+      <w:pPr/>
+      <w:r>
+        <w:t>Вверху окна два поля выбора файлов: слева — ранняя версия, справа — поздняя. Кнопка «Обзор…» у каждого поля открывает выбор файла. Кнопка «Поменять местами» меняет файлы сторонами. Под полями — большая кнопка «Сравнить» (рис. 27).</w:t>
+      </w:r>
+    </w:p>
+    <w:p>
+      <w:pPr>
+        <w:jc w:val="center"/>
+      </w:pPr>
+      <w:r>
+        <w:drawing>
+          <wp:inline xmlns:a="http://schemas.openxmlformats.org/drawingml/2006/main" xmlns:pic="http://schemas.openxmlformats.org/drawingml/2006/picture">
+            <wp:extent cx="5760000" cy="4643150"/>
+            <wp:docPr id="30" name="Picture 30"/>
+            <wp:cNvGraphicFramePr>
+              <a:graphicFrameLocks noChangeAspect="1"/>
+            </wp:cNvGraphicFramePr>
+            <a:graphic>
+              <a:graphicData uri="http://schemas.openxmlformats.org/drawingml/2006/picture">
+                <pic:pic>
+                  <pic:nvPicPr>
+                    <pic:cNvPr id="0" name="shot-review.png"/>
+                    <pic:cNvPicPr/>
+                  </pic:nvPicPr>
+                  <pic:blipFill>
+                    <a:blip r:embed="rId41"/>
+                    <a:stretch>
+                      <a:fillRect/>
+                    </a:stretch>
+                  </pic:blipFill>
+                  <pic:spPr>
+                    <a:xfrm>
+                      <a:off x="0" y="0"/>
+                      <a:ext cx="5760000" cy="4643150"/>
+                    </a:xfrm>
+                    <a:prstGeom prst="rect"/>
+                  </pic:spPr>
+                </pic:pic>
+              </a:graphicData>
+            </a:graphic>
+          </wp:inline>
+        </w:drawing>
+      </w:r>
+    </w:p>
+    <w:p>
+      <w:pPr>
+        <w:jc w:val="center"/>
+      </w:pPr>
+      <w:r>
+        <w:t>Рис. 27. Окно инструмента «Сравнение PDF»</w:t>
+      </w:r>
+    </w:p>
+    <w:p>
+      <w:pPr/>
+      <w:r>
+        <w:t>Результат показывается на двух вкладках. «Сравнение текста» — список сопоставленных страниц: у каждой пары видно, сколько слов добавлено, убавлено и изменено. «Исходный вид» — сами страницы рядом, как на бумаге: слева ранняя версия, справа поздняя.</w:t>
+      </w:r>
+    </w:p>
+    <w:p>
+      <w:pPr>
+        <w:pStyle w:val="21"/>
+      </w:pPr>
+      <w:r>
+        <w:t>8.3. Порядок работы</w:t>
+      </w:r>
+    </w:p>
+    <w:p>
+      <w:pPr/>
+      <w:r>
+        <w:t>1. Выберите раннюю версию кнопкой «Обзор…» слева или перетащите файл прямо на левое поле. Так же выберите позднюю версию справа. Можно перетащить оба файла на окно сразу: первый станет ранней версией, второй — поздней.</w:t>
+      </w:r>
+    </w:p>
+    <w:p>
+      <w:pPr/>
+      <w:r>
+        <w:t>2. Нажмите «Сравнить». Программа прочитает оба файла и покажет результат. Файлы при этом не меняются.</w:t>
+      </w:r>
+    </w:p>
+    <w:p>
+      <w:pPr/>
+      <w:r>
+        <w:t>3. Листайте изменения кнопками «Предыдущее» и «Следующее». На вкладке «Исходный вид» рядом с ними показано, на какой странице открыто изменение.</w:t>
+      </w:r>
+    </w:p>
+    <w:p>
+      <w:pPr/>
+      <w:r>
+        <w:t>4. Страницы, которых в одной из версий нет, показываются с пометкой «На другой стороне соответствующей страницы нет».</w:t>
+      </w:r>
+    </w:p>
+    <w:p>
+      <w:pPr/>
+      <w:r>
+        <w:t>5. Если сопоставление страниц не подошло (например, страницы «съехали»), нажмите «Сопоставить страницы…» и выберите пару вручную.</w:t>
+      </w:r>
+    </w:p>
+    <w:p>
+      <w:pPr>
+        <w:pStyle w:val="21"/>
+      </w:pPr>
+      <w:r>
+        <w:t>8.4. Ограничения</w:t>
+      </w:r>
+    </w:p>
+    <w:p>
+      <w:pPr/>
+      <w:r>
+        <w:t>Каждый файл может быть не больше 200 МБ и не длиннее 500 страниц. Если документы слишком велики или различий слишком много для подробного сравнения, программа честно скажет об этом и не станет строить ненадёжный результат.</w:t>
+      </w:r>
+    </w:p>
+    <w:p>
+      <w:pPr>
+        <w:pStyle w:val="1"/>
+      </w:pPr>
       <w:bookmarkStart w:id="45" w:name="_Toc237262596"/>
       <w:r>
-        <w:t>8. Объединение Excel</w:t>
+        <w:t>9. Объединение Excel</w:t>
       </w:r>
       <w:bookmarkEnd w:id="45"/>
     </w:p>
@@ -9482,7 +9238,7 @@
       </w:pPr>
       <w:bookmarkStart w:id="46" w:name="_Toc237262597"/>
       <w:r>
-        <w:t>8.1. Назначение</w:t>
+        <w:t>9.1. Назначение</w:t>
       </w:r>
       <w:bookmarkEnd w:id="46"/>
     </w:p>
@@ -9505,13 +9261,13 @@
       </w:pPr>
       <w:bookmarkStart w:id="47" w:name="_Toc237262598"/>
       <w:r>
-        <w:t>8.2. Окно инструмента</w:t>
+        <w:t>9.2. Окно инструмента</w:t>
       </w:r>
       <w:bookmarkEnd w:id="47"/>
     </w:p>
     <w:p>
       <w:r>
-        <w:t>Окно разделено на смысловые блоки: откуда брать, куда сохранить, с какими параметрами и что именно объединять (рис. 27).</w:t>
+        <w:t>Окно разделено на смысловые блоки: откуда брать, куда сохранить, с какими параметрами и что именно объединять (рис. 28).</w:t>
       </w:r>
     </w:p>
     <w:p>
@@ -9570,7 +9326,7 @@
         <w:jc w:val="center"/>
       </w:pPr>
       <w:r>
-        <w:t>Рис. 27. Окно инструмента «Объединение Excel»</w:t>
+        <w:t>Рис. 28. Окно инструмента «Объединение Excel»</w:t>
       </w:r>
     </w:p>
     <w:p>
@@ -9579,7 +9335,7 @@
       </w:pPr>
       <w:bookmarkStart w:id="48" w:name="_Toc237262599"/>
       <w:r>
-        <w:t>8.3. Порядок работы</w:t>
+        <w:t>9.3. Порядок работы</w:t>
       </w:r>
       <w:bookmarkEnd w:id="48"/>
     </w:p>
@@ -9634,7 +9390,7 @@
       </w:pPr>
       <w:bookmarkStart w:id="49" w:name="_Toc237262600"/>
       <w:r>
-        <w:t>8.4. Параметры сборки</w:t>
+        <w:t>9.4. Параметры сборки</w:t>
       </w:r>
       <w:bookmarkEnd w:id="49"/>
     </w:p>
@@ -9686,7 +9442,7 @@
       </w:pPr>
       <w:bookmarkStart w:id="50" w:name="_Toc237262601"/>
       <w:r>
-        <w:t>8.5. Результат, отчёт и сопроводительная записка</w:t>
+        <w:t>9.5. Результат, отчёт и сопроводительная записка</w:t>
       </w:r>
       <w:bookmarkEnd w:id="50"/>
     </w:p>
@@ -9718,13 +9474,13 @@
       </w:pPr>
       <w:bookmarkStart w:id="51" w:name="_Toc237262602"/>
       <w:r>
-        <w:t>8.6. Меню инструмента</w:t>
+        <w:t>9.6. Меню инструмента</w:t>
       </w:r>
       <w:bookmarkEnd w:id="51"/>
     </w:p>
     <w:p>
       <w:r>
-        <w:t>Меню «Меню» содержит встроенную справку, статистику, выбор языка и пункт «Папка отчётов», открывающий папку с последними отчётами о слиянии (рис. 28).</w:t>
+        <w:t>Меню «Меню» содержит встроенную справку, статистику, выбор языка и пункт «Папка отчётов», открывающий папку с последними отчётами о слиянии (рис. 29).</w:t>
       </w:r>
     </w:p>
     <w:p>
@@ -9782,7 +9538,7 @@
         <w:jc w:val="center"/>
       </w:pPr>
       <w:r>
-        <w:t>Рис. 28. Меню инструмента «Объединение Excel»</w:t>
+        <w:t>Рис. 29. Меню инструмента «Объединение Excel»</w:t>
       </w:r>
     </w:p>
     <w:p>
@@ -9814,8 +9570,7 @@
       </w:pPr>
       <w:bookmarkStart w:id="52" w:name="_Toc237262603"/>
       <w:r>
-        <w:lastRenderedPageBreak/>
-        <w:t>9. Справочные сведения</w:t>
+        <w:t>10. Справочные сведения</w:t>
       </w:r>
       <w:bookmarkEnd w:id="52"/>
     </w:p>
@@ -9825,13 +9580,13 @@
       </w:pPr>
       <w:bookmarkStart w:id="53" w:name="_Toc237262604"/>
       <w:r>
-        <w:t>9.1. Сведения о программе</w:t>
+        <w:t>10.1. Сведения о программе</w:t>
       </w:r>
       <w:bookmarkEnd w:id="53"/>
     </w:p>
     <w:p>
       <w:r>
-        <w:t>Окно «О программе» открывается кнопкой на главном окне (рис. 29). В нём указаны версия, автор, ссылки на страницу проекта и на политику конфиденциальности, а также лицензия.</w:t>
+        <w:t>Окно «О программе» открывается кнопкой на главном окне (рис. 30). В нём указаны версия и автор, а ниже — раскрываемые секции: «Проект и контакты» со ссылками на страницу проекта и политику конфиденциальности и «Поддержать проект» с реквизитами, которые можно выделить и скопировать.</w:t>
       </w:r>
     </w:p>
     <w:p>
@@ -9847,7 +9602,7 @@
         </w:rPr>
         <w:drawing>
           <wp:inline distT="0" distB="0" distL="0" distR="0" wp14:anchorId="4FA32DE6" wp14:editId="4224B136">
-            <wp:extent cx="3873730" cy="3940232"/>
+            <wp:extent cx="3873730" cy="5142452"/>
             <wp:effectExtent l="0" t="0" r="0" b="0"/>
             <wp:docPr id="29" name="Picture 29"/>
             <wp:cNvGraphicFramePr>
@@ -9869,7 +9624,7 @@
                   <pic:spPr>
                     <a:xfrm>
                       <a:off x="0" y="0"/>
-                      <a:ext cx="3873730" cy="3940232"/>
+                      <a:ext cx="3873730" cy="5142452"/>
                     </a:xfrm>
                     <a:prstGeom prst="rect">
                       <a:avLst/>
@@ -9889,7 +9644,7 @@
         <w:jc w:val="center"/>
       </w:pPr>
       <w:r>
-        <w:t>Рис. 29. Окно «О программе»</w:t>
+        <w:t>Рис. 30. Окно «О программе»</w:t>
       </w:r>
     </w:p>
     <w:p>
@@ -9918,7 +9673,7 @@
       </w:pPr>
       <w:bookmarkStart w:id="54" w:name="_Toc237262605"/>
       <w:r>
-        <w:t>9.2. Если что-то пошло не так</w:t>
+        <w:t>10.2. Если что-то пошло не так</w:t>
       </w:r>
       <w:bookmarkEnd w:id="54"/>
     </w:p>
@@ -10326,7 +10081,7 @@
       </w:pPr>
       <w:bookmarkStart w:id="55" w:name="_Toc237262606"/>
       <w:r>
-        <w:t>9.3. Краткая памятка</w:t>
+        <w:t>10.3. Краткая памятка</w:t>
       </w:r>
       <w:bookmarkEnd w:id="55"/>
     </w:p>

--- a/docs/Инструкция пользователя.docx
+++ b/docs/Инструкция пользователя.docx
@@ -106,13 +106,14 @@
           <w:rFonts w:asciiTheme="minorHAnsi" w:eastAsiaTheme="minorEastAsia" w:hAnsiTheme="minorHAnsi" w:cstheme="minorBidi"/>
           <w:noProof/>
           <w:kern w:val="2"/>
-          <w:sz w:val="22"/>
+          <w:sz w:val="24"/>
+          <w:szCs w:val="24"/>
           <w:lang w:val="ru-RU" w:eastAsia="ru-RU"/>
           <w14:ligatures w14:val="standardContextual"/>
         </w:rPr>
       </w:pPr>
       <w:r>
-        <w:fldChar w:fldCharType="begin"/>
+        <w:fldChar w:fldCharType="begin" w:dirty="true"/>
       </w:r>
       <w:r>
         <w:instrText xml:space="preserve"> TOC \o "1-2" \h \z \u </w:instrText>
@@ -120,7 +121,7 @@
       <w:r>
         <w:fldChar w:fldCharType="separate"/>
       </w:r>
-      <w:hyperlink w:anchor="_Toc237262551" w:history="1">
+      <w:hyperlink w:anchor="_Toc238650466" w:history="1">
         <w:r>
           <w:rPr>
             <w:rStyle w:val="aff8"/>
@@ -148,7 +149,7 @@
             <w:noProof/>
             <w:webHidden/>
           </w:rPr>
-          <w:instrText xml:space="preserve"> PAGEREF _Toc237262551 \h </w:instrText>
+          <w:instrText xml:space="preserve"> PAGEREF _Toc238650466 \h </w:instrText>
         </w:r>
         <w:r>
           <w:rPr>
@@ -190,12 +191,13 @@
           <w:rFonts w:asciiTheme="minorHAnsi" w:eastAsiaTheme="minorEastAsia" w:hAnsiTheme="minorHAnsi" w:cstheme="minorBidi"/>
           <w:noProof/>
           <w:kern w:val="2"/>
-          <w:sz w:val="22"/>
+          <w:sz w:val="24"/>
+          <w:szCs w:val="24"/>
           <w:lang w:val="ru-RU" w:eastAsia="ru-RU"/>
           <w14:ligatures w14:val="standardContextual"/>
         </w:rPr>
       </w:pPr>
-      <w:hyperlink w:anchor="_Toc237262552" w:history="1">
+      <w:hyperlink w:anchor="_Toc238650467" w:history="1">
         <w:r>
           <w:rPr>
             <w:rStyle w:val="aff8"/>
@@ -223,7 +225,7 @@
             <w:noProof/>
             <w:webHidden/>
           </w:rPr>
-          <w:instrText xml:space="preserve"> PAGEREF _Toc237262552 \h </w:instrText>
+          <w:instrText xml:space="preserve"> PAGEREF _Toc238650467 \h </w:instrText>
         </w:r>
         <w:r>
           <w:rPr>
@@ -265,12 +267,13 @@
           <w:rFonts w:asciiTheme="minorHAnsi" w:eastAsiaTheme="minorEastAsia" w:hAnsiTheme="minorHAnsi" w:cstheme="minorBidi"/>
           <w:noProof/>
           <w:kern w:val="2"/>
-          <w:sz w:val="22"/>
+          <w:sz w:val="24"/>
+          <w:szCs w:val="24"/>
           <w:lang w:val="ru-RU" w:eastAsia="ru-RU"/>
           <w14:ligatures w14:val="standardContextual"/>
         </w:rPr>
       </w:pPr>
-      <w:hyperlink w:anchor="_Toc237262553" w:history="1">
+      <w:hyperlink w:anchor="_Toc238650468" w:history="1">
         <w:r>
           <w:rPr>
             <w:rStyle w:val="aff8"/>
@@ -298,7 +301,7 @@
             <w:noProof/>
             <w:webHidden/>
           </w:rPr>
-          <w:instrText xml:space="preserve"> PAGEREF _Toc237262553 \h </w:instrText>
+          <w:instrText xml:space="preserve"> PAGEREF _Toc238650468 \h </w:instrText>
         </w:r>
         <w:r>
           <w:rPr>
@@ -340,12 +343,13 @@
           <w:rFonts w:asciiTheme="minorHAnsi" w:eastAsiaTheme="minorEastAsia" w:hAnsiTheme="minorHAnsi" w:cstheme="minorBidi"/>
           <w:noProof/>
           <w:kern w:val="2"/>
-          <w:sz w:val="22"/>
+          <w:sz w:val="24"/>
+          <w:szCs w:val="24"/>
           <w:lang w:val="ru-RU" w:eastAsia="ru-RU"/>
           <w14:ligatures w14:val="standardContextual"/>
         </w:rPr>
       </w:pPr>
-      <w:hyperlink w:anchor="_Toc237262554" w:history="1">
+      <w:hyperlink w:anchor="_Toc238650469" w:history="1">
         <w:r>
           <w:rPr>
             <w:rStyle w:val="aff8"/>
@@ -373,7 +377,7 @@
             <w:noProof/>
             <w:webHidden/>
           </w:rPr>
-          <w:instrText xml:space="preserve"> PAGEREF _Toc237262554 \h </w:instrText>
+          <w:instrText xml:space="preserve"> PAGEREF _Toc238650469 \h </w:instrText>
         </w:r>
         <w:r>
           <w:rPr>
@@ -415,12 +419,13 @@
           <w:rFonts w:asciiTheme="minorHAnsi" w:eastAsiaTheme="minorEastAsia" w:hAnsiTheme="minorHAnsi" w:cstheme="minorBidi"/>
           <w:noProof/>
           <w:kern w:val="2"/>
-          <w:sz w:val="22"/>
+          <w:sz w:val="24"/>
+          <w:szCs w:val="24"/>
           <w:lang w:val="ru-RU" w:eastAsia="ru-RU"/>
           <w14:ligatures w14:val="standardContextual"/>
         </w:rPr>
       </w:pPr>
-      <w:hyperlink w:anchor="_Toc237262555" w:history="1">
+      <w:hyperlink w:anchor="_Toc238650470" w:history="1">
         <w:r>
           <w:rPr>
             <w:rStyle w:val="aff8"/>
@@ -448,7 +453,7 @@
             <w:noProof/>
             <w:webHidden/>
           </w:rPr>
-          <w:instrText xml:space="preserve"> PAGEREF _Toc237262555 \h </w:instrText>
+          <w:instrText xml:space="preserve"> PAGEREF _Toc238650470 \h </w:instrText>
         </w:r>
         <w:r>
           <w:rPr>
@@ -490,12 +495,13 @@
           <w:rFonts w:asciiTheme="minorHAnsi" w:eastAsiaTheme="minorEastAsia" w:hAnsiTheme="minorHAnsi" w:cstheme="minorBidi"/>
           <w:noProof/>
           <w:kern w:val="2"/>
-          <w:sz w:val="22"/>
+          <w:sz w:val="24"/>
+          <w:szCs w:val="24"/>
           <w:lang w:val="ru-RU" w:eastAsia="ru-RU"/>
           <w14:ligatures w14:val="standardContextual"/>
         </w:rPr>
       </w:pPr>
-      <w:hyperlink w:anchor="_Toc237262556" w:history="1">
+      <w:hyperlink w:anchor="_Toc238650471" w:history="1">
         <w:r>
           <w:rPr>
             <w:rStyle w:val="aff8"/>
@@ -523,7 +529,7 @@
             <w:noProof/>
             <w:webHidden/>
           </w:rPr>
-          <w:instrText xml:space="preserve"> PAGEREF _Toc237262556 \h </w:instrText>
+          <w:instrText xml:space="preserve"> PAGEREF _Toc238650471 \h </w:instrText>
         </w:r>
         <w:r>
           <w:rPr>
@@ -565,12 +571,13 @@
           <w:rFonts w:asciiTheme="minorHAnsi" w:eastAsiaTheme="minorEastAsia" w:hAnsiTheme="minorHAnsi" w:cstheme="minorBidi"/>
           <w:noProof/>
           <w:kern w:val="2"/>
-          <w:sz w:val="22"/>
+          <w:sz w:val="24"/>
+          <w:szCs w:val="24"/>
           <w:lang w:val="ru-RU" w:eastAsia="ru-RU"/>
           <w14:ligatures w14:val="standardContextual"/>
         </w:rPr>
       </w:pPr>
-      <w:hyperlink w:anchor="_Toc237262557" w:history="1">
+      <w:hyperlink w:anchor="_Toc238650472" w:history="1">
         <w:r>
           <w:rPr>
             <w:rStyle w:val="aff8"/>
@@ -598,7 +605,7 @@
             <w:noProof/>
             <w:webHidden/>
           </w:rPr>
-          <w:instrText xml:space="preserve"> PAGEREF _Toc237262557 \h </w:instrText>
+          <w:instrText xml:space="preserve"> PAGEREF _Toc238650472 \h </w:instrText>
         </w:r>
         <w:r>
           <w:rPr>
@@ -640,12 +647,13 @@
           <w:rFonts w:asciiTheme="minorHAnsi" w:eastAsiaTheme="minorEastAsia" w:hAnsiTheme="minorHAnsi" w:cstheme="minorBidi"/>
           <w:noProof/>
           <w:kern w:val="2"/>
-          <w:sz w:val="22"/>
+          <w:sz w:val="24"/>
+          <w:szCs w:val="24"/>
           <w:lang w:val="ru-RU" w:eastAsia="ru-RU"/>
           <w14:ligatures w14:val="standardContextual"/>
         </w:rPr>
       </w:pPr>
-      <w:hyperlink w:anchor="_Toc237262558" w:history="1">
+      <w:hyperlink w:anchor="_Toc238650473" w:history="1">
         <w:r>
           <w:rPr>
             <w:rStyle w:val="aff8"/>
@@ -673,7 +681,7 @@
             <w:noProof/>
             <w:webHidden/>
           </w:rPr>
-          <w:instrText xml:space="preserve"> PAGEREF _Toc237262558 \h </w:instrText>
+          <w:instrText xml:space="preserve"> PAGEREF _Toc238650473 \h </w:instrText>
         </w:r>
         <w:r>
           <w:rPr>
@@ -715,12 +723,13 @@
           <w:rFonts w:asciiTheme="minorHAnsi" w:eastAsiaTheme="minorEastAsia" w:hAnsiTheme="minorHAnsi" w:cstheme="minorBidi"/>
           <w:noProof/>
           <w:kern w:val="2"/>
-          <w:sz w:val="22"/>
+          <w:sz w:val="24"/>
+          <w:szCs w:val="24"/>
           <w:lang w:val="ru-RU" w:eastAsia="ru-RU"/>
           <w14:ligatures w14:val="standardContextual"/>
         </w:rPr>
       </w:pPr>
-      <w:hyperlink w:anchor="_Toc237262559" w:history="1">
+      <w:hyperlink w:anchor="_Toc238650474" w:history="1">
         <w:r>
           <w:rPr>
             <w:rStyle w:val="aff8"/>
@@ -748,7 +757,7 @@
             <w:noProof/>
             <w:webHidden/>
           </w:rPr>
-          <w:instrText xml:space="preserve"> PAGEREF _Toc237262559 \h </w:instrText>
+          <w:instrText xml:space="preserve"> PAGEREF _Toc238650474 \h </w:instrText>
         </w:r>
         <w:r>
           <w:rPr>
@@ -790,12 +799,13 @@
           <w:rFonts w:asciiTheme="minorHAnsi" w:eastAsiaTheme="minorEastAsia" w:hAnsiTheme="minorHAnsi" w:cstheme="minorBidi"/>
           <w:noProof/>
           <w:kern w:val="2"/>
-          <w:sz w:val="22"/>
+          <w:sz w:val="24"/>
+          <w:szCs w:val="24"/>
           <w:lang w:val="ru-RU" w:eastAsia="ru-RU"/>
           <w14:ligatures w14:val="standardContextual"/>
         </w:rPr>
       </w:pPr>
-      <w:hyperlink w:anchor="_Toc237262560" w:history="1">
+      <w:hyperlink w:anchor="_Toc238650475" w:history="1">
         <w:r>
           <w:rPr>
             <w:rStyle w:val="aff8"/>
@@ -823,7 +833,7 @@
             <w:noProof/>
             <w:webHidden/>
           </w:rPr>
-          <w:instrText xml:space="preserve"> PAGEREF _Toc237262560 \h </w:instrText>
+          <w:instrText xml:space="preserve"> PAGEREF _Toc238650475 \h </w:instrText>
         </w:r>
         <w:r>
           <w:rPr>
@@ -865,12 +875,13 @@
           <w:rFonts w:asciiTheme="minorHAnsi" w:eastAsiaTheme="minorEastAsia" w:hAnsiTheme="minorHAnsi" w:cstheme="minorBidi"/>
           <w:noProof/>
           <w:kern w:val="2"/>
-          <w:sz w:val="22"/>
+          <w:sz w:val="24"/>
+          <w:szCs w:val="24"/>
           <w:lang w:val="ru-RU" w:eastAsia="ru-RU"/>
           <w14:ligatures w14:val="standardContextual"/>
         </w:rPr>
       </w:pPr>
-      <w:hyperlink w:anchor="_Toc237262561" w:history="1">
+      <w:hyperlink w:anchor="_Toc238650476" w:history="1">
         <w:r>
           <w:rPr>
             <w:rStyle w:val="aff8"/>
@@ -898,7 +909,7 @@
             <w:noProof/>
             <w:webHidden/>
           </w:rPr>
-          <w:instrText xml:space="preserve"> PAGEREF _Toc237262561 \h </w:instrText>
+          <w:instrText xml:space="preserve"> PAGEREF _Toc238650476 \h </w:instrText>
         </w:r>
         <w:r>
           <w:rPr>
@@ -940,12 +951,13 @@
           <w:rFonts w:asciiTheme="minorHAnsi" w:eastAsiaTheme="minorEastAsia" w:hAnsiTheme="minorHAnsi" w:cstheme="minorBidi"/>
           <w:noProof/>
           <w:kern w:val="2"/>
-          <w:sz w:val="22"/>
+          <w:sz w:val="24"/>
+          <w:szCs w:val="24"/>
           <w:lang w:val="ru-RU" w:eastAsia="ru-RU"/>
           <w14:ligatures w14:val="standardContextual"/>
         </w:rPr>
       </w:pPr>
-      <w:hyperlink w:anchor="_Toc237262562" w:history="1">
+      <w:hyperlink w:anchor="_Toc238650477" w:history="1">
         <w:r>
           <w:rPr>
             <w:rStyle w:val="aff8"/>
@@ -973,7 +985,7 @@
             <w:noProof/>
             <w:webHidden/>
           </w:rPr>
-          <w:instrText xml:space="preserve"> PAGEREF _Toc237262562 \h </w:instrText>
+          <w:instrText xml:space="preserve"> PAGEREF _Toc238650477 \h </w:instrText>
         </w:r>
         <w:r>
           <w:rPr>
@@ -1015,12 +1027,13 @@
           <w:rFonts w:asciiTheme="minorHAnsi" w:eastAsiaTheme="minorEastAsia" w:hAnsiTheme="minorHAnsi" w:cstheme="minorBidi"/>
           <w:noProof/>
           <w:kern w:val="2"/>
-          <w:sz w:val="22"/>
+          <w:sz w:val="24"/>
+          <w:szCs w:val="24"/>
           <w:lang w:val="ru-RU" w:eastAsia="ru-RU"/>
           <w14:ligatures w14:val="standardContextual"/>
         </w:rPr>
       </w:pPr>
-      <w:hyperlink w:anchor="_Toc237262563" w:history="1">
+      <w:hyperlink w:anchor="_Toc238650478" w:history="1">
         <w:r>
           <w:rPr>
             <w:rStyle w:val="aff8"/>
@@ -1048,7 +1061,7 @@
             <w:noProof/>
             <w:webHidden/>
           </w:rPr>
-          <w:instrText xml:space="preserve"> PAGEREF _Toc237262563 \h </w:instrText>
+          <w:instrText xml:space="preserve"> PAGEREF _Toc238650478 \h </w:instrText>
         </w:r>
         <w:r>
           <w:rPr>
@@ -1090,12 +1103,13 @@
           <w:rFonts w:asciiTheme="minorHAnsi" w:eastAsiaTheme="minorEastAsia" w:hAnsiTheme="minorHAnsi" w:cstheme="minorBidi"/>
           <w:noProof/>
           <w:kern w:val="2"/>
-          <w:sz w:val="22"/>
+          <w:sz w:val="24"/>
+          <w:szCs w:val="24"/>
           <w:lang w:val="ru-RU" w:eastAsia="ru-RU"/>
           <w14:ligatures w14:val="standardContextual"/>
         </w:rPr>
       </w:pPr>
-      <w:hyperlink w:anchor="_Toc237262564" w:history="1">
+      <w:hyperlink w:anchor="_Toc238650479" w:history="1">
         <w:r>
           <w:rPr>
             <w:rStyle w:val="aff8"/>
@@ -1123,7 +1137,7 @@
             <w:noProof/>
             <w:webHidden/>
           </w:rPr>
-          <w:instrText xml:space="preserve"> PAGEREF _Toc237262564 \h </w:instrText>
+          <w:instrText xml:space="preserve"> PAGEREF _Toc238650479 \h </w:instrText>
         </w:r>
         <w:r>
           <w:rPr>
@@ -1165,12 +1179,13 @@
           <w:rFonts w:asciiTheme="minorHAnsi" w:eastAsiaTheme="minorEastAsia" w:hAnsiTheme="minorHAnsi" w:cstheme="minorBidi"/>
           <w:noProof/>
           <w:kern w:val="2"/>
-          <w:sz w:val="22"/>
+          <w:sz w:val="24"/>
+          <w:szCs w:val="24"/>
           <w:lang w:val="ru-RU" w:eastAsia="ru-RU"/>
           <w14:ligatures w14:val="standardContextual"/>
         </w:rPr>
       </w:pPr>
-      <w:hyperlink w:anchor="_Toc237262565" w:history="1">
+      <w:hyperlink w:anchor="_Toc238650480" w:history="1">
         <w:r>
           <w:rPr>
             <w:rStyle w:val="aff8"/>
@@ -1198,7 +1213,7 @@
             <w:noProof/>
             <w:webHidden/>
           </w:rPr>
-          <w:instrText xml:space="preserve"> PAGEREF _Toc237262565 \h </w:instrText>
+          <w:instrText xml:space="preserve"> PAGEREF _Toc238650480 \h </w:instrText>
         </w:r>
         <w:r>
           <w:rPr>
@@ -1240,12 +1255,13 @@
           <w:rFonts w:asciiTheme="minorHAnsi" w:eastAsiaTheme="minorEastAsia" w:hAnsiTheme="minorHAnsi" w:cstheme="minorBidi"/>
           <w:noProof/>
           <w:kern w:val="2"/>
-          <w:sz w:val="22"/>
+          <w:sz w:val="24"/>
+          <w:szCs w:val="24"/>
           <w:lang w:val="ru-RU" w:eastAsia="ru-RU"/>
           <w14:ligatures w14:val="standardContextual"/>
         </w:rPr>
       </w:pPr>
-      <w:hyperlink w:anchor="_Toc237262566" w:history="1">
+      <w:hyperlink w:anchor="_Toc238650481" w:history="1">
         <w:r>
           <w:rPr>
             <w:rStyle w:val="aff8"/>
@@ -1273,7 +1289,7 @@
             <w:noProof/>
             <w:webHidden/>
           </w:rPr>
-          <w:instrText xml:space="preserve"> PAGEREF _Toc237262566 \h </w:instrText>
+          <w:instrText xml:space="preserve"> PAGEREF _Toc238650481 \h </w:instrText>
         </w:r>
         <w:r>
           <w:rPr>
@@ -1315,12 +1331,13 @@
           <w:rFonts w:asciiTheme="minorHAnsi" w:eastAsiaTheme="minorEastAsia" w:hAnsiTheme="minorHAnsi" w:cstheme="minorBidi"/>
           <w:noProof/>
           <w:kern w:val="2"/>
-          <w:sz w:val="22"/>
+          <w:sz w:val="24"/>
+          <w:szCs w:val="24"/>
           <w:lang w:val="ru-RU" w:eastAsia="ru-RU"/>
           <w14:ligatures w14:val="standardContextual"/>
         </w:rPr>
       </w:pPr>
-      <w:hyperlink w:anchor="_Toc237262567" w:history="1">
+      <w:hyperlink w:anchor="_Toc238650482" w:history="1">
         <w:r>
           <w:rPr>
             <w:rStyle w:val="aff8"/>
@@ -1348,7 +1365,7 @@
             <w:noProof/>
             <w:webHidden/>
           </w:rPr>
-          <w:instrText xml:space="preserve"> PAGEREF _Toc237262567 \h </w:instrText>
+          <w:instrText xml:space="preserve"> PAGEREF _Toc238650482 \h </w:instrText>
         </w:r>
         <w:r>
           <w:rPr>
@@ -1390,12 +1407,13 @@
           <w:rFonts w:asciiTheme="minorHAnsi" w:eastAsiaTheme="minorEastAsia" w:hAnsiTheme="minorHAnsi" w:cstheme="minorBidi"/>
           <w:noProof/>
           <w:kern w:val="2"/>
-          <w:sz w:val="22"/>
+          <w:sz w:val="24"/>
+          <w:szCs w:val="24"/>
           <w:lang w:val="ru-RU" w:eastAsia="ru-RU"/>
           <w14:ligatures w14:val="standardContextual"/>
         </w:rPr>
       </w:pPr>
-      <w:hyperlink w:anchor="_Toc237262568" w:history="1">
+      <w:hyperlink w:anchor="_Toc238650483" w:history="1">
         <w:r>
           <w:rPr>
             <w:rStyle w:val="aff8"/>
@@ -1423,7 +1441,7 @@
             <w:noProof/>
             <w:webHidden/>
           </w:rPr>
-          <w:instrText xml:space="preserve"> PAGEREF _Toc237262568 \h </w:instrText>
+          <w:instrText xml:space="preserve"> PAGEREF _Toc238650483 \h </w:instrText>
         </w:r>
         <w:r>
           <w:rPr>
@@ -1465,12 +1483,13 @@
           <w:rFonts w:asciiTheme="minorHAnsi" w:eastAsiaTheme="minorEastAsia" w:hAnsiTheme="minorHAnsi" w:cstheme="minorBidi"/>
           <w:noProof/>
           <w:kern w:val="2"/>
-          <w:sz w:val="22"/>
+          <w:sz w:val="24"/>
+          <w:szCs w:val="24"/>
           <w:lang w:val="ru-RU" w:eastAsia="ru-RU"/>
           <w14:ligatures w14:val="standardContextual"/>
         </w:rPr>
       </w:pPr>
-      <w:hyperlink w:anchor="_Toc237262569" w:history="1">
+      <w:hyperlink w:anchor="_Toc238650484" w:history="1">
         <w:r>
           <w:rPr>
             <w:rStyle w:val="aff8"/>
@@ -1498,7 +1517,7 @@
             <w:noProof/>
             <w:webHidden/>
           </w:rPr>
-          <w:instrText xml:space="preserve"> PAGEREF _Toc237262569 \h </w:instrText>
+          <w:instrText xml:space="preserve"> PAGEREF _Toc238650484 \h </w:instrText>
         </w:r>
         <w:r>
           <w:rPr>
@@ -1540,12 +1559,13 @@
           <w:rFonts w:asciiTheme="minorHAnsi" w:eastAsiaTheme="minorEastAsia" w:hAnsiTheme="minorHAnsi" w:cstheme="minorBidi"/>
           <w:noProof/>
           <w:kern w:val="2"/>
-          <w:sz w:val="22"/>
+          <w:sz w:val="24"/>
+          <w:szCs w:val="24"/>
           <w:lang w:val="ru-RU" w:eastAsia="ru-RU"/>
           <w14:ligatures w14:val="standardContextual"/>
         </w:rPr>
       </w:pPr>
-      <w:hyperlink w:anchor="_Toc237262570" w:history="1">
+      <w:hyperlink w:anchor="_Toc238650485" w:history="1">
         <w:r>
           <w:rPr>
             <w:rStyle w:val="aff8"/>
@@ -1573,7 +1593,7 @@
             <w:noProof/>
             <w:webHidden/>
           </w:rPr>
-          <w:instrText xml:space="preserve"> PAGEREF _Toc237262570 \h </w:instrText>
+          <w:instrText xml:space="preserve"> PAGEREF _Toc238650485 \h </w:instrText>
         </w:r>
         <w:r>
           <w:rPr>
@@ -1615,12 +1635,13 @@
           <w:rFonts w:asciiTheme="minorHAnsi" w:eastAsiaTheme="minorEastAsia" w:hAnsiTheme="minorHAnsi" w:cstheme="minorBidi"/>
           <w:noProof/>
           <w:kern w:val="2"/>
-          <w:sz w:val="22"/>
+          <w:sz w:val="24"/>
+          <w:szCs w:val="24"/>
           <w:lang w:val="ru-RU" w:eastAsia="ru-RU"/>
           <w14:ligatures w14:val="standardContextual"/>
         </w:rPr>
       </w:pPr>
-      <w:hyperlink w:anchor="_Toc237262571" w:history="1">
+      <w:hyperlink w:anchor="_Toc238650486" w:history="1">
         <w:r>
           <w:rPr>
             <w:rStyle w:val="aff8"/>
@@ -1648,7 +1669,7 @@
             <w:noProof/>
             <w:webHidden/>
           </w:rPr>
-          <w:instrText xml:space="preserve"> PAGEREF _Toc237262571 \h </w:instrText>
+          <w:instrText xml:space="preserve"> PAGEREF _Toc238650486 \h </w:instrText>
         </w:r>
         <w:r>
           <w:rPr>
@@ -1690,12 +1711,13 @@
           <w:rFonts w:asciiTheme="minorHAnsi" w:eastAsiaTheme="minorEastAsia" w:hAnsiTheme="minorHAnsi" w:cstheme="minorBidi"/>
           <w:noProof/>
           <w:kern w:val="2"/>
-          <w:sz w:val="22"/>
+          <w:sz w:val="24"/>
+          <w:szCs w:val="24"/>
           <w:lang w:val="ru-RU" w:eastAsia="ru-RU"/>
           <w14:ligatures w14:val="standardContextual"/>
         </w:rPr>
       </w:pPr>
-      <w:hyperlink w:anchor="_Toc237262572" w:history="1">
+      <w:hyperlink w:anchor="_Toc238650487" w:history="1">
         <w:r>
           <w:rPr>
             <w:rStyle w:val="aff8"/>
@@ -1723,7 +1745,7 @@
             <w:noProof/>
             <w:webHidden/>
           </w:rPr>
-          <w:instrText xml:space="preserve"> PAGEREF _Toc237262572 \h </w:instrText>
+          <w:instrText xml:space="preserve"> PAGEREF _Toc238650487 \h </w:instrText>
         </w:r>
         <w:r>
           <w:rPr>
@@ -1765,12 +1787,13 @@
           <w:rFonts w:asciiTheme="minorHAnsi" w:eastAsiaTheme="minorEastAsia" w:hAnsiTheme="minorHAnsi" w:cstheme="minorBidi"/>
           <w:noProof/>
           <w:kern w:val="2"/>
-          <w:sz w:val="22"/>
+          <w:sz w:val="24"/>
+          <w:szCs w:val="24"/>
           <w:lang w:val="ru-RU" w:eastAsia="ru-RU"/>
           <w14:ligatures w14:val="standardContextual"/>
         </w:rPr>
       </w:pPr>
-      <w:hyperlink w:anchor="_Toc237262573" w:history="1">
+      <w:hyperlink w:anchor="_Toc238650488" w:history="1">
         <w:r>
           <w:rPr>
             <w:rStyle w:val="aff8"/>
@@ -1798,7 +1821,7 @@
             <w:noProof/>
             <w:webHidden/>
           </w:rPr>
-          <w:instrText xml:space="preserve"> PAGEREF _Toc237262573 \h </w:instrText>
+          <w:instrText xml:space="preserve"> PAGEREF _Toc238650488 \h </w:instrText>
         </w:r>
         <w:r>
           <w:rPr>
@@ -1840,12 +1863,13 @@
           <w:rFonts w:asciiTheme="minorHAnsi" w:eastAsiaTheme="minorEastAsia" w:hAnsiTheme="minorHAnsi" w:cstheme="minorBidi"/>
           <w:noProof/>
           <w:kern w:val="2"/>
-          <w:sz w:val="22"/>
+          <w:sz w:val="24"/>
+          <w:szCs w:val="24"/>
           <w:lang w:val="ru-RU" w:eastAsia="ru-RU"/>
           <w14:ligatures w14:val="standardContextual"/>
         </w:rPr>
       </w:pPr>
-      <w:hyperlink w:anchor="_Toc237262574" w:history="1">
+      <w:hyperlink w:anchor="_Toc238650489" w:history="1">
         <w:r>
           <w:rPr>
             <w:rStyle w:val="aff8"/>
@@ -1873,7 +1897,7 @@
             <w:noProof/>
             <w:webHidden/>
           </w:rPr>
-          <w:instrText xml:space="preserve"> PAGEREF _Toc237262574 \h </w:instrText>
+          <w:instrText xml:space="preserve"> PAGEREF _Toc238650489 \h </w:instrText>
         </w:r>
         <w:r>
           <w:rPr>
@@ -1915,12 +1939,13 @@
           <w:rFonts w:asciiTheme="minorHAnsi" w:eastAsiaTheme="minorEastAsia" w:hAnsiTheme="minorHAnsi" w:cstheme="minorBidi"/>
           <w:noProof/>
           <w:kern w:val="2"/>
-          <w:sz w:val="22"/>
+          <w:sz w:val="24"/>
+          <w:szCs w:val="24"/>
           <w:lang w:val="ru-RU" w:eastAsia="ru-RU"/>
           <w14:ligatures w14:val="standardContextual"/>
         </w:rPr>
       </w:pPr>
-      <w:hyperlink w:anchor="_Toc237262575" w:history="1">
+      <w:hyperlink w:anchor="_Toc238650490" w:history="1">
         <w:r>
           <w:rPr>
             <w:rStyle w:val="aff8"/>
@@ -1948,7 +1973,7 @@
             <w:noProof/>
             <w:webHidden/>
           </w:rPr>
-          <w:instrText xml:space="preserve"> PAGEREF _Toc237262575 \h </w:instrText>
+          <w:instrText xml:space="preserve"> PAGEREF _Toc238650490 \h </w:instrText>
         </w:r>
         <w:r>
           <w:rPr>
@@ -1990,12 +2015,13 @@
           <w:rFonts w:asciiTheme="minorHAnsi" w:eastAsiaTheme="minorEastAsia" w:hAnsiTheme="minorHAnsi" w:cstheme="minorBidi"/>
           <w:noProof/>
           <w:kern w:val="2"/>
-          <w:sz w:val="22"/>
+          <w:sz w:val="24"/>
+          <w:szCs w:val="24"/>
           <w:lang w:val="ru-RU" w:eastAsia="ru-RU"/>
           <w14:ligatures w14:val="standardContextual"/>
         </w:rPr>
       </w:pPr>
-      <w:hyperlink w:anchor="_Toc237262576" w:history="1">
+      <w:hyperlink w:anchor="_Toc238650491" w:history="1">
         <w:r>
           <w:rPr>
             <w:rStyle w:val="aff8"/>
@@ -2023,7 +2049,7 @@
             <w:noProof/>
             <w:webHidden/>
           </w:rPr>
-          <w:instrText xml:space="preserve"> PAGEREF _Toc237262576 \h </w:instrText>
+          <w:instrText xml:space="preserve"> PAGEREF _Toc238650491 \h </w:instrText>
         </w:r>
         <w:r>
           <w:rPr>
@@ -2065,12 +2091,13 @@
           <w:rFonts w:asciiTheme="minorHAnsi" w:eastAsiaTheme="minorEastAsia" w:hAnsiTheme="minorHAnsi" w:cstheme="minorBidi"/>
           <w:noProof/>
           <w:kern w:val="2"/>
-          <w:sz w:val="22"/>
+          <w:sz w:val="24"/>
+          <w:szCs w:val="24"/>
           <w:lang w:val="ru-RU" w:eastAsia="ru-RU"/>
           <w14:ligatures w14:val="standardContextual"/>
         </w:rPr>
       </w:pPr>
-      <w:hyperlink w:anchor="_Toc237262577" w:history="1">
+      <w:hyperlink w:anchor="_Toc238650492" w:history="1">
         <w:r>
           <w:rPr>
             <w:rStyle w:val="aff8"/>
@@ -2098,7 +2125,7 @@
             <w:noProof/>
             <w:webHidden/>
           </w:rPr>
-          <w:instrText xml:space="preserve"> PAGEREF _Toc237262577 \h </w:instrText>
+          <w:instrText xml:space="preserve"> PAGEREF _Toc238650492 \h </w:instrText>
         </w:r>
         <w:r>
           <w:rPr>
@@ -2140,12 +2167,13 @@
           <w:rFonts w:asciiTheme="minorHAnsi" w:eastAsiaTheme="minorEastAsia" w:hAnsiTheme="minorHAnsi" w:cstheme="minorBidi"/>
           <w:noProof/>
           <w:kern w:val="2"/>
-          <w:sz w:val="22"/>
+          <w:sz w:val="24"/>
+          <w:szCs w:val="24"/>
           <w:lang w:val="ru-RU" w:eastAsia="ru-RU"/>
           <w14:ligatures w14:val="standardContextual"/>
         </w:rPr>
       </w:pPr>
-      <w:hyperlink w:anchor="_Toc237262578" w:history="1">
+      <w:hyperlink w:anchor="_Toc238650493" w:history="1">
         <w:r>
           <w:rPr>
             <w:rStyle w:val="aff8"/>
@@ -2173,7 +2201,7 @@
             <w:noProof/>
             <w:webHidden/>
           </w:rPr>
-          <w:instrText xml:space="preserve"> PAGEREF _Toc237262578 \h </w:instrText>
+          <w:instrText xml:space="preserve"> PAGEREF _Toc238650493 \h </w:instrText>
         </w:r>
         <w:r>
           <w:rPr>
@@ -2215,12 +2243,13 @@
           <w:rFonts w:asciiTheme="minorHAnsi" w:eastAsiaTheme="minorEastAsia" w:hAnsiTheme="minorHAnsi" w:cstheme="minorBidi"/>
           <w:noProof/>
           <w:kern w:val="2"/>
-          <w:sz w:val="22"/>
+          <w:sz w:val="24"/>
+          <w:szCs w:val="24"/>
           <w:lang w:val="ru-RU" w:eastAsia="ru-RU"/>
           <w14:ligatures w14:val="standardContextual"/>
         </w:rPr>
       </w:pPr>
-      <w:hyperlink w:anchor="_Toc237262579" w:history="1">
+      <w:hyperlink w:anchor="_Toc238650494" w:history="1">
         <w:r>
           <w:rPr>
             <w:rStyle w:val="aff8"/>
@@ -2248,7 +2277,7 @@
             <w:noProof/>
             <w:webHidden/>
           </w:rPr>
-          <w:instrText xml:space="preserve"> PAGEREF _Toc237262579 \h </w:instrText>
+          <w:instrText xml:space="preserve"> PAGEREF _Toc238650494 \h </w:instrText>
         </w:r>
         <w:r>
           <w:rPr>
@@ -2290,12 +2319,13 @@
           <w:rFonts w:asciiTheme="minorHAnsi" w:eastAsiaTheme="minorEastAsia" w:hAnsiTheme="minorHAnsi" w:cstheme="minorBidi"/>
           <w:noProof/>
           <w:kern w:val="2"/>
-          <w:sz w:val="22"/>
+          <w:sz w:val="24"/>
+          <w:szCs w:val="24"/>
           <w:lang w:val="ru-RU" w:eastAsia="ru-RU"/>
           <w14:ligatures w14:val="standardContextual"/>
         </w:rPr>
       </w:pPr>
-      <w:hyperlink w:anchor="_Toc237262580" w:history="1">
+      <w:hyperlink w:anchor="_Toc238650495" w:history="1">
         <w:r>
           <w:rPr>
             <w:rStyle w:val="aff8"/>
@@ -2323,7 +2353,7 @@
             <w:noProof/>
             <w:webHidden/>
           </w:rPr>
-          <w:instrText xml:space="preserve"> PAGEREF _Toc237262580 \h </w:instrText>
+          <w:instrText xml:space="preserve"> PAGEREF _Toc238650495 \h </w:instrText>
         </w:r>
         <w:r>
           <w:rPr>
@@ -2365,12 +2395,13 @@
           <w:rFonts w:asciiTheme="minorHAnsi" w:eastAsiaTheme="minorEastAsia" w:hAnsiTheme="minorHAnsi" w:cstheme="minorBidi"/>
           <w:noProof/>
           <w:kern w:val="2"/>
-          <w:sz w:val="22"/>
+          <w:sz w:val="24"/>
+          <w:szCs w:val="24"/>
           <w:lang w:val="ru-RU" w:eastAsia="ru-RU"/>
           <w14:ligatures w14:val="standardContextual"/>
         </w:rPr>
       </w:pPr>
-      <w:hyperlink w:anchor="_Toc237262581" w:history="1">
+      <w:hyperlink w:anchor="_Toc238650496" w:history="1">
         <w:r>
           <w:rPr>
             <w:rStyle w:val="aff8"/>
@@ -2398,7 +2429,7 @@
             <w:noProof/>
             <w:webHidden/>
           </w:rPr>
-          <w:instrText xml:space="preserve"> PAGEREF _Toc237262581 \h </w:instrText>
+          <w:instrText xml:space="preserve"> PAGEREF _Toc238650496 \h </w:instrText>
         </w:r>
         <w:r>
           <w:rPr>
@@ -2440,12 +2471,13 @@
           <w:rFonts w:asciiTheme="minorHAnsi" w:eastAsiaTheme="minorEastAsia" w:hAnsiTheme="minorHAnsi" w:cstheme="minorBidi"/>
           <w:noProof/>
           <w:kern w:val="2"/>
-          <w:sz w:val="22"/>
+          <w:sz w:val="24"/>
+          <w:szCs w:val="24"/>
           <w:lang w:val="ru-RU" w:eastAsia="ru-RU"/>
           <w14:ligatures w14:val="standardContextual"/>
         </w:rPr>
       </w:pPr>
-      <w:hyperlink w:anchor="_Toc237262582" w:history="1">
+      <w:hyperlink w:anchor="_Toc238650497" w:history="1">
         <w:r>
           <w:rPr>
             <w:rStyle w:val="aff8"/>
@@ -2473,7 +2505,7 @@
             <w:noProof/>
             <w:webHidden/>
           </w:rPr>
-          <w:instrText xml:space="preserve"> PAGEREF _Toc237262582 \h </w:instrText>
+          <w:instrText xml:space="preserve"> PAGEREF _Toc238650497 \h </w:instrText>
         </w:r>
         <w:r>
           <w:rPr>
@@ -2515,12 +2547,13 @@
           <w:rFonts w:asciiTheme="minorHAnsi" w:eastAsiaTheme="minorEastAsia" w:hAnsiTheme="minorHAnsi" w:cstheme="minorBidi"/>
           <w:noProof/>
           <w:kern w:val="2"/>
-          <w:sz w:val="22"/>
+          <w:sz w:val="24"/>
+          <w:szCs w:val="24"/>
           <w:lang w:val="ru-RU" w:eastAsia="ru-RU"/>
           <w14:ligatures w14:val="standardContextual"/>
         </w:rPr>
       </w:pPr>
-      <w:hyperlink w:anchor="_Toc237262583" w:history="1">
+      <w:hyperlink w:anchor="_Toc238650498" w:history="1">
         <w:r>
           <w:rPr>
             <w:rStyle w:val="aff8"/>
@@ -2548,7 +2581,7 @@
             <w:noProof/>
             <w:webHidden/>
           </w:rPr>
-          <w:instrText xml:space="preserve"> PAGEREF _Toc237262583 \h </w:instrText>
+          <w:instrText xml:space="preserve"> PAGEREF _Toc238650498 \h </w:instrText>
         </w:r>
         <w:r>
           <w:rPr>
@@ -2590,19 +2623,20 @@
           <w:rFonts w:asciiTheme="minorHAnsi" w:eastAsiaTheme="minorEastAsia" w:hAnsiTheme="minorHAnsi" w:cstheme="minorBidi"/>
           <w:noProof/>
           <w:kern w:val="2"/>
-          <w:sz w:val="22"/>
+          <w:sz w:val="24"/>
+          <w:szCs w:val="24"/>
           <w:lang w:val="ru-RU" w:eastAsia="ru-RU"/>
           <w14:ligatures w14:val="standardContextual"/>
         </w:rPr>
       </w:pPr>
-      <w:hyperlink w:anchor="_Toc237262584" w:history="1">
+      <w:hyperlink w:anchor="_Toc238650499" w:history="1">
         <w:r>
           <w:rPr>
             <w:rStyle w:val="aff8"/>
             <w:rFonts w:eastAsiaTheme="majorEastAsia"/>
             <w:noProof/>
           </w:rPr>
-          <w:t>6. PDF → Word</w:t>
+          <w:t>6. Сравнение PDF</w:t>
         </w:r>
         <w:r>
           <w:rPr>
@@ -2623,7 +2657,7 @@
             <w:noProof/>
             <w:webHidden/>
           </w:rPr>
-          <w:instrText xml:space="preserve"> PAGEREF _Toc237262584 \h </w:instrText>
+          <w:instrText xml:space="preserve"> PAGEREF _Toc238650499 \h </w:instrText>
         </w:r>
         <w:r>
           <w:rPr>
@@ -2665,19 +2699,20 @@
           <w:rFonts w:asciiTheme="minorHAnsi" w:eastAsiaTheme="minorEastAsia" w:hAnsiTheme="minorHAnsi" w:cstheme="minorBidi"/>
           <w:noProof/>
           <w:kern w:val="2"/>
-          <w:sz w:val="22"/>
+          <w:sz w:val="24"/>
+          <w:szCs w:val="24"/>
           <w:lang w:val="ru-RU" w:eastAsia="ru-RU"/>
           <w14:ligatures w14:val="standardContextual"/>
         </w:rPr>
       </w:pPr>
-      <w:hyperlink w:anchor="_Toc237262585" w:history="1">
+      <w:hyperlink w:anchor="_Toc238650500" w:history="1">
         <w:r>
           <w:rPr>
             <w:rStyle w:val="aff8"/>
             <w:rFonts w:eastAsiaTheme="majorEastAsia"/>
             <w:noProof/>
           </w:rPr>
-          <w:t>6.1. Назначение</w:t>
+          <w:t>6.1. Назначение и границы</w:t>
         </w:r>
         <w:r>
           <w:rPr>
@@ -2698,7 +2733,7 @@
             <w:noProof/>
             <w:webHidden/>
           </w:rPr>
-          <w:instrText xml:space="preserve"> PAGEREF _Toc237262585 \h </w:instrText>
+          <w:instrText xml:space="preserve"> PAGEREF _Toc238650500 \h </w:instrText>
         </w:r>
         <w:r>
           <w:rPr>
@@ -2740,19 +2775,20 @@
           <w:rFonts w:asciiTheme="minorHAnsi" w:eastAsiaTheme="minorEastAsia" w:hAnsiTheme="minorHAnsi" w:cstheme="minorBidi"/>
           <w:noProof/>
           <w:kern w:val="2"/>
-          <w:sz w:val="22"/>
+          <w:sz w:val="24"/>
+          <w:szCs w:val="24"/>
           <w:lang w:val="ru-RU" w:eastAsia="ru-RU"/>
           <w14:ligatures w14:val="standardContextual"/>
         </w:rPr>
       </w:pPr>
-      <w:hyperlink w:anchor="_Toc237262586" w:history="1">
+      <w:hyperlink w:anchor="_Toc238650501" w:history="1">
         <w:r>
           <w:rPr>
             <w:rStyle w:val="aff8"/>
             <w:rFonts w:eastAsiaTheme="majorEastAsia"/>
             <w:noProof/>
           </w:rPr>
-          <w:t>6.2. Окно инструмента</w:t>
+          <w:t>6.2. Окно и обозначения</w:t>
         </w:r>
         <w:r>
           <w:rPr>
@@ -2773,7 +2809,7 @@
             <w:noProof/>
             <w:webHidden/>
           </w:rPr>
-          <w:instrText xml:space="preserve"> PAGEREF _Toc237262586 \h </w:instrText>
+          <w:instrText xml:space="preserve"> PAGEREF _Toc238650501 \h </w:instrText>
         </w:r>
         <w:r>
           <w:rPr>
@@ -2815,19 +2851,20 @@
           <w:rFonts w:asciiTheme="minorHAnsi" w:eastAsiaTheme="minorEastAsia" w:hAnsiTheme="minorHAnsi" w:cstheme="minorBidi"/>
           <w:noProof/>
           <w:kern w:val="2"/>
-          <w:sz w:val="22"/>
+          <w:sz w:val="24"/>
+          <w:szCs w:val="24"/>
           <w:lang w:val="ru-RU" w:eastAsia="ru-RU"/>
           <w14:ligatures w14:val="standardContextual"/>
         </w:rPr>
       </w:pPr>
-      <w:hyperlink w:anchor="_Toc237262587" w:history="1">
+      <w:hyperlink w:anchor="_Toc238650502" w:history="1">
         <w:r>
           <w:rPr>
             <w:rStyle w:val="aff8"/>
             <w:rFonts w:eastAsiaTheme="majorEastAsia"/>
             <w:noProof/>
           </w:rPr>
-          <w:t>6.3. Порядок работы</w:t>
+          <w:t>6.3. Порядок проверки</w:t>
         </w:r>
         <w:r>
           <w:rPr>
@@ -2848,7 +2885,7 @@
             <w:noProof/>
             <w:webHidden/>
           </w:rPr>
-          <w:instrText xml:space="preserve"> PAGEREF _Toc237262587 \h </w:instrText>
+          <w:instrText xml:space="preserve"> PAGEREF _Toc238650502 \h </w:instrText>
         </w:r>
         <w:r>
           <w:rPr>
@@ -2868,7 +2905,7 @@
             <w:noProof/>
             <w:webHidden/>
           </w:rPr>
-          <w:t>40</w:t>
+          <w:t>41</w:t>
         </w:r>
         <w:r>
           <w:rPr>
@@ -2890,19 +2927,20 @@
           <w:rFonts w:asciiTheme="minorHAnsi" w:eastAsiaTheme="minorEastAsia" w:hAnsiTheme="minorHAnsi" w:cstheme="minorBidi"/>
           <w:noProof/>
           <w:kern w:val="2"/>
-          <w:sz w:val="22"/>
+          <w:sz w:val="24"/>
+          <w:szCs w:val="24"/>
           <w:lang w:val="ru-RU" w:eastAsia="ru-RU"/>
           <w14:ligatures w14:val="standardContextual"/>
         </w:rPr>
       </w:pPr>
-      <w:hyperlink w:anchor="_Toc237262588" w:history="1">
+      <w:hyperlink w:anchor="_Toc238650503" w:history="1">
         <w:r>
           <w:rPr>
             <w:rStyle w:val="aff8"/>
             <w:rFonts w:eastAsiaTheme="majorEastAsia"/>
             <w:noProof/>
           </w:rPr>
-          <w:t>6.4. Что переносится и что нет</w:t>
+          <w:t>6.4. Выделение и копирование</w:t>
         </w:r>
         <w:r>
           <w:rPr>
@@ -2923,7 +2961,7 @@
             <w:noProof/>
             <w:webHidden/>
           </w:rPr>
-          <w:instrText xml:space="preserve"> PAGEREF _Toc237262588 \h </w:instrText>
+          <w:instrText xml:space="preserve"> PAGEREF _Toc238650503 \h </w:instrText>
         </w:r>
         <w:r>
           <w:rPr>
@@ -2943,7 +2981,83 @@
             <w:noProof/>
             <w:webHidden/>
           </w:rPr>
-          <w:t>41</w:t>
+          <w:t>42</w:t>
+        </w:r>
+        <w:r>
+          <w:rPr>
+            <w:noProof/>
+            <w:webHidden/>
+          </w:rPr>
+          <w:fldChar w:fldCharType="end"/>
+        </w:r>
+      </w:hyperlink>
+    </w:p>
+    <w:p>
+      <w:pPr>
+        <w:pStyle w:val="2c"/>
+        <w:tabs>
+          <w:tab w:val="right" w:leader="dot" w:pos="9345"/>
+        </w:tabs>
+        <w:ind w:firstLine="0"/>
+        <w:rPr>
+          <w:rFonts w:asciiTheme="minorHAnsi" w:eastAsiaTheme="minorEastAsia" w:hAnsiTheme="minorHAnsi" w:cstheme="minorBidi"/>
+          <w:noProof/>
+          <w:kern w:val="2"/>
+          <w:sz w:val="24"/>
+          <w:szCs w:val="24"/>
+          <w:lang w:val="ru-RU" w:eastAsia="ru-RU"/>
+          <w14:ligatures w14:val="standardContextual"/>
+        </w:rPr>
+      </w:pPr>
+      <w:hyperlink w:anchor="_Toc238650504" w:history="1">
+        <w:r>
+          <w:rPr>
+            <w:rStyle w:val="aff8"/>
+            <w:rFonts w:eastAsiaTheme="majorEastAsia"/>
+            <w:noProof/>
+          </w:rPr>
+          <w:t>6.5. Что считается изменением</w:t>
+        </w:r>
+        <w:r>
+          <w:rPr>
+            <w:noProof/>
+            <w:webHidden/>
+          </w:rPr>
+          <w:tab/>
+        </w:r>
+        <w:r>
+          <w:rPr>
+            <w:noProof/>
+            <w:webHidden/>
+          </w:rPr>
+          <w:fldChar w:fldCharType="begin"/>
+        </w:r>
+        <w:r>
+          <w:rPr>
+            <w:noProof/>
+            <w:webHidden/>
+          </w:rPr>
+          <w:instrText xml:space="preserve"> PAGEREF _Toc238650504 \h </w:instrText>
+        </w:r>
+        <w:r>
+          <w:rPr>
+            <w:noProof/>
+            <w:webHidden/>
+          </w:rPr>
+        </w:r>
+        <w:r>
+          <w:rPr>
+            <w:noProof/>
+            <w:webHidden/>
+          </w:rPr>
+          <w:fldChar w:fldCharType="separate"/>
+        </w:r>
+        <w:r>
+          <w:rPr>
+            <w:noProof/>
+            <w:webHidden/>
+          </w:rPr>
+          <w:t>43</w:t>
         </w:r>
         <w:r>
           <w:rPr>
@@ -2965,19 +3079,20 @@
           <w:rFonts w:asciiTheme="minorHAnsi" w:eastAsiaTheme="minorEastAsia" w:hAnsiTheme="minorHAnsi" w:cstheme="minorBidi"/>
           <w:noProof/>
           <w:kern w:val="2"/>
-          <w:sz w:val="22"/>
+          <w:sz w:val="24"/>
+          <w:szCs w:val="24"/>
           <w:lang w:val="ru-RU" w:eastAsia="ru-RU"/>
           <w14:ligatures w14:val="standardContextual"/>
         </w:rPr>
       </w:pPr>
-      <w:hyperlink w:anchor="_Toc237262589" w:history="1">
+      <w:hyperlink w:anchor="_Toc238650505" w:history="1">
         <w:r>
           <w:rPr>
             <w:rStyle w:val="aff8"/>
             <w:rFonts w:eastAsiaTheme="majorEastAsia"/>
             <w:noProof/>
           </w:rPr>
-          <w:t>7. PDF → PowerPoint</w:t>
+          <w:t>7. PDF → Word</w:t>
         </w:r>
         <w:r>
           <w:rPr>
@@ -2998,7 +3113,7 @@
             <w:noProof/>
             <w:webHidden/>
           </w:rPr>
-          <w:instrText xml:space="preserve"> PAGEREF _Toc237262589 \h </w:instrText>
+          <w:instrText xml:space="preserve"> PAGEREF _Toc238650505 \h </w:instrText>
         </w:r>
         <w:r>
           <w:rPr>
@@ -3018,7 +3133,7 @@
             <w:noProof/>
             <w:webHidden/>
           </w:rPr>
-          <w:t>42</w:t>
+          <w:t>43</w:t>
         </w:r>
         <w:r>
           <w:rPr>
@@ -3040,12 +3155,13 @@
           <w:rFonts w:asciiTheme="minorHAnsi" w:eastAsiaTheme="minorEastAsia" w:hAnsiTheme="minorHAnsi" w:cstheme="minorBidi"/>
           <w:noProof/>
           <w:kern w:val="2"/>
-          <w:sz w:val="22"/>
+          <w:sz w:val="24"/>
+          <w:szCs w:val="24"/>
           <w:lang w:val="ru-RU" w:eastAsia="ru-RU"/>
           <w14:ligatures w14:val="standardContextual"/>
         </w:rPr>
       </w:pPr>
-      <w:hyperlink w:anchor="_Toc237262590" w:history="1">
+      <w:hyperlink w:anchor="_Toc238650506" w:history="1">
         <w:r>
           <w:rPr>
             <w:rStyle w:val="aff8"/>
@@ -3073,7 +3189,7 @@
             <w:noProof/>
             <w:webHidden/>
           </w:rPr>
-          <w:instrText xml:space="preserve"> PAGEREF _Toc237262590 \h </w:instrText>
+          <w:instrText xml:space="preserve"> PAGEREF _Toc238650506 \h </w:instrText>
         </w:r>
         <w:r>
           <w:rPr>
@@ -3093,7 +3209,7 @@
             <w:noProof/>
             <w:webHidden/>
           </w:rPr>
-          <w:t>42</w:t>
+          <w:t>43</w:t>
         </w:r>
         <w:r>
           <w:rPr>
@@ -3115,19 +3231,20 @@
           <w:rFonts w:asciiTheme="minorHAnsi" w:eastAsiaTheme="minorEastAsia" w:hAnsiTheme="minorHAnsi" w:cstheme="minorBidi"/>
           <w:noProof/>
           <w:kern w:val="2"/>
-          <w:sz w:val="22"/>
+          <w:sz w:val="24"/>
+          <w:szCs w:val="24"/>
           <w:lang w:val="ru-RU" w:eastAsia="ru-RU"/>
           <w14:ligatures w14:val="standardContextual"/>
         </w:rPr>
       </w:pPr>
-      <w:hyperlink w:anchor="_Toc237262591" w:history="1">
+      <w:hyperlink w:anchor="_Toc238650507" w:history="1">
         <w:r>
           <w:rPr>
             <w:rStyle w:val="aff8"/>
             <w:rFonts w:eastAsiaTheme="majorEastAsia"/>
             <w:noProof/>
           </w:rPr>
-          <w:t>7.2. Как устроен слайд</w:t>
+          <w:t>7.2. Окно инструмента</w:t>
         </w:r>
         <w:r>
           <w:rPr>
@@ -3148,7 +3265,7 @@
             <w:noProof/>
             <w:webHidden/>
           </w:rPr>
-          <w:instrText xml:space="preserve"> PAGEREF _Toc237262591 \h </w:instrText>
+          <w:instrText xml:space="preserve"> PAGEREF _Toc238650507 \h </w:instrText>
         </w:r>
         <w:r>
           <w:rPr>
@@ -3168,7 +3285,7 @@
             <w:noProof/>
             <w:webHidden/>
           </w:rPr>
-          <w:t>42</w:t>
+          <w:t>44</w:t>
         </w:r>
         <w:r>
           <w:rPr>
@@ -3190,19 +3307,20 @@
           <w:rFonts w:asciiTheme="minorHAnsi" w:eastAsiaTheme="minorEastAsia" w:hAnsiTheme="minorHAnsi" w:cstheme="minorBidi"/>
           <w:noProof/>
           <w:kern w:val="2"/>
-          <w:sz w:val="22"/>
+          <w:sz w:val="24"/>
+          <w:szCs w:val="24"/>
           <w:lang w:val="ru-RU" w:eastAsia="ru-RU"/>
           <w14:ligatures w14:val="standardContextual"/>
         </w:rPr>
       </w:pPr>
-      <w:hyperlink w:anchor="_Toc237262592" w:history="1">
+      <w:hyperlink w:anchor="_Toc238650508" w:history="1">
         <w:r>
           <w:rPr>
             <w:rStyle w:val="aff8"/>
             <w:rFonts w:eastAsiaTheme="majorEastAsia"/>
             <w:noProof/>
           </w:rPr>
-          <w:t>7.3. Окно инструмента</w:t>
+          <w:t>7.3. Порядок работы</w:t>
         </w:r>
         <w:r>
           <w:rPr>
@@ -3223,7 +3341,7 @@
             <w:noProof/>
             <w:webHidden/>
           </w:rPr>
-          <w:instrText xml:space="preserve"> PAGEREF _Toc237262592 \h </w:instrText>
+          <w:instrText xml:space="preserve"> PAGEREF _Toc238650508 \h </w:instrText>
         </w:r>
         <w:r>
           <w:rPr>
@@ -3243,7 +3361,7 @@
             <w:noProof/>
             <w:webHidden/>
           </w:rPr>
-          <w:t>43</w:t>
+          <w:t>44</w:t>
         </w:r>
         <w:r>
           <w:rPr>
@@ -3265,19 +3383,20 @@
           <w:rFonts w:asciiTheme="minorHAnsi" w:eastAsiaTheme="minorEastAsia" w:hAnsiTheme="minorHAnsi" w:cstheme="minorBidi"/>
           <w:noProof/>
           <w:kern w:val="2"/>
-          <w:sz w:val="22"/>
+          <w:sz w:val="24"/>
+          <w:szCs w:val="24"/>
           <w:lang w:val="ru-RU" w:eastAsia="ru-RU"/>
           <w14:ligatures w14:val="standardContextual"/>
         </w:rPr>
       </w:pPr>
-      <w:hyperlink w:anchor="_Toc237262593" w:history="1">
+      <w:hyperlink w:anchor="_Toc238650509" w:history="1">
         <w:r>
           <w:rPr>
             <w:rStyle w:val="aff8"/>
             <w:rFonts w:eastAsiaTheme="majorEastAsia"/>
             <w:noProof/>
           </w:rPr>
-          <w:t>7.4. Порядок работы</w:t>
+          <w:t>7.4. Что переносится и что нет</w:t>
         </w:r>
         <w:r>
           <w:rPr>
@@ -3298,7 +3417,7 @@
             <w:noProof/>
             <w:webHidden/>
           </w:rPr>
-          <w:instrText xml:space="preserve"> PAGEREF _Toc237262593 \h </w:instrText>
+          <w:instrText xml:space="preserve"> PAGEREF _Toc238650509 \h </w:instrText>
         </w:r>
         <w:r>
           <w:rPr>
@@ -3318,7 +3437,83 @@
             <w:noProof/>
             <w:webHidden/>
           </w:rPr>
-          <w:t>43</w:t>
+          <w:t>45</w:t>
+        </w:r>
+        <w:r>
+          <w:rPr>
+            <w:noProof/>
+            <w:webHidden/>
+          </w:rPr>
+          <w:fldChar w:fldCharType="end"/>
+        </w:r>
+      </w:hyperlink>
+    </w:p>
+    <w:p>
+      <w:pPr>
+        <w:pStyle w:val="14"/>
+        <w:tabs>
+          <w:tab w:val="right" w:leader="dot" w:pos="9345"/>
+        </w:tabs>
+        <w:ind w:firstLine="0"/>
+        <w:rPr>
+          <w:rFonts w:asciiTheme="minorHAnsi" w:eastAsiaTheme="minorEastAsia" w:hAnsiTheme="minorHAnsi" w:cstheme="minorBidi"/>
+          <w:noProof/>
+          <w:kern w:val="2"/>
+          <w:sz w:val="24"/>
+          <w:szCs w:val="24"/>
+          <w:lang w:val="ru-RU" w:eastAsia="ru-RU"/>
+          <w14:ligatures w14:val="standardContextual"/>
+        </w:rPr>
+      </w:pPr>
+      <w:hyperlink w:anchor="_Toc238650510" w:history="1">
+        <w:r>
+          <w:rPr>
+            <w:rStyle w:val="aff8"/>
+            <w:rFonts w:eastAsiaTheme="majorEastAsia"/>
+            <w:noProof/>
+          </w:rPr>
+          <w:t>8. PDF → PowerPoint</w:t>
+        </w:r>
+        <w:r>
+          <w:rPr>
+            <w:noProof/>
+            <w:webHidden/>
+          </w:rPr>
+          <w:tab/>
+        </w:r>
+        <w:r>
+          <w:rPr>
+            <w:noProof/>
+            <w:webHidden/>
+          </w:rPr>
+          <w:fldChar w:fldCharType="begin"/>
+        </w:r>
+        <w:r>
+          <w:rPr>
+            <w:noProof/>
+            <w:webHidden/>
+          </w:rPr>
+          <w:instrText xml:space="preserve"> PAGEREF _Toc238650510 \h </w:instrText>
+        </w:r>
+        <w:r>
+          <w:rPr>
+            <w:noProof/>
+            <w:webHidden/>
+          </w:rPr>
+        </w:r>
+        <w:r>
+          <w:rPr>
+            <w:noProof/>
+            <w:webHidden/>
+          </w:rPr>
+          <w:fldChar w:fldCharType="separate"/>
+        </w:r>
+        <w:r>
+          <w:rPr>
+            <w:noProof/>
+            <w:webHidden/>
+          </w:rPr>
+          <w:t>46</w:t>
         </w:r>
         <w:r>
           <w:rPr>
@@ -3340,19 +3535,20 @@
           <w:rFonts w:asciiTheme="minorHAnsi" w:eastAsiaTheme="minorEastAsia" w:hAnsiTheme="minorHAnsi" w:cstheme="minorBidi"/>
           <w:noProof/>
           <w:kern w:val="2"/>
-          <w:sz w:val="22"/>
+          <w:sz w:val="24"/>
+          <w:szCs w:val="24"/>
           <w:lang w:val="ru-RU" w:eastAsia="ru-RU"/>
           <w14:ligatures w14:val="standardContextual"/>
         </w:rPr>
       </w:pPr>
-      <w:hyperlink w:anchor="_Toc237262594" w:history="1">
+      <w:hyperlink w:anchor="_Toc238650511" w:history="1">
         <w:r>
           <w:rPr>
             <w:rStyle w:val="aff8"/>
             <w:rFonts w:eastAsiaTheme="majorEastAsia"/>
             <w:noProof/>
           </w:rPr>
-          <w:t>7.5. Что переносится</w:t>
+          <w:t>8.1. Назначение</w:t>
         </w:r>
         <w:r>
           <w:rPr>
@@ -3373,7 +3569,7 @@
             <w:noProof/>
             <w:webHidden/>
           </w:rPr>
-          <w:instrText xml:space="preserve"> PAGEREF _Toc237262594 \h </w:instrText>
+          <w:instrText xml:space="preserve"> PAGEREF _Toc238650511 \h </w:instrText>
         </w:r>
         <w:r>
           <w:rPr>
@@ -3393,7 +3589,7 @@
             <w:noProof/>
             <w:webHidden/>
           </w:rPr>
-          <w:t>44</w:t>
+          <w:t>46</w:t>
         </w:r>
         <w:r>
           <w:rPr>
@@ -3415,19 +3611,20 @@
           <w:rFonts w:asciiTheme="minorHAnsi" w:eastAsiaTheme="minorEastAsia" w:hAnsiTheme="minorHAnsi" w:cstheme="minorBidi"/>
           <w:noProof/>
           <w:kern w:val="2"/>
-          <w:sz w:val="22"/>
+          <w:sz w:val="24"/>
+          <w:szCs w:val="24"/>
           <w:lang w:val="ru-RU" w:eastAsia="ru-RU"/>
           <w14:ligatures w14:val="standardContextual"/>
         </w:rPr>
       </w:pPr>
-      <w:hyperlink w:anchor="_Toc237262595" w:history="1">
+      <w:hyperlink w:anchor="_Toc238650512" w:history="1">
         <w:r>
           <w:rPr>
             <w:rStyle w:val="aff8"/>
             <w:rFonts w:eastAsiaTheme="majorEastAsia"/>
             <w:noProof/>
           </w:rPr>
-          <w:t>7.6. Чего ждать не стоит</w:t>
+          <w:t>8.2. Как устроен слайд</w:t>
         </w:r>
         <w:r>
           <w:rPr>
@@ -3448,7 +3645,7 @@
             <w:noProof/>
             <w:webHidden/>
           </w:rPr>
-          <w:instrText xml:space="preserve"> PAGEREF _Toc237262595 \h </w:instrText>
+          <w:instrText xml:space="preserve"> PAGEREF _Toc238650512 \h </w:instrText>
         </w:r>
         <w:r>
           <w:rPr>
@@ -3468,7 +3665,311 @@
             <w:noProof/>
             <w:webHidden/>
           </w:rPr>
-          <w:t>44</w:t>
+          <w:t>46</w:t>
+        </w:r>
+        <w:r>
+          <w:rPr>
+            <w:noProof/>
+            <w:webHidden/>
+          </w:rPr>
+          <w:fldChar w:fldCharType="end"/>
+        </w:r>
+      </w:hyperlink>
+    </w:p>
+    <w:p>
+      <w:pPr>
+        <w:pStyle w:val="2c"/>
+        <w:tabs>
+          <w:tab w:val="right" w:leader="dot" w:pos="9345"/>
+        </w:tabs>
+        <w:ind w:firstLine="0"/>
+        <w:rPr>
+          <w:rFonts w:asciiTheme="minorHAnsi" w:eastAsiaTheme="minorEastAsia" w:hAnsiTheme="minorHAnsi" w:cstheme="minorBidi"/>
+          <w:noProof/>
+          <w:kern w:val="2"/>
+          <w:sz w:val="24"/>
+          <w:szCs w:val="24"/>
+          <w:lang w:val="ru-RU" w:eastAsia="ru-RU"/>
+          <w14:ligatures w14:val="standardContextual"/>
+        </w:rPr>
+      </w:pPr>
+      <w:hyperlink w:anchor="_Toc238650513" w:history="1">
+        <w:r>
+          <w:rPr>
+            <w:rStyle w:val="aff8"/>
+            <w:rFonts w:eastAsiaTheme="majorEastAsia"/>
+            <w:noProof/>
+          </w:rPr>
+          <w:t>8.3. Окно инструмента</w:t>
+        </w:r>
+        <w:r>
+          <w:rPr>
+            <w:noProof/>
+            <w:webHidden/>
+          </w:rPr>
+          <w:tab/>
+        </w:r>
+        <w:r>
+          <w:rPr>
+            <w:noProof/>
+            <w:webHidden/>
+          </w:rPr>
+          <w:fldChar w:fldCharType="begin"/>
+        </w:r>
+        <w:r>
+          <w:rPr>
+            <w:noProof/>
+            <w:webHidden/>
+          </w:rPr>
+          <w:instrText xml:space="preserve"> PAGEREF _Toc238650513 \h </w:instrText>
+        </w:r>
+        <w:r>
+          <w:rPr>
+            <w:noProof/>
+            <w:webHidden/>
+          </w:rPr>
+        </w:r>
+        <w:r>
+          <w:rPr>
+            <w:noProof/>
+            <w:webHidden/>
+          </w:rPr>
+          <w:fldChar w:fldCharType="separate"/>
+        </w:r>
+        <w:r>
+          <w:rPr>
+            <w:noProof/>
+            <w:webHidden/>
+          </w:rPr>
+          <w:t>47</w:t>
+        </w:r>
+        <w:r>
+          <w:rPr>
+            <w:noProof/>
+            <w:webHidden/>
+          </w:rPr>
+          <w:fldChar w:fldCharType="end"/>
+        </w:r>
+      </w:hyperlink>
+    </w:p>
+    <w:p>
+      <w:pPr>
+        <w:pStyle w:val="2c"/>
+        <w:tabs>
+          <w:tab w:val="right" w:leader="dot" w:pos="9345"/>
+        </w:tabs>
+        <w:ind w:firstLine="0"/>
+        <w:rPr>
+          <w:rFonts w:asciiTheme="minorHAnsi" w:eastAsiaTheme="minorEastAsia" w:hAnsiTheme="minorHAnsi" w:cstheme="minorBidi"/>
+          <w:noProof/>
+          <w:kern w:val="2"/>
+          <w:sz w:val="24"/>
+          <w:szCs w:val="24"/>
+          <w:lang w:val="ru-RU" w:eastAsia="ru-RU"/>
+          <w14:ligatures w14:val="standardContextual"/>
+        </w:rPr>
+      </w:pPr>
+      <w:hyperlink w:anchor="_Toc238650514" w:history="1">
+        <w:r>
+          <w:rPr>
+            <w:rStyle w:val="aff8"/>
+            <w:rFonts w:eastAsiaTheme="majorEastAsia"/>
+            <w:noProof/>
+          </w:rPr>
+          <w:t>8.4. Порядок работы</w:t>
+        </w:r>
+        <w:r>
+          <w:rPr>
+            <w:noProof/>
+            <w:webHidden/>
+          </w:rPr>
+          <w:tab/>
+        </w:r>
+        <w:r>
+          <w:rPr>
+            <w:noProof/>
+            <w:webHidden/>
+          </w:rPr>
+          <w:fldChar w:fldCharType="begin"/>
+        </w:r>
+        <w:r>
+          <w:rPr>
+            <w:noProof/>
+            <w:webHidden/>
+          </w:rPr>
+          <w:instrText xml:space="preserve"> PAGEREF _Toc238650514 \h </w:instrText>
+        </w:r>
+        <w:r>
+          <w:rPr>
+            <w:noProof/>
+            <w:webHidden/>
+          </w:rPr>
+        </w:r>
+        <w:r>
+          <w:rPr>
+            <w:noProof/>
+            <w:webHidden/>
+          </w:rPr>
+          <w:fldChar w:fldCharType="separate"/>
+        </w:r>
+        <w:r>
+          <w:rPr>
+            <w:noProof/>
+            <w:webHidden/>
+          </w:rPr>
+          <w:t>48</w:t>
+        </w:r>
+        <w:r>
+          <w:rPr>
+            <w:noProof/>
+            <w:webHidden/>
+          </w:rPr>
+          <w:fldChar w:fldCharType="end"/>
+        </w:r>
+      </w:hyperlink>
+    </w:p>
+    <w:p>
+      <w:pPr>
+        <w:pStyle w:val="2c"/>
+        <w:tabs>
+          <w:tab w:val="right" w:leader="dot" w:pos="9345"/>
+        </w:tabs>
+        <w:ind w:firstLine="0"/>
+        <w:rPr>
+          <w:rFonts w:asciiTheme="minorHAnsi" w:eastAsiaTheme="minorEastAsia" w:hAnsiTheme="minorHAnsi" w:cstheme="minorBidi"/>
+          <w:noProof/>
+          <w:kern w:val="2"/>
+          <w:sz w:val="24"/>
+          <w:szCs w:val="24"/>
+          <w:lang w:val="ru-RU" w:eastAsia="ru-RU"/>
+          <w14:ligatures w14:val="standardContextual"/>
+        </w:rPr>
+      </w:pPr>
+      <w:hyperlink w:anchor="_Toc238650515" w:history="1">
+        <w:r>
+          <w:rPr>
+            <w:rStyle w:val="aff8"/>
+            <w:rFonts w:eastAsiaTheme="majorEastAsia"/>
+            <w:noProof/>
+          </w:rPr>
+          <w:t>8.5. Что переносится</w:t>
+        </w:r>
+        <w:r>
+          <w:rPr>
+            <w:noProof/>
+            <w:webHidden/>
+          </w:rPr>
+          <w:tab/>
+        </w:r>
+        <w:r>
+          <w:rPr>
+            <w:noProof/>
+            <w:webHidden/>
+          </w:rPr>
+          <w:fldChar w:fldCharType="begin"/>
+        </w:r>
+        <w:r>
+          <w:rPr>
+            <w:noProof/>
+            <w:webHidden/>
+          </w:rPr>
+          <w:instrText xml:space="preserve"> PAGEREF _Toc238650515 \h </w:instrText>
+        </w:r>
+        <w:r>
+          <w:rPr>
+            <w:noProof/>
+            <w:webHidden/>
+          </w:rPr>
+        </w:r>
+        <w:r>
+          <w:rPr>
+            <w:noProof/>
+            <w:webHidden/>
+          </w:rPr>
+          <w:fldChar w:fldCharType="separate"/>
+        </w:r>
+        <w:r>
+          <w:rPr>
+            <w:noProof/>
+            <w:webHidden/>
+          </w:rPr>
+          <w:t>49</w:t>
+        </w:r>
+        <w:r>
+          <w:rPr>
+            <w:noProof/>
+            <w:webHidden/>
+          </w:rPr>
+          <w:fldChar w:fldCharType="end"/>
+        </w:r>
+      </w:hyperlink>
+    </w:p>
+    <w:p>
+      <w:pPr>
+        <w:pStyle w:val="2c"/>
+        <w:tabs>
+          <w:tab w:val="right" w:leader="dot" w:pos="9345"/>
+        </w:tabs>
+        <w:ind w:firstLine="0"/>
+        <w:rPr>
+          <w:rFonts w:asciiTheme="minorHAnsi" w:eastAsiaTheme="minorEastAsia" w:hAnsiTheme="minorHAnsi" w:cstheme="minorBidi"/>
+          <w:noProof/>
+          <w:kern w:val="2"/>
+          <w:sz w:val="24"/>
+          <w:szCs w:val="24"/>
+          <w:lang w:val="ru-RU" w:eastAsia="ru-RU"/>
+          <w14:ligatures w14:val="standardContextual"/>
+        </w:rPr>
+      </w:pPr>
+      <w:hyperlink w:anchor="_Toc238650516" w:history="1">
+        <w:r>
+          <w:rPr>
+            <w:rStyle w:val="aff8"/>
+            <w:rFonts w:eastAsiaTheme="majorEastAsia"/>
+            <w:noProof/>
+          </w:rPr>
+          <w:t>8.6. Чего ждать не стоит</w:t>
+        </w:r>
+        <w:r>
+          <w:rPr>
+            <w:noProof/>
+            <w:webHidden/>
+          </w:rPr>
+          <w:tab/>
+        </w:r>
+        <w:r>
+          <w:rPr>
+            <w:noProof/>
+            <w:webHidden/>
+          </w:rPr>
+          <w:fldChar w:fldCharType="begin"/>
+        </w:r>
+        <w:r>
+          <w:rPr>
+            <w:noProof/>
+            <w:webHidden/>
+          </w:rPr>
+          <w:instrText xml:space="preserve"> PAGEREF _Toc238650516 \h </w:instrText>
+        </w:r>
+        <w:r>
+          <w:rPr>
+            <w:noProof/>
+            <w:webHidden/>
+          </w:rPr>
+        </w:r>
+        <w:r>
+          <w:rPr>
+            <w:noProof/>
+            <w:webHidden/>
+          </w:rPr>
+          <w:fldChar w:fldCharType="separate"/>
+        </w:r>
+        <w:r>
+          <w:rPr>
+            <w:noProof/>
+            <w:webHidden/>
+          </w:rPr>
+          <w:t>49</w:t>
         </w:r>
         <w:r>
           <w:rPr>
@@ -3490,18 +3991,70 @@
           <w:rFonts w:asciiTheme="minorHAnsi" w:eastAsiaTheme="minorEastAsia" w:hAnsiTheme="minorHAnsi" w:cstheme="minorBidi"/>
           <w:noProof/>
           <w:kern w:val="2"/>
-          <w:sz w:val="22"/>
+          <w:sz w:val="24"/>
+          <w:szCs w:val="24"/>
           <w:lang w:val="ru-RU" w:eastAsia="ru-RU"/>
           <w14:ligatures w14:val="standardContextual"/>
         </w:rPr>
       </w:pPr>
-      <w:r>
-        <w:t>8. Сравнение PDF</w:t>
-      </w:r>
-      <w:r>
-        <w:tab/>
-        <w:t>45</w:t>
-      </w:r>
+      <w:hyperlink w:anchor="_Toc238650517" w:history="1">
+        <w:r>
+          <w:rPr>
+            <w:rStyle w:val="aff8"/>
+            <w:rFonts w:eastAsiaTheme="majorEastAsia"/>
+            <w:noProof/>
+          </w:rPr>
+          <w:t>9. Объединение Excel</w:t>
+        </w:r>
+        <w:r>
+          <w:rPr>
+            <w:noProof/>
+            <w:webHidden/>
+          </w:rPr>
+          <w:tab/>
+        </w:r>
+        <w:r>
+          <w:rPr>
+            <w:noProof/>
+            <w:webHidden/>
+          </w:rPr>
+          <w:fldChar w:fldCharType="begin"/>
+        </w:r>
+        <w:r>
+          <w:rPr>
+            <w:noProof/>
+            <w:webHidden/>
+          </w:rPr>
+          <w:instrText xml:space="preserve"> PAGEREF _Toc238650517 \h </w:instrText>
+        </w:r>
+        <w:r>
+          <w:rPr>
+            <w:noProof/>
+            <w:webHidden/>
+          </w:rPr>
+        </w:r>
+        <w:r>
+          <w:rPr>
+            <w:noProof/>
+            <w:webHidden/>
+          </w:rPr>
+          <w:fldChar w:fldCharType="separate"/>
+        </w:r>
+        <w:r>
+          <w:rPr>
+            <w:noProof/>
+            <w:webHidden/>
+          </w:rPr>
+          <w:t>49</w:t>
+        </w:r>
+        <w:r>
+          <w:rPr>
+            <w:noProof/>
+            <w:webHidden/>
+          </w:rPr>
+          <w:fldChar w:fldCharType="end"/>
+        </w:r>
+      </w:hyperlink>
     </w:p>
     <w:p>
       <w:pPr>
@@ -3514,18 +4067,70 @@
           <w:rFonts w:asciiTheme="minorHAnsi" w:eastAsiaTheme="minorEastAsia" w:hAnsiTheme="minorHAnsi" w:cstheme="minorBidi"/>
           <w:noProof/>
           <w:kern w:val="2"/>
-          <w:sz w:val="22"/>
+          <w:sz w:val="24"/>
+          <w:szCs w:val="24"/>
           <w:lang w:val="ru-RU" w:eastAsia="ru-RU"/>
           <w14:ligatures w14:val="standardContextual"/>
         </w:rPr>
       </w:pPr>
-      <w:r>
-        <w:t>8.1. Назначение</w:t>
-      </w:r>
-      <w:r>
-        <w:tab/>
-        <w:t>45</w:t>
-      </w:r>
+      <w:hyperlink w:anchor="_Toc238650518" w:history="1">
+        <w:r>
+          <w:rPr>
+            <w:rStyle w:val="aff8"/>
+            <w:rFonts w:eastAsiaTheme="majorEastAsia"/>
+            <w:noProof/>
+          </w:rPr>
+          <w:t>9.1. Назначение</w:t>
+        </w:r>
+        <w:r>
+          <w:rPr>
+            <w:noProof/>
+            <w:webHidden/>
+          </w:rPr>
+          <w:tab/>
+        </w:r>
+        <w:r>
+          <w:rPr>
+            <w:noProof/>
+            <w:webHidden/>
+          </w:rPr>
+          <w:fldChar w:fldCharType="begin"/>
+        </w:r>
+        <w:r>
+          <w:rPr>
+            <w:noProof/>
+            <w:webHidden/>
+          </w:rPr>
+          <w:instrText xml:space="preserve"> PAGEREF _Toc238650518 \h </w:instrText>
+        </w:r>
+        <w:r>
+          <w:rPr>
+            <w:noProof/>
+            <w:webHidden/>
+          </w:rPr>
+        </w:r>
+        <w:r>
+          <w:rPr>
+            <w:noProof/>
+            <w:webHidden/>
+          </w:rPr>
+          <w:fldChar w:fldCharType="separate"/>
+        </w:r>
+        <w:r>
+          <w:rPr>
+            <w:noProof/>
+            <w:webHidden/>
+          </w:rPr>
+          <w:t>49</w:t>
+        </w:r>
+        <w:r>
+          <w:rPr>
+            <w:noProof/>
+            <w:webHidden/>
+          </w:rPr>
+          <w:fldChar w:fldCharType="end"/>
+        </w:r>
+      </w:hyperlink>
     </w:p>
     <w:p>
       <w:pPr>
@@ -3538,18 +4143,70 @@
           <w:rFonts w:asciiTheme="minorHAnsi" w:eastAsiaTheme="minorEastAsia" w:hAnsiTheme="minorHAnsi" w:cstheme="minorBidi"/>
           <w:noProof/>
           <w:kern w:val="2"/>
-          <w:sz w:val="22"/>
+          <w:sz w:val="24"/>
+          <w:szCs w:val="24"/>
           <w:lang w:val="ru-RU" w:eastAsia="ru-RU"/>
           <w14:ligatures w14:val="standardContextual"/>
         </w:rPr>
       </w:pPr>
-      <w:r>
-        <w:t>8.2. Окно инструмента</w:t>
-      </w:r>
-      <w:r>
-        <w:tab/>
-        <w:t>45</w:t>
-      </w:r>
+      <w:hyperlink w:anchor="_Toc238650519" w:history="1">
+        <w:r>
+          <w:rPr>
+            <w:rStyle w:val="aff8"/>
+            <w:rFonts w:eastAsiaTheme="majorEastAsia"/>
+            <w:noProof/>
+          </w:rPr>
+          <w:t>9.2. Окно инструмента</w:t>
+        </w:r>
+        <w:r>
+          <w:rPr>
+            <w:noProof/>
+            <w:webHidden/>
+          </w:rPr>
+          <w:tab/>
+        </w:r>
+        <w:r>
+          <w:rPr>
+            <w:noProof/>
+            <w:webHidden/>
+          </w:rPr>
+          <w:fldChar w:fldCharType="begin"/>
+        </w:r>
+        <w:r>
+          <w:rPr>
+            <w:noProof/>
+            <w:webHidden/>
+          </w:rPr>
+          <w:instrText xml:space="preserve"> PAGEREF _Toc238650519 \h </w:instrText>
+        </w:r>
+        <w:r>
+          <w:rPr>
+            <w:noProof/>
+            <w:webHidden/>
+          </w:rPr>
+        </w:r>
+        <w:r>
+          <w:rPr>
+            <w:noProof/>
+            <w:webHidden/>
+          </w:rPr>
+          <w:fldChar w:fldCharType="separate"/>
+        </w:r>
+        <w:r>
+          <w:rPr>
+            <w:noProof/>
+            <w:webHidden/>
+          </w:rPr>
+          <w:t>50</w:t>
+        </w:r>
+        <w:r>
+          <w:rPr>
+            <w:noProof/>
+            <w:webHidden/>
+          </w:rPr>
+          <w:fldChar w:fldCharType="end"/>
+        </w:r>
+      </w:hyperlink>
     </w:p>
     <w:p>
       <w:pPr>
@@ -3562,18 +4219,70 @@
           <w:rFonts w:asciiTheme="minorHAnsi" w:eastAsiaTheme="minorEastAsia" w:hAnsiTheme="minorHAnsi" w:cstheme="minorBidi"/>
           <w:noProof/>
           <w:kern w:val="2"/>
-          <w:sz w:val="22"/>
+          <w:sz w:val="24"/>
+          <w:szCs w:val="24"/>
           <w:lang w:val="ru-RU" w:eastAsia="ru-RU"/>
           <w14:ligatures w14:val="standardContextual"/>
         </w:rPr>
       </w:pPr>
-      <w:r>
-        <w:t>8.3. Порядок работы</w:t>
-      </w:r>
-      <w:r>
-        <w:tab/>
-        <w:t>46</w:t>
-      </w:r>
+      <w:hyperlink w:anchor="_Toc238650520" w:history="1">
+        <w:r>
+          <w:rPr>
+            <w:rStyle w:val="aff8"/>
+            <w:rFonts w:eastAsiaTheme="majorEastAsia"/>
+            <w:noProof/>
+          </w:rPr>
+          <w:t>9.3. Порядок работы</w:t>
+        </w:r>
+        <w:r>
+          <w:rPr>
+            <w:noProof/>
+            <w:webHidden/>
+          </w:rPr>
+          <w:tab/>
+        </w:r>
+        <w:r>
+          <w:rPr>
+            <w:noProof/>
+            <w:webHidden/>
+          </w:rPr>
+          <w:fldChar w:fldCharType="begin"/>
+        </w:r>
+        <w:r>
+          <w:rPr>
+            <w:noProof/>
+            <w:webHidden/>
+          </w:rPr>
+          <w:instrText xml:space="preserve"> PAGEREF _Toc238650520 \h </w:instrText>
+        </w:r>
+        <w:r>
+          <w:rPr>
+            <w:noProof/>
+            <w:webHidden/>
+          </w:rPr>
+        </w:r>
+        <w:r>
+          <w:rPr>
+            <w:noProof/>
+            <w:webHidden/>
+          </w:rPr>
+          <w:fldChar w:fldCharType="separate"/>
+        </w:r>
+        <w:r>
+          <w:rPr>
+            <w:noProof/>
+            <w:webHidden/>
+          </w:rPr>
+          <w:t>50</w:t>
+        </w:r>
+        <w:r>
+          <w:rPr>
+            <w:noProof/>
+            <w:webHidden/>
+          </w:rPr>
+          <w:fldChar w:fldCharType="end"/>
+        </w:r>
+      </w:hyperlink>
     </w:p>
     <w:p>
       <w:pPr>
@@ -3586,18 +4295,222 @@
           <w:rFonts w:asciiTheme="minorHAnsi" w:eastAsiaTheme="minorEastAsia" w:hAnsiTheme="minorHAnsi" w:cstheme="minorBidi"/>
           <w:noProof/>
           <w:kern w:val="2"/>
-          <w:sz w:val="22"/>
+          <w:sz w:val="24"/>
+          <w:szCs w:val="24"/>
           <w:lang w:val="ru-RU" w:eastAsia="ru-RU"/>
           <w14:ligatures w14:val="standardContextual"/>
         </w:rPr>
       </w:pPr>
-      <w:r>
-        <w:t>8.4. Ограничения</w:t>
-      </w:r>
-      <w:r>
-        <w:tab/>
-        <w:t>46</w:t>
-      </w:r>
+      <w:hyperlink w:anchor="_Toc238650521" w:history="1">
+        <w:r>
+          <w:rPr>
+            <w:rStyle w:val="aff8"/>
+            <w:rFonts w:eastAsiaTheme="majorEastAsia"/>
+            <w:noProof/>
+          </w:rPr>
+          <w:t>9.4. Параметры сборки</w:t>
+        </w:r>
+        <w:r>
+          <w:rPr>
+            <w:noProof/>
+            <w:webHidden/>
+          </w:rPr>
+          <w:tab/>
+        </w:r>
+        <w:r>
+          <w:rPr>
+            <w:noProof/>
+            <w:webHidden/>
+          </w:rPr>
+          <w:fldChar w:fldCharType="begin"/>
+        </w:r>
+        <w:r>
+          <w:rPr>
+            <w:noProof/>
+            <w:webHidden/>
+          </w:rPr>
+          <w:instrText xml:space="preserve"> PAGEREF _Toc238650521 \h </w:instrText>
+        </w:r>
+        <w:r>
+          <w:rPr>
+            <w:noProof/>
+            <w:webHidden/>
+          </w:rPr>
+        </w:r>
+        <w:r>
+          <w:rPr>
+            <w:noProof/>
+            <w:webHidden/>
+          </w:rPr>
+          <w:fldChar w:fldCharType="separate"/>
+        </w:r>
+        <w:r>
+          <w:rPr>
+            <w:noProof/>
+            <w:webHidden/>
+          </w:rPr>
+          <w:t>51</w:t>
+        </w:r>
+        <w:r>
+          <w:rPr>
+            <w:noProof/>
+            <w:webHidden/>
+          </w:rPr>
+          <w:fldChar w:fldCharType="end"/>
+        </w:r>
+      </w:hyperlink>
+    </w:p>
+    <w:p>
+      <w:pPr>
+        <w:pStyle w:val="2c"/>
+        <w:tabs>
+          <w:tab w:val="right" w:leader="dot" w:pos="9345"/>
+        </w:tabs>
+        <w:ind w:firstLine="0"/>
+        <w:rPr>
+          <w:rFonts w:asciiTheme="minorHAnsi" w:eastAsiaTheme="minorEastAsia" w:hAnsiTheme="minorHAnsi" w:cstheme="minorBidi"/>
+          <w:noProof/>
+          <w:kern w:val="2"/>
+          <w:sz w:val="24"/>
+          <w:szCs w:val="24"/>
+          <w:lang w:val="ru-RU" w:eastAsia="ru-RU"/>
+          <w14:ligatures w14:val="standardContextual"/>
+        </w:rPr>
+      </w:pPr>
+      <w:hyperlink w:anchor="_Toc238650522" w:history="1">
+        <w:r>
+          <w:rPr>
+            <w:rStyle w:val="aff8"/>
+            <w:rFonts w:eastAsiaTheme="majorEastAsia"/>
+            <w:noProof/>
+          </w:rPr>
+          <w:t>9.5. Результат, отчёт и сопроводительная записка</w:t>
+        </w:r>
+        <w:r>
+          <w:rPr>
+            <w:noProof/>
+            <w:webHidden/>
+          </w:rPr>
+          <w:tab/>
+        </w:r>
+        <w:r>
+          <w:rPr>
+            <w:noProof/>
+            <w:webHidden/>
+          </w:rPr>
+          <w:fldChar w:fldCharType="begin"/>
+        </w:r>
+        <w:r>
+          <w:rPr>
+            <w:noProof/>
+            <w:webHidden/>
+          </w:rPr>
+          <w:instrText xml:space="preserve"> PAGEREF _Toc238650522 \h </w:instrText>
+        </w:r>
+        <w:r>
+          <w:rPr>
+            <w:noProof/>
+            <w:webHidden/>
+          </w:rPr>
+        </w:r>
+        <w:r>
+          <w:rPr>
+            <w:noProof/>
+            <w:webHidden/>
+          </w:rPr>
+          <w:fldChar w:fldCharType="separate"/>
+        </w:r>
+        <w:r>
+          <w:rPr>
+            <w:noProof/>
+            <w:webHidden/>
+          </w:rPr>
+          <w:t>51</w:t>
+        </w:r>
+        <w:r>
+          <w:rPr>
+            <w:noProof/>
+            <w:webHidden/>
+          </w:rPr>
+          <w:fldChar w:fldCharType="end"/>
+        </w:r>
+      </w:hyperlink>
+    </w:p>
+    <w:p>
+      <w:pPr>
+        <w:pStyle w:val="2c"/>
+        <w:tabs>
+          <w:tab w:val="right" w:leader="dot" w:pos="9345"/>
+        </w:tabs>
+        <w:ind w:firstLine="0"/>
+        <w:rPr>
+          <w:rFonts w:asciiTheme="minorHAnsi" w:eastAsiaTheme="minorEastAsia" w:hAnsiTheme="minorHAnsi" w:cstheme="minorBidi"/>
+          <w:noProof/>
+          <w:kern w:val="2"/>
+          <w:sz w:val="24"/>
+          <w:szCs w:val="24"/>
+          <w:lang w:val="ru-RU" w:eastAsia="ru-RU"/>
+          <w14:ligatures w14:val="standardContextual"/>
+        </w:rPr>
+      </w:pPr>
+      <w:hyperlink w:anchor="_Toc238650523" w:history="1">
+        <w:r>
+          <w:rPr>
+            <w:rStyle w:val="aff8"/>
+            <w:rFonts w:eastAsiaTheme="majorEastAsia"/>
+            <w:noProof/>
+          </w:rPr>
+          <w:t>9.6. Меню инструмента</w:t>
+        </w:r>
+        <w:r>
+          <w:rPr>
+            <w:noProof/>
+            <w:webHidden/>
+          </w:rPr>
+          <w:tab/>
+        </w:r>
+        <w:r>
+          <w:rPr>
+            <w:noProof/>
+            <w:webHidden/>
+          </w:rPr>
+          <w:fldChar w:fldCharType="begin"/>
+        </w:r>
+        <w:r>
+          <w:rPr>
+            <w:noProof/>
+            <w:webHidden/>
+          </w:rPr>
+          <w:instrText xml:space="preserve"> PAGEREF _Toc238650523 \h </w:instrText>
+        </w:r>
+        <w:r>
+          <w:rPr>
+            <w:noProof/>
+            <w:webHidden/>
+          </w:rPr>
+        </w:r>
+        <w:r>
+          <w:rPr>
+            <w:noProof/>
+            <w:webHidden/>
+          </w:rPr>
+          <w:fldChar w:fldCharType="separate"/>
+        </w:r>
+        <w:r>
+          <w:rPr>
+            <w:noProof/>
+            <w:webHidden/>
+          </w:rPr>
+          <w:t>52</w:t>
+        </w:r>
+        <w:r>
+          <w:rPr>
+            <w:noProof/>
+            <w:webHidden/>
+          </w:rPr>
+          <w:fldChar w:fldCharType="end"/>
+        </w:r>
+      </w:hyperlink>
     </w:p>
     <w:p>
       <w:pPr>
@@ -3610,18 +4523,70 @@
           <w:rFonts w:asciiTheme="minorHAnsi" w:eastAsiaTheme="minorEastAsia" w:hAnsiTheme="minorHAnsi" w:cstheme="minorBidi"/>
           <w:noProof/>
           <w:kern w:val="2"/>
-          <w:sz w:val="22"/>
+          <w:sz w:val="24"/>
+          <w:szCs w:val="24"/>
           <w:lang w:val="ru-RU" w:eastAsia="ru-RU"/>
           <w14:ligatures w14:val="standardContextual"/>
         </w:rPr>
       </w:pPr>
-      <w:r>
-        <w:t>9. Объединение Excel</w:t>
-      </w:r>
-      <w:r>
-        <w:tab/>
-        <w:t>45</w:t>
-      </w:r>
+      <w:hyperlink w:anchor="_Toc238650524" w:history="1">
+        <w:r>
+          <w:rPr>
+            <w:rStyle w:val="aff8"/>
+            <w:rFonts w:eastAsiaTheme="majorEastAsia"/>
+            <w:noProof/>
+          </w:rPr>
+          <w:t>10. Справочные сведения</w:t>
+        </w:r>
+        <w:r>
+          <w:rPr>
+            <w:noProof/>
+            <w:webHidden/>
+          </w:rPr>
+          <w:tab/>
+        </w:r>
+        <w:r>
+          <w:rPr>
+            <w:noProof/>
+            <w:webHidden/>
+          </w:rPr>
+          <w:fldChar w:fldCharType="begin"/>
+        </w:r>
+        <w:r>
+          <w:rPr>
+            <w:noProof/>
+            <w:webHidden/>
+          </w:rPr>
+          <w:instrText xml:space="preserve"> PAGEREF _Toc238650524 \h </w:instrText>
+        </w:r>
+        <w:r>
+          <w:rPr>
+            <w:noProof/>
+            <w:webHidden/>
+          </w:rPr>
+        </w:r>
+        <w:r>
+          <w:rPr>
+            <w:noProof/>
+            <w:webHidden/>
+          </w:rPr>
+          <w:fldChar w:fldCharType="separate"/>
+        </w:r>
+        <w:r>
+          <w:rPr>
+            <w:noProof/>
+            <w:webHidden/>
+          </w:rPr>
+          <w:t>53</w:t>
+        </w:r>
+        <w:r>
+          <w:rPr>
+            <w:noProof/>
+            <w:webHidden/>
+          </w:rPr>
+          <w:fldChar w:fldCharType="end"/>
+        </w:r>
+      </w:hyperlink>
     </w:p>
     <w:p>
       <w:pPr>
@@ -3634,18 +4599,70 @@
           <w:rFonts w:asciiTheme="minorHAnsi" w:eastAsiaTheme="minorEastAsia" w:hAnsiTheme="minorHAnsi" w:cstheme="minorBidi"/>
           <w:noProof/>
           <w:kern w:val="2"/>
-          <w:sz w:val="22"/>
+          <w:sz w:val="24"/>
+          <w:szCs w:val="24"/>
           <w:lang w:val="ru-RU" w:eastAsia="ru-RU"/>
           <w14:ligatures w14:val="standardContextual"/>
         </w:rPr>
       </w:pPr>
-      <w:r>
-        <w:t>9.1. Назначение</w:t>
-      </w:r>
-      <w:r>
-        <w:tab/>
-        <w:t>45</w:t>
-      </w:r>
+      <w:hyperlink w:anchor="_Toc238650525" w:history="1">
+        <w:r>
+          <w:rPr>
+            <w:rStyle w:val="aff8"/>
+            <w:rFonts w:eastAsiaTheme="majorEastAsia"/>
+            <w:noProof/>
+          </w:rPr>
+          <w:t>10.1. Сведения о программе</w:t>
+        </w:r>
+        <w:r>
+          <w:rPr>
+            <w:noProof/>
+            <w:webHidden/>
+          </w:rPr>
+          <w:tab/>
+        </w:r>
+        <w:r>
+          <w:rPr>
+            <w:noProof/>
+            <w:webHidden/>
+          </w:rPr>
+          <w:fldChar w:fldCharType="begin"/>
+        </w:r>
+        <w:r>
+          <w:rPr>
+            <w:noProof/>
+            <w:webHidden/>
+          </w:rPr>
+          <w:instrText xml:space="preserve"> PAGEREF _Toc238650525 \h </w:instrText>
+        </w:r>
+        <w:r>
+          <w:rPr>
+            <w:noProof/>
+            <w:webHidden/>
+          </w:rPr>
+        </w:r>
+        <w:r>
+          <w:rPr>
+            <w:noProof/>
+            <w:webHidden/>
+          </w:rPr>
+          <w:fldChar w:fldCharType="separate"/>
+        </w:r>
+        <w:r>
+          <w:rPr>
+            <w:noProof/>
+            <w:webHidden/>
+          </w:rPr>
+          <w:t>53</w:t>
+        </w:r>
+        <w:r>
+          <w:rPr>
+            <w:noProof/>
+            <w:webHidden/>
+          </w:rPr>
+          <w:fldChar w:fldCharType="end"/>
+        </w:r>
+      </w:hyperlink>
     </w:p>
     <w:p>
       <w:pPr>
@@ -3658,18 +4675,70 @@
           <w:rFonts w:asciiTheme="minorHAnsi" w:eastAsiaTheme="minorEastAsia" w:hAnsiTheme="minorHAnsi" w:cstheme="minorBidi"/>
           <w:noProof/>
           <w:kern w:val="2"/>
-          <w:sz w:val="22"/>
+          <w:sz w:val="24"/>
+          <w:szCs w:val="24"/>
           <w:lang w:val="ru-RU" w:eastAsia="ru-RU"/>
           <w14:ligatures w14:val="standardContextual"/>
         </w:rPr>
       </w:pPr>
-      <w:r>
-        <w:t>9.2. Окно инструмента</w:t>
-      </w:r>
-      <w:r>
-        <w:tab/>
-        <w:t>45</w:t>
-      </w:r>
+      <w:hyperlink w:anchor="_Toc238650526" w:history="1">
+        <w:r>
+          <w:rPr>
+            <w:rStyle w:val="aff8"/>
+            <w:rFonts w:eastAsiaTheme="majorEastAsia"/>
+            <w:noProof/>
+          </w:rPr>
+          <w:t>10.2. Если что-то пошло не так</w:t>
+        </w:r>
+        <w:r>
+          <w:rPr>
+            <w:noProof/>
+            <w:webHidden/>
+          </w:rPr>
+          <w:tab/>
+        </w:r>
+        <w:r>
+          <w:rPr>
+            <w:noProof/>
+            <w:webHidden/>
+          </w:rPr>
+          <w:fldChar w:fldCharType="begin"/>
+        </w:r>
+        <w:r>
+          <w:rPr>
+            <w:noProof/>
+            <w:webHidden/>
+          </w:rPr>
+          <w:instrText xml:space="preserve"> PAGEREF _Toc238650526 \h </w:instrText>
+        </w:r>
+        <w:r>
+          <w:rPr>
+            <w:noProof/>
+            <w:webHidden/>
+          </w:rPr>
+        </w:r>
+        <w:r>
+          <w:rPr>
+            <w:noProof/>
+            <w:webHidden/>
+          </w:rPr>
+          <w:fldChar w:fldCharType="separate"/>
+        </w:r>
+        <w:r>
+          <w:rPr>
+            <w:noProof/>
+            <w:webHidden/>
+          </w:rPr>
+          <w:t>54</w:t>
+        </w:r>
+        <w:r>
+          <w:rPr>
+            <w:noProof/>
+            <w:webHidden/>
+          </w:rPr>
+          <w:fldChar w:fldCharType="end"/>
+        </w:r>
+      </w:hyperlink>
     </w:p>
     <w:p>
       <w:pPr>
@@ -3682,18 +4751,70 @@
           <w:rFonts w:asciiTheme="minorHAnsi" w:eastAsiaTheme="minorEastAsia" w:hAnsiTheme="minorHAnsi" w:cstheme="minorBidi"/>
           <w:noProof/>
           <w:kern w:val="2"/>
-          <w:sz w:val="22"/>
+          <w:sz w:val="24"/>
+          <w:szCs w:val="24"/>
           <w:lang w:val="ru-RU" w:eastAsia="ru-RU"/>
           <w14:ligatures w14:val="standardContextual"/>
         </w:rPr>
       </w:pPr>
-      <w:r>
-        <w:t>9.3. Порядок работы</w:t>
-      </w:r>
-      <w:r>
-        <w:tab/>
-        <w:t>46</w:t>
-      </w:r>
+      <w:hyperlink w:anchor="_Toc238650527" w:history="1">
+        <w:r>
+          <w:rPr>
+            <w:rStyle w:val="aff8"/>
+            <w:rFonts w:eastAsiaTheme="majorEastAsia"/>
+            <w:noProof/>
+          </w:rPr>
+          <w:t>10.3. Обновление оглавления после правок</w:t>
+        </w:r>
+        <w:r>
+          <w:rPr>
+            <w:noProof/>
+            <w:webHidden/>
+          </w:rPr>
+          <w:tab/>
+        </w:r>
+        <w:r>
+          <w:rPr>
+            <w:noProof/>
+            <w:webHidden/>
+          </w:rPr>
+          <w:fldChar w:fldCharType="begin"/>
+        </w:r>
+        <w:r>
+          <w:rPr>
+            <w:noProof/>
+            <w:webHidden/>
+          </w:rPr>
+          <w:instrText xml:space="preserve"> PAGEREF _Toc238650527 \h </w:instrText>
+        </w:r>
+        <w:r>
+          <w:rPr>
+            <w:noProof/>
+            <w:webHidden/>
+          </w:rPr>
+        </w:r>
+        <w:r>
+          <w:rPr>
+            <w:noProof/>
+            <w:webHidden/>
+          </w:rPr>
+          <w:fldChar w:fldCharType="separate"/>
+        </w:r>
+        <w:r>
+          <w:rPr>
+            <w:noProof/>
+            <w:webHidden/>
+          </w:rPr>
+          <w:t>55</w:t>
+        </w:r>
+        <w:r>
+          <w:rPr>
+            <w:noProof/>
+            <w:webHidden/>
+          </w:rPr>
+          <w:fldChar w:fldCharType="end"/>
+        </w:r>
+      </w:hyperlink>
     </w:p>
     <w:p>
       <w:pPr>
@@ -3706,166 +4827,74 @@
           <w:rFonts w:asciiTheme="minorHAnsi" w:eastAsiaTheme="minorEastAsia" w:hAnsiTheme="minorHAnsi" w:cstheme="minorBidi"/>
           <w:noProof/>
           <w:kern w:val="2"/>
-          <w:sz w:val="22"/>
+          <w:sz w:val="24"/>
+          <w:szCs w:val="24"/>
           <w:lang w:val="ru-RU" w:eastAsia="ru-RU"/>
           <w14:ligatures w14:val="standardContextual"/>
         </w:rPr>
       </w:pPr>
-      <w:r>
-        <w:t>9.4. Параметры сборки</w:t>
-      </w:r>
-      <w:r>
-        <w:tab/>
-        <w:t>47</w:t>
-      </w:r>
-    </w:p>
-    <w:p>
-      <w:pPr>
-        <w:pStyle w:val="2c"/>
-        <w:tabs>
-          <w:tab w:val="right" w:leader="dot" w:pos="9345"/>
-        </w:tabs>
+      <w:hyperlink w:anchor="_Toc238650528" w:history="1">
+        <w:r>
+          <w:rPr>
+            <w:rStyle w:val="aff8"/>
+            <w:rFonts w:eastAsiaTheme="majorEastAsia"/>
+            <w:noProof/>
+          </w:rPr>
+          <w:t>10.4. Краткая памятка</w:t>
+        </w:r>
+        <w:r>
+          <w:rPr>
+            <w:noProof/>
+            <w:webHidden/>
+          </w:rPr>
+          <w:tab/>
+        </w:r>
+        <w:r>
+          <w:rPr>
+            <w:noProof/>
+            <w:webHidden/>
+          </w:rPr>
+          <w:fldChar w:fldCharType="begin"/>
+        </w:r>
+        <w:r>
+          <w:rPr>
+            <w:noProof/>
+            <w:webHidden/>
+          </w:rPr>
+          <w:instrText xml:space="preserve"> PAGEREF _Toc238650528 \h </w:instrText>
+        </w:r>
+        <w:r>
+          <w:rPr>
+            <w:noProof/>
+            <w:webHidden/>
+          </w:rPr>
+        </w:r>
+        <w:r>
+          <w:rPr>
+            <w:noProof/>
+            <w:webHidden/>
+          </w:rPr>
+          <w:fldChar w:fldCharType="separate"/>
+        </w:r>
+        <w:r>
+          <w:rPr>
+            <w:noProof/>
+            <w:webHidden/>
+          </w:rPr>
+          <w:t>56</w:t>
+        </w:r>
+        <w:r>
+          <w:rPr>
+            <w:noProof/>
+            <w:webHidden/>
+          </w:rPr>
+          <w:fldChar w:fldCharType="end"/>
+        </w:r>
+      </w:hyperlink>
+    </w:p>
+    <w:p>
+      <w:pPr>
         <w:ind w:firstLine="0"/>
-        <w:rPr>
-          <w:rFonts w:asciiTheme="minorHAnsi" w:eastAsiaTheme="minorEastAsia" w:hAnsiTheme="minorHAnsi" w:cstheme="minorBidi"/>
-          <w:noProof/>
-          <w:kern w:val="2"/>
-          <w:sz w:val="22"/>
-          <w:lang w:val="ru-RU" w:eastAsia="ru-RU"/>
-          <w14:ligatures w14:val="standardContextual"/>
-        </w:rPr>
-      </w:pPr>
-      <w:r>
-        <w:t>9.5. Результат, отчёт и сопроводительная записка</w:t>
-      </w:r>
-      <w:r>
-        <w:tab/>
-        <w:t>47</w:t>
-      </w:r>
-    </w:p>
-    <w:p>
-      <w:pPr>
-        <w:pStyle w:val="2c"/>
-        <w:tabs>
-          <w:tab w:val="right" w:leader="dot" w:pos="9345"/>
-        </w:tabs>
-        <w:ind w:firstLine="0"/>
-        <w:rPr>
-          <w:rFonts w:asciiTheme="minorHAnsi" w:eastAsiaTheme="minorEastAsia" w:hAnsiTheme="minorHAnsi" w:cstheme="minorBidi"/>
-          <w:noProof/>
-          <w:kern w:val="2"/>
-          <w:sz w:val="22"/>
-          <w:lang w:val="ru-RU" w:eastAsia="ru-RU"/>
-          <w14:ligatures w14:val="standardContextual"/>
-        </w:rPr>
-      </w:pPr>
-      <w:r>
-        <w:t>9.6. Меню инструмента</w:t>
-      </w:r>
-      <w:r>
-        <w:tab/>
-        <w:t>48</w:t>
-      </w:r>
-    </w:p>
-    <w:p>
-      <w:pPr>
-        <w:pStyle w:val="14"/>
-        <w:tabs>
-          <w:tab w:val="right" w:leader="dot" w:pos="9345"/>
-        </w:tabs>
-        <w:ind w:firstLine="0"/>
-        <w:rPr>
-          <w:rFonts w:asciiTheme="minorHAnsi" w:eastAsiaTheme="minorEastAsia" w:hAnsiTheme="minorHAnsi" w:cstheme="minorBidi"/>
-          <w:noProof/>
-          <w:kern w:val="2"/>
-          <w:sz w:val="22"/>
-          <w:lang w:val="ru-RU" w:eastAsia="ru-RU"/>
-          <w14:ligatures w14:val="standardContextual"/>
-        </w:rPr>
-      </w:pPr>
-      <w:r>
-        <w:t>10. Справочные сведения</w:t>
-      </w:r>
-      <w:r>
-        <w:tab/>
-        <w:t>49</w:t>
-      </w:r>
-    </w:p>
-    <w:p>
-      <w:pPr>
-        <w:pStyle w:val="2c"/>
-        <w:tabs>
-          <w:tab w:val="right" w:leader="dot" w:pos="9345"/>
-        </w:tabs>
-        <w:ind w:firstLine="0"/>
-        <w:rPr>
-          <w:rFonts w:asciiTheme="minorHAnsi" w:eastAsiaTheme="minorEastAsia" w:hAnsiTheme="minorHAnsi" w:cstheme="minorBidi"/>
-          <w:noProof/>
-          <w:kern w:val="2"/>
-          <w:sz w:val="22"/>
-          <w:lang w:val="ru-RU" w:eastAsia="ru-RU"/>
-          <w14:ligatures w14:val="standardContextual"/>
-        </w:rPr>
-      </w:pPr>
-      <w:r>
-        <w:t>10.1. Сведения о программе</w:t>
-      </w:r>
-      <w:r>
-        <w:tab/>
-        <w:t>49</w:t>
-      </w:r>
-    </w:p>
-    <w:p>
-      <w:pPr>
-        <w:pStyle w:val="2c"/>
-        <w:tabs>
-          <w:tab w:val="right" w:leader="dot" w:pos="9345"/>
-        </w:tabs>
-        <w:ind w:firstLine="0"/>
-        <w:rPr>
-          <w:rFonts w:asciiTheme="minorHAnsi" w:eastAsiaTheme="minorEastAsia" w:hAnsiTheme="minorHAnsi" w:cstheme="minorBidi"/>
-          <w:noProof/>
-          <w:kern w:val="2"/>
-          <w:sz w:val="22"/>
-          <w:lang w:val="ru-RU" w:eastAsia="ru-RU"/>
-          <w14:ligatures w14:val="standardContextual"/>
-        </w:rPr>
-      </w:pPr>
-      <w:r>
-        <w:t>10.2. Если что-то пошло не так</w:t>
-      </w:r>
-      <w:r>
-        <w:tab/>
-        <w:t>50</w:t>
-      </w:r>
-    </w:p>
-    <w:p>
-      <w:pPr>
-        <w:pStyle w:val="2c"/>
-        <w:tabs>
-          <w:tab w:val="right" w:leader="dot" w:pos="9345"/>
-        </w:tabs>
-        <w:ind w:firstLine="0"/>
-        <w:rPr>
-          <w:rFonts w:asciiTheme="minorHAnsi" w:eastAsiaTheme="minorEastAsia" w:hAnsiTheme="minorHAnsi" w:cstheme="minorBidi"/>
-          <w:noProof/>
-          <w:kern w:val="2"/>
-          <w:sz w:val="22"/>
-          <w:lang w:val="ru-RU" w:eastAsia="ru-RU"/>
-          <w14:ligatures w14:val="standardContextual"/>
-        </w:rPr>
-      </w:pPr>
-      <w:r>
-        <w:t>10.3. Краткая памятка</w:t>
-      </w:r>
-      <w:r>
-        <w:tab/>
-        <w:t>51</w:t>
-      </w:r>
-    </w:p>
-    <w:p>
-      <w:pPr>
-        <w:ind w:firstLine="0"/>
       </w:pPr>
       <w:r>
         <w:fldChar w:fldCharType="end"/>
@@ -3880,7 +4909,7 @@
       <w:pPr>
         <w:pStyle w:val="1"/>
       </w:pPr>
-      <w:bookmarkStart w:id="0" w:name="_Toc237262551"/>
+      <w:bookmarkStart w:id="0" w:name="_Toc238650466"/>
       <w:r>
         <w:lastRenderedPageBreak/>
         <w:t>1. Общие сведения</w:t>
@@ -3891,7 +4920,7 @@
       <w:pPr>
         <w:pStyle w:val="21"/>
       </w:pPr>
-      <w:bookmarkStart w:id="1" w:name="_Toc237262552"/>
+      <w:bookmarkStart w:id="1" w:name="_Toc238650467"/>
       <w:r>
         <w:t>1.1. Назначение программы</w:t>
       </w:r>
@@ -3899,7 +4928,13 @@
     </w:p>
     <w:p>
       <w:r>
-        <w:t>iwo Helper Desktop — настольная программа для повседневной работы с документами: она собирает листы нескольких книг Excel в один свод, объединяет и разделяет файлы PDF, уменьшает их размер и переводит текст из PDF в редактируемый документ Word или в презентацию PowerPoint, а также показывает, чем одна версия документа отличается от другой. Все действия выполняются на вашем компьютере, без отправки файлов куда-либо в сеть.</w:t>
+        <w:t>iwo Helper Desktop — настольная программа для повседневной работы с документами: она собирает листы нескольких книг Excel в один свод, объединяет, разделяет и сравнивает файлы PDF, уменьшает их размер и переводит текст из PDF в редактируемый документ Word или в презентацию PowerPoint. Все действия выполняются на вашем компьютере, без отправки файлов куда-либо в сеть.</w:t>
+      </w:r>
+      <w:r>
+        <w:rPr>
+          <w:vertAlign w:val="superscript"/>
+        </w:rPr>
+        <w:footnoteReference w:id="1"/>
       </w:r>
     </w:p>
     <w:p>
@@ -4020,7 +5055,10 @@
               <w:jc w:val="left"/>
             </w:pPr>
             <w:r>
-              <w:t>Собирает один PDF из нескольких файлов, позволяя выбрать страницы и их порядок</w:t>
+              <w:t xml:space="preserve">Собирает один PDF из нескольких файлов, позволяя выбрать </w:t>
+            </w:r>
+            <w:r>
+              <w:t>страницы и их порядок</w:t>
             </w:r>
           </w:p>
         </w:tc>
@@ -4105,6 +5143,56 @@
               <w:jc w:val="left"/>
             </w:pPr>
             <w:r>
+              <w:t>Сравнение PDF</w:t>
+            </w:r>
+          </w:p>
+        </w:tc>
+        <w:tc>
+          <w:tcPr>
+            <w:tcW w:w="3685" w:type="dxa"/>
+          </w:tcPr>
+          <w:p>
+            <w:pPr>
+              <w:spacing w:line="240" w:lineRule="auto"/>
+              <w:ind w:firstLine="0"/>
+              <w:jc w:val="left"/>
+            </w:pPr>
+            <w:r>
+              <w:t>Показывает раннюю и позднюю версии цифрового PDF бок о бок, отмечая удалённое только слева, а добавленное только справа</w:t>
+            </w:r>
+          </w:p>
+        </w:tc>
+        <w:tc>
+          <w:tcPr>
+            <w:tcW w:w="3118" w:type="dxa"/>
+          </w:tcPr>
+          <w:p>
+            <w:pPr>
+              <w:spacing w:line="240" w:lineRule="auto"/>
+              <w:ind w:firstLine="0"/>
+              <w:jc w:val="left"/>
+            </w:pPr>
+            <w:r>
+              <w:t>Проверить правки и скопировать проверенный текст без преобразования документа и OCR</w:t>
+            </w:r>
+          </w:p>
+        </w:tc>
+      </w:tr>
+      <w:tr>
+        <w:trPr>
+          <w:jc w:val="center"/>
+        </w:trPr>
+        <w:tc>
+          <w:tcPr>
+            <w:tcW w:w="2268" w:type="dxa"/>
+          </w:tcPr>
+          <w:p>
+            <w:pPr>
+              <w:spacing w:line="240" w:lineRule="auto"/>
+              <w:ind w:firstLine="0"/>
+              <w:jc w:val="left"/>
+            </w:pPr>
+            <w:r>
               <w:t>PDF → Word</w:t>
             </w:r>
           </w:p>
@@ -4155,6 +5243,7 @@
               <w:jc w:val="left"/>
             </w:pPr>
             <w:r>
+              <w:lastRenderedPageBreak/>
               <w:t>PDF → PowerPoint</w:t>
             </w:r>
           </w:p>
@@ -4170,11 +5259,7 @@
               <w:jc w:val="left"/>
             </w:pPr>
             <w:r>
-              <w:t xml:space="preserve">Переносит страницы цифрового PDF в презентацию .pptx: текст остаётся редактируемым, остальное приходит </w:t>
-            </w:r>
-            <w:r>
-              <w:lastRenderedPageBreak/>
-              <w:t>подложкой</w:t>
+              <w:t>Переносит страницы цифрового PDF в презентацию .pptx: текст остаётся редактируемым, остальное приходит подложкой</w:t>
             </w:r>
           </w:p>
         </w:tc>
@@ -4189,8 +5274,10 @@
               <w:jc w:val="left"/>
             </w:pPr>
             <w:r>
-              <w:lastRenderedPageBreak/>
-              <w:t>Вернуть презентацию, от которой остался только PDF</w:t>
+              <w:t xml:space="preserve">Вернуть презентацию, от которой </w:t>
+            </w:r>
+            <w:r>
+              <w:t>остался только PDF</w:t>
             </w:r>
           </w:p>
         </w:tc>
@@ -4225,7 +5312,7 @@
               <w:jc w:val="left"/>
             </w:pPr>
             <w:r>
-              <w:t>Шесть действий над одним документом: сжатие, страницы картинками, текст в .txt, оттенки серого, восстановление, свойства документа</w:t>
+              <w:t>Восемь действий над одним документом: сохранение PDF, сжатие, оттенки серого, восстановление, страницы картинками, текст в .txt, печать и свойства</w:t>
             </w:r>
           </w:p>
         </w:tc>
@@ -4260,56 +5347,6 @@
               <w:jc w:val="left"/>
             </w:pPr>
             <w:r>
-              <w:t>Сравнение PDF</w:t>
-            </w:r>
-          </w:p>
-        </w:tc>
-        <w:tc>
-          <w:tcPr>
-            <w:tcW w:w="3685" w:type="dxa"/>
-          </w:tcPr>
-          <w:p>
-            <w:pPr>
-              <w:spacing w:line="240" w:lineRule="auto"/>
-              <w:ind w:firstLine="0"/>
-              <w:jc w:val="left"/>
-            </w:pPr>
-            <w:r>
-              <w:t>Показывает, чем одна версия документа отличается от другой: список изменений и страницы рядом с выделенными отличиями</w:t>
-            </w:r>
-          </w:p>
-        </w:tc>
-        <w:tc>
-          <w:tcPr>
-            <w:tcW w:w="3118" w:type="dxa"/>
-          </w:tcPr>
-          <w:p>
-            <w:pPr>
-              <w:spacing w:line="240" w:lineRule="auto"/>
-              <w:ind w:firstLine="0"/>
-              <w:jc w:val="left"/>
-            </w:pPr>
-            <w:r>
-              <w:t>Убедиться, что изменилось в новой версии, не листая оба файла вручную</w:t>
-            </w:r>
-          </w:p>
-        </w:tc>
-      </w:tr>
-      <w:tr>
-        <w:trPr>
-          <w:jc w:val="center"/>
-        </w:trPr>
-        <w:tc>
-          <w:tcPr>
-            <w:tcW w:w="2268" w:type="dxa"/>
-          </w:tcPr>
-          <w:p>
-            <w:pPr>
-              <w:spacing w:line="240" w:lineRule="auto"/>
-              <w:ind w:firstLine="0"/>
-              <w:jc w:val="left"/>
-            </w:pPr>
-            <w:r>
               <w:t>Объединение Excel</w:t>
             </w:r>
           </w:p>
@@ -4325,10 +5362,7 @@
               <w:jc w:val="left"/>
             </w:pPr>
             <w:r>
-              <w:t xml:space="preserve">Переносит листы из нескольких книг Excel в одну — в свод, с </w:t>
-            </w:r>
-            <w:r>
-              <w:t>оглавлением и сопроводительной запиской Word</w:t>
+              <w:t>Переносит листы из нескольких книг Excel в одну — в свод, с оглавлением и сопроводительной запиской Word</w:t>
             </w:r>
           </w:p>
         </w:tc>
@@ -4358,7 +5392,7 @@
       <w:pPr>
         <w:pStyle w:val="21"/>
       </w:pPr>
-      <w:bookmarkStart w:id="2" w:name="_Toc237262553"/>
+      <w:bookmarkStart w:id="2" w:name="_Toc238650468"/>
       <w:r>
         <w:t>1.2. Что даёт программа</w:t>
       </w:r>
@@ -4366,10 +5400,10 @@
     </w:p>
     <w:p>
       <w:r>
-        <w:t xml:space="preserve">Программа рассчитана на то, что документы — рабочий материал, а не объект для экспериментов. Отсюда </w:t>
-      </w:r>
-      <w:r>
-        <w:t>несколько свойств, о которых стоит знать заранее.</w:t>
+        <w:t xml:space="preserve">Программа рассчитана на то, что </w:t>
+      </w:r>
+      <w:r>
+        <w:t>документы — рабочий материал, а не объект для экспериментов. Отсюда несколько свойств, о которых стоит знать заранее.</w:t>
       </w:r>
     </w:p>
     <w:p>
@@ -4411,7 +5445,11 @@
         <w:t xml:space="preserve">Ошибка одного файла не срывает всю работу. </w:t>
       </w:r>
       <w:r>
-        <w:t>Битый или защищённый паролем файл не обрушивает работу: он пропускается, а причина пропуска показывается в списке и в отчёте. Остальные файлы обрабатываются.</w:t>
+        <w:t xml:space="preserve">Битый или защищённый паролем файл не обрушивает работу: он пропускается, а </w:t>
+      </w:r>
+      <w:r>
+        <w:lastRenderedPageBreak/>
+        <w:t>причина пропуска показывается в списке и в отчёте. Остальные файлы обрабатываются.</w:t>
       </w:r>
     </w:p>
     <w:p>
@@ -4430,7 +5468,6 @@
     </w:p>
     <w:p>
       <w:r>
-        <w:lastRenderedPageBreak/>
         <w:t>— </w:t>
       </w:r>
       <w:r>
@@ -4447,7 +5484,7 @@
       <w:pPr>
         <w:pStyle w:val="21"/>
       </w:pPr>
-      <w:bookmarkStart w:id="3" w:name="_Toc237262554"/>
+      <w:bookmarkStart w:id="3" w:name="_Toc238650469"/>
       <w:r>
         <w:t>1.3. Требования к рабочему месту</w:t>
       </w:r>
@@ -4473,7 +5510,7 @@
       <w:pPr>
         <w:pStyle w:val="21"/>
       </w:pPr>
-      <w:bookmarkStart w:id="4" w:name="_Toc237262555"/>
+      <w:bookmarkStart w:id="4" w:name="_Toc238650470"/>
       <w:r>
         <w:t>1.4. Установка, запуск и обновление</w:t>
       </w:r>
@@ -4514,13 +5551,16 @@
     </w:p>
     <w:p>
       <w:r>
+        <w:lastRenderedPageBreak/>
         <w:t>Разрядность выбирается по разрядности Windows: в подавляющем большинстве случаев это 64-разрядный вариант, 32-разрядный нужен только для устаревших систем.</w:t>
       </w:r>
     </w:p>
     <w:p>
       <w:r>
-        <w:lastRenderedPageBreak/>
-        <w:t>Новую версию программа ищет сама при запуске — тихо, в фоне, и молчит обо всём, кроме новости: нет связи, нет ответа или «у вас последняя» проходят без единого слова. Когда версия действительно новее, программа назовёт её и спросит, открыть ли страницу загрузки в браузере. Ничего не скачивается и не устанавливается само — решение остаётся за вами. Проверку можно выключить в «Настройках», там же есть кнопка «Проверить сейчас».</w:t>
+        <w:t xml:space="preserve">Новую версию программа ищет сама при запуске — тихо, в фоне, и молчит обо всём, кроме новости: нет связи, нет ответа или «у вас последняя» проходят без единого слова. Когда версия </w:t>
+      </w:r>
+      <w:r>
+        <w:t>действительно новее, программа назовёт её и спросит, открыть ли страницу загрузки в браузере. Ничего не скачивается и не устанавливается само — решение остаётся за вами. Проверку можно выключить в «Настройках», там же есть кнопка «Проверить сейчас».</w:t>
       </w:r>
       <w:r>
         <w:rPr>
@@ -4550,7 +5590,7 @@
       <w:pPr>
         <w:pStyle w:val="1"/>
       </w:pPr>
-      <w:bookmarkStart w:id="5" w:name="_Toc237262556"/>
+      <w:bookmarkStart w:id="5" w:name="_Toc238650471"/>
       <w:r>
         <w:t>2. Как устроена работа с программой</w:t>
       </w:r>
@@ -4560,7 +5600,7 @@
       <w:pPr>
         <w:pStyle w:val="21"/>
       </w:pPr>
-      <w:bookmarkStart w:id="6" w:name="_Toc237262557"/>
+      <w:bookmarkStart w:id="6" w:name="_Toc238650472"/>
       <w:r>
         <w:t>2.1. Главное окно</w:t>
       </w:r>
@@ -4568,10 +5608,7 @@
     </w:p>
     <w:p>
       <w:r>
-        <w:t xml:space="preserve">После запуска открывается главное окно. Оно спрашивает </w:t>
-      </w:r>
-      <w:r>
-        <w:t>сначала о разделе (рис. 1): «PDF» — всё, что делается с файлами *.pdf, и «Иной функционал» — остальное. Под названием раздела перечислено, что внутри, поэтому выбирать можно, не вспоминая названий инструментов.</w:t>
+        <w:t>После запуска открывается главное окно. Оно спрашивает сначала о разделе (рис. 1): «PDF» — всё, что делается с файлами *.pdf, и «Иной функционал» — остальное. Под названием раздела перечислено, что внутри, поэтому выбирать можно, не вспоминая названий инструментов.</w:t>
       </w:r>
     </w:p>
     <w:p>
@@ -4587,7 +5624,7 @@
         </w:rPr>
         <w:lastRenderedPageBreak/>
         <w:drawing>
-          <wp:inline distT="0" distB="0" distL="0" distR="0" wp14:anchorId="136620DE" wp14:editId="5007B0C6">
+          <wp:inline distT="0" distB="0" distL="0" distR="0" wp14:anchorId="03EEE81A" wp14:editId="7F4AE051">
             <wp:extent cx="5760000" cy="5127111"/>
             <wp:effectExtent l="0" t="0" r="0" b="0"/>
             <wp:docPr id="1" name="Picture 1"/>
@@ -4651,8 +5688,8 @@
         </w:rPr>
         <w:lastRenderedPageBreak/>
         <w:drawing>
-          <wp:inline distT="0" distB="0" distL="0" distR="0" wp14:anchorId="52158ABF" wp14:editId="1F78B408">
-            <wp:extent cx="5760000" cy="5127111"/>
+          <wp:inline distT="0" distB="0" distL="0" distR="0" wp14:anchorId="768C9070" wp14:editId="098E1333">
+            <wp:extent cx="5760000" cy="5134830"/>
             <wp:effectExtent l="0" t="0" r="0" b="0"/>
             <wp:docPr id="2" name="Picture 2"/>
             <wp:cNvGraphicFramePr>
@@ -4674,7 +5711,7 @@
                   <pic:spPr>
                     <a:xfrm>
                       <a:off x="0" y="0"/>
-                      <a:ext cx="5760000" cy="5127111"/>
+                      <a:ext cx="5760000" cy="5134830"/>
                     </a:xfrm>
                     <a:prstGeom prst="rect">
                       <a:avLst/>
@@ -4694,15 +5731,15 @@
         <w:jc w:val="center"/>
       </w:pPr>
       <w:r>
-        <w:t>Рис. 2. Раздел «PDF»: шесть инструментов</w:t>
-      </w:r>
-    </w:p>
-    <w:p>
-      <w:r>
-        <w:t xml:space="preserve">Карточку достаточно нажать. Более быстрый способ — перетащить файлы PDF </w:t>
-      </w:r>
-      <w:r>
-        <w:t>прямо на карточку: инструмент откроется и сразу примет эти файлы, минуя окно выбора файлов. Файлы можно бросить и на карточку раздела «PDF» — программа перейдёт внутрь и придержит их до того, как вы выберете инструмент. Карточка «Объединение Excel» перетаскивание файлов не принимает, потому что работает с папкой, а не с отдельными файлами.</w:t>
+        <w:t xml:space="preserve">Рис. 2. Раздел «PDF»: шесть </w:t>
+      </w:r>
+      <w:r>
+        <w:t>инструментов</w:t>
+      </w:r>
+    </w:p>
+    <w:p>
+      <w:r>
+        <w:t>Карточку достаточно нажать. Более быстрый способ — перетащить файлы PDF прямо на карточку: инструмент откроется и сразу примет эти файлы, минуя окно выбора файлов. Файлы можно бросить и на карточку раздела «PDF» — программа перейдёт внутрь и придержит их до того, как вы выберете инструмент. Карточка «Объединение Excel» перетаскивание файлов не принимает, потому что работает с папкой, а не с отдельными файлами.</w:t>
       </w:r>
     </w:p>
     <w:p>
@@ -4732,7 +5769,7 @@
       <w:pPr>
         <w:pStyle w:val="21"/>
       </w:pPr>
-      <w:bookmarkStart w:id="7" w:name="_Toc237262558"/>
+      <w:bookmarkStart w:id="7" w:name="_Toc238650473"/>
       <w:r>
         <w:t>2.2. Язык интерфейса</w:t>
       </w:r>
@@ -4755,7 +5792,7 @@
           <w:noProof/>
         </w:rPr>
         <w:drawing>
-          <wp:inline distT="0" distB="0" distL="0" distR="0" wp14:anchorId="749F46EF" wp14:editId="1D71293A">
+          <wp:inline distT="0" distB="0" distL="0" distR="0" wp14:anchorId="2A833E68" wp14:editId="07FDDC13">
             <wp:extent cx="5760000" cy="5127111"/>
             <wp:effectExtent l="0" t="0" r="0" b="0"/>
             <wp:docPr id="3" name="Picture 3"/>
@@ -4828,7 +5865,7 @@
       <w:pPr>
         <w:pStyle w:val="21"/>
       </w:pPr>
-      <w:bookmarkStart w:id="8" w:name="_Toc237262559"/>
+      <w:bookmarkStart w:id="8" w:name="_Toc238650474"/>
       <w:r>
         <w:t>2.3. Встроенная справка</w:t>
       </w:r>
@@ -4852,7 +5889,7 @@
         </w:rPr>
         <w:lastRenderedPageBreak/>
         <w:drawing>
-          <wp:inline distT="0" distB="0" distL="0" distR="0" wp14:anchorId="194746DA" wp14:editId="5E75D62F">
+          <wp:inline distT="0" distB="0" distL="0" distR="0" wp14:anchorId="30F07289" wp14:editId="1366BD00">
             <wp:extent cx="2805262" cy="6120000"/>
             <wp:effectExtent l="0" t="0" r="0" b="0"/>
             <wp:docPr id="4" name="Picture 4"/>
@@ -4916,7 +5953,7 @@
         </w:rPr>
         <w:lastRenderedPageBreak/>
         <w:drawing>
-          <wp:inline distT="0" distB="0" distL="0" distR="0" wp14:anchorId="69A6C3BB" wp14:editId="3DAFC409">
+          <wp:inline distT="0" distB="0" distL="0" distR="0" wp14:anchorId="676D6A8F" wp14:editId="6B9DEDAD">
             <wp:extent cx="3707476" cy="3000894"/>
             <wp:effectExtent l="0" t="0" r="0" b="0"/>
             <wp:docPr id="5" name="Picture 5"/>
@@ -5041,7 +6078,10 @@
               <w:jc w:val="left"/>
             </w:pPr>
             <w:r>
-              <w:t>Ctrl + колесо мыши</w:t>
+              <w:t xml:space="preserve">Ctrl + </w:t>
+            </w:r>
+            <w:r>
+              <w:t>колесо мыши</w:t>
             </w:r>
           </w:p>
         </w:tc>
@@ -5091,10 +6131,7 @@
               <w:jc w:val="left"/>
             </w:pPr>
             <w:r>
-              <w:t xml:space="preserve">Увеличить или </w:t>
-            </w:r>
-            <w:r>
-              <w:t>уменьшить масштаб миниатюр</w:t>
+              <w:t>Увеличить или уменьшить масштаб миниатюр</w:t>
             </w:r>
           </w:p>
         </w:tc>
@@ -5234,7 +6271,10 @@
               <w:jc w:val="left"/>
             </w:pPr>
             <w:r>
-              <w:t>Перейти к странице по номеру</w:t>
+              <w:t xml:space="preserve">Перейти к странице по </w:t>
+            </w:r>
+            <w:r>
+              <w:t>номеру</w:t>
             </w:r>
           </w:p>
         </w:tc>
@@ -5289,10 +6329,7 @@
               <w:jc w:val="left"/>
             </w:pPr>
             <w:r>
-              <w:t xml:space="preserve">Ctrl + X / </w:t>
-            </w:r>
-            <w:r>
-              <w:t>Ctrl + C</w:t>
+              <w:t>Ctrl + X / Ctrl + C</w:t>
             </w:r>
           </w:p>
         </w:tc>
@@ -5432,7 +6469,10 @@
               <w:jc w:val="left"/>
             </w:pPr>
             <w:r>
-              <w:t>Ctrl + Z / Ctrl + Y</w:t>
+              <w:t xml:space="preserve">Ctrl + Z / </w:t>
+            </w:r>
+            <w:r>
+              <w:t>Ctrl + Y</w:t>
             </w:r>
           </w:p>
         </w:tc>
@@ -5497,7 +6537,7 @@
       <w:pPr>
         <w:pStyle w:val="21"/>
       </w:pPr>
-      <w:bookmarkStart w:id="9" w:name="_Toc237262560"/>
+      <w:bookmarkStart w:id="9" w:name="_Toc238650475"/>
       <w:r>
         <w:t>2.4. Сетка страниц</w:t>
       </w:r>
@@ -5534,7 +6574,7 @@
           <w:noProof/>
         </w:rPr>
         <w:drawing>
-          <wp:inline distT="0" distB="0" distL="0" distR="0" wp14:anchorId="1B0064B7" wp14:editId="792472FB">
+          <wp:inline distT="0" distB="0" distL="0" distR="0" wp14:anchorId="24B3FE1C" wp14:editId="2828402E">
             <wp:extent cx="5760000" cy="4608000"/>
             <wp:effectExtent l="0" t="0" r="0" b="0"/>
             <wp:docPr id="6" name="Picture 6"/>
@@ -5598,7 +6638,7 @@
           <w:noProof/>
         </w:rPr>
         <w:drawing>
-          <wp:inline distT="0" distB="0" distL="0" distR="0" wp14:anchorId="065BF15C" wp14:editId="104718BD">
+          <wp:inline distT="0" distB="0" distL="0" distR="0" wp14:anchorId="2B32ED8B" wp14:editId="5BCFB640">
             <wp:extent cx="2543694" cy="1255222"/>
             <wp:effectExtent l="0" t="0" r="0" b="0"/>
             <wp:docPr id="7" name="Picture 7"/>
@@ -5646,7 +6686,10 @@
     </w:p>
     <w:p>
       <w:r>
-        <w:t>Любое действие со страницами отменяется сочетанием Ctrl + Z и возвращается Ctrl + Y — это относится и к перетаскиванию, и к удалению, и к повороту. Ошибиться безопасно.</w:t>
+        <w:t xml:space="preserve">Любое действие со страницами отменяется сочетанием Ctrl + Z и возвращается Ctrl + Y — это </w:t>
+      </w:r>
+      <w:r>
+        <w:t>относится и к перетаскиванию, и к удалению, и к повороту. Ошибиться безопасно.</w:t>
       </w:r>
     </w:p>
     <w:p>
@@ -5670,7 +6713,7 @@
       <w:pPr>
         <w:pStyle w:val="21"/>
       </w:pPr>
-      <w:bookmarkStart w:id="10" w:name="_Toc237262561"/>
+      <w:bookmarkStart w:id="10" w:name="_Toc238650476"/>
       <w:r>
         <w:t>2.5. Просмотр страницы во весь экран</w:t>
       </w:r>
@@ -5694,7 +6737,7 @@
         </w:rPr>
         <w:lastRenderedPageBreak/>
         <w:drawing>
-          <wp:inline distT="0" distB="0" distL="0" distR="0" wp14:anchorId="128CB4A0" wp14:editId="3AFA06D0">
+          <wp:inline distT="0" distB="0" distL="0" distR="0" wp14:anchorId="4A8F9D66" wp14:editId="02963E55">
             <wp:extent cx="5338723" cy="6120000"/>
             <wp:effectExtent l="0" t="0" r="0" b="0"/>
             <wp:docPr id="8" name="Picture 8"/>
@@ -5742,10 +6785,7 @@
     </w:p>
     <w:p>
       <w:r>
-        <w:t xml:space="preserve">В окне просмотра есть лупа: кнопки «−» и «+», поле с текущим масштабом, кнопка «По окну» и сочетание Ctrl + </w:t>
-      </w:r>
-      <w:r>
-        <w:t>колесо мыши. При увеличении колесом точка под указателем остаётся на месте — увеличивается именно то, на что вы смотрите. Когда страница перестаёт помещаться в окно, её можно двигать мышью, «взяв рукой».</w:t>
+        <w:t>В окне просмотра есть лупа: кнопки «−» и «+», поле с текущим масштабом, кнопка «По окну» и сочетание Ctrl + колесо мыши. При увеличении колесом точка под указателем остаётся на месте — увеличивается именно то, на что вы смотрите. Когда страница перестаёт помещаться в окно, её можно двигать мышью, «взяв рукой».</w:t>
       </w:r>
     </w:p>
     <w:p>
@@ -5761,7 +6801,7 @@
       <w:pPr>
         <w:pStyle w:val="21"/>
       </w:pPr>
-      <w:bookmarkStart w:id="11" w:name="_Toc237262562"/>
+      <w:bookmarkStart w:id="11" w:name="_Toc238650477"/>
       <w:r>
         <w:t>2.6. Печать</w:t>
       </w:r>
@@ -5781,7 +6821,7 @@
       <w:pPr>
         <w:pStyle w:val="21"/>
       </w:pPr>
-      <w:bookmarkStart w:id="12" w:name="_Toc237262563"/>
+      <w:bookmarkStart w:id="12" w:name="_Toc238650478"/>
       <w:r>
         <w:t>2.7. Уменьшение размера файла (сжатие)</w:t>
       </w:r>
@@ -5805,7 +6845,7 @@
         </w:rPr>
         <w:lastRenderedPageBreak/>
         <w:drawing>
-          <wp:inline distT="0" distB="0" distL="0" distR="0" wp14:anchorId="24E4253E" wp14:editId="5F758088">
+          <wp:inline distT="0" distB="0" distL="0" distR="0" wp14:anchorId="58E1E20C" wp14:editId="6CA9D5C7">
             <wp:extent cx="5760000" cy="4608000"/>
             <wp:effectExtent l="0" t="0" r="0" b="0"/>
             <wp:docPr id="9" name="Picture 9"/>
@@ -6004,7 +7044,10 @@
               <w:jc w:val="left"/>
             </w:pPr>
             <w:r>
-              <w:t>Очень хорошо — меньше без потери чёткости</w:t>
+              <w:t xml:space="preserve">Очень </w:t>
+            </w:r>
+            <w:r>
+              <w:t>хорошо — меньше без потери чёткости</w:t>
             </w:r>
           </w:p>
         </w:tc>
@@ -6019,10 +7062,7 @@
               <w:jc w:val="left"/>
             </w:pPr>
             <w:r>
-              <w:t xml:space="preserve">Документ </w:t>
-            </w:r>
-            <w:r>
-              <w:t>пересобирается без пересжатия изображений</w:t>
+              <w:t>Документ пересобирается без пересжатия изображений</w:t>
             </w:r>
           </w:p>
         </w:tc>
@@ -6165,7 +7205,10 @@
     </w:p>
     <w:p>
       <w:r>
-        <w:t>Насколько это ощутимо, показывает измерение на отсканированном документе из четырёх страниц (рис. 10). Исходный файл занимал 8,97 МБ, после уровня «Очень хорошо» — 7,18 МБ, после уровня «Хорошо» — 0,68 МБ, после уровня «Нормально» — 0,24 МБ. Разница между «Хорошо» и «Нормально» на глаз почти незаметна, а вот «Очень хорошо» экономит меньше всех, зато не трогает сами изображения.</w:t>
+        <w:t xml:space="preserve">Насколько это ощутимо, показывает измерение на отсканированном </w:t>
+      </w:r>
+      <w:r>
+        <w:t>документе из четырёх страниц (рис. 10). Исходный файл занимал 8,97 МБ, после уровня «Очень хорошо» — 7,18 МБ, после уровня «Хорошо» — 0,68 МБ, после уровня «Нормально» — 0,24 МБ. Разница между «Хорошо» и «Нормально» на глаз почти незаметна, а вот «Очень хорошо» экономит меньше всех, зато не трогает сами изображения.</w:t>
       </w:r>
     </w:p>
     <w:p>
@@ -6180,7 +7223,7 @@
           <w:noProof/>
         </w:rPr>
         <w:drawing>
-          <wp:inline distT="0" distB="0" distL="0" distR="0" wp14:anchorId="39D0C669" wp14:editId="19587E4B">
+          <wp:inline distT="0" distB="0" distL="0" distR="0" wp14:anchorId="4A7B27F5" wp14:editId="71B8B4CC">
             <wp:extent cx="5760000" cy="2724324"/>
             <wp:effectExtent l="0" t="0" r="0" b="0"/>
             <wp:docPr id="10" name="Picture 10"/>
@@ -6241,7 +7284,7 @@
       <w:pPr>
         <w:pStyle w:val="21"/>
       </w:pPr>
-      <w:bookmarkStart w:id="13" w:name="_Toc237262564"/>
+      <w:bookmarkStart w:id="13" w:name="_Toc238650479"/>
       <w:r>
         <w:lastRenderedPageBreak/>
         <w:t>2.8. Настройки</w:t>
@@ -6250,10 +7293,7 @@
     </w:p>
     <w:p>
       <w:r>
-        <w:t xml:space="preserve">Шестерня внизу </w:t>
-      </w:r>
-      <w:r>
-        <w:t>главного окна открывает «Настройки» — то, что относится ко всей программе, а не к открытому документу (рис. 11). Тот же пункт есть в меню «Меню» каждого инструмента.</w:t>
+        <w:t>Шестерня внизу главного окна открывает «Настройки» — то, что относится ко всей программе, а не к открытому документу (рис. 11). Тот же пункт есть в меню «Меню» каждого инструмента.</w:t>
       </w:r>
     </w:p>
     <w:p>
@@ -6268,7 +7308,7 @@
           <w:noProof/>
         </w:rPr>
         <w:drawing>
-          <wp:inline distT="0" distB="0" distL="0" distR="0" wp14:anchorId="72F1B60B" wp14:editId="3DE1CA0B">
+          <wp:inline distT="0" distB="0" distL="0" distR="0" wp14:anchorId="55FCEB4C" wp14:editId="62DB9FBE">
             <wp:extent cx="3873730" cy="4729941"/>
             <wp:effectExtent l="0" t="0" r="0" b="0"/>
             <wp:docPr id="11" name="Picture 11"/>
@@ -6354,7 +7394,7 @@
       <w:pPr>
         <w:pStyle w:val="21"/>
       </w:pPr>
-      <w:bookmarkStart w:id="14" w:name="_Toc237262565"/>
+      <w:bookmarkStart w:id="14" w:name="_Toc238650480"/>
       <w:r>
         <w:t>2.9. Статистика</w:t>
       </w:r>
@@ -6377,7 +7417,7 @@
           <w:noProof/>
         </w:rPr>
         <w:drawing>
-          <wp:inline distT="0" distB="0" distL="0" distR="0" wp14:anchorId="1A10E030" wp14:editId="14756343">
+          <wp:inline distT="0" distB="0" distL="0" distR="0" wp14:anchorId="1E8C33C3" wp14:editId="03AA7D5C">
             <wp:extent cx="3707476" cy="4148051"/>
             <wp:effectExtent l="0" t="0" r="0" b="0"/>
             <wp:docPr id="12" name="Picture 12"/>
@@ -6433,7 +7473,7 @@
       <w:pPr>
         <w:pStyle w:val="21"/>
       </w:pPr>
-      <w:bookmarkStart w:id="15" w:name="_Toc237262566"/>
+      <w:bookmarkStart w:id="15" w:name="_Toc238650481"/>
       <w:r>
         <w:t>2.10. Что происходит с вашими файлами</w:t>
       </w:r>
@@ -6453,7 +7493,7 @@
       <w:pPr>
         <w:pStyle w:val="1"/>
       </w:pPr>
-      <w:bookmarkStart w:id="16" w:name="_Toc237262567"/>
+      <w:bookmarkStart w:id="16" w:name="_Toc238650482"/>
       <w:r>
         <w:t>3. Объединение PDF</w:t>
       </w:r>
@@ -6463,7 +7503,7 @@
       <w:pPr>
         <w:pStyle w:val="21"/>
       </w:pPr>
-      <w:bookmarkStart w:id="17" w:name="_Toc237262568"/>
+      <w:bookmarkStart w:id="17" w:name="_Toc238650483"/>
       <w:r>
         <w:t>3.1. Назначение</w:t>
       </w:r>
@@ -6471,22 +7511,22 @@
     </w:p>
     <w:p>
       <w:r>
-        <w:t>Инструмент собирает один PDF из нескольких файлов и отдельных страниц. В отличие от простого «склеивания», здесь видно каждую страницу, её можно переставить, повернуть или выбросить до того, как файл будет записан.</w:t>
-      </w:r>
-    </w:p>
-    <w:p>
-      <w:r>
-        <w:t xml:space="preserve">Главное свойство — страницы копируются как есть, без повторного преобразования. Скан остаётся тем же сканом, печать и подпись не «плывут». Именно поэтому объединение безопасно применять к документам, которые пойдут дальше по </w:t>
-      </w:r>
-      <w:r>
-        <w:t>инстанциям.</w:t>
+        <w:t xml:space="preserve">Инструмент собирает один PDF из нескольких файлов и отдельных страниц. В отличие от простого «склеивания», здесь видно каждую страницу, её </w:t>
+      </w:r>
+      <w:r>
+        <w:t>можно переставить, повернуть или выбросить до того, как файл будет записан.</w:t>
+      </w:r>
+    </w:p>
+    <w:p>
+      <w:r>
+        <w:t>Главное свойство — страницы копируются как есть, без повторного преобразования. Скан остаётся тем же сканом, печать и подпись не «плывут». Именно поэтому объединение безопасно применять к документам, которые пойдут дальше по инстанциям.</w:t>
       </w:r>
     </w:p>
     <w:p>
       <w:pPr>
         <w:pStyle w:val="21"/>
       </w:pPr>
-      <w:bookmarkStart w:id="18" w:name="_Toc237262569"/>
+      <w:bookmarkStart w:id="18" w:name="_Toc238650484"/>
       <w:r>
         <w:t>3.2. Окно инструмента</w:t>
       </w:r>
@@ -6510,7 +7550,7 @@
         </w:rPr>
         <w:lastRenderedPageBreak/>
         <w:drawing>
-          <wp:inline distT="0" distB="0" distL="0" distR="0" wp14:anchorId="766DC24D" wp14:editId="6BC3F051">
+          <wp:inline distT="0" distB="0" distL="0" distR="0" wp14:anchorId="3E97EAC5" wp14:editId="651651D2">
             <wp:extent cx="5760000" cy="4608000"/>
             <wp:effectExtent l="0" t="0" r="0" b="0"/>
             <wp:docPr id="13" name="Picture 13"/>
@@ -6553,14 +7593,17 @@
         <w:jc w:val="center"/>
       </w:pPr>
       <w:r>
-        <w:t>Рис. 13. Окно инструмента «Объединение PDF»</w:t>
+        <w:t xml:space="preserve">Рис. 13. Окно инструмента </w:t>
+      </w:r>
+      <w:r>
+        <w:t>«Объединение PDF»</w:t>
       </w:r>
     </w:p>
     <w:p>
       <w:pPr>
         <w:pStyle w:val="21"/>
       </w:pPr>
-      <w:bookmarkStart w:id="19" w:name="_Toc237262570"/>
+      <w:bookmarkStart w:id="19" w:name="_Toc238650485"/>
       <w:r>
         <w:t>3.3. Порядок работы</w:t>
       </w:r>
@@ -6571,13 +7614,7 @@
         <w:rPr>
           <w:b/>
         </w:rPr>
-        <w:t xml:space="preserve">1. </w:t>
-      </w:r>
-      <w:r>
-        <w:rPr>
-          <w:b/>
-        </w:rPr>
-        <w:t xml:space="preserve">Добавьте файлы кнопкой «Добавить PDF…» </w:t>
+        <w:t xml:space="preserve">1. Добавьте файлы кнопкой «Добавить PDF…» </w:t>
       </w:r>
       <w:r>
         <w:t>или перетащите их в окно. Файлов может быть сколько угодно, страницы всех выстраиваются в одну сетку.</w:t>
@@ -6620,7 +7657,7 @@
       <w:pPr>
         <w:pStyle w:val="21"/>
       </w:pPr>
-      <w:bookmarkStart w:id="20" w:name="_Toc237262571"/>
+      <w:bookmarkStart w:id="20" w:name="_Toc238650486"/>
       <w:r>
         <w:lastRenderedPageBreak/>
         <w:t>3.4. Двусторонняя печать: «Добавить пустую стр.»</w:t>
@@ -6653,7 +7690,7 @@
       <w:pPr>
         <w:pStyle w:val="21"/>
       </w:pPr>
-      <w:bookmarkStart w:id="21" w:name="_Toc237262572"/>
+      <w:bookmarkStart w:id="21" w:name="_Toc238650487"/>
       <w:r>
         <w:t>3.5. Сборка двустороннего скана</w:t>
       </w:r>
@@ -6677,7 +7714,7 @@
         </w:rPr>
         <w:lastRenderedPageBreak/>
         <w:drawing>
-          <wp:inline distT="0" distB="0" distL="0" distR="0" wp14:anchorId="56E74671" wp14:editId="01863000">
+          <wp:inline distT="0" distB="0" distL="0" distR="0" wp14:anchorId="244DBF5B" wp14:editId="55B2C645">
             <wp:extent cx="5760000" cy="4608000"/>
             <wp:effectExtent l="0" t="0" r="0" b="0"/>
             <wp:docPr id="14" name="Picture 14"/>
@@ -6732,7 +7769,7 @@
       <w:pPr>
         <w:pStyle w:val="1"/>
       </w:pPr>
-      <w:bookmarkStart w:id="22" w:name="_Toc237262573"/>
+      <w:bookmarkStart w:id="22" w:name="_Toc238650488"/>
       <w:r>
         <w:t>4. Разделение PDF</w:t>
       </w:r>
@@ -6742,7 +7779,7 @@
       <w:pPr>
         <w:pStyle w:val="21"/>
       </w:pPr>
-      <w:bookmarkStart w:id="23" w:name="_Toc237262574"/>
+      <w:bookmarkStart w:id="23" w:name="_Toc238650489"/>
       <w:r>
         <w:t>4.1. Назначение</w:t>
       </w:r>
@@ -6763,7 +7800,7 @@
       <w:pPr>
         <w:pStyle w:val="21"/>
       </w:pPr>
-      <w:bookmarkStart w:id="24" w:name="_Toc237262575"/>
+      <w:bookmarkStart w:id="24" w:name="_Toc238650490"/>
       <w:r>
         <w:t>4.2. Окно инструмента</w:t>
       </w:r>
@@ -6772,12 +7809,6 @@
     <w:p>
       <w:r>
         <w:t>Слева — сетка страниц открытого документа, справа — выбор режима и его настройки (рис. 15). Набор полей справа меняется вместе с режимом, поэтому лишнего на экране нет.</w:t>
-      </w:r>
-    </w:p>
-    <w:p>
-      <w:pPr/>
-      <w:r>
-        <w:t>Страницы открытого документа можно переставить перетаскиванием прямо в сетке до запуска разделения: части документа будут собраны в том порядке, который виден в сетке. Исходный файл при этом не меняется.</w:t>
       </w:r>
     </w:p>
     <w:p>
@@ -6792,7 +7823,7 @@
           <w:noProof/>
         </w:rPr>
         <w:drawing>
-          <wp:inline distT="0" distB="0" distL="0" distR="0" wp14:anchorId="13EC2667" wp14:editId="6589EBF3">
+          <wp:inline distT="0" distB="0" distL="0" distR="0" wp14:anchorId="466D3875" wp14:editId="671BAFDA">
             <wp:extent cx="5760000" cy="4608000"/>
             <wp:effectExtent l="0" t="0" r="0" b="0"/>
             <wp:docPr id="15" name="Picture 15"/>
@@ -6842,7 +7873,7 @@
       <w:pPr>
         <w:pStyle w:val="21"/>
       </w:pPr>
-      <w:bookmarkStart w:id="25" w:name="_Toc237262576"/>
+      <w:bookmarkStart w:id="25" w:name="_Toc238650491"/>
       <w:r>
         <w:t>4.3. Режимы разделения</w:t>
       </w:r>
@@ -6869,7 +7900,7 @@
           <w:noProof/>
         </w:rPr>
         <w:drawing>
-          <wp:inline distT="0" distB="0" distL="0" distR="0" wp14:anchorId="772DA6E6" wp14:editId="2D68B101">
+          <wp:inline distT="0" distB="0" distL="0" distR="0" wp14:anchorId="2C3625BF" wp14:editId="3452EB47">
             <wp:extent cx="5760000" cy="4608000"/>
             <wp:effectExtent l="0" t="0" r="0" b="0"/>
             <wp:docPr id="16" name="Picture 16"/>
@@ -7043,10 +8074,7 @@
               <w:jc w:val="left"/>
             </w:pPr>
             <w:r>
-              <w:t xml:space="preserve">Нужны конкретные страницы, которые проще выбрать </w:t>
-            </w:r>
-            <w:r>
-              <w:t>глазами</w:t>
+              <w:t>Нужны конкретные страницы, которые проще выбрать глазами</w:t>
             </w:r>
           </w:p>
         </w:tc>
@@ -7166,7 +8194,10 @@
               <w:jc w:val="left"/>
             </w:pPr>
             <w:r>
-              <w:t>По закладкам</w:t>
+              <w:t xml:space="preserve">По </w:t>
+            </w:r>
+            <w:r>
+              <w:t>закладкам</w:t>
             </w:r>
           </w:p>
         </w:tc>
@@ -7181,10 +8212,7 @@
               <w:jc w:val="left"/>
             </w:pPr>
             <w:r>
-              <w:t xml:space="preserve">По файлу на каждую закладку </w:t>
-            </w:r>
-            <w:r>
-              <w:t>верхнего уровня</w:t>
+              <w:t>По файлу на каждую закладку верхнего уровня</w:t>
             </w:r>
           </w:p>
         </w:tc>
@@ -7236,7 +8264,7 @@
           <w:noProof/>
         </w:rPr>
         <w:drawing>
-          <wp:inline distT="0" distB="0" distL="0" distR="0" wp14:anchorId="245B3920" wp14:editId="5AAB3838">
+          <wp:inline distT="0" distB="0" distL="0" distR="0" wp14:anchorId="6C18C2EE" wp14:editId="0CFB10E3">
             <wp:extent cx="5760000" cy="4608000"/>
             <wp:effectExtent l="0" t="0" r="0" b="0"/>
             <wp:docPr id="17" name="Picture 17"/>
@@ -7300,7 +8328,7 @@
           <w:noProof/>
         </w:rPr>
         <w:drawing>
-          <wp:inline distT="0" distB="0" distL="0" distR="0" wp14:anchorId="7598B400" wp14:editId="7E3E6745">
+          <wp:inline distT="0" distB="0" distL="0" distR="0" wp14:anchorId="16C381A6" wp14:editId="65518516">
             <wp:extent cx="5760000" cy="4608000"/>
             <wp:effectExtent l="0" t="0" r="0" b="0"/>
             <wp:docPr id="18" name="Picture 18"/>
@@ -7348,10 +8376,10 @@
     </w:p>
     <w:p>
       <w:r>
-        <w:t xml:space="preserve">Режим «По закладкам» опирается на оглавление внутри PDF: каждая закладка верхнего уровня даёт отдельный файл, а её название подставляется в имя файла (рис. 19). Если </w:t>
-      </w:r>
-      <w:r>
-        <w:t>закладок в документе нет, программа сообщит об этом и ничего не запишет.</w:t>
+        <w:t xml:space="preserve">Режим «По закладкам» опирается на оглавление внутри PDF: каждая закладка верхнего уровня даёт отдельный файл, а её название </w:t>
+      </w:r>
+      <w:r>
+        <w:t>подставляется в имя файла (рис. 19). Если закладок в документе нет, программа сообщит об этом и ничего не запишет.</w:t>
       </w:r>
     </w:p>
     <w:p>
@@ -7367,7 +8395,7 @@
         </w:rPr>
         <w:lastRenderedPageBreak/>
         <w:drawing>
-          <wp:inline distT="0" distB="0" distL="0" distR="0" wp14:anchorId="3B0CCB43" wp14:editId="74DE934B">
+          <wp:inline distT="0" distB="0" distL="0" distR="0" wp14:anchorId="036B7749" wp14:editId="4CCBDA46">
             <wp:extent cx="5760000" cy="4608000"/>
             <wp:effectExtent l="0" t="0" r="0" b="0"/>
             <wp:docPr id="19" name="Picture 19"/>
@@ -7417,7 +8445,7 @@
       <w:pPr>
         <w:pStyle w:val="21"/>
       </w:pPr>
-      <w:bookmarkStart w:id="26" w:name="_Toc237262577"/>
+      <w:bookmarkStart w:id="26" w:name="_Toc238650492"/>
       <w:r>
         <w:t>4.4. Как назвать части</w:t>
       </w:r>
@@ -7446,7 +8474,7 @@
         </w:rPr>
         <w:lastRenderedPageBreak/>
         <w:drawing>
-          <wp:inline distT="0" distB="0" distL="0" distR="0" wp14:anchorId="19C588CD" wp14:editId="4A1DF152">
+          <wp:inline distT="0" distB="0" distL="0" distR="0" wp14:anchorId="43819675" wp14:editId="5D75D6FA">
             <wp:extent cx="5760000" cy="4608000"/>
             <wp:effectExtent l="0" t="0" r="0" b="0"/>
             <wp:docPr id="20" name="Picture 20"/>
@@ -7905,7 +8933,10 @@
               <w:jc w:val="left"/>
             </w:pPr>
             <w:r>
-              <w:t>Название закладки (в режиме «По закладкам»)</w:t>
+              <w:t xml:space="preserve">Название закладки (в </w:t>
+            </w:r>
+            <w:r>
+              <w:t>режиме «По закладкам»)</w:t>
             </w:r>
           </w:p>
         </w:tc>
@@ -7955,10 +8986,7 @@
               <w:jc w:val="left"/>
             </w:pPr>
             <w:r>
-              <w:t xml:space="preserve">Дата и время </w:t>
-            </w:r>
-            <w:r>
-              <w:t>операции</w:t>
+              <w:t>Дата и время операции</w:t>
             </w:r>
           </w:p>
         </w:tc>
@@ -8011,7 +9039,7 @@
       <w:pPr>
         <w:pStyle w:val="21"/>
       </w:pPr>
-      <w:bookmarkStart w:id="27" w:name="_Toc237262578"/>
+      <w:bookmarkStart w:id="27" w:name="_Toc238650493"/>
       <w:r>
         <w:t>4.5. Прочие операции над открытым документом</w:t>
       </w:r>
@@ -8026,7 +9054,7 @@
       <w:pPr>
         <w:pStyle w:val="1"/>
       </w:pPr>
-      <w:bookmarkStart w:id="28" w:name="_Toc237262579"/>
+      <w:bookmarkStart w:id="28" w:name="_Toc238650494"/>
       <w:r>
         <w:t>5. Прочие операции</w:t>
       </w:r>
@@ -8036,7 +9064,7 @@
       <w:pPr>
         <w:pStyle w:val="21"/>
       </w:pPr>
-      <w:bookmarkStart w:id="29" w:name="_Toc237262580"/>
+      <w:bookmarkStart w:id="29" w:name="_Toc238650495"/>
       <w:r>
         <w:t>5.1. Назначение</w:t>
       </w:r>
@@ -8066,7 +9094,7 @@
       <w:pPr>
         <w:pStyle w:val="21"/>
       </w:pPr>
-      <w:bookmarkStart w:id="30" w:name="_Toc237262581"/>
+      <w:bookmarkStart w:id="30" w:name="_Toc238650496"/>
       <w:r>
         <w:t>5.2. Окно инструмента</w:t>
       </w:r>
@@ -8074,7 +9102,10 @@
     </w:p>
     <w:p>
       <w:r>
-        <w:t>Слева — сетка собранных страниц, справа — сначала два способа их набрать («Открыть PDF…» и «Добавить картинки…»), а ниже — кнопки действий, сгруппированные по назначению: «Преобразовать» (с выпадающим меню из четырёх операций), «Извлечь» (с выбором формата и разрешения), «Печать» и «Правка» (рис. 21).</w:t>
+        <w:t xml:space="preserve">Слева — сетка собранных страниц, справа — сначала два способа их набрать («Открыть PDF…» и «Добавить картинки…»), а ниже — кнопки действий, </w:t>
+      </w:r>
+      <w:r>
+        <w:t>сгруппированные по назначению: «Преобразовать» (с выпадающим меню из четырёх операций), «Извлечь» (с выбором формата и разрешения), «Печать» и «Правка» (рис. 21).</w:t>
       </w:r>
     </w:p>
     <w:p>
@@ -8089,7 +9120,7 @@
           <w:noProof/>
         </w:rPr>
         <w:drawing>
-          <wp:inline distT="0" distB="0" distL="0" distR="0" wp14:anchorId="79BFB040" wp14:editId="49D982CE">
+          <wp:inline distT="0" distB="0" distL="0" distR="0" wp14:anchorId="0CC511CF" wp14:editId="7F48F5A2">
             <wp:extent cx="5760000" cy="4905646"/>
             <wp:effectExtent l="0" t="0" r="0" b="0"/>
             <wp:docPr id="21" name="Picture 21"/>
@@ -8138,10 +9169,7 @@
     <w:p>
       <w:r>
         <w:lastRenderedPageBreak/>
-        <w:t xml:space="preserve">Документ попадает сюда тремя путями: кнопкой «Открыть PDF…», перетаскиванием файла в окно и переходом из соседнего </w:t>
-      </w:r>
-      <w:r>
-        <w:t>инструмента — «Разделение PDF» отдаёт открытый документ своей кнопкой «Прочие операции», а «Объединение PDF» — только что собранный файл пунктом «Прочие операции» в меню «Меню». Картинки тоже можно просто перетащить — в окно, в сетку или на карточку инструмента на начальном экране.</w:t>
+        <w:t>Документ попадает сюда тремя путями: кнопкой «Открыть PDF…», перетаскиванием файла в окно и переходом из соседнего инструмента — «Разделение PDF» отдаёт открытый документ своей кнопкой «Прочие операции», а «Объединение PDF» — только что собранный файл пунктом «Прочие операции» в меню «Меню». Картинки тоже можно просто перетащить — в окно, в сетку или на карточку инструмента на начальном экране.</w:t>
       </w:r>
     </w:p>
     <w:p>
@@ -8165,7 +9193,7 @@
       <w:pPr>
         <w:pStyle w:val="21"/>
       </w:pPr>
-      <w:bookmarkStart w:id="31" w:name="_Toc237262582"/>
+      <w:bookmarkStart w:id="31" w:name="_Toc238650497"/>
       <w:r>
         <w:t>5.3. Сборка документа</w:t>
       </w:r>
@@ -8208,7 +9236,7 @@
         </w:rPr>
         <w:lastRenderedPageBreak/>
         <w:drawing>
-          <wp:inline distT="0" distB="0" distL="0" distR="0" wp14:anchorId="387C06E8" wp14:editId="0921C59B">
+          <wp:inline distT="0" distB="0" distL="0" distR="0" wp14:anchorId="2D0433F9" wp14:editId="154AB57F">
             <wp:extent cx="5760000" cy="4905646"/>
             <wp:effectExtent l="0" t="0" r="0" b="0"/>
             <wp:docPr id="22" name="Picture 22"/>
@@ -8268,14 +9296,20 @@
         <w:rPr>
           <w:i/>
         </w:rPr>
-        <w:t>Фотография с телефона ложится так, как снята: программа читает признак поворота из самого снимка. JPEG переносится в PDF как есть, без пересжатия, поэтому качество не теряется, а файл не раздувается. Прозрачные участки PNG становятся белыми.</w:t>
+        <w:t xml:space="preserve">Фотография с телефона ложится так, как снята: программа читает признак поворота из самого снимка. JPEG переносится в PDF как есть, без пересжатия, </w:t>
+      </w:r>
+      <w:r>
+        <w:rPr>
+          <w:i/>
+        </w:rPr>
+        <w:t>поэтому качество не теряется, а файл не раздувается. Прозрачные участки PNG становятся белыми.</w:t>
       </w:r>
     </w:p>
     <w:p>
       <w:pPr>
         <w:pStyle w:val="21"/>
       </w:pPr>
-      <w:bookmarkStart w:id="32" w:name="_Toc237262583"/>
+      <w:bookmarkStart w:id="32" w:name="_Toc238650498"/>
       <w:r>
         <w:t>5.4. Действия</w:t>
       </w:r>
@@ -8297,10 +9331,7 @@
         <w:t xml:space="preserve">Сохранить PDF. </w:t>
       </w:r>
       <w:r>
-        <w:t xml:space="preserve">Записывает собранное в новый PDF: так картинки становятся документом, а переставленные и повёрнутые страницы — готовым файлом. </w:t>
-      </w:r>
-      <w:r>
-        <w:t>Уровень сжатия берётся из того же списка внизу окна.</w:t>
+        <w:t>Записывает собранное в новый PDF: так картинки становятся документом, а переставленные и повёрнутые страницы — готовым файлом. Уровень сжатия берётся из того же списка внизу окна.</w:t>
       </w:r>
     </w:p>
     <w:p>
@@ -8378,7 +9409,7 @@
         </w:rPr>
         <w:lastRenderedPageBreak/>
         <w:drawing>
-          <wp:inline distT="0" distB="0" distL="0" distR="0" wp14:anchorId="6FA67E2F" wp14:editId="6143B7B9">
+          <wp:inline distT="0" distB="0" distL="0" distR="0" wp14:anchorId="6E217B09" wp14:editId="157A076D">
             <wp:extent cx="5760000" cy="4541661"/>
             <wp:effectExtent l="0" t="0" r="0" b="0"/>
             <wp:docPr id="23" name="Picture 23"/>
@@ -8468,7 +9499,10 @@
         <w:t xml:space="preserve">Свойства документа. </w:t>
       </w:r>
       <w:r>
-        <w:t>Заголовок, автор, тема и ключевые слова — то, что видно в свойствах файла у любого просмотрщика (рис. 24). Пустое поле очищает свойство: так из документа убирают фамилию автора перед отправкой.</w:t>
+        <w:t xml:space="preserve">Заголовок, автор, тема и ключевые слова — то, что видно в свойствах файла у любого просмотрщика (рис. 24). </w:t>
+      </w:r>
+      <w:r>
+        <w:t>Пустое поле очищает свойство: так из документа убирают фамилию автора перед отправкой.</w:t>
       </w:r>
     </w:p>
     <w:p>
@@ -8484,7 +9518,7 @@
         </w:rPr>
         <w:lastRenderedPageBreak/>
         <w:drawing>
-          <wp:inline distT="0" distB="0" distL="0" distR="0" wp14:anchorId="7DEC2EB6" wp14:editId="68C8FBA5">
+          <wp:inline distT="0" distB="0" distL="0" distR="0" wp14:anchorId="057B9D85" wp14:editId="72569E47">
             <wp:extent cx="3873730" cy="3474719"/>
             <wp:effectExtent l="0" t="0" r="0" b="0"/>
             <wp:docPr id="24" name="Picture 24"/>
@@ -8551,12 +9585,9 @@
       <w:pPr>
         <w:pStyle w:val="1"/>
       </w:pPr>
-      <w:bookmarkStart w:id="33" w:name="_Toc237262584"/>
-      <w:r>
-        <w:t xml:space="preserve">6. PDF → </w:t>
-      </w:r>
-      <w:r>
-        <w:t>Word</w:t>
+      <w:bookmarkStart w:id="33" w:name="_Toc238650499"/>
+      <w:r>
+        <w:t>6. Сравнение PDF</w:t>
       </w:r>
       <w:bookmarkEnd w:id="33"/>
     </w:p>
@@ -8564,36 +9595,53 @@
       <w:pPr>
         <w:pStyle w:val="21"/>
       </w:pPr>
-      <w:bookmarkStart w:id="34" w:name="_Toc237262585"/>
-      <w:r>
-        <w:t>6.1. Назначение</w:t>
+      <w:bookmarkStart w:id="34" w:name="_Toc238650500"/>
+      <w:r>
+        <w:t>6.1. Назначение и границы</w:t>
       </w:r>
       <w:bookmarkEnd w:id="34"/>
     </w:p>
     <w:p>
       <w:r>
-        <w:t>Инструмент извлекает текст и таблицы из цифрового PDF в редактируемый документ Word (.docx). Цифровой — значит сохранённый из Word, из браузера или через «Microsoft Print to PDF»: в таком файле текст хранится как текст, а не как картинка.</w:t>
-      </w:r>
-    </w:p>
-    <w:p>
-      <w:r>
-        <w:t>Смысл прост: текст, который уже кем-то набран, не нужно набирать заново. Из полученного .docx можно взять абзац, таблицу или весь документ и работать с ними обычным образом.</w:t>
+        <w:t>Инструмент показывает раннюю версию цифрового PDF слева, позднюю — справа и отмечает, какие слова исчезли и какие появились. Страницы остаются исходными: программа не перевёрстывает документ и не превращает его в редактируемый файл. Это окно проверки, а не редактор.</w:t>
+      </w:r>
+    </w:p>
+    <w:p>
+      <w:r>
+        <w:t>Слова обоих документов сравниваются одним сквозным потоком. Сопоставление физических страниц нужно для строк просмотра и подтверждения очевидных совпадений, но не запускает отдельное сравнение каждой страницы. Поэтому перенос прежнего текста через границу страницы сам по себе не становится правкой.</w:t>
+      </w:r>
+    </w:p>
+    <w:p>
+      <w:pPr>
+        <w:spacing w:before="120" w:after="120"/>
+      </w:pPr>
+      <w:r>
+        <w:rPr>
+          <w:b/>
+        </w:rPr>
+        <w:lastRenderedPageBreak/>
+        <w:t xml:space="preserve">Примечание. </w:t>
+      </w:r>
+      <w:r>
+        <w:rPr>
+          <w:i/>
+        </w:rPr>
+        <w:t>Сравнение работает только с цифровыми PDF, в которых есть пригодный текстовый слой. Распознавания текста здесь нет: скан или документ из одних картинок будет отклонён с объяснением. Исходные файлы остаются без изменений.</w:t>
       </w:r>
     </w:p>
     <w:p>
       <w:pPr>
         <w:pStyle w:val="21"/>
       </w:pPr>
-      <w:bookmarkStart w:id="35" w:name="_Toc237262586"/>
-      <w:r>
-        <w:lastRenderedPageBreak/>
-        <w:t>6.2. Окно инструмента</w:t>
+      <w:bookmarkStart w:id="35" w:name="_Toc238650501"/>
+      <w:r>
+        <w:t>6.2. Окно и обозначения</w:t>
       </w:r>
       <w:bookmarkEnd w:id="35"/>
     </w:p>
     <w:p>
       <w:r>
-        <w:t>Окно устроено как «Объединение PDF»: слева сетка страниц всех добавленных файлов, справа действия, внизу масштаб и кнопка «Конвертировать в Word…» (рис. 25).</w:t>
+        <w:t>В верхней части находятся источники «Ранняя версия · слева» и «Поздняя версия · справа». Файл можно выбрать кнопкой, ввести или вставить путь либо перетащить на нужную сторону. Два одновременно перетащенных файла занимают стороны по порядку; один файл на свободном месте заполняет только первую пустую сторону.</w:t>
       </w:r>
     </w:p>
     <w:p>
@@ -8608,8 +9656,8 @@
           <w:noProof/>
         </w:rPr>
         <w:drawing>
-          <wp:inline distT="0" distB="0" distL="0" distR="0" wp14:anchorId="016AC8C7" wp14:editId="78A539FB">
-            <wp:extent cx="5760000" cy="4608000"/>
+          <wp:inline distT="0" distB="0" distL="0" distR="0" wp14:anchorId="0002F505" wp14:editId="0C7E7199">
+            <wp:extent cx="5760000" cy="3908571"/>
             <wp:effectExtent l="0" t="0" r="0" b="0"/>
             <wp:docPr id="25" name="Picture 25"/>
             <wp:cNvGraphicFramePr>
@@ -8619,7 +9667,7 @@
               <a:graphicData uri="http://schemas.openxmlformats.org/drawingml/2006/picture">
                 <pic:pic xmlns:pic="http://schemas.openxmlformats.org/drawingml/2006/picture">
                   <pic:nvPicPr>
-                    <pic:cNvPr id="0" name="ocr.png"/>
+                    <pic:cNvPr id="0" name="review.png"/>
                     <pic:cNvPicPr/>
                   </pic:nvPicPr>
                   <pic:blipFill>
@@ -8631,7 +9679,7 @@
                   <pic:spPr>
                     <a:xfrm>
                       <a:off x="0" y="0"/>
-                      <a:ext cx="5760000" cy="4608000"/>
+                      <a:ext cx="5760000" cy="3908571"/>
                     </a:xfrm>
                     <a:prstGeom prst="rect">
                       <a:avLst/>
@@ -8651,239 +9699,320 @@
         <w:jc w:val="center"/>
       </w:pPr>
       <w:r>
-        <w:t>Рис. 25. Окно инструмента «PDF → Word»</w:t>
-      </w:r>
-    </w:p>
-    <w:p>
-      <w:pPr>
-        <w:pStyle w:val="21"/>
-      </w:pPr>
-      <w:bookmarkStart w:id="36" w:name="_Toc237262587"/>
-      <w:r>
-        <w:t>6.3. Порядок работы</w:t>
-      </w:r>
-      <w:bookmarkEnd w:id="36"/>
-    </w:p>
-    <w:p>
+        <w:t>Рис. 25. Результат сравнения: ранняя версия слева, поздняя справа</w:t>
+      </w:r>
+    </w:p>
+    <w:p>
+      <w:r>
+        <w:t xml:space="preserve">В обычном режиме фон изменения плотно следует проверенной рамке слова. Программа не расширяет заливку на пробел, соседний неизменившийся текст или видимый геометрический зазор. Тёмные штрихи исходных букв остаются читаемыми, а цветные элементы исходной страницы </w:t>
+      </w:r>
+      <w:r>
+        <w:lastRenderedPageBreak/>
+        <w:t>сохраняют свой цвет. Красная или зелёная полоса сбоку отмечает каждую изменённую строку; щёлкните по полосе, чтобы выделить соответствующий проверенный фрагмент.</w:t>
+      </w:r>
+    </w:p>
+    <w:p>
+      <w:r>
+        <w:t>— </w:t>
+      </w:r>
       <w:r>
         <w:rPr>
           <w:b/>
         </w:rPr>
-        <w:t xml:space="preserve">1. Добавьте один или несколько PDF кнопкой «Добавить PDF…» </w:t>
-      </w:r>
-      <w:r>
-        <w:t>или перетащите их в окно. Страницы всех файлов показываются одной сеткой, поэтому в один документ Word можно собрать материал из нескольких PDF.</w:t>
-      </w:r>
-    </w:p>
-    <w:p>
+        <w:t xml:space="preserve">Ранняя версия, слева. </w:t>
+      </w:r>
+      <w:r>
+        <w:t>Плотный красный фон и знак − означают слово, удалённое из ранней версии. Такой смысл принадлежит только левой панели.</w:t>
+      </w:r>
+    </w:p>
+    <w:p>
+      <w:r>
+        <w:t>— </w:t>
+      </w:r>
       <w:r>
         <w:rPr>
           <w:b/>
         </w:rPr>
-        <w:t xml:space="preserve">2. При необходимости измените порядок страниц </w:t>
-      </w:r>
-      <w:r>
-        <w:t xml:space="preserve">перетаскиванием миниатюр или кнопками «◀ Влево» и «Вправо ▶». Лишние страницы </w:t>
-      </w:r>
-      <w:r>
-        <w:lastRenderedPageBreak/>
-        <w:t>уберите кнопкой «Удалить». В Word попадут страницы ровно в показанном порядке.</w:t>
-      </w:r>
-    </w:p>
-    <w:p>
+        <w:t xml:space="preserve">Поздняя версия, справа. </w:t>
+      </w:r>
+      <w:r>
+        <w:t>Плотный зелёный фон и знак + означают слово, добавленное в позднюю версию. Такой смысл принадлежит только правой панели.</w:t>
+      </w:r>
+    </w:p>
+    <w:p>
+      <w:r>
+        <w:t>— </w:t>
+      </w:r>
       <w:r>
         <w:rPr>
           <w:b/>
         </w:rPr>
-        <w:t xml:space="preserve">3. Выправьте повёрнутые страницы. </w:t>
-      </w:r>
-      <w:r>
-        <w:t>Если страница лежит боком, поверните её до перевода: анализ разметки выполняется по тому положению, которое вы видите, и боковой текст иначе не станет строками.</w:t>
-      </w:r>
-    </w:p>
-    <w:p>
+        <w:t xml:space="preserve">Пробельные изменения. </w:t>
+      </w:r>
+      <w:r>
+        <w:t>Знаки ␠, NBSP, ⇥ и ↵ показываются отдельно от слов и только тогда, когда пробел, неразрывный пробел, табуляция или перевод строки буквально подтверждены текстовым слоем PDF.</w:t>
+      </w:r>
+    </w:p>
+    <w:p>
+      <w:pPr>
+        <w:spacing w:before="120" w:after="120"/>
+      </w:pPr>
       <w:r>
         <w:rPr>
           <w:b/>
         </w:rPr>
-        <w:t xml:space="preserve">4. Нажмите «Конвертировать в Word…» </w:t>
-      </w:r>
-      <w:r>
-        <w:t>и укажите имя файла. По окончании документ откроется автоматически.</w:t>
+        <w:t xml:space="preserve">Примечание. </w:t>
+      </w:r>
+      <w:r>
+        <w:rPr>
+          <w:i/>
+        </w:rPr>
+        <w:t>В режиме высокой контрастности программа намеренно не использует собственные красную и зелёную заливки. Их заменяют системные цвета, контуры и узоры Windows, а знаки − и + и принадлежность левой или правой стороне сохраняют смысл без опоры только на цвет.</w:t>
       </w:r>
     </w:p>
     <w:p>
       <w:pPr>
         <w:pStyle w:val="21"/>
       </w:pPr>
-      <w:bookmarkStart w:id="37" w:name="_Toc237262588"/>
-      <w:r>
-        <w:t>6.4. Что переносится и что нет</w:t>
-      </w:r>
-      <w:bookmarkEnd w:id="37"/>
-    </w:p>
-    <w:p>
-      <w:r>
-        <w:t xml:space="preserve">Переносятся: текст абзацами в порядке чтения — со шрифтом, размером, начертанием, цветом, подчёркиванием, </w:t>
-      </w:r>
-      <w:r>
-        <w:t>выравниванием и красной строкой. Таблицы с видимыми линиями восстанавливаются ячейками, включая объединённые. Книжная и альбомная ориентация сохраняется постранично. Переносятся изображения и гиперссылки.</w:t>
-      </w:r>
-    </w:p>
-    <w:p>
-      <w:r>
-        <w:t>Ограничения тоже стоит знать заранее, чтобы не тратить время впустую.</w:t>
-      </w:r>
-    </w:p>
-    <w:p>
-      <w:r>
-        <w:t>— </w:t>
-      </w:r>
+      <w:bookmarkStart w:id="36" w:name="_Toc238650502"/>
+      <w:r>
+        <w:t>6.3. Порядок проверки</w:t>
+      </w:r>
+      <w:bookmarkEnd w:id="36"/>
+    </w:p>
+    <w:p>
       <w:r>
         <w:rPr>
           <w:b/>
         </w:rPr>
-        <w:t xml:space="preserve">Отсканированные документы не поддерживаются — </w:t>
-      </w:r>
-      <w:r>
-        <w:t>страницы-изображения без текстового слоя. Программа сообщит об этом, файл при этом не пострадает.</w:t>
-      </w:r>
-    </w:p>
-    <w:p>
-      <w:r>
-        <w:t>— </w:t>
-      </w:r>
+        <w:t xml:space="preserve">1. Выберите два PDF: </w:t>
+      </w:r>
+      <w:r>
+        <w:t>ранний документ на левую сторону, поздний — на правую. При необходимости стороны можно поменять местами отдельной кнопкой.</w:t>
+      </w:r>
+    </w:p>
+    <w:p>
       <w:r>
         <w:rPr>
           <w:b/>
         </w:rPr>
-        <w:t xml:space="preserve">Если шрифта из PDF нет в системе, </w:t>
-      </w:r>
-      <w:r>
-        <w:t>текст оформляется шрифтом Times New Roman. Начертание может немного отличаться от оригинала.</w:t>
-      </w:r>
-    </w:p>
-    <w:p>
-      <w:r>
-        <w:t>— </w:t>
-      </w:r>
+        <w:t xml:space="preserve">2. Нажмите «Сравнить». </w:t>
+      </w:r>
+      <w:r>
+        <w:t>Пути сначала проверяются, затем программа извлекает текст, выполняет одно сравнение всего документа и показывает исходные страницы бок о бок.</w:t>
+      </w:r>
+    </w:p>
+    <w:p>
       <w:r>
         <w:rPr>
           <w:b/>
         </w:rPr>
-        <w:t xml:space="preserve">Таблицы без линий, </w:t>
-      </w:r>
-      <w:r>
-        <w:t>врезки и текст в несколько колонок переносятся простыми абзацами в одну колонку — их, возможно, придётся поправить вручную.</w:t>
-      </w:r>
-    </w:p>
-    <w:p>
-      <w:r>
-        <w:t>Отдельно стоит упомянуть редкий случай: если PDF сохранён с испорченной кодировкой текста, извлечённое будет нечитаемым. Это дефект самого файла, а не перевода.</w:t>
-      </w:r>
-      <w:r>
-        <w:rPr>
-          <w:vertAlign w:val="superscript"/>
-        </w:rPr>
-        <w:footnoteReference w:id="6"/>
-      </w:r>
-    </w:p>
-    <w:p>
-      <w:pPr>
-        <w:pStyle w:val="1"/>
-      </w:pPr>
-      <w:bookmarkStart w:id="38" w:name="_Toc237262589"/>
+        <w:t xml:space="preserve">3. Просмотрите все строки с изменениями. </w:t>
+      </w:r>
+      <w:r>
+        <w:t xml:space="preserve">Щёлкайте строки сопоставления или переходите по изменениям кнопками и клавишами F3 / Shift+F3. Поле страницы над каждой панелью независимо открывает нужную </w:t>
+      </w:r>
       <w:r>
         <w:lastRenderedPageBreak/>
-        <w:t>7. PDF → PowerPoint</w:t>
-      </w:r>
-      <w:bookmarkEnd w:id="38"/>
-    </w:p>
-    <w:p>
-      <w:pPr>
-        <w:pStyle w:val="21"/>
-      </w:pPr>
-      <w:bookmarkStart w:id="39" w:name="_Toc237262590"/>
-      <w:r>
-        <w:t>7.1. Назначение</w:t>
-      </w:r>
-      <w:bookmarkEnd w:id="39"/>
-    </w:p>
-    <w:p>
-      <w:r>
-        <w:t xml:space="preserve">Инструмент переносит страницы цифрового PDF в презентацию PowerPoint (.pptx). Каждая страница становится слайдом, а текст на </w:t>
-      </w:r>
-      <w:r>
-        <w:t>нём остаётся ТЕКСТОМ: его можно выделить, исправить, перенабрать заново — это не картинка с буквами.</w:t>
-      </w:r>
-    </w:p>
-    <w:p>
-      <w:r>
-        <w:t>Задача, ради которой всё затевалось, встречается постоянно: презентация ушла адресату в PDF, исходный файл потерялся, а править надо. Обычный путь — набирать слайды заново; этот инструмент возвращает их за одно действие.</w:t>
-      </w:r>
-    </w:p>
-    <w:p>
-      <w:r>
-        <w:t>Сам PowerPoint для этого не нужен: файл .pptx программа собирает своими силами. Инструментом пользуются как раз тогда, когда офисного пакета под рукой нет, и требовать его установки ради складывания текста в слайды было бы странно.</w:t>
-      </w:r>
-      <w:r>
-        <w:rPr>
-          <w:vertAlign w:val="superscript"/>
-        </w:rPr>
-        <w:footnoteReference w:id="7"/>
-      </w:r>
-    </w:p>
-    <w:p>
-      <w:pPr>
-        <w:pStyle w:val="21"/>
-      </w:pPr>
-      <w:bookmarkStart w:id="40" w:name="_Toc237262591"/>
-      <w:r>
-        <w:t>7.2. Как устроен слайд</w:t>
-      </w:r>
-      <w:bookmarkEnd w:id="40"/>
-    </w:p>
-    <w:p>
-      <w:r>
-        <w:t>Слайд собирается из двух слоёв. Нижний — страница исходного PDF, отрисованная БЕЗ текстового слоя: фон, рамки, диаграммы, логотипы, печати. Верхний — надписи с текстом, поставленные ровно туда, где текст стоял в оригинале.</w:t>
-      </w:r>
-    </w:p>
-    <w:p>
-      <w:r>
-        <w:t>Такое деление выбрано не от лени. На обычном слайде большая часть изображения — не текст, и перевод «только текста» оставил бы десяток подписей на белом листе. А перевод «страница целиком картинкой» дал бы красивый, но мёртвый слайд, в котором нельзя исправить ни буквы. Два слоя дают и вид, и правку.</w:t>
-      </w:r>
-    </w:p>
-    <w:p>
-      <w:pPr>
-        <w:spacing w:before="120" w:after="120"/>
-      </w:pPr>
+        <w:t>физическую страницу; колесо прокручивает только сторону под указателем, а Ctrl+колесо масштабирует только её.</w:t>
+      </w:r>
+    </w:p>
+    <w:p>
       <w:r>
         <w:rPr>
           <w:b/>
         </w:rPr>
-        <w:lastRenderedPageBreak/>
+        <w:t xml:space="preserve">4. При необходимости поправьте только показ пары. </w:t>
+      </w:r>
+      <w:r>
+        <w:t>Если автоматическая строка просмотра неудобна, кнопка «Сопоставить страницы…» соединяет две физические страницы для показа и консервативной проверки. Она не начинает новое постраничное сравнение и не меняет смысл уже найденных слов.</w:t>
+      </w:r>
+    </w:p>
+    <w:p>
+      <w:pPr>
+        <w:pStyle w:val="21"/>
+      </w:pPr>
+      <w:bookmarkStart w:id="37" w:name="_Toc238650503"/>
+      <w:r>
+        <w:t>6.4. Выделение и копирование</w:t>
+      </w:r>
+      <w:bookmarkEnd w:id="37"/>
+    </w:p>
+    <w:p>
+      <w:r>
+        <w:t>Обе страницы остаются только для чтения, но проверенный текст можно выделять. Проведите мышью по словам, нажмите Ctrl+A, чтобы выделить проверенный текст текущей страницы, и Ctrl+C, чтобы скопировать его в формате Unicode. Те же действия доступны через местное меню «Копировать» и «Выделить весь текст страницы». Скопированное вставляется в обычное поле, документ или другое приложение; вставлять и править текст внутри панели нельзя.</w:t>
+      </w:r>
+    </w:p>
+    <w:p>
+      <w:r>
+        <w:t>— </w:t>
+      </w:r>
+      <w:r>
+        <w:rPr>
+          <w:b/>
+        </w:rPr>
+        <w:t xml:space="preserve">Источник слов — только PDF. </w:t>
+      </w:r>
+      <w:r>
+        <w:t xml:space="preserve">В буфер попадают только слова из окончательно опубликованного текстового слоя этой страницы. Картинка страницы, OCR, координаты, ширина зазора и перенос </w:t>
+      </w:r>
+      <w:r>
+        <w:t>отображения не могут создать буквы.</w:t>
+      </w:r>
+    </w:p>
+    <w:p>
+      <w:r>
+        <w:t>— </w:t>
+      </w:r>
+      <w:r>
+        <w:rPr>
+          <w:b/>
+        </w:rPr>
+        <w:t xml:space="preserve">Пробелы требуют доказательства. </w:t>
+      </w:r>
+      <w:r>
+        <w:t>Между соседними словами точно сохраняется лишь разделитель, буквально декодированный из исходного текстового слоя: пустая граница, один или несколько пробелов, NBSP, табуляция либо перевод строки.</w:t>
+      </w:r>
+    </w:p>
+    <w:p>
+      <w:r>
+        <w:t>— </w:t>
+      </w:r>
+      <w:r>
+        <w:rPr>
+          <w:b/>
+        </w:rPr>
+        <w:t xml:space="preserve">Запасной разделитель помечается. </w:t>
+      </w:r>
+      <w:r>
+        <w:t>Если надёжной границы нет, ради читаемости в копии вставляется ровно один обычный пробел, а строка состояния прямо сообщает о восстановленных разделителях. Этот запасной пробел никогда не становится найденным пробельным изменением.</w:t>
+      </w:r>
+    </w:p>
+    <w:p>
+      <w:pPr>
+        <w:spacing w:before="120" w:after="120"/>
+      </w:pPr>
+      <w:r>
+        <w:rPr>
+          <w:b/>
+        </w:rPr>
         <w:t xml:space="preserve">Примечание. </w:t>
       </w:r>
       <w:r>
         <w:rPr>
           <w:i/>
         </w:rPr>
-        <w:t>Подложку рисует Ghostscript. Если его нет, презентация собирается из одного текста и картинок — молча, без ошибки: это по-прежнему работающий файл, просто без фона.</w:t>
+        <w:t xml:space="preserve">Левая и правая панели хранят выделение независимо. Переход на другую страницу, замена источника, отсутствие парной </w:t>
+      </w:r>
+      <w:r>
+        <w:rPr>
+          <w:i/>
+        </w:rPr>
+        <w:lastRenderedPageBreak/>
+        <w:t>страницы или ошибка отрисовки снимают старое выделение, поэтому невидимый текст прежней страницы скопировать нельзя.</w:t>
       </w:r>
     </w:p>
     <w:p>
       <w:pPr>
         <w:pStyle w:val="21"/>
       </w:pPr>
-      <w:bookmarkStart w:id="41" w:name="_Toc237262592"/>
-      <w:r>
-        <w:t>7.3. Окно инструмента</w:t>
+      <w:bookmarkStart w:id="38" w:name="_Toc238650504"/>
+      <w:r>
+        <w:t>6.5. Что считается изменением</w:t>
+      </w:r>
+      <w:bookmarkEnd w:id="38"/>
+    </w:p>
+    <w:p>
+      <w:r>
+        <w:t>Сравнение отвечает на вопрос о словах и буквальных пробельных знаках, а не о внешнем оформлении. Неуверенный случай остаётся отмеченным: программа не прячет возможную правку ради более спокойной картинки.</w:t>
+      </w:r>
+    </w:p>
+    <w:p>
+      <w:r>
+        <w:t>— </w:t>
+      </w:r>
+      <w:r>
+        <w:rPr>
+          <w:b/>
+        </w:rPr>
+        <w:t xml:space="preserve">Оформление не равно содержанию. </w:t>
+      </w:r>
+      <w:r>
+        <w:t>Шрифт, размер, начертание, цвет, координаты, формат и ориентация листа не входят в равенство слова. Перевёрстка и новая разбивка по страницам сами по себе не считаются вставкой или удалением.</w:t>
+      </w:r>
+    </w:p>
+    <w:p>
+      <w:r>
+        <w:t>— </w:t>
+      </w:r>
+      <w:r>
+        <w:rPr>
+          <w:b/>
+        </w:rPr>
+        <w:t xml:space="preserve">Исправления консервативны. </w:t>
+      </w:r>
+      <w:r>
+        <w:t>Порядок извлечения формы или таблицы исправляется только при одном однозначном совпадении. Проверка картинки может лишь убрать уже найденную пару удаление/вставка, если видимые штрихи доказывают равенство; она не создаёт слов и пробелов.</w:t>
+      </w:r>
+    </w:p>
+    <w:p>
+      <w:r>
+        <w:t>— </w:t>
+      </w:r>
+      <w:r>
+        <w:rPr>
+          <w:b/>
+        </w:rPr>
+        <w:t xml:space="preserve">Пробелы считаются отдельно. </w:t>
+      </w:r>
+      <w:r>
+        <w:t>Количество изменений пробелов считается отдельно от удалённых и добавленных слов. Видимый зазор, край строки или страницы и запасной пробел копирования доказательством не являются.</w:t>
+      </w:r>
+    </w:p>
+    <w:p>
+      <w:pPr>
+        <w:pStyle w:val="1"/>
+      </w:pPr>
+      <w:bookmarkStart w:id="39" w:name="_Toc238650505"/>
+      <w:r>
+        <w:t>7. PDF → Word</w:t>
+      </w:r>
+      <w:bookmarkEnd w:id="39"/>
+    </w:p>
+    <w:p>
+      <w:pPr>
+        <w:pStyle w:val="21"/>
+      </w:pPr>
+      <w:bookmarkStart w:id="40" w:name="_Toc238650506"/>
+      <w:r>
+        <w:t>7.1. Назначение</w:t>
+      </w:r>
+      <w:bookmarkEnd w:id="40"/>
+    </w:p>
+    <w:p>
+      <w:r>
+        <w:t>Инструмент извлекает текст и таблицы из цифрового PDF в редактируемый документ Word (.docx). Цифровой — значит сохранённый из Word, из браузера или через «Microsoft Print to PDF»: в таком файле текст хранится как текст, а не как картинка.</w:t>
+      </w:r>
+    </w:p>
+    <w:p>
+      <w:r>
+        <w:lastRenderedPageBreak/>
+        <w:t>Смысл прост: текст, который уже кем-то набран, не нужно набирать заново. Из полученного .docx можно взять абзац, таблицу или весь документ и работать с ними обычным образом.</w:t>
+      </w:r>
+    </w:p>
+    <w:p>
+      <w:pPr>
+        <w:pStyle w:val="21"/>
+      </w:pPr>
+      <w:bookmarkStart w:id="41" w:name="_Toc238650507"/>
+      <w:r>
+        <w:t>7.2. Окно инструмента</w:t>
       </w:r>
       <w:bookmarkEnd w:id="41"/>
     </w:p>
     <w:p>
       <w:r>
-        <w:t>Окно то же самое, что у «PDF → Word»: слева сетка страниц, справа действия, внизу масштаб и кнопка «Конвертировать в PowerPoint…» (рис. 26). Все приёмы работы с сеткой — выделение, порядок, поворот, просмотр, отмена — работают так же.</w:t>
+        <w:t>Окно устроено как «Объединение PDF»: слева сетка страниц всех добавленных файлов, справа действия, внизу масштаб и кнопка «Конвертировать в Word…» (рис. 26).</w:t>
       </w:r>
     </w:p>
     <w:p>
@@ -8898,7 +10027,7 @@
           <w:noProof/>
         </w:rPr>
         <w:drawing>
-          <wp:inline distT="0" distB="0" distL="0" distR="0" wp14:anchorId="75AE3B28" wp14:editId="38206558">
+          <wp:inline distT="0" distB="0" distL="0" distR="0" wp14:anchorId="69D8B793" wp14:editId="3A076488">
             <wp:extent cx="5760000" cy="4608000"/>
             <wp:effectExtent l="0" t="0" r="0" b="0"/>
             <wp:docPr id="26" name="Picture 26"/>
@@ -8909,7 +10038,7 @@
               <a:graphicData uri="http://schemas.openxmlformats.org/drawingml/2006/picture">
                 <pic:pic xmlns:pic="http://schemas.openxmlformats.org/drawingml/2006/picture">
                   <pic:nvPicPr>
-                    <pic:cNvPr id="0" name="pptx.png"/>
+                    <pic:cNvPr id="0" name="ocr.png"/>
                     <pic:cNvPicPr/>
                   </pic:nvPicPr>
                   <pic:blipFill>
@@ -8941,16 +10070,16 @@
         <w:jc w:val="center"/>
       </w:pPr>
       <w:r>
-        <w:t>Рис. 26. Окно инструмента «PDF → PowerPoint»</w:t>
+        <w:t>Рис. 26. Окно инструмента «PDF → Word»</w:t>
       </w:r>
     </w:p>
     <w:p>
       <w:pPr>
         <w:pStyle w:val="21"/>
       </w:pPr>
-      <w:bookmarkStart w:id="42" w:name="_Toc237262593"/>
-      <w:r>
-        <w:t>7.4. Порядок работы</w:t>
+      <w:bookmarkStart w:id="42" w:name="_Toc238650508"/>
+      <w:r>
+        <w:t>7.3. Порядок работы</w:t>
       </w:r>
       <w:bookmarkEnd w:id="42"/>
     </w:p>
@@ -8959,10 +10088,17 @@
         <w:rPr>
           <w:b/>
         </w:rPr>
-        <w:t xml:space="preserve">1. Добавьте PDF кнопкой «Добавить PDF…» </w:t>
-      </w:r>
-      <w:r>
-        <w:t>или перетащите их в окно. Страницы нескольких файлов собираются в одну презентацию.</w:t>
+        <w:t xml:space="preserve">1. Добавьте один или несколько PDF кнопкой «Добавить PDF…» </w:t>
+      </w:r>
+      <w:r>
+        <w:t xml:space="preserve">или перетащите их в окно. Страницы всех файлов показываются одной </w:t>
+      </w:r>
+      <w:r>
+        <w:lastRenderedPageBreak/>
+        <w:t xml:space="preserve">сеткой, поэтому в один </w:t>
+      </w:r>
+      <w:r>
+        <w:t>документ Word можно собрать материал из нескольких PDF.</w:t>
       </w:r>
     </w:p>
     <w:p>
@@ -8970,11 +10106,10 @@
         <w:rPr>
           <w:b/>
         </w:rPr>
-        <w:lastRenderedPageBreak/>
-        <w:t xml:space="preserve">2. Расставьте страницы </w:t>
-      </w:r>
-      <w:r>
-        <w:t>перетаскиванием или кнопками «◀ Влево» и «Вправо ▶»; лишние уберите кнопкой «Удалить». Слайды пойдут ровно в показанном порядке.</w:t>
+        <w:t xml:space="preserve">2. При необходимости измените порядок страниц </w:t>
+      </w:r>
+      <w:r>
+        <w:t>перетаскиванием миниатюр или кнопками «◀ Влево» и «Вправо ▶». Лишние страницы уберите кнопкой «Удалить». В Word попадут страницы ровно в показанном порядке.</w:t>
       </w:r>
     </w:p>
     <w:p>
@@ -8982,10 +10117,10 @@
         <w:rPr>
           <w:b/>
         </w:rPr>
-        <w:t xml:space="preserve">3. Проверьте ориентацию. </w:t>
-      </w:r>
-      <w:r>
-        <w:t>Повёрнутую страницу выправьте до перевода — разметка читается по тому положению, которое вы видите.</w:t>
+        <w:t xml:space="preserve">3. Выправьте повёрнутые страницы. </w:t>
+      </w:r>
+      <w:r>
+        <w:t>Если страница лежит боком, поверните её до перевода: анализ разметки выполняется по тому положению, которое вы видите, и боковой текст иначе не станет строками.</w:t>
       </w:r>
     </w:p>
     <w:p>
@@ -8993,41 +10128,31 @@
         <w:rPr>
           <w:b/>
         </w:rPr>
-        <w:t xml:space="preserve">4. Нажмите «Конвертировать в PowerPoint…» </w:t>
-      </w:r>
-      <w:r>
-        <w:t>и укажите имя файла. Готовая презентация откроется автоматически.</w:t>
+        <w:t xml:space="preserve">4. Нажмите «Конвертировать в Word…» </w:t>
+      </w:r>
+      <w:r>
+        <w:t>и укажите имя файла. По окончании документ откроется автоматически.</w:t>
       </w:r>
     </w:p>
     <w:p>
       <w:pPr>
         <w:pStyle w:val="21"/>
       </w:pPr>
-      <w:bookmarkStart w:id="43" w:name="_Toc237262594"/>
-      <w:r>
-        <w:t>7.5. Что переносится</w:t>
+      <w:bookmarkStart w:id="43" w:name="_Toc238650509"/>
+      <w:r>
+        <w:t>7.4. Что переносится и что нет</w:t>
       </w:r>
       <w:bookmarkEnd w:id="43"/>
     </w:p>
     <w:p>
       <w:r>
-        <w:t>Текст переносится абзацами, со шрифтом, размером, начертанием, цветом, подчёркиванием, над- и подстрочными знаками и гиперссылками. Таблицы становятся настоящими таблицами слайда, вместе с объединёнными ячейками. Размер слайда берётся от страницы: презентация 16:9 останется 16:9, а документ A4 даст слайды формата A4.</w:t>
-      </w:r>
-    </w:p>
-    <w:p>
-      <w:r>
-        <w:t>Границы абзацев берутся из самого файла, если он их несёт: PDF, сохранённый из Word, PowerPoint или Acrobat, хранит разметку документа, и там уже указано, где кончается один абзац и начинается другой. Тогда абзац приходит одной надписью и правится целиком. Если разметки нет, границы восстанавливаются по расстояниям между строками.</w:t>
-      </w:r>
-    </w:p>
-    <w:p>
-      <w:pPr>
-        <w:pStyle w:val="21"/>
-      </w:pPr>
-      <w:bookmarkStart w:id="44" w:name="_Toc237262595"/>
-      <w:r>
-        <w:t>7.6. Чего ждать не стоит</w:t>
-      </w:r>
-      <w:bookmarkEnd w:id="44"/>
+        <w:t>Переносятся: текст абзацами в порядке чтения — со шрифтом, размером, начертанием, цветом, подчёркиванием, выравниванием и красной строкой. Таблицы с видимыми линиями восстанавливаются ячейками, включая объединённые. Книжная и альбомная ориентация сохраняется постранично. Переносятся изображения и гиперссылки.</w:t>
+      </w:r>
+    </w:p>
+    <w:p>
+      <w:r>
+        <w:t>Ограничения тоже стоит знать заранее, чтобы не тратить время впустую.</w:t>
+      </w:r>
     </w:p>
     <w:p>
       <w:r>
@@ -9037,10 +10162,10 @@
         <w:rPr>
           <w:b/>
         </w:rPr>
-        <w:t xml:space="preserve">Текста не будет там, где его нет в источнике — </w:t>
-      </w:r>
-      <w:r>
-        <w:t>страницы, сохранённые картинкой целиком. Такие слайды придут подложкой без единой буквы, и программа честно скажет, сколько их было: вернуть текст оттуда может только распознавание.</w:t>
+        <w:t xml:space="preserve">Отсканированные документы не поддерживаются — </w:t>
+      </w:r>
+      <w:r>
+        <w:t>страницы-изображения без текстового слоя. Программа сообщит об этом, файл при этом не пострадает.</w:t>
       </w:r>
     </w:p>
     <w:p>
@@ -9051,10 +10176,10 @@
         <w:rPr>
           <w:b/>
         </w:rPr>
-        <w:t xml:space="preserve">Не переносится то, чего в PDF нет: </w:t>
-      </w:r>
-      <w:r>
-        <w:t>анимация, переходы, заметки докладчика и связи с исходными данными диаграмм в PDF не сохраняются вовсе — брать их неоткуда.</w:t>
+        <w:t xml:space="preserve">Если шрифта из PDF нет в системе, </w:t>
+      </w:r>
+      <w:r>
+        <w:t>текст оформляется шрифтом Times New Roman. Начертание может немного отличаться от оригинала.</w:t>
       </w:r>
     </w:p>
     <w:p>
@@ -9065,209 +10190,116 @@
         <w:rPr>
           <w:b/>
         </w:rPr>
-        <w:t xml:space="preserve">Мелкие расхождения набора возможны: </w:t>
-      </w:r>
-      <w:r>
-        <w:t xml:space="preserve">строки, выключенные по ширине растянутыми пробелами, приходят с обычными пробелами: </w:t>
-      </w:r>
+        <w:t xml:space="preserve">Таблицы без линий, </w:t>
+      </w:r>
+      <w:r>
+        <w:t>врезки и текст в несколько колонок переносятся простыми абзацами в одну колонку — их, возможно, придётся поправить вручную.</w:t>
+      </w:r>
+    </w:p>
+    <w:p>
       <w:r>
         <w:lastRenderedPageBreak/>
-        <w:t>воспроизвести растяжку можно, только разложив строку по кускам, а тогда абзац перестанет правиться целиком.</w:t>
+        <w:t>Отдельно стоит упомянуть редкий случай: если PDF сохранён с испорченной кодировкой текста, извлечённое будет нечитаемым. Это дефект самого файла, а не перевода.</w:t>
+      </w:r>
+      <w:r>
+        <w:rPr>
+          <w:vertAlign w:val="superscript"/>
+        </w:rPr>
+        <w:footnoteReference w:id="6"/>
       </w:r>
     </w:p>
     <w:p>
       <w:pPr>
         <w:pStyle w:val="1"/>
       </w:pPr>
-      <w:r>
-        <w:t>8. Сравнение PDF</w:t>
-      </w:r>
+      <w:bookmarkStart w:id="44" w:name="_Toc238650510"/>
+      <w:r>
+        <w:t>8. PDF → PowerPoint</w:t>
+      </w:r>
+      <w:bookmarkEnd w:id="44"/>
     </w:p>
     <w:p>
       <w:pPr>
         <w:pStyle w:val="21"/>
       </w:pPr>
+      <w:bookmarkStart w:id="45" w:name="_Toc238650511"/>
       <w:r>
         <w:t>8.1. Назначение</w:t>
       </w:r>
-    </w:p>
-    <w:p>
-      <w:pPr/>
-      <w:r>
-        <w:t>Инструмент «Сравнение PDF» показывает, чем отличаются две версии одного и того же документа: ранняя и поздняя. Результат — список изменений и две страницы рядом: страница ранней версии слева, страница поздней справа, отличия выделены цветом. Оба файла читаются только для чтения и не меняются.</w:t>
-      </w:r>
-    </w:p>
-    <w:p>
-      <w:pPr/>
-      <w:r>
-        <w:t>Сравнение работает с цифровыми (текстовыми) файлами *.pdf. Со сканами оно не работает: из картинки без текстового слоя нечего извлекать.</w:t>
+      <w:bookmarkEnd w:id="45"/>
+    </w:p>
+    <w:p>
+      <w:r>
+        <w:t>Инструмент переносит страницы цифрового PDF в презентацию PowerPoint (.pptx). Каждая страница становится слайдом, а текст на нём остаётся ТЕКСТОМ: его можно выделить, исправить, перенабрать заново — это не картинка с буквами.</w:t>
+      </w:r>
+    </w:p>
+    <w:p>
+      <w:r>
+        <w:t>Задача, ради которой всё затевалось, встречается постоянно: презентация ушла адресату в PDF, исходный файл потерялся, а править надо. Обычный путь — набирать слайды заново; этот инструмент возвращает их за одно действие.</w:t>
+      </w:r>
+    </w:p>
+    <w:p>
+      <w:r>
+        <w:t>Сам PowerPoint для этого не нужен: файл .pptx программа собирает своими силами. Инструментом пользуются как раз тогда, когда офисного пакета под рукой нет, и требовать его установки ради складывания текста в слайды было бы странно.</w:t>
+      </w:r>
+      <w:r>
+        <w:rPr>
+          <w:vertAlign w:val="superscript"/>
+        </w:rPr>
+        <w:footnoteReference w:id="7"/>
       </w:r>
     </w:p>
     <w:p>
       <w:pPr>
         <w:pStyle w:val="21"/>
       </w:pPr>
-      <w:r>
-        <w:t>8.2. Окно инструмента</w:t>
-      </w:r>
-    </w:p>
-    <w:p>
-      <w:pPr/>
-      <w:r>
-        <w:t>Вверху окна два поля выбора файлов: слева — ранняя версия, справа — поздняя. Кнопка «Обзор…» у каждого поля открывает выбор файла. Кнопка «Поменять местами» меняет файлы сторонами. Под полями — большая кнопка «Сравнить» (рис. 27).</w:t>
-      </w:r>
-    </w:p>
-    <w:p>
-      <w:pPr>
-        <w:jc w:val="center"/>
-      </w:pPr>
-      <w:r>
-        <w:drawing>
-          <wp:inline xmlns:a="http://schemas.openxmlformats.org/drawingml/2006/main" xmlns:pic="http://schemas.openxmlformats.org/drawingml/2006/picture">
-            <wp:extent cx="5760000" cy="4643150"/>
-            <wp:docPr id="30" name="Picture 30"/>
-            <wp:cNvGraphicFramePr>
-              <a:graphicFrameLocks noChangeAspect="1"/>
-            </wp:cNvGraphicFramePr>
-            <a:graphic>
-              <a:graphicData uri="http://schemas.openxmlformats.org/drawingml/2006/picture">
-                <pic:pic>
-                  <pic:nvPicPr>
-                    <pic:cNvPr id="0" name="shot-review.png"/>
-                    <pic:cNvPicPr/>
-                  </pic:nvPicPr>
-                  <pic:blipFill>
-                    <a:blip r:embed="rId41"/>
-                    <a:stretch>
-                      <a:fillRect/>
-                    </a:stretch>
-                  </pic:blipFill>
-                  <pic:spPr>
-                    <a:xfrm>
-                      <a:off x="0" y="0"/>
-                      <a:ext cx="5760000" cy="4643150"/>
-                    </a:xfrm>
-                    <a:prstGeom prst="rect"/>
-                  </pic:spPr>
-                </pic:pic>
-              </a:graphicData>
-            </a:graphic>
-          </wp:inline>
-        </w:drawing>
-      </w:r>
-    </w:p>
-    <w:p>
-      <w:pPr>
-        <w:jc w:val="center"/>
-      </w:pPr>
-      <w:r>
-        <w:t>Рис. 27. Окно инструмента «Сравнение PDF»</w:t>
-      </w:r>
-    </w:p>
-    <w:p>
-      <w:pPr/>
-      <w:r>
-        <w:t>Результат показывается на двух вкладках. «Сравнение текста» — список сопоставленных страниц: у каждой пары видно, сколько слов добавлено, убавлено и изменено. «Исходный вид» — сами страницы рядом, как на бумаге: слева ранняя версия, справа поздняя.</w:t>
+      <w:bookmarkStart w:id="46" w:name="_Toc238650512"/>
+      <w:r>
+        <w:t>8.2. Как устроен слайд</w:t>
+      </w:r>
+      <w:bookmarkEnd w:id="46"/>
+    </w:p>
+    <w:p>
+      <w:r>
+        <w:t>Слайд собирается из двух слоёв. Нижний — страница исходного PDF, отрисованная БЕЗ текстового слоя: фон, рамки, диаграммы, логотипы, печати. Верхний — надписи с текстом, поставленные ровно туда, где текст стоял в оригинале.</w:t>
+      </w:r>
+    </w:p>
+    <w:p>
+      <w:r>
+        <w:lastRenderedPageBreak/>
+        <w:t>Такое деление выбрано не от лени. На обычном слайде большая часть изображения — не текст, и перевод «только текста» оставил бы десяток подписей на белом листе. А перевод «страница целиком картинкой» дал бы красивый, но мёртвый слайд, в котором нельзя исправить ни буквы. Два слоя дают и вид, и правку.</w:t>
+      </w:r>
+    </w:p>
+    <w:p>
+      <w:pPr>
+        <w:spacing w:before="120" w:after="120"/>
+      </w:pPr>
+      <w:r>
+        <w:rPr>
+          <w:b/>
+        </w:rPr>
+        <w:t xml:space="preserve">Примечание. </w:t>
+      </w:r>
+      <w:r>
+        <w:rPr>
+          <w:i/>
+        </w:rPr>
+        <w:t>Подложку рисует Ghostscript. Если его нет, презентация собирается из одного текста и картинок — молча, без ошибки: это по-прежнему работающий файл, просто без фона.</w:t>
       </w:r>
     </w:p>
     <w:p>
       <w:pPr>
         <w:pStyle w:val="21"/>
       </w:pPr>
-      <w:r>
-        <w:t>8.3. Порядок работы</w:t>
-      </w:r>
-    </w:p>
-    <w:p>
-      <w:pPr/>
-      <w:r>
-        <w:t>1. Выберите раннюю версию кнопкой «Обзор…» слева или перетащите файл прямо на левое поле. Так же выберите позднюю версию справа. Можно перетащить оба файла на окно сразу: первый станет ранней версией, второй — поздней.</w:t>
-      </w:r>
-    </w:p>
-    <w:p>
-      <w:pPr/>
-      <w:r>
-        <w:t>2. Нажмите «Сравнить». Программа прочитает оба файла и покажет результат. Файлы при этом не меняются.</w:t>
-      </w:r>
-    </w:p>
-    <w:p>
-      <w:pPr/>
-      <w:r>
-        <w:t>3. Листайте изменения кнопками «Предыдущее» и «Следующее». На вкладке «Исходный вид» рядом с ними показано, на какой странице открыто изменение.</w:t>
-      </w:r>
-    </w:p>
-    <w:p>
-      <w:pPr/>
-      <w:r>
-        <w:t>4. Страницы, которых в одной из версий нет, показываются с пометкой «На другой стороне соответствующей страницы нет».</w:t>
-      </w:r>
-    </w:p>
-    <w:p>
-      <w:pPr/>
-      <w:r>
-        <w:t>5. Если сопоставление страниц не подошло (например, страницы «съехали»), нажмите «Сопоставить страницы…» и выберите пару вручную.</w:t>
-      </w:r>
-    </w:p>
-    <w:p>
-      <w:pPr>
-        <w:pStyle w:val="21"/>
-      </w:pPr>
-      <w:r>
-        <w:t>8.4. Ограничения</w:t>
-      </w:r>
-    </w:p>
-    <w:p>
-      <w:pPr/>
-      <w:r>
-        <w:t>Каждый файл может быть не больше 200 МБ и не длиннее 500 страниц. Если документы слишком велики или различий слишком много для подробного сравнения, программа честно скажет об этом и не станет строить ненадёжный результат.</w:t>
-      </w:r>
-    </w:p>
-    <w:p>
-      <w:pPr>
-        <w:pStyle w:val="1"/>
-      </w:pPr>
-      <w:bookmarkStart w:id="45" w:name="_Toc237262596"/>
-      <w:r>
-        <w:t>9. Объединение Excel</w:t>
-      </w:r>
-      <w:bookmarkEnd w:id="45"/>
-    </w:p>
-    <w:p>
-      <w:pPr>
-        <w:pStyle w:val="21"/>
-      </w:pPr>
-      <w:bookmarkStart w:id="46" w:name="_Toc237262597"/>
-      <w:r>
-        <w:t>9.1. Назначение</w:t>
-      </w:r>
-      <w:bookmarkEnd w:id="46"/>
-    </w:p>
-    <w:p>
-      <w:r>
-        <w:t xml:space="preserve">Инструмент собирает листы из нескольких книг Excel в одну книгу — свод. Типичная задача: </w:t>
-      </w:r>
-      <w:r>
-        <w:t>подразделения прислали по файлу, а нужен один документ, где каждый файл лежит отдельным листом, есть оглавление со ссылками и понятно, какие файлы не удалось обработать и почему.</w:t>
-      </w:r>
-    </w:p>
-    <w:p>
-      <w:r>
-        <w:t>Ручная сборка такого свода — это открыть каждую книгу, скопировать лист, вставить, переименовать, и так по кругу. Программа делает это за один проход, сохраняя оформление, формулы и диаграммы.</w:t>
-      </w:r>
-    </w:p>
-    <w:p>
-      <w:pPr>
-        <w:pStyle w:val="21"/>
-      </w:pPr>
-      <w:bookmarkStart w:id="47" w:name="_Toc237262598"/>
-      <w:r>
-        <w:t>9.2. Окно инструмента</w:t>
+      <w:bookmarkStart w:id="47" w:name="_Toc238650513"/>
+      <w:r>
+        <w:t>8.3. Окно инструмента</w:t>
       </w:r>
       <w:bookmarkEnd w:id="47"/>
     </w:p>
     <w:p>
       <w:r>
-        <w:t>Окно разделено на смысловые блоки: откуда брать, куда сохранить, с какими параметрами и что именно объединять (рис. 28).</w:t>
+        <w:t>Окно то же самое, что у «PDF → Word»: слева сетка страниц, справа действия, внизу масштаб и кнопка «Конвертировать в PowerPoint…» (рис. 27). Все приёмы работы с сеткой — выделение, порядок, поворот, просмотр, отмена — работают так же.</w:t>
       </w:r>
     </w:p>
     <w:p>
@@ -9283,8 +10315,8 @@
         </w:rPr>
         <w:lastRenderedPageBreak/>
         <w:drawing>
-          <wp:inline distT="0" distB="0" distL="0" distR="0" wp14:anchorId="4DDCA587" wp14:editId="24C70D9A">
-            <wp:extent cx="5760000" cy="4250667"/>
+          <wp:inline distT="0" distB="0" distL="0" distR="0" wp14:anchorId="48A885E1" wp14:editId="0424E5BA">
+            <wp:extent cx="5760000" cy="4608000"/>
             <wp:effectExtent l="0" t="0" r="0" b="0"/>
             <wp:docPr id="27" name="Picture 27"/>
             <wp:cNvGraphicFramePr>
@@ -9294,7 +10326,7 @@
               <a:graphicData uri="http://schemas.openxmlformats.org/drawingml/2006/picture">
                 <pic:pic xmlns:pic="http://schemas.openxmlformats.org/drawingml/2006/picture">
                   <pic:nvPicPr>
-                    <pic:cNvPr id="0" name="excel.png"/>
+                    <pic:cNvPr id="0" name="pptx.png"/>
                     <pic:cNvPicPr/>
                   </pic:nvPicPr>
                   <pic:blipFill>
@@ -9306,7 +10338,7 @@
                   <pic:spPr>
                     <a:xfrm>
                       <a:off x="0" y="0"/>
-                      <a:ext cx="5760000" cy="4250667"/>
+                      <a:ext cx="5760000" cy="4608000"/>
                     </a:xfrm>
                     <a:prstGeom prst="rect">
                       <a:avLst/>
@@ -9326,16 +10358,16 @@
         <w:jc w:val="center"/>
       </w:pPr>
       <w:r>
-        <w:t>Рис. 28. Окно инструмента «Объединение Excel»</w:t>
+        <w:t>Рис. 27. Окно инструмента «PDF → PowerPoint»</w:t>
       </w:r>
     </w:p>
     <w:p>
       <w:pPr>
         <w:pStyle w:val="21"/>
       </w:pPr>
-      <w:bookmarkStart w:id="48" w:name="_Toc237262599"/>
-      <w:r>
-        <w:t>9.3. Порядок работы</w:t>
+      <w:bookmarkStart w:id="48" w:name="_Toc238650514"/>
+      <w:r>
+        <w:t>8.4. Порядок работы</w:t>
       </w:r>
       <w:bookmarkEnd w:id="48"/>
     </w:p>
@@ -9344,10 +10376,10 @@
         <w:rPr>
           <w:b/>
         </w:rPr>
-        <w:t xml:space="preserve">1. Укажите папку с исходными файлами кнопкой «Обзор…» </w:t>
-      </w:r>
-      <w:r>
-        <w:t>или перетащите её прямо в окно программы. Программа сразу пересчитает, сколько файлов найдено, и покажет их списком внизу.</w:t>
+        <w:t xml:space="preserve">1. Добавьте PDF кнопкой «Добавить PDF…» </w:t>
+      </w:r>
+      <w:r>
+        <w:t>или перетащите их в окно. Страницы нескольких файлов собираются в одну презентацию.</w:t>
       </w:r>
     </w:p>
     <w:p>
@@ -9355,10 +10387,10 @@
         <w:rPr>
           <w:b/>
         </w:rPr>
-        <w:t xml:space="preserve">2. Задайте имя итогового файла. </w:t>
-      </w:r>
-      <w:r>
-        <w:t>Расширение подставляется само, поэтому вводить его не нужно. Формат «.xls» оставлен для тех, кому нужен старый Excel 97–2003. Если поле «Папка» оставить пустым, свод ляжет рядом с исходными файлами.</w:t>
+        <w:t xml:space="preserve">2. Расставьте страницы </w:t>
+      </w:r>
+      <w:r>
+        <w:t>перетаскиванием или кнопками «◀ Влево» и «Вправо ▶»; лишние уберите кнопкой «Удалить». Слайды пойдут ровно в показанном порядке.</w:t>
       </w:r>
     </w:p>
     <w:p>
@@ -9366,10 +10398,10 @@
         <w:rPr>
           <w:b/>
         </w:rPr>
-        <w:t xml:space="preserve">3. Проверьте состав и порядок в списке «Файлы для объединения». </w:t>
-      </w:r>
-      <w:r>
-        <w:t>Порядок задаётся перетаскиванием строк или кнопками «▲ Выше» и «▼ Ниже», кнопка «По имени» возвращает естественный порядок. Ненужный файл исключается снятием галочки, кнопки «Отметить все» и «Снять все» делают это разом.</w:t>
+        <w:t xml:space="preserve">3. Проверьте ориентацию. </w:t>
+      </w:r>
+      <w:r>
+        <w:t>Повёрнутую страницу выправьте до перевода — разметка читается по тому положению, которое вы видите.</w:t>
       </w:r>
     </w:p>
     <w:p>
@@ -9377,36 +10409,51 @@
         <w:rPr>
           <w:b/>
         </w:rPr>
-        <w:lastRenderedPageBreak/>
-        <w:t xml:space="preserve">4. Нажмите «Объединить». </w:t>
-      </w:r>
-      <w:r>
-        <w:t>Ход работы виден в строке состояния и на полосе прогресса, кнопка «Отменить» останавливает сборку после текущего файла.</w:t>
-      </w:r>
-    </w:p>
-    <w:p>
-      <w:pPr>
-        <w:pStyle w:val="21"/>
-      </w:pPr>
-      <w:bookmarkStart w:id="49" w:name="_Toc237262600"/>
-      <w:r>
-        <w:t>9.4. Параметры сборки</w:t>
-      </w:r>
-      <w:bookmarkEnd w:id="49"/>
-    </w:p>
-    <w:p>
-      <w:r>
-        <w:t>— </w:t>
+        <w:t xml:space="preserve">4. </w:t>
       </w:r>
       <w:r>
         <w:rPr>
           <w:b/>
         </w:rPr>
-        <w:t xml:space="preserve">Листы. </w:t>
-      </w:r>
-      <w:r>
-        <w:t>«Только первый лист» берёт из каждой книги первый видимый лист — обычная ситуация, когда файл содержит одну форму. «Все листы» переносит все видимые листы книги.</w:t>
-      </w:r>
+        <w:t xml:space="preserve">Нажмите «Конвертировать в PowerPoint…» </w:t>
+      </w:r>
+      <w:r>
+        <w:t>и укажите имя файла. Готовая презентация откроется автоматически.</w:t>
+      </w:r>
+    </w:p>
+    <w:p>
+      <w:pPr>
+        <w:pStyle w:val="21"/>
+      </w:pPr>
+      <w:bookmarkStart w:id="49" w:name="_Toc238650515"/>
+      <w:r>
+        <w:lastRenderedPageBreak/>
+        <w:t>8.5. Что переносится</w:t>
+      </w:r>
+      <w:bookmarkEnd w:id="49"/>
+    </w:p>
+    <w:p>
+      <w:r>
+        <w:t xml:space="preserve">Текст переносится абзацами, со шрифтом, размером, начертанием, цветом, подчёркиванием, над- и подстрочными знаками и </w:t>
+      </w:r>
+      <w:r>
+        <w:t>гиперссылками. Таблицы становятся настоящими таблицами слайда, вместе с объединёнными ячейками. Размер слайда берётся от страницы: презентация 16:9 останется 16:9, а документ A4 даст слайды формата A4.</w:t>
+      </w:r>
+    </w:p>
+    <w:p>
+      <w:r>
+        <w:t>Границы абзацев берутся из самого файла, если он их несёт: PDF, сохранённый из Word, PowerPoint или Acrobat, хранит разметку документа, и там уже указано, где кончается один абзац и начинается другой. Тогда абзац приходит одной надписью и правится целиком. Если разметки нет, границы восстанавливаются по расстояниям между строками.</w:t>
+      </w:r>
+    </w:p>
+    <w:p>
+      <w:pPr>
+        <w:pStyle w:val="21"/>
+      </w:pPr>
+      <w:bookmarkStart w:id="50" w:name="_Toc238650516"/>
+      <w:r>
+        <w:t>8.6. Чего ждать не стоит</w:t>
+      </w:r>
+      <w:bookmarkEnd w:id="50"/>
     </w:p>
     <w:p>
       <w:r>
@@ -9416,10 +10463,10 @@
         <w:rPr>
           <w:b/>
         </w:rPr>
-        <w:t xml:space="preserve">Лист «Содержание». </w:t>
-      </w:r>
-      <w:r>
-        <w:t>Первым листом свода становится оглавление: названия файлов, гиперссылки на соответствующие листы и статус обработки каждого файла. По своду становится возможно перемещаться, а не искать нужный лист среди полусотни вкладок.</w:t>
+        <w:t xml:space="preserve">Текста не будет там, где его нет в источнике — </w:t>
+      </w:r>
+      <w:r>
+        <w:t>страницы, сохранённые картинкой целиком. Такие слайды придут подложкой без единой буквы, и программа честно скажет, сколько их было: вернуть текст оттуда может только распознавание.</w:t>
       </w:r>
     </w:p>
     <w:p>
@@ -9430,57 +10477,73 @@
         <w:rPr>
           <w:b/>
         </w:rPr>
-        <w:t xml:space="preserve">Заменить формулы значениями. </w:t>
-      </w:r>
-      <w:r>
-        <w:t>Вместо формул в свод попадают вычисленные значения. Свод перестаёт зависеть от исходных книг: его можно переслать, и числа в нём не «поедут» и не превратятся в ошибки из-за отсутствующих ссылок.</w:t>
-      </w:r>
+        <w:t xml:space="preserve">Не переносится то, чего в PDF нет: </w:t>
+      </w:r>
+      <w:r>
+        <w:t>анимация, переходы, заметки докладчика и связи с исходными данными диаграмм в PDF не сохраняются вовсе — брать их неоткуда.</w:t>
+      </w:r>
+    </w:p>
+    <w:p>
+      <w:r>
+        <w:t>— </w:t>
+      </w:r>
+      <w:r>
+        <w:rPr>
+          <w:b/>
+        </w:rPr>
+        <w:t xml:space="preserve">Мелкие расхождения набора возможны: </w:t>
+      </w:r>
+      <w:r>
+        <w:t>строки, выключенные по ширине растянутыми пробелами, приходят с обычными пробелами: воспроизвести растяжку можно, только разложив строку по кускам, а тогда абзац перестанет правиться целиком.</w:t>
+      </w:r>
+    </w:p>
+    <w:p>
+      <w:pPr>
+        <w:pStyle w:val="1"/>
+      </w:pPr>
+      <w:bookmarkStart w:id="51" w:name="_Toc238650517"/>
+      <w:r>
+        <w:t>9. Объединение Excel</w:t>
+      </w:r>
+      <w:bookmarkEnd w:id="51"/>
     </w:p>
     <w:p>
       <w:pPr>
         <w:pStyle w:val="21"/>
       </w:pPr>
-      <w:bookmarkStart w:id="50" w:name="_Toc237262601"/>
-      <w:r>
-        <w:t>9.5. Результат, отчёт и сопроводительная записка</w:t>
-      </w:r>
-      <w:bookmarkEnd w:id="50"/>
-    </w:p>
-    <w:p>
-      <w:r>
-        <w:t>После сборки результат по каждому файлу появляется прямо в списке — в колонках «Результат» и «Примечание». Битые и защищённые паролем книги пропускаются с указанием причины, остальные переносятся. Внизу окна появляются ссылки: открыть готовый файл, открыть папку с ним и открыть отчёт о слиянии.</w:t>
-      </w:r>
-    </w:p>
-    <w:p>
-      <w:r>
-        <w:t>Кнопка «Повторить пропущенные» дослит исправленные файлы в уже собранный свод, не пересобирая его целиком. Это экономит время, когда из тридцати файлов сбойнули два.</w:t>
-      </w:r>
-    </w:p>
-    <w:p>
+      <w:bookmarkStart w:id="52" w:name="_Toc238650518"/>
+      <w:r>
+        <w:t>9.1. Назначение</w:t>
+      </w:r>
+      <w:bookmarkEnd w:id="52"/>
+    </w:p>
+    <w:p>
+      <w:r>
+        <w:t xml:space="preserve">Инструмент собирает листы из нескольких книг Excel в одну книгу — свод. Типичная задача: подразделения прислали по файлу, а нужен один </w:t>
+      </w:r>
       <w:r>
         <w:lastRenderedPageBreak/>
-        <w:t>Кнопка «Записка Word» создаёт сопроводительную записку к своду в формате .docx: итоги, перечень пропущенных файлов и стандартное оформление. Записку остаётся подписать, а не набирать с нуля.</w:t>
-      </w:r>
-      <w:r>
-        <w:rPr>
-          <w:vertAlign w:val="superscript"/>
-        </w:rPr>
-        <w:footnoteReference w:id="8"/>
+        <w:t>документ, где каждый файл лежит отдельным листом, есть оглавление со ссылками и понятно, какие файлы не удалось обработать и почему.</w:t>
+      </w:r>
+    </w:p>
+    <w:p>
+      <w:r>
+        <w:t>Ручная сборка такого свода — это открыть каждую книгу, скопировать лист, вставить, переименовать, и так по кругу. Программа делает это за один проход, сохраняя оформление, формулы и диаграммы.</w:t>
       </w:r>
     </w:p>
     <w:p>
       <w:pPr>
         <w:pStyle w:val="21"/>
       </w:pPr>
-      <w:bookmarkStart w:id="51" w:name="_Toc237262602"/>
-      <w:r>
-        <w:t>9.6. Меню инструмента</w:t>
-      </w:r>
-      <w:bookmarkEnd w:id="51"/>
-    </w:p>
-    <w:p>
-      <w:r>
-        <w:t>Меню «Меню» содержит встроенную справку, статистику, выбор языка и пункт «Папка отчётов», открывающий папку с последними отчётами о слиянии (рис. 29).</w:t>
+      <w:bookmarkStart w:id="53" w:name="_Toc238650519"/>
+      <w:r>
+        <w:t>9.2. Окно инструмента</w:t>
+      </w:r>
+      <w:bookmarkEnd w:id="53"/>
+    </w:p>
+    <w:p>
+      <w:r>
+        <w:t>Окно разделено на смысловые блоки: откуда брать, куда сохранить, с какими параметрами и что именно объединять (рис. 28).</w:t>
       </w:r>
     </w:p>
     <w:p>
@@ -9495,7 +10558,7 @@
           <w:noProof/>
         </w:rPr>
         <w:drawing>
-          <wp:inline distT="0" distB="0" distL="0" distR="0" wp14:anchorId="03619375" wp14:editId="5162A00F">
+          <wp:inline distT="0" distB="0" distL="0" distR="0" wp14:anchorId="168DD402" wp14:editId="5A0B167C">
             <wp:extent cx="5760000" cy="4250667"/>
             <wp:effectExtent l="0" t="0" r="0" b="0"/>
             <wp:docPr id="28" name="Picture 28"/>
@@ -9506,7 +10569,7 @@
               <a:graphicData uri="http://schemas.openxmlformats.org/drawingml/2006/picture">
                 <pic:pic xmlns:pic="http://schemas.openxmlformats.org/drawingml/2006/picture">
                   <pic:nvPicPr>
-                    <pic:cNvPr id="0" name="excel-menu.png"/>
+                    <pic:cNvPr id="0" name="excel.png"/>
                     <pic:cNvPicPr/>
                   </pic:nvPicPr>
                   <pic:blipFill>
@@ -9538,6 +10601,225 @@
         <w:jc w:val="center"/>
       </w:pPr>
       <w:r>
+        <w:t>Рис. 28. Окно инструмента «Объединение Excel»</w:t>
+      </w:r>
+    </w:p>
+    <w:p>
+      <w:pPr>
+        <w:pStyle w:val="21"/>
+      </w:pPr>
+      <w:bookmarkStart w:id="54" w:name="_Toc238650520"/>
+      <w:r>
+        <w:t>9.3. Порядок работы</w:t>
+      </w:r>
+      <w:bookmarkEnd w:id="54"/>
+    </w:p>
+    <w:p>
+      <w:r>
+        <w:rPr>
+          <w:b/>
+        </w:rPr>
+        <w:t xml:space="preserve">1. Укажите папку с исходными файлами кнопкой «Обзор…» </w:t>
+      </w:r>
+      <w:r>
+        <w:t>или перетащите её прямо в окно программы. Программа сразу пересчитает, сколько файлов найдено, и покажет их списком внизу.</w:t>
+      </w:r>
+    </w:p>
+    <w:p>
+      <w:r>
+        <w:rPr>
+          <w:b/>
+        </w:rPr>
+        <w:lastRenderedPageBreak/>
+        <w:t xml:space="preserve">2. Задайте имя итогового файла. </w:t>
+      </w:r>
+      <w:r>
+        <w:t>Расширение подставляется само, поэтому вводить его не нужно. Формат «.xls» оставлен для тех, кому нужен старый Excel 97–2003. Если поле «Папка» оставить пустым, свод ляжет рядом с исходными файлами.</w:t>
+      </w:r>
+    </w:p>
+    <w:p>
+      <w:r>
+        <w:rPr>
+          <w:b/>
+        </w:rPr>
+        <w:t xml:space="preserve">3. Проверьте состав и порядок в списке «Файлы для объединения». </w:t>
+      </w:r>
+      <w:r>
+        <w:t>Порядок задаётся перетаскиванием строк или кнопками «▲ Выше» и «▼ Ниже», кнопка «По имени» возвращает естественный порядок. Ненужный файл исключается снятием галочки, кнопки «Отметить все» и «Снять все» делают это разом.</w:t>
+      </w:r>
+    </w:p>
+    <w:p>
+      <w:r>
+        <w:rPr>
+          <w:b/>
+        </w:rPr>
+        <w:t xml:space="preserve">4. Нажмите «Объединить». </w:t>
+      </w:r>
+      <w:r>
+        <w:t>Ход работы виден в строке состояния и на полосе прогресса, кнопка «Отменить» останавливает сборку после текущего файла.</w:t>
+      </w:r>
+    </w:p>
+    <w:p>
+      <w:pPr>
+        <w:pStyle w:val="21"/>
+      </w:pPr>
+      <w:bookmarkStart w:id="55" w:name="_Toc238650521"/>
+      <w:r>
+        <w:t>9.4. Параметры сборки</w:t>
+      </w:r>
+      <w:bookmarkEnd w:id="55"/>
+    </w:p>
+    <w:p>
+      <w:r>
+        <w:t>— </w:t>
+      </w:r>
+      <w:r>
+        <w:rPr>
+          <w:b/>
+        </w:rPr>
+        <w:t xml:space="preserve">Листы. </w:t>
+      </w:r>
+      <w:r>
+        <w:t>«Только первый лист» берёт из каждой книги первый видимый лист — обычная ситуация, когда файл содержит одну форму. «Все листы» переносит все видимые листы книги.</w:t>
+      </w:r>
+    </w:p>
+    <w:p>
+      <w:r>
+        <w:t>— </w:t>
+      </w:r>
+      <w:r>
+        <w:rPr>
+          <w:b/>
+        </w:rPr>
+        <w:t xml:space="preserve">Лист «Содержание». </w:t>
+      </w:r>
+      <w:r>
+        <w:t>Первым листом свода становится оглавление: названия файлов, гиперссылки на соответствующие листы и статус обработки каждого файла. По своду становится возможно перемещаться, а не искать нужный лист среди полусотни вкладок.</w:t>
+      </w:r>
+    </w:p>
+    <w:p>
+      <w:r>
+        <w:t>— </w:t>
+      </w:r>
+      <w:r>
+        <w:rPr>
+          <w:b/>
+        </w:rPr>
+        <w:t xml:space="preserve">Заменить формулы значениями. </w:t>
+      </w:r>
+      <w:r>
+        <w:t>Вместо формул в свод попадают вычисленные значения. Свод перестаёт зависеть от исходных книг: его можно переслать, и числа в нём не «поедут» и не превратятся в ошибки из-за отсутствующих ссылок.</w:t>
+      </w:r>
+    </w:p>
+    <w:p>
+      <w:pPr>
+        <w:pStyle w:val="21"/>
+      </w:pPr>
+      <w:bookmarkStart w:id="56" w:name="_Toc238650522"/>
+      <w:r>
+        <w:t>9.5. Результат, отчёт и сопроводительная записка</w:t>
+      </w:r>
+      <w:bookmarkEnd w:id="56"/>
+    </w:p>
+    <w:p>
+      <w:r>
+        <w:t xml:space="preserve">После сборки результат по каждому файлу появляется прямо в списке — в колонках «Результат» и «Примечание». Битые и защищённые паролем книги пропускаются с указанием причины, остальные переносятся. Внизу </w:t>
+      </w:r>
+      <w:r>
+        <w:lastRenderedPageBreak/>
+        <w:t>окна появляются ссылки: открыть готовый файл, открыть папку с ним и открыть отчёт о слиянии.</w:t>
+      </w:r>
+    </w:p>
+    <w:p>
+      <w:r>
+        <w:t>Кнопка «Повторить пропущенные» дослит исправленные файлы в уже собранный свод, не пересобирая его целиком. Это экономит время, когда из тридцати файлов сбойнули два.</w:t>
+      </w:r>
+    </w:p>
+    <w:p>
+      <w:r>
+        <w:t xml:space="preserve">Кнопка «Записка Word» создаёт сопроводительную записку к своду в формате .docx: итоги, перечень пропущенных файлов и стандартное оформление. Записку остаётся подписать, а не набирать с </w:t>
+      </w:r>
+      <w:r>
+        <w:t>нуля.</w:t>
+      </w:r>
+      <w:r>
+        <w:rPr>
+          <w:vertAlign w:val="superscript"/>
+        </w:rPr>
+        <w:footnoteReference w:id="8"/>
+      </w:r>
+    </w:p>
+    <w:p>
+      <w:pPr>
+        <w:pStyle w:val="21"/>
+      </w:pPr>
+      <w:bookmarkStart w:id="57" w:name="_Toc238650523"/>
+      <w:r>
+        <w:t>9.6. Меню инструмента</w:t>
+      </w:r>
+      <w:bookmarkEnd w:id="57"/>
+    </w:p>
+    <w:p>
+      <w:r>
+        <w:t>Меню «Меню» содержит встроенную справку, статистику, выбор языка и пункт «Папка отчётов», открывающий папку с последними отчётами о слиянии (рис. 29).</w:t>
+      </w:r>
+    </w:p>
+    <w:p>
+      <w:pPr>
+        <w:keepNext/>
+        <w:spacing w:before="200" w:after="80"/>
+        <w:ind w:firstLine="0"/>
+        <w:jc w:val="center"/>
+      </w:pPr>
+      <w:r>
+        <w:rPr>
+          <w:noProof/>
+        </w:rPr>
+        <w:lastRenderedPageBreak/>
+        <w:drawing>
+          <wp:inline distT="0" distB="0" distL="0" distR="0" wp14:anchorId="766A7101" wp14:editId="6C7E2B05">
+            <wp:extent cx="5760000" cy="4250667"/>
+            <wp:effectExtent l="0" t="0" r="0" b="0"/>
+            <wp:docPr id="29" name="Picture 29"/>
+            <wp:cNvGraphicFramePr>
+              <a:graphicFrameLocks xmlns:a="http://schemas.openxmlformats.org/drawingml/2006/main" noChangeAspect="1"/>
+            </wp:cNvGraphicFramePr>
+            <a:graphic xmlns:a="http://schemas.openxmlformats.org/drawingml/2006/main">
+              <a:graphicData uri="http://schemas.openxmlformats.org/drawingml/2006/picture">
+                <pic:pic xmlns:pic="http://schemas.openxmlformats.org/drawingml/2006/picture">
+                  <pic:nvPicPr>
+                    <pic:cNvPr id="0" name="excel-menu.png"/>
+                    <pic:cNvPicPr/>
+                  </pic:nvPicPr>
+                  <pic:blipFill>
+                    <a:blip r:embed="rId36"/>
+                    <a:stretch>
+                      <a:fillRect/>
+                    </a:stretch>
+                  </pic:blipFill>
+                  <pic:spPr>
+                    <a:xfrm>
+                      <a:off x="0" y="0"/>
+                      <a:ext cx="5760000" cy="4250667"/>
+                    </a:xfrm>
+                    <a:prstGeom prst="rect">
+                      <a:avLst/>
+                    </a:prstGeom>
+                  </pic:spPr>
+                </pic:pic>
+              </a:graphicData>
+            </a:graphic>
+          </wp:inline>
+        </w:drawing>
+      </w:r>
+    </w:p>
+    <w:p>
+      <w:pPr>
+        <w:spacing w:after="240"/>
+        <w:ind w:firstLine="0"/>
+        <w:jc w:val="center"/>
+      </w:pPr>
+      <w:r>
         <w:t>Рис. 29. Меню инструмента «Объединение Excel»</w:t>
       </w:r>
     </w:p>
@@ -9555,38 +10837,38 @@
         <w:rPr>
           <w:i/>
         </w:rPr>
-        <w:t xml:space="preserve">В списке файлов работают привычные клавиши: Alt + </w:t>
+        <w:t xml:space="preserve">В списке </w:t>
       </w:r>
       <w:r>
         <w:rPr>
           <w:i/>
         </w:rPr>
-        <w:t>↑ и Alt + ↓ меняют порядок, Delete исключает файл, Ctrl + A выделяет всё, Ctrl + C копирует строки в буфер обмена.</w:t>
+        <w:t>файлов работают привычные клавиши: Alt + ↑ и Alt + ↓ меняют порядок, Delete исключает файл, Ctrl + A выделяет всё, Ctrl + C копирует строки в буфер обмена.</w:t>
       </w:r>
     </w:p>
     <w:p>
       <w:pPr>
         <w:pStyle w:val="1"/>
       </w:pPr>
-      <w:bookmarkStart w:id="52" w:name="_Toc237262603"/>
+      <w:bookmarkStart w:id="58" w:name="_Toc238650524"/>
       <w:r>
         <w:t>10. Справочные сведения</w:t>
       </w:r>
-      <w:bookmarkEnd w:id="52"/>
+      <w:bookmarkEnd w:id="58"/>
     </w:p>
     <w:p>
       <w:pPr>
         <w:pStyle w:val="21"/>
       </w:pPr>
-      <w:bookmarkStart w:id="53" w:name="_Toc237262604"/>
+      <w:bookmarkStart w:id="59" w:name="_Toc238650525"/>
       <w:r>
         <w:t>10.1. Сведения о программе</w:t>
       </w:r>
-      <w:bookmarkEnd w:id="53"/>
-    </w:p>
-    <w:p>
-      <w:r>
-        <w:t>Окно «О программе» открывается кнопкой на главном окне (рис. 30). В нём указаны версия и автор, а ниже — раскрываемые секции: «Проект и контакты» со ссылками на страницу проекта и политику конфиденциальности и «Поддержать проект» с реквизитами, которые можно выделить и скопировать.</w:t>
+      <w:bookmarkEnd w:id="59"/>
+    </w:p>
+    <w:p>
+      <w:r>
+        <w:t>Окно «О программе» открывается кнопкой на главном окне (рис. 30). В нём указаны версия, автор, ссылки на страницу проекта и на политику конфиденциальности, а также лицензия.</w:t>
       </w:r>
     </w:p>
     <w:p>
@@ -9600,11 +10882,12 @@
         <w:rPr>
           <w:noProof/>
         </w:rPr>
+        <w:lastRenderedPageBreak/>
         <w:drawing>
-          <wp:inline distT="0" distB="0" distL="0" distR="0" wp14:anchorId="4FA32DE6" wp14:editId="4224B136">
-            <wp:extent cx="3873730" cy="5142452"/>
+          <wp:inline distT="0" distB="0" distL="0" distR="0" wp14:anchorId="3F45622B" wp14:editId="63D3CF21">
+            <wp:extent cx="3873730" cy="3940232"/>
             <wp:effectExtent l="0" t="0" r="0" b="0"/>
-            <wp:docPr id="29" name="Picture 29"/>
+            <wp:docPr id="30" name="Picture 30"/>
             <wp:cNvGraphicFramePr>
               <a:graphicFrameLocks xmlns:a="http://schemas.openxmlformats.org/drawingml/2006/main" noChangeAspect="1"/>
             </wp:cNvGraphicFramePr>
@@ -9616,7 +10899,7 @@
                     <pic:cNvPicPr/>
                   </pic:nvPicPr>
                   <pic:blipFill>
-                    <a:blip r:embed="rId36"/>
+                    <a:blip r:embed="rId37"/>
                     <a:stretch>
                       <a:fillRect/>
                     </a:stretch>
@@ -9624,7 +10907,7 @@
                   <pic:spPr>
                     <a:xfrm>
                       <a:off x="0" y="0"/>
-                      <a:ext cx="3873730" cy="5142452"/>
+                      <a:ext cx="3873730" cy="3940232"/>
                     </a:xfrm>
                     <a:prstGeom prst="rect">
                       <a:avLst/>
@@ -9654,11 +10937,7 @@
     </w:p>
     <w:p>
       <w:r>
-        <w:t xml:space="preserve">Строка «Инструкция по работе с программой: открыть» открывает этот документ. Он лежит внутри самой программы, поэтому доступен и в </w:t>
-      </w:r>
-      <w:r>
-        <w:lastRenderedPageBreak/>
-        <w:t>портативной версии, и без интернета: при первом обращении программа распаковывает его рядом со своими настройками и открывает.</w:t>
+        <w:t>Строка «Инструкция по работе с программой: открыть» открывает этот документ. Он лежит внутри самой программы, поэтому доступен и в портативной версии, и без интернета: при первом обращении программа распаковывает его рядом со своими настройками и открывает.</w:t>
       </w:r>
       <w:r>
         <w:rPr>
@@ -9671,11 +10950,11 @@
       <w:pPr>
         <w:pStyle w:val="21"/>
       </w:pPr>
-      <w:bookmarkStart w:id="54" w:name="_Toc237262605"/>
+      <w:bookmarkStart w:id="60" w:name="_Toc238650526"/>
       <w:r>
         <w:t>10.2. Если что-то пошло не так</w:t>
       </w:r>
-      <w:bookmarkEnd w:id="54"/>
+      <w:bookmarkEnd w:id="60"/>
     </w:p>
     <w:p>
       <w:r>
@@ -9761,6 +11040,7 @@
               <w:jc w:val="left"/>
             </w:pPr>
             <w:r>
+              <w:lastRenderedPageBreak/>
               <w:t>Сообщение «Нужен Ghostscript» при выборе сжатия</w:t>
             </w:r>
           </w:p>
@@ -9796,7 +11076,10 @@
               <w:jc w:val="left"/>
             </w:pPr>
             <w:r>
-              <w:t>Файл пропущен при сборке свода</w:t>
+              <w:t xml:space="preserve">Файл </w:t>
+            </w:r>
+            <w:r>
+              <w:t>пропущен при сборке свода</w:t>
             </w:r>
           </w:p>
         </w:tc>
@@ -9811,10 +11094,7 @@
               <w:jc w:val="left"/>
             </w:pPr>
             <w:r>
-              <w:t xml:space="preserve">Книга повреждена или </w:t>
-            </w:r>
-            <w:r>
-              <w:t>защищена паролем. Причина указана в колонке «Примечание» и в отчёте. Исправьте файл и нажмите «Повторить пропущенные»</w:t>
+              <w:t>Книга повреждена или защищена паролем. Причина указана в колонке «Примечание» и в отчёте. Исправьте файл и нажмите «Повторить пропущенные»</w:t>
             </w:r>
           </w:p>
         </w:tc>
@@ -9974,7 +11254,10 @@
               <w:jc w:val="left"/>
             </w:pPr>
             <w:r>
-              <w:t>Окно программы не появляется при повторном запуске</w:t>
+              <w:t xml:space="preserve">Окно программы не </w:t>
+            </w:r>
+            <w:r>
+              <w:t>появляется при повторном запуске</w:t>
             </w:r>
           </w:p>
         </w:tc>
@@ -10044,11 +11327,7 @@
               <w:jc w:val="left"/>
             </w:pPr>
             <w:r>
-              <w:t xml:space="preserve">Страница загрузки не открылась после сообщения о новой </w:t>
-            </w:r>
-            <w:r>
-              <w:lastRenderedPageBreak/>
-              <w:t>версии</w:t>
+              <w:t>Страница загрузки не открылась после сообщения о новой версии</w:t>
             </w:r>
           </w:p>
         </w:tc>
@@ -10063,7 +11342,6 @@
               <w:jc w:val="left"/>
             </w:pPr>
             <w:r>
-              <w:lastRenderedPageBreak/>
               <w:t>В системе нет браузера по умолчанию. Программа покажет сам адрес — его можно набрать вручную</w:t>
             </w:r>
           </w:p>
@@ -10079,11 +11357,30 @@
       <w:pPr>
         <w:pStyle w:val="21"/>
       </w:pPr>
-      <w:bookmarkStart w:id="55" w:name="_Toc237262606"/>
-      <w:r>
-        <w:t>10.3. Краткая памятка</w:t>
-      </w:r>
-      <w:bookmarkEnd w:id="55"/>
+      <w:bookmarkStart w:id="61" w:name="_Toc238650527"/>
+      <w:r>
+        <w:t>10.3. Обновление оглавления после правок</w:t>
+      </w:r>
+      <w:bookmarkEnd w:id="61"/>
+    </w:p>
+    <w:p>
+      <w:r>
+        <w:t xml:space="preserve">Оглавление в этой инструкции автоматическое: оно построено по стилям «Заголовок 1» и «Заголовок 2», а не набрано вручную. Готовый файл уже содержит все пункты и актуальные номера страниц. Если вы добавили, удалили или переименовали раздел, примените к его названию один из этих встроенных стилей, щёлкните внутри оглавления, выберите «Обновить таблицу», затем «Обновить целиком». Можно также нажать F9 внутри </w:t>
+      </w:r>
+      <w:r>
+        <w:lastRenderedPageBreak/>
+        <w:t>оглавления и выбрать обновление целиком. Вариант «Обновить только номера страниц» не добавляет новый заголовок. Простое открытие файла не гарантирует полного пересчёта оглавления во всех версиях Word.</w:t>
+      </w:r>
+    </w:p>
+    <w:p>
+      <w:pPr>
+        <w:pStyle w:val="21"/>
+      </w:pPr>
+      <w:bookmarkStart w:id="62" w:name="_Toc238650528"/>
+      <w:r>
+        <w:t>10.4. Краткая памятка</w:t>
+      </w:r>
+      <w:bookmarkEnd w:id="62"/>
     </w:p>
     <w:p>
       <w:r>
@@ -10102,15 +11399,12 @@
     </w:p>
     <w:p>
       <w:r>
-        <w:t xml:space="preserve">— Если непонятно, что делает кнопка, задержите над ней указатель мыши: всплывающая подсказка объясняет назначение и называет горячую </w:t>
-      </w:r>
-      <w:r>
-        <w:t>клавишу.</w:t>
+        <w:t>— Если непонятно, что делает кнопка, задержите над ней указатель мыши: всплывающая подсказка объясняет назначение и называет горячую клавишу.</w:t>
       </w:r>
     </w:p>
     <w:sectPr>
-      <w:footerReference w:type="default" r:id="rId37"/>
-      <w:footerReference w:type="first" r:id="rId38"/>
+      <w:footerReference w:type="default" r:id="rId38"/>
+      <w:footerReference w:type="first" r:id="rId39"/>
       <w:pgSz w:w="11906" w:h="16838"/>
       <w:pgMar w:top="1134" w:right="850" w:bottom="1134" w:left="1701" w:header="720" w:footer="720" w:gutter="0"/>
       <w:cols w:space="720"/>
@@ -10588,31 +11882,31 @@
       </w:rPr>
     </w:lvl>
   </w:abstractNum>
-  <w:num w:numId="1" w16cid:durableId="1312828888">
+  <w:num w:numId="1" w16cid:durableId="2016877594">
     <w:abstractNumId w:val="8"/>
   </w:num>
-  <w:num w:numId="2" w16cid:durableId="1160735281">
+  <w:num w:numId="2" w16cid:durableId="1505588932">
     <w:abstractNumId w:val="6"/>
   </w:num>
-  <w:num w:numId="3" w16cid:durableId="1107971573">
+  <w:num w:numId="3" w16cid:durableId="144320999">
     <w:abstractNumId w:val="5"/>
   </w:num>
-  <w:num w:numId="4" w16cid:durableId="251401283">
+  <w:num w:numId="4" w16cid:durableId="1223253416">
     <w:abstractNumId w:val="4"/>
   </w:num>
-  <w:num w:numId="5" w16cid:durableId="823662739">
+  <w:num w:numId="5" w16cid:durableId="659622209">
     <w:abstractNumId w:val="7"/>
   </w:num>
-  <w:num w:numId="6" w16cid:durableId="1373649281">
+  <w:num w:numId="6" w16cid:durableId="732118292">
     <w:abstractNumId w:val="3"/>
   </w:num>
-  <w:num w:numId="7" w16cid:durableId="498037529">
+  <w:num w:numId="7" w16cid:durableId="47726825">
     <w:abstractNumId w:val="2"/>
   </w:num>
-  <w:num w:numId="8" w16cid:durableId="2069303693">
+  <w:num w:numId="8" w16cid:durableId="802844147">
     <w:abstractNumId w:val="1"/>
   </w:num>
-  <w:num w:numId="9" w16cid:durableId="703286727">
+  <w:num w:numId="9" w16cid:durableId="1903252505">
     <w:abstractNumId w:val="0"/>
   </w:num>
 </w:numbering>
@@ -22051,7 +23345,7 @@
     <w:autoRedefine/>
     <w:uiPriority w:val="39"/>
     <w:unhideWhenUsed/>
-    <w:rsid w:val="004D518B"/>
+    <w:rsid w:val="00154A48"/>
     <w:pPr>
       <w:spacing w:after="100"/>
     </w:pPr>
@@ -22063,7 +23357,7 @@
     <w:autoRedefine/>
     <w:uiPriority w:val="39"/>
     <w:unhideWhenUsed/>
-    <w:rsid w:val="004D518B"/>
+    <w:rsid w:val="00154A48"/>
     <w:pPr>
       <w:spacing w:after="100"/>
       <w:ind w:left="280"/>
@@ -22074,7 +23368,7 @@
     <w:basedOn w:val="a2"/>
     <w:uiPriority w:val="99"/>
     <w:unhideWhenUsed/>
-    <w:rsid w:val="004D518B"/>
+    <w:rsid w:val="00154A48"/>
     <w:rPr>
       <w:color w:val="0000FF" w:themeColor="hyperlink"/>
       <w:u w:val="single"/>

--- a/docs/Инструкция пользователя.docx
+++ b/docs/Инструкция пользователя.docx
@@ -121,7 +121,7 @@
       <w:r>
         <w:fldChar w:fldCharType="separate"/>
       </w:r>
-      <w:hyperlink w:anchor="_Toc238650466" w:history="1">
+      <w:hyperlink w:anchor="_Toc238700690" w:history="1">
         <w:r>
           <w:rPr>
             <w:rStyle w:val="aff8"/>
@@ -149,7 +149,7 @@
             <w:noProof/>
             <w:webHidden/>
           </w:rPr>
-          <w:instrText xml:space="preserve"> PAGEREF _Toc238650466 \h </w:instrText>
+          <w:instrText xml:space="preserve"> PAGEREF _Toc238700690 \h </w:instrText>
         </w:r>
         <w:r>
           <w:rPr>
@@ -197,7 +197,7 @@
           <w14:ligatures w14:val="standardContextual"/>
         </w:rPr>
       </w:pPr>
-      <w:hyperlink w:anchor="_Toc238650467" w:history="1">
+      <w:hyperlink w:anchor="_Toc238700691" w:history="1">
         <w:r>
           <w:rPr>
             <w:rStyle w:val="aff8"/>
@@ -225,7 +225,7 @@
             <w:noProof/>
             <w:webHidden/>
           </w:rPr>
-          <w:instrText xml:space="preserve"> PAGEREF _Toc238650467 \h </w:instrText>
+          <w:instrText xml:space="preserve"> PAGEREF _Toc238700691 \h </w:instrText>
         </w:r>
         <w:r>
           <w:rPr>
@@ -273,7 +273,7 @@
           <w14:ligatures w14:val="standardContextual"/>
         </w:rPr>
       </w:pPr>
-      <w:hyperlink w:anchor="_Toc238650468" w:history="1">
+      <w:hyperlink w:anchor="_Toc238700692" w:history="1">
         <w:r>
           <w:rPr>
             <w:rStyle w:val="aff8"/>
@@ -301,7 +301,7 @@
             <w:noProof/>
             <w:webHidden/>
           </w:rPr>
-          <w:instrText xml:space="preserve"> PAGEREF _Toc238650468 \h </w:instrText>
+          <w:instrText xml:space="preserve"> PAGEREF _Toc238700692 \h </w:instrText>
         </w:r>
         <w:r>
           <w:rPr>
@@ -349,7 +349,7 @@
           <w14:ligatures w14:val="standardContextual"/>
         </w:rPr>
       </w:pPr>
-      <w:hyperlink w:anchor="_Toc238650469" w:history="1">
+      <w:hyperlink w:anchor="_Toc238700693" w:history="1">
         <w:r>
           <w:rPr>
             <w:rStyle w:val="aff8"/>
@@ -377,7 +377,7 @@
             <w:noProof/>
             <w:webHidden/>
           </w:rPr>
-          <w:instrText xml:space="preserve"> PAGEREF _Toc238650469 \h </w:instrText>
+          <w:instrText xml:space="preserve"> PAGEREF _Toc238700693 \h </w:instrText>
         </w:r>
         <w:r>
           <w:rPr>
@@ -425,7 +425,7 @@
           <w14:ligatures w14:val="standardContextual"/>
         </w:rPr>
       </w:pPr>
-      <w:hyperlink w:anchor="_Toc238650470" w:history="1">
+      <w:hyperlink w:anchor="_Toc238700694" w:history="1">
         <w:r>
           <w:rPr>
             <w:rStyle w:val="aff8"/>
@@ -453,7 +453,7 @@
             <w:noProof/>
             <w:webHidden/>
           </w:rPr>
-          <w:instrText xml:space="preserve"> PAGEREF _Toc238650470 \h </w:instrText>
+          <w:instrText xml:space="preserve"> PAGEREF _Toc238700694 \h </w:instrText>
         </w:r>
         <w:r>
           <w:rPr>
@@ -501,7 +501,7 @@
           <w14:ligatures w14:val="standardContextual"/>
         </w:rPr>
       </w:pPr>
-      <w:hyperlink w:anchor="_Toc238650471" w:history="1">
+      <w:hyperlink w:anchor="_Toc238700695" w:history="1">
         <w:r>
           <w:rPr>
             <w:rStyle w:val="aff8"/>
@@ -529,7 +529,7 @@
             <w:noProof/>
             <w:webHidden/>
           </w:rPr>
-          <w:instrText xml:space="preserve"> PAGEREF _Toc238650471 \h </w:instrText>
+          <w:instrText xml:space="preserve"> PAGEREF _Toc238700695 \h </w:instrText>
         </w:r>
         <w:r>
           <w:rPr>
@@ -577,7 +577,7 @@
           <w14:ligatures w14:val="standardContextual"/>
         </w:rPr>
       </w:pPr>
-      <w:hyperlink w:anchor="_Toc238650472" w:history="1">
+      <w:hyperlink w:anchor="_Toc238700696" w:history="1">
         <w:r>
           <w:rPr>
             <w:rStyle w:val="aff8"/>
@@ -605,7 +605,7 @@
             <w:noProof/>
             <w:webHidden/>
           </w:rPr>
-          <w:instrText xml:space="preserve"> PAGEREF _Toc238650472 \h </w:instrText>
+          <w:instrText xml:space="preserve"> PAGEREF _Toc238700696 \h </w:instrText>
         </w:r>
         <w:r>
           <w:rPr>
@@ -653,7 +653,7 @@
           <w14:ligatures w14:val="standardContextual"/>
         </w:rPr>
       </w:pPr>
-      <w:hyperlink w:anchor="_Toc238650473" w:history="1">
+      <w:hyperlink w:anchor="_Toc238700697" w:history="1">
         <w:r>
           <w:rPr>
             <w:rStyle w:val="aff8"/>
@@ -681,7 +681,7 @@
             <w:noProof/>
             <w:webHidden/>
           </w:rPr>
-          <w:instrText xml:space="preserve"> PAGEREF _Toc238650473 \h </w:instrText>
+          <w:instrText xml:space="preserve"> PAGEREF _Toc238700697 \h </w:instrText>
         </w:r>
         <w:r>
           <w:rPr>
@@ -729,7 +729,7 @@
           <w14:ligatures w14:val="standardContextual"/>
         </w:rPr>
       </w:pPr>
-      <w:hyperlink w:anchor="_Toc238650474" w:history="1">
+      <w:hyperlink w:anchor="_Toc238700698" w:history="1">
         <w:r>
           <w:rPr>
             <w:rStyle w:val="aff8"/>
@@ -757,7 +757,7 @@
             <w:noProof/>
             <w:webHidden/>
           </w:rPr>
-          <w:instrText xml:space="preserve"> PAGEREF _Toc238650474 \h </w:instrText>
+          <w:instrText xml:space="preserve"> PAGEREF _Toc238700698 \h </w:instrText>
         </w:r>
         <w:r>
           <w:rPr>
@@ -805,7 +805,7 @@
           <w14:ligatures w14:val="standardContextual"/>
         </w:rPr>
       </w:pPr>
-      <w:hyperlink w:anchor="_Toc238650475" w:history="1">
+      <w:hyperlink w:anchor="_Toc238700699" w:history="1">
         <w:r>
           <w:rPr>
             <w:rStyle w:val="aff8"/>
@@ -833,7 +833,7 @@
             <w:noProof/>
             <w:webHidden/>
           </w:rPr>
-          <w:instrText xml:space="preserve"> PAGEREF _Toc238650475 \h </w:instrText>
+          <w:instrText xml:space="preserve"> PAGEREF _Toc238700699 \h </w:instrText>
         </w:r>
         <w:r>
           <w:rPr>
@@ -881,7 +881,7 @@
           <w14:ligatures w14:val="standardContextual"/>
         </w:rPr>
       </w:pPr>
-      <w:hyperlink w:anchor="_Toc238650476" w:history="1">
+      <w:hyperlink w:anchor="_Toc238700700" w:history="1">
         <w:r>
           <w:rPr>
             <w:rStyle w:val="aff8"/>
@@ -909,7 +909,7 @@
             <w:noProof/>
             <w:webHidden/>
           </w:rPr>
-          <w:instrText xml:space="preserve"> PAGEREF _Toc238650476 \h </w:instrText>
+          <w:instrText xml:space="preserve"> PAGEREF _Toc238700700 \h </w:instrText>
         </w:r>
         <w:r>
           <w:rPr>
@@ -957,7 +957,7 @@
           <w14:ligatures w14:val="standardContextual"/>
         </w:rPr>
       </w:pPr>
-      <w:hyperlink w:anchor="_Toc238650477" w:history="1">
+      <w:hyperlink w:anchor="_Toc238700701" w:history="1">
         <w:r>
           <w:rPr>
             <w:rStyle w:val="aff8"/>
@@ -985,7 +985,7 @@
             <w:noProof/>
             <w:webHidden/>
           </w:rPr>
-          <w:instrText xml:space="preserve"> PAGEREF _Toc238650477 \h </w:instrText>
+          <w:instrText xml:space="preserve"> PAGEREF _Toc238700701 \h </w:instrText>
         </w:r>
         <w:r>
           <w:rPr>
@@ -1033,7 +1033,7 @@
           <w14:ligatures w14:val="standardContextual"/>
         </w:rPr>
       </w:pPr>
-      <w:hyperlink w:anchor="_Toc238650478" w:history="1">
+      <w:hyperlink w:anchor="_Toc238700702" w:history="1">
         <w:r>
           <w:rPr>
             <w:rStyle w:val="aff8"/>
@@ -1061,7 +1061,7 @@
             <w:noProof/>
             <w:webHidden/>
           </w:rPr>
-          <w:instrText xml:space="preserve"> PAGEREF _Toc238650478 \h </w:instrText>
+          <w:instrText xml:space="preserve"> PAGEREF _Toc238700702 \h </w:instrText>
         </w:r>
         <w:r>
           <w:rPr>
@@ -1109,7 +1109,7 @@
           <w14:ligatures w14:val="standardContextual"/>
         </w:rPr>
       </w:pPr>
-      <w:hyperlink w:anchor="_Toc238650479" w:history="1">
+      <w:hyperlink w:anchor="_Toc238700703" w:history="1">
         <w:r>
           <w:rPr>
             <w:rStyle w:val="aff8"/>
@@ -1137,7 +1137,7 @@
             <w:noProof/>
             <w:webHidden/>
           </w:rPr>
-          <w:instrText xml:space="preserve"> PAGEREF _Toc238650479 \h </w:instrText>
+          <w:instrText xml:space="preserve"> PAGEREF _Toc238700703 \h </w:instrText>
         </w:r>
         <w:r>
           <w:rPr>
@@ -1185,7 +1185,7 @@
           <w14:ligatures w14:val="standardContextual"/>
         </w:rPr>
       </w:pPr>
-      <w:hyperlink w:anchor="_Toc238650480" w:history="1">
+      <w:hyperlink w:anchor="_Toc238700704" w:history="1">
         <w:r>
           <w:rPr>
             <w:rStyle w:val="aff8"/>
@@ -1213,7 +1213,7 @@
             <w:noProof/>
             <w:webHidden/>
           </w:rPr>
-          <w:instrText xml:space="preserve"> PAGEREF _Toc238650480 \h </w:instrText>
+          <w:instrText xml:space="preserve"> PAGEREF _Toc238700704 \h </w:instrText>
         </w:r>
         <w:r>
           <w:rPr>
@@ -1261,7 +1261,7 @@
           <w14:ligatures w14:val="standardContextual"/>
         </w:rPr>
       </w:pPr>
-      <w:hyperlink w:anchor="_Toc238650481" w:history="1">
+      <w:hyperlink w:anchor="_Toc238700705" w:history="1">
         <w:r>
           <w:rPr>
             <w:rStyle w:val="aff8"/>
@@ -1289,7 +1289,7 @@
             <w:noProof/>
             <w:webHidden/>
           </w:rPr>
-          <w:instrText xml:space="preserve"> PAGEREF _Toc238650481 \h </w:instrText>
+          <w:instrText xml:space="preserve"> PAGEREF _Toc238700705 \h </w:instrText>
         </w:r>
         <w:r>
           <w:rPr>
@@ -1337,7 +1337,7 @@
           <w14:ligatures w14:val="standardContextual"/>
         </w:rPr>
       </w:pPr>
-      <w:hyperlink w:anchor="_Toc238650482" w:history="1">
+      <w:hyperlink w:anchor="_Toc238700706" w:history="1">
         <w:r>
           <w:rPr>
             <w:rStyle w:val="aff8"/>
@@ -1365,7 +1365,7 @@
             <w:noProof/>
             <w:webHidden/>
           </w:rPr>
-          <w:instrText xml:space="preserve"> PAGEREF _Toc238650482 \h </w:instrText>
+          <w:instrText xml:space="preserve"> PAGEREF _Toc238700706 \h </w:instrText>
         </w:r>
         <w:r>
           <w:rPr>
@@ -1385,7 +1385,7 @@
             <w:noProof/>
             <w:webHidden/>
           </w:rPr>
-          <w:t>23</w:t>
+          <w:t>24</w:t>
         </w:r>
         <w:r>
           <w:rPr>
@@ -1413,7 +1413,7 @@
           <w14:ligatures w14:val="standardContextual"/>
         </w:rPr>
       </w:pPr>
-      <w:hyperlink w:anchor="_Toc238650483" w:history="1">
+      <w:hyperlink w:anchor="_Toc238700707" w:history="1">
         <w:r>
           <w:rPr>
             <w:rStyle w:val="aff8"/>
@@ -1441,7 +1441,7 @@
             <w:noProof/>
             <w:webHidden/>
           </w:rPr>
-          <w:instrText xml:space="preserve"> PAGEREF _Toc238650483 \h </w:instrText>
+          <w:instrText xml:space="preserve"> PAGEREF _Toc238700707 \h </w:instrText>
         </w:r>
         <w:r>
           <w:rPr>
@@ -1461,7 +1461,7 @@
             <w:noProof/>
             <w:webHidden/>
           </w:rPr>
-          <w:t>23</w:t>
+          <w:t>24</w:t>
         </w:r>
         <w:r>
           <w:rPr>
@@ -1489,7 +1489,7 @@
           <w14:ligatures w14:val="standardContextual"/>
         </w:rPr>
       </w:pPr>
-      <w:hyperlink w:anchor="_Toc238650484" w:history="1">
+      <w:hyperlink w:anchor="_Toc238700708" w:history="1">
         <w:r>
           <w:rPr>
             <w:rStyle w:val="aff8"/>
@@ -1517,7 +1517,7 @@
             <w:noProof/>
             <w:webHidden/>
           </w:rPr>
-          <w:instrText xml:space="preserve"> PAGEREF _Toc238650484 \h </w:instrText>
+          <w:instrText xml:space="preserve"> PAGEREF _Toc238700708 \h </w:instrText>
         </w:r>
         <w:r>
           <w:rPr>
@@ -1537,7 +1537,7 @@
             <w:noProof/>
             <w:webHidden/>
           </w:rPr>
-          <w:t>23</w:t>
+          <w:t>24</w:t>
         </w:r>
         <w:r>
           <w:rPr>
@@ -1565,7 +1565,7 @@
           <w14:ligatures w14:val="standardContextual"/>
         </w:rPr>
       </w:pPr>
-      <w:hyperlink w:anchor="_Toc238650485" w:history="1">
+      <w:hyperlink w:anchor="_Toc238700709" w:history="1">
         <w:r>
           <w:rPr>
             <w:rStyle w:val="aff8"/>
@@ -1593,7 +1593,7 @@
             <w:noProof/>
             <w:webHidden/>
           </w:rPr>
-          <w:instrText xml:space="preserve"> PAGEREF _Toc238650485 \h </w:instrText>
+          <w:instrText xml:space="preserve"> PAGEREF _Toc238700709 \h </w:instrText>
         </w:r>
         <w:r>
           <w:rPr>
@@ -1613,7 +1613,7 @@
             <w:noProof/>
             <w:webHidden/>
           </w:rPr>
-          <w:t>24</w:t>
+          <w:t>25</w:t>
         </w:r>
         <w:r>
           <w:rPr>
@@ -1641,7 +1641,7 @@
           <w14:ligatures w14:val="standardContextual"/>
         </w:rPr>
       </w:pPr>
-      <w:hyperlink w:anchor="_Toc238650486" w:history="1">
+      <w:hyperlink w:anchor="_Toc238700710" w:history="1">
         <w:r>
           <w:rPr>
             <w:rStyle w:val="aff8"/>
@@ -1669,7 +1669,7 @@
             <w:noProof/>
             <w:webHidden/>
           </w:rPr>
-          <w:instrText xml:space="preserve"> PAGEREF _Toc238650486 \h </w:instrText>
+          <w:instrText xml:space="preserve"> PAGEREF _Toc238700710 \h </w:instrText>
         </w:r>
         <w:r>
           <w:rPr>
@@ -1689,7 +1689,7 @@
             <w:noProof/>
             <w:webHidden/>
           </w:rPr>
-          <w:t>25</w:t>
+          <w:t>26</w:t>
         </w:r>
         <w:r>
           <w:rPr>
@@ -1717,7 +1717,7 @@
           <w14:ligatures w14:val="standardContextual"/>
         </w:rPr>
       </w:pPr>
-      <w:hyperlink w:anchor="_Toc238650487" w:history="1">
+      <w:hyperlink w:anchor="_Toc238700711" w:history="1">
         <w:r>
           <w:rPr>
             <w:rStyle w:val="aff8"/>
@@ -1745,7 +1745,7 @@
             <w:noProof/>
             <w:webHidden/>
           </w:rPr>
-          <w:instrText xml:space="preserve"> PAGEREF _Toc238650487 \h </w:instrText>
+          <w:instrText xml:space="preserve"> PAGEREF _Toc238700711 \h </w:instrText>
         </w:r>
         <w:r>
           <w:rPr>
@@ -1765,7 +1765,7 @@
             <w:noProof/>
             <w:webHidden/>
           </w:rPr>
-          <w:t>25</w:t>
+          <w:t>26</w:t>
         </w:r>
         <w:r>
           <w:rPr>
@@ -1793,7 +1793,7 @@
           <w14:ligatures w14:val="standardContextual"/>
         </w:rPr>
       </w:pPr>
-      <w:hyperlink w:anchor="_Toc238650488" w:history="1">
+      <w:hyperlink w:anchor="_Toc238700712" w:history="1">
         <w:r>
           <w:rPr>
             <w:rStyle w:val="aff8"/>
@@ -1821,7 +1821,7 @@
             <w:noProof/>
             <w:webHidden/>
           </w:rPr>
-          <w:instrText xml:space="preserve"> PAGEREF _Toc238650488 \h </w:instrText>
+          <w:instrText xml:space="preserve"> PAGEREF _Toc238700712 \h </w:instrText>
         </w:r>
         <w:r>
           <w:rPr>
@@ -1841,7 +1841,7 @@
             <w:noProof/>
             <w:webHidden/>
           </w:rPr>
-          <w:t>26</w:t>
+          <w:t>27</w:t>
         </w:r>
         <w:r>
           <w:rPr>
@@ -1869,7 +1869,7 @@
           <w14:ligatures w14:val="standardContextual"/>
         </w:rPr>
       </w:pPr>
-      <w:hyperlink w:anchor="_Toc238650489" w:history="1">
+      <w:hyperlink w:anchor="_Toc238700713" w:history="1">
         <w:r>
           <w:rPr>
             <w:rStyle w:val="aff8"/>
@@ -1897,7 +1897,7 @@
             <w:noProof/>
             <w:webHidden/>
           </w:rPr>
-          <w:instrText xml:space="preserve"> PAGEREF _Toc238650489 \h </w:instrText>
+          <w:instrText xml:space="preserve"> PAGEREF _Toc238700713 \h </w:instrText>
         </w:r>
         <w:r>
           <w:rPr>
@@ -1917,7 +1917,7 @@
             <w:noProof/>
             <w:webHidden/>
           </w:rPr>
-          <w:t>26</w:t>
+          <w:t>27</w:t>
         </w:r>
         <w:r>
           <w:rPr>
@@ -1945,7 +1945,7 @@
           <w14:ligatures w14:val="standardContextual"/>
         </w:rPr>
       </w:pPr>
-      <w:hyperlink w:anchor="_Toc238650490" w:history="1">
+      <w:hyperlink w:anchor="_Toc238700714" w:history="1">
         <w:r>
           <w:rPr>
             <w:rStyle w:val="aff8"/>
@@ -1973,7 +1973,7 @@
             <w:noProof/>
             <w:webHidden/>
           </w:rPr>
-          <w:instrText xml:space="preserve"> PAGEREF _Toc238650490 \h </w:instrText>
+          <w:instrText xml:space="preserve"> PAGEREF _Toc238700714 \h </w:instrText>
         </w:r>
         <w:r>
           <w:rPr>
@@ -1993,7 +1993,7 @@
             <w:noProof/>
             <w:webHidden/>
           </w:rPr>
-          <w:t>27</w:t>
+          <w:t>28</w:t>
         </w:r>
         <w:r>
           <w:rPr>
@@ -2021,7 +2021,7 @@
           <w14:ligatures w14:val="standardContextual"/>
         </w:rPr>
       </w:pPr>
-      <w:hyperlink w:anchor="_Toc238650491" w:history="1">
+      <w:hyperlink w:anchor="_Toc238700715" w:history="1">
         <w:r>
           <w:rPr>
             <w:rStyle w:val="aff8"/>
@@ -2049,7 +2049,7 @@
             <w:noProof/>
             <w:webHidden/>
           </w:rPr>
-          <w:instrText xml:space="preserve"> PAGEREF _Toc238650491 \h </w:instrText>
+          <w:instrText xml:space="preserve"> PAGEREF _Toc238700715 \h </w:instrText>
         </w:r>
         <w:r>
           <w:rPr>
@@ -2069,7 +2069,7 @@
             <w:noProof/>
             <w:webHidden/>
           </w:rPr>
-          <w:t>27</w:t>
+          <w:t>28</w:t>
         </w:r>
         <w:r>
           <w:rPr>
@@ -2097,7 +2097,7 @@
           <w14:ligatures w14:val="standardContextual"/>
         </w:rPr>
       </w:pPr>
-      <w:hyperlink w:anchor="_Toc238650492" w:history="1">
+      <w:hyperlink w:anchor="_Toc238700716" w:history="1">
         <w:r>
           <w:rPr>
             <w:rStyle w:val="aff8"/>
@@ -2125,7 +2125,7 @@
             <w:noProof/>
             <w:webHidden/>
           </w:rPr>
-          <w:instrText xml:space="preserve"> PAGEREF _Toc238650492 \h </w:instrText>
+          <w:instrText xml:space="preserve"> PAGEREF _Toc238700716 \h </w:instrText>
         </w:r>
         <w:r>
           <w:rPr>
@@ -2145,7 +2145,7 @@
             <w:noProof/>
             <w:webHidden/>
           </w:rPr>
-          <w:t>31</w:t>
+          <w:t>32</w:t>
         </w:r>
         <w:r>
           <w:rPr>
@@ -2173,7 +2173,7 @@
           <w14:ligatures w14:val="standardContextual"/>
         </w:rPr>
       </w:pPr>
-      <w:hyperlink w:anchor="_Toc238650493" w:history="1">
+      <w:hyperlink w:anchor="_Toc238700717" w:history="1">
         <w:r>
           <w:rPr>
             <w:rStyle w:val="aff8"/>
@@ -2201,7 +2201,7 @@
             <w:noProof/>
             <w:webHidden/>
           </w:rPr>
-          <w:instrText xml:space="preserve"> PAGEREF _Toc238650493 \h </w:instrText>
+          <w:instrText xml:space="preserve"> PAGEREF _Toc238700717 \h </w:instrText>
         </w:r>
         <w:r>
           <w:rPr>
@@ -2221,7 +2221,7 @@
             <w:noProof/>
             <w:webHidden/>
           </w:rPr>
-          <w:t>33</w:t>
+          <w:t>34</w:t>
         </w:r>
         <w:r>
           <w:rPr>
@@ -2249,7 +2249,7 @@
           <w14:ligatures w14:val="standardContextual"/>
         </w:rPr>
       </w:pPr>
-      <w:hyperlink w:anchor="_Toc238650494" w:history="1">
+      <w:hyperlink w:anchor="_Toc238700718" w:history="1">
         <w:r>
           <w:rPr>
             <w:rStyle w:val="aff8"/>
@@ -2277,7 +2277,7 @@
             <w:noProof/>
             <w:webHidden/>
           </w:rPr>
-          <w:instrText xml:space="preserve"> PAGEREF _Toc238650494 \h </w:instrText>
+          <w:instrText xml:space="preserve"> PAGEREF _Toc238700718 \h </w:instrText>
         </w:r>
         <w:r>
           <w:rPr>
@@ -2297,7 +2297,7 @@
             <w:noProof/>
             <w:webHidden/>
           </w:rPr>
-          <w:t>33</w:t>
+          <w:t>34</w:t>
         </w:r>
         <w:r>
           <w:rPr>
@@ -2325,7 +2325,7 @@
           <w14:ligatures w14:val="standardContextual"/>
         </w:rPr>
       </w:pPr>
-      <w:hyperlink w:anchor="_Toc238650495" w:history="1">
+      <w:hyperlink w:anchor="_Toc238700719" w:history="1">
         <w:r>
           <w:rPr>
             <w:rStyle w:val="aff8"/>
@@ -2353,7 +2353,7 @@
             <w:noProof/>
             <w:webHidden/>
           </w:rPr>
-          <w:instrText xml:space="preserve"> PAGEREF _Toc238650495 \h </w:instrText>
+          <w:instrText xml:space="preserve"> PAGEREF _Toc238700719 \h </w:instrText>
         </w:r>
         <w:r>
           <w:rPr>
@@ -2373,7 +2373,7 @@
             <w:noProof/>
             <w:webHidden/>
           </w:rPr>
-          <w:t>33</w:t>
+          <w:t>34</w:t>
         </w:r>
         <w:r>
           <w:rPr>
@@ -2401,7 +2401,7 @@
           <w14:ligatures w14:val="standardContextual"/>
         </w:rPr>
       </w:pPr>
-      <w:hyperlink w:anchor="_Toc238650496" w:history="1">
+      <w:hyperlink w:anchor="_Toc238700720" w:history="1">
         <w:r>
           <w:rPr>
             <w:rStyle w:val="aff8"/>
@@ -2429,7 +2429,7 @@
             <w:noProof/>
             <w:webHidden/>
           </w:rPr>
-          <w:instrText xml:space="preserve"> PAGEREF _Toc238650496 \h </w:instrText>
+          <w:instrText xml:space="preserve"> PAGEREF _Toc238700720 \h </w:instrText>
         </w:r>
         <w:r>
           <w:rPr>
@@ -2449,7 +2449,7 @@
             <w:noProof/>
             <w:webHidden/>
           </w:rPr>
-          <w:t>34</w:t>
+          <w:t>35</w:t>
         </w:r>
         <w:r>
           <w:rPr>
@@ -2477,7 +2477,7 @@
           <w14:ligatures w14:val="standardContextual"/>
         </w:rPr>
       </w:pPr>
-      <w:hyperlink w:anchor="_Toc238650497" w:history="1">
+      <w:hyperlink w:anchor="_Toc238700721" w:history="1">
         <w:r>
           <w:rPr>
             <w:rStyle w:val="aff8"/>
@@ -2505,7 +2505,7 @@
             <w:noProof/>
             <w:webHidden/>
           </w:rPr>
-          <w:instrText xml:space="preserve"> PAGEREF _Toc238650497 \h </w:instrText>
+          <w:instrText xml:space="preserve"> PAGEREF _Toc238700721 \h </w:instrText>
         </w:r>
         <w:r>
           <w:rPr>
@@ -2525,7 +2525,7 @@
             <w:noProof/>
             <w:webHidden/>
           </w:rPr>
-          <w:t>35</w:t>
+          <w:t>36</w:t>
         </w:r>
         <w:r>
           <w:rPr>
@@ -2553,7 +2553,7 @@
           <w14:ligatures w14:val="standardContextual"/>
         </w:rPr>
       </w:pPr>
-      <w:hyperlink w:anchor="_Toc238650498" w:history="1">
+      <w:hyperlink w:anchor="_Toc238700722" w:history="1">
         <w:r>
           <w:rPr>
             <w:rStyle w:val="aff8"/>
@@ -2581,7 +2581,7 @@
             <w:noProof/>
             <w:webHidden/>
           </w:rPr>
-          <w:instrText xml:space="preserve"> PAGEREF _Toc238650498 \h </w:instrText>
+          <w:instrText xml:space="preserve"> PAGEREF _Toc238700722 \h </w:instrText>
         </w:r>
         <w:r>
           <w:rPr>
@@ -2601,7 +2601,7 @@
             <w:noProof/>
             <w:webHidden/>
           </w:rPr>
-          <w:t>36</w:t>
+          <w:t>37</w:t>
         </w:r>
         <w:r>
           <w:rPr>
@@ -2629,7 +2629,7 @@
           <w14:ligatures w14:val="standardContextual"/>
         </w:rPr>
       </w:pPr>
-      <w:hyperlink w:anchor="_Toc238650499" w:history="1">
+      <w:hyperlink w:anchor="_Toc238700723" w:history="1">
         <w:r>
           <w:rPr>
             <w:rStyle w:val="aff8"/>
@@ -2657,7 +2657,7 @@
             <w:noProof/>
             <w:webHidden/>
           </w:rPr>
-          <w:instrText xml:space="preserve"> PAGEREF _Toc238650499 \h </w:instrText>
+          <w:instrText xml:space="preserve"> PAGEREF _Toc238700723 \h </w:instrText>
         </w:r>
         <w:r>
           <w:rPr>
@@ -2677,7 +2677,7 @@
             <w:noProof/>
             <w:webHidden/>
           </w:rPr>
-          <w:t>39</w:t>
+          <w:t>40</w:t>
         </w:r>
         <w:r>
           <w:rPr>
@@ -2705,7 +2705,7 @@
           <w14:ligatures w14:val="standardContextual"/>
         </w:rPr>
       </w:pPr>
-      <w:hyperlink w:anchor="_Toc238650500" w:history="1">
+      <w:hyperlink w:anchor="_Toc238700724" w:history="1">
         <w:r>
           <w:rPr>
             <w:rStyle w:val="aff8"/>
@@ -2733,7 +2733,7 @@
             <w:noProof/>
             <w:webHidden/>
           </w:rPr>
-          <w:instrText xml:space="preserve"> PAGEREF _Toc238650500 \h </w:instrText>
+          <w:instrText xml:space="preserve"> PAGEREF _Toc238700724 \h </w:instrText>
         </w:r>
         <w:r>
           <w:rPr>
@@ -2753,7 +2753,7 @@
             <w:noProof/>
             <w:webHidden/>
           </w:rPr>
-          <w:t>39</w:t>
+          <w:t>40</w:t>
         </w:r>
         <w:r>
           <w:rPr>
@@ -2781,7 +2781,7 @@
           <w14:ligatures w14:val="standardContextual"/>
         </w:rPr>
       </w:pPr>
-      <w:hyperlink w:anchor="_Toc238650501" w:history="1">
+      <w:hyperlink w:anchor="_Toc238700725" w:history="1">
         <w:r>
           <w:rPr>
             <w:rStyle w:val="aff8"/>
@@ -2809,7 +2809,7 @@
             <w:noProof/>
             <w:webHidden/>
           </w:rPr>
-          <w:instrText xml:space="preserve"> PAGEREF _Toc238650501 \h </w:instrText>
+          <w:instrText xml:space="preserve"> PAGEREF _Toc238700725 \h </w:instrText>
         </w:r>
         <w:r>
           <w:rPr>
@@ -2829,7 +2829,7 @@
             <w:noProof/>
             <w:webHidden/>
           </w:rPr>
-          <w:t>40</w:t>
+          <w:t>41</w:t>
         </w:r>
         <w:r>
           <w:rPr>
@@ -2857,7 +2857,7 @@
           <w14:ligatures w14:val="standardContextual"/>
         </w:rPr>
       </w:pPr>
-      <w:hyperlink w:anchor="_Toc238650502" w:history="1">
+      <w:hyperlink w:anchor="_Toc238700726" w:history="1">
         <w:r>
           <w:rPr>
             <w:rStyle w:val="aff8"/>
@@ -2885,7 +2885,7 @@
             <w:noProof/>
             <w:webHidden/>
           </w:rPr>
-          <w:instrText xml:space="preserve"> PAGEREF _Toc238650502 \h </w:instrText>
+          <w:instrText xml:space="preserve"> PAGEREF _Toc238700726 \h </w:instrText>
         </w:r>
         <w:r>
           <w:rPr>
@@ -2905,7 +2905,7 @@
             <w:noProof/>
             <w:webHidden/>
           </w:rPr>
-          <w:t>41</w:t>
+          <w:t>43</w:t>
         </w:r>
         <w:r>
           <w:rPr>
@@ -2933,7 +2933,7 @@
           <w14:ligatures w14:val="standardContextual"/>
         </w:rPr>
       </w:pPr>
-      <w:hyperlink w:anchor="_Toc238650503" w:history="1">
+      <w:hyperlink w:anchor="_Toc238700727" w:history="1">
         <w:r>
           <w:rPr>
             <w:rStyle w:val="aff8"/>
@@ -2961,7 +2961,7 @@
             <w:noProof/>
             <w:webHidden/>
           </w:rPr>
-          <w:instrText xml:space="preserve"> PAGEREF _Toc238650503 \h </w:instrText>
+          <w:instrText xml:space="preserve"> PAGEREF _Toc238700727 \h </w:instrText>
         </w:r>
         <w:r>
           <w:rPr>
@@ -2981,7 +2981,7 @@
             <w:noProof/>
             <w:webHidden/>
           </w:rPr>
-          <w:t>42</w:t>
+          <w:t>44</w:t>
         </w:r>
         <w:r>
           <w:rPr>
@@ -3009,7 +3009,7 @@
           <w14:ligatures w14:val="standardContextual"/>
         </w:rPr>
       </w:pPr>
-      <w:hyperlink w:anchor="_Toc238650504" w:history="1">
+      <w:hyperlink w:anchor="_Toc238700728" w:history="1">
         <w:r>
           <w:rPr>
             <w:rStyle w:val="aff8"/>
@@ -3037,7 +3037,7 @@
             <w:noProof/>
             <w:webHidden/>
           </w:rPr>
-          <w:instrText xml:space="preserve"> PAGEREF _Toc238650504 \h </w:instrText>
+          <w:instrText xml:space="preserve"> PAGEREF _Toc238700728 \h </w:instrText>
         </w:r>
         <w:r>
           <w:rPr>
@@ -3057,7 +3057,7 @@
             <w:noProof/>
             <w:webHidden/>
           </w:rPr>
-          <w:t>43</w:t>
+          <w:t>44</w:t>
         </w:r>
         <w:r>
           <w:rPr>
@@ -3085,7 +3085,7 @@
           <w14:ligatures w14:val="standardContextual"/>
         </w:rPr>
       </w:pPr>
-      <w:hyperlink w:anchor="_Toc238650505" w:history="1">
+      <w:hyperlink w:anchor="_Toc238700729" w:history="1">
         <w:r>
           <w:rPr>
             <w:rStyle w:val="aff8"/>
@@ -3113,7 +3113,7 @@
             <w:noProof/>
             <w:webHidden/>
           </w:rPr>
-          <w:instrText xml:space="preserve"> PAGEREF _Toc238650505 \h </w:instrText>
+          <w:instrText xml:space="preserve"> PAGEREF _Toc238700729 \h </w:instrText>
         </w:r>
         <w:r>
           <w:rPr>
@@ -3133,7 +3133,7 @@
             <w:noProof/>
             <w:webHidden/>
           </w:rPr>
-          <w:t>43</w:t>
+          <w:t>45</w:t>
         </w:r>
         <w:r>
           <w:rPr>
@@ -3161,7 +3161,7 @@
           <w14:ligatures w14:val="standardContextual"/>
         </w:rPr>
       </w:pPr>
-      <w:hyperlink w:anchor="_Toc238650506" w:history="1">
+      <w:hyperlink w:anchor="_Toc238700730" w:history="1">
         <w:r>
           <w:rPr>
             <w:rStyle w:val="aff8"/>
@@ -3189,7 +3189,7 @@
             <w:noProof/>
             <w:webHidden/>
           </w:rPr>
-          <w:instrText xml:space="preserve"> PAGEREF _Toc238650506 \h </w:instrText>
+          <w:instrText xml:space="preserve"> PAGEREF _Toc238700730 \h </w:instrText>
         </w:r>
         <w:r>
           <w:rPr>
@@ -3209,7 +3209,7 @@
             <w:noProof/>
             <w:webHidden/>
           </w:rPr>
-          <w:t>43</w:t>
+          <w:t>45</w:t>
         </w:r>
         <w:r>
           <w:rPr>
@@ -3237,7 +3237,7 @@
           <w14:ligatures w14:val="standardContextual"/>
         </w:rPr>
       </w:pPr>
-      <w:hyperlink w:anchor="_Toc238650507" w:history="1">
+      <w:hyperlink w:anchor="_Toc238700731" w:history="1">
         <w:r>
           <w:rPr>
             <w:rStyle w:val="aff8"/>
@@ -3265,7 +3265,7 @@
             <w:noProof/>
             <w:webHidden/>
           </w:rPr>
-          <w:instrText xml:space="preserve"> PAGEREF _Toc238650507 \h </w:instrText>
+          <w:instrText xml:space="preserve"> PAGEREF _Toc238700731 \h </w:instrText>
         </w:r>
         <w:r>
           <w:rPr>
@@ -3285,7 +3285,7 @@
             <w:noProof/>
             <w:webHidden/>
           </w:rPr>
-          <w:t>44</w:t>
+          <w:t>45</w:t>
         </w:r>
         <w:r>
           <w:rPr>
@@ -3313,7 +3313,7 @@
           <w14:ligatures w14:val="standardContextual"/>
         </w:rPr>
       </w:pPr>
-      <w:hyperlink w:anchor="_Toc238650508" w:history="1">
+      <w:hyperlink w:anchor="_Toc238700732" w:history="1">
         <w:r>
           <w:rPr>
             <w:rStyle w:val="aff8"/>
@@ -3341,7 +3341,7 @@
             <w:noProof/>
             <w:webHidden/>
           </w:rPr>
-          <w:instrText xml:space="preserve"> PAGEREF _Toc238650508 \h </w:instrText>
+          <w:instrText xml:space="preserve"> PAGEREF _Toc238700732 \h </w:instrText>
         </w:r>
         <w:r>
           <w:rPr>
@@ -3361,7 +3361,7 @@
             <w:noProof/>
             <w:webHidden/>
           </w:rPr>
-          <w:t>44</w:t>
+          <w:t>46</w:t>
         </w:r>
         <w:r>
           <w:rPr>
@@ -3389,7 +3389,7 @@
           <w14:ligatures w14:val="standardContextual"/>
         </w:rPr>
       </w:pPr>
-      <w:hyperlink w:anchor="_Toc238650509" w:history="1">
+      <w:hyperlink w:anchor="_Toc238700733" w:history="1">
         <w:r>
           <w:rPr>
             <w:rStyle w:val="aff8"/>
@@ -3417,7 +3417,7 @@
             <w:noProof/>
             <w:webHidden/>
           </w:rPr>
-          <w:instrText xml:space="preserve"> PAGEREF _Toc238650509 \h </w:instrText>
+          <w:instrText xml:space="preserve"> PAGEREF _Toc238700733 \h </w:instrText>
         </w:r>
         <w:r>
           <w:rPr>
@@ -3437,7 +3437,7 @@
             <w:noProof/>
             <w:webHidden/>
           </w:rPr>
-          <w:t>45</w:t>
+          <w:t>47</w:t>
         </w:r>
         <w:r>
           <w:rPr>
@@ -3465,7 +3465,7 @@
           <w14:ligatures w14:val="standardContextual"/>
         </w:rPr>
       </w:pPr>
-      <w:hyperlink w:anchor="_Toc238650510" w:history="1">
+      <w:hyperlink w:anchor="_Toc238700734" w:history="1">
         <w:r>
           <w:rPr>
             <w:rStyle w:val="aff8"/>
@@ -3493,7 +3493,7 @@
             <w:noProof/>
             <w:webHidden/>
           </w:rPr>
-          <w:instrText xml:space="preserve"> PAGEREF _Toc238650510 \h </w:instrText>
+          <w:instrText xml:space="preserve"> PAGEREF _Toc238700734 \h </w:instrText>
         </w:r>
         <w:r>
           <w:rPr>
@@ -3513,7 +3513,7 @@
             <w:noProof/>
             <w:webHidden/>
           </w:rPr>
-          <w:t>46</w:t>
+          <w:t>47</w:t>
         </w:r>
         <w:r>
           <w:rPr>
@@ -3541,7 +3541,7 @@
           <w14:ligatures w14:val="standardContextual"/>
         </w:rPr>
       </w:pPr>
-      <w:hyperlink w:anchor="_Toc238650511" w:history="1">
+      <w:hyperlink w:anchor="_Toc238700735" w:history="1">
         <w:r>
           <w:rPr>
             <w:rStyle w:val="aff8"/>
@@ -3569,7 +3569,7 @@
             <w:noProof/>
             <w:webHidden/>
           </w:rPr>
-          <w:instrText xml:space="preserve"> PAGEREF _Toc238650511 \h </w:instrText>
+          <w:instrText xml:space="preserve"> PAGEREF _Toc238700735 \h </w:instrText>
         </w:r>
         <w:r>
           <w:rPr>
@@ -3589,7 +3589,7 @@
             <w:noProof/>
             <w:webHidden/>
           </w:rPr>
-          <w:t>46</w:t>
+          <w:t>47</w:t>
         </w:r>
         <w:r>
           <w:rPr>
@@ -3617,7 +3617,7 @@
           <w14:ligatures w14:val="standardContextual"/>
         </w:rPr>
       </w:pPr>
-      <w:hyperlink w:anchor="_Toc238650512" w:history="1">
+      <w:hyperlink w:anchor="_Toc238700736" w:history="1">
         <w:r>
           <w:rPr>
             <w:rStyle w:val="aff8"/>
@@ -3645,7 +3645,7 @@
             <w:noProof/>
             <w:webHidden/>
           </w:rPr>
-          <w:instrText xml:space="preserve"> PAGEREF _Toc238650512 \h </w:instrText>
+          <w:instrText xml:space="preserve"> PAGEREF _Toc238700736 \h </w:instrText>
         </w:r>
         <w:r>
           <w:rPr>
@@ -3665,7 +3665,7 @@
             <w:noProof/>
             <w:webHidden/>
           </w:rPr>
-          <w:t>46</w:t>
+          <w:t>48</w:t>
         </w:r>
         <w:r>
           <w:rPr>
@@ -3693,7 +3693,7 @@
           <w14:ligatures w14:val="standardContextual"/>
         </w:rPr>
       </w:pPr>
-      <w:hyperlink w:anchor="_Toc238650513" w:history="1">
+      <w:hyperlink w:anchor="_Toc238700737" w:history="1">
         <w:r>
           <w:rPr>
             <w:rStyle w:val="aff8"/>
@@ -3721,7 +3721,7 @@
             <w:noProof/>
             <w:webHidden/>
           </w:rPr>
-          <w:instrText xml:space="preserve"> PAGEREF _Toc238650513 \h </w:instrText>
+          <w:instrText xml:space="preserve"> PAGEREF _Toc238700737 \h </w:instrText>
         </w:r>
         <w:r>
           <w:rPr>
@@ -3741,7 +3741,7 @@
             <w:noProof/>
             <w:webHidden/>
           </w:rPr>
-          <w:t>47</w:t>
+          <w:t>48</w:t>
         </w:r>
         <w:r>
           <w:rPr>
@@ -3769,7 +3769,7 @@
           <w14:ligatures w14:val="standardContextual"/>
         </w:rPr>
       </w:pPr>
-      <w:hyperlink w:anchor="_Toc238650514" w:history="1">
+      <w:hyperlink w:anchor="_Toc238700738" w:history="1">
         <w:r>
           <w:rPr>
             <w:rStyle w:val="aff8"/>
@@ -3797,7 +3797,7 @@
             <w:noProof/>
             <w:webHidden/>
           </w:rPr>
-          <w:instrText xml:space="preserve"> PAGEREF _Toc238650514 \h </w:instrText>
+          <w:instrText xml:space="preserve"> PAGEREF _Toc238700738 \h </w:instrText>
         </w:r>
         <w:r>
           <w:rPr>
@@ -3817,7 +3817,7 @@
             <w:noProof/>
             <w:webHidden/>
           </w:rPr>
-          <w:t>48</w:t>
+          <w:t>49</w:t>
         </w:r>
         <w:r>
           <w:rPr>
@@ -3845,7 +3845,7 @@
           <w14:ligatures w14:val="standardContextual"/>
         </w:rPr>
       </w:pPr>
-      <w:hyperlink w:anchor="_Toc238650515" w:history="1">
+      <w:hyperlink w:anchor="_Toc238700739" w:history="1">
         <w:r>
           <w:rPr>
             <w:rStyle w:val="aff8"/>
@@ -3873,7 +3873,7 @@
             <w:noProof/>
             <w:webHidden/>
           </w:rPr>
-          <w:instrText xml:space="preserve"> PAGEREF _Toc238650515 \h </w:instrText>
+          <w:instrText xml:space="preserve"> PAGEREF _Toc238700739 \h </w:instrText>
         </w:r>
         <w:r>
           <w:rPr>
@@ -3893,7 +3893,7 @@
             <w:noProof/>
             <w:webHidden/>
           </w:rPr>
-          <w:t>49</w:t>
+          <w:t>50</w:t>
         </w:r>
         <w:r>
           <w:rPr>
@@ -3921,7 +3921,7 @@
           <w14:ligatures w14:val="standardContextual"/>
         </w:rPr>
       </w:pPr>
-      <w:hyperlink w:anchor="_Toc238650516" w:history="1">
+      <w:hyperlink w:anchor="_Toc238700740" w:history="1">
         <w:r>
           <w:rPr>
             <w:rStyle w:val="aff8"/>
@@ -3949,7 +3949,7 @@
             <w:noProof/>
             <w:webHidden/>
           </w:rPr>
-          <w:instrText xml:space="preserve"> PAGEREF _Toc238650516 \h </w:instrText>
+          <w:instrText xml:space="preserve"> PAGEREF _Toc238700740 \h </w:instrText>
         </w:r>
         <w:r>
           <w:rPr>
@@ -3969,7 +3969,7 @@
             <w:noProof/>
             <w:webHidden/>
           </w:rPr>
-          <w:t>49</w:t>
+          <w:t>50</w:t>
         </w:r>
         <w:r>
           <w:rPr>
@@ -3997,7 +3997,7 @@
           <w14:ligatures w14:val="standardContextual"/>
         </w:rPr>
       </w:pPr>
-      <w:hyperlink w:anchor="_Toc238650517" w:history="1">
+      <w:hyperlink w:anchor="_Toc238700741" w:history="1">
         <w:r>
           <w:rPr>
             <w:rStyle w:val="aff8"/>
@@ -4025,7 +4025,7 @@
             <w:noProof/>
             <w:webHidden/>
           </w:rPr>
-          <w:instrText xml:space="preserve"> PAGEREF _Toc238650517 \h </w:instrText>
+          <w:instrText xml:space="preserve"> PAGEREF _Toc238700741 \h </w:instrText>
         </w:r>
         <w:r>
           <w:rPr>
@@ -4045,7 +4045,7 @@
             <w:noProof/>
             <w:webHidden/>
           </w:rPr>
-          <w:t>49</w:t>
+          <w:t>50</w:t>
         </w:r>
         <w:r>
           <w:rPr>
@@ -4073,7 +4073,7 @@
           <w14:ligatures w14:val="standardContextual"/>
         </w:rPr>
       </w:pPr>
-      <w:hyperlink w:anchor="_Toc238650518" w:history="1">
+      <w:hyperlink w:anchor="_Toc238700742" w:history="1">
         <w:r>
           <w:rPr>
             <w:rStyle w:val="aff8"/>
@@ -4101,7 +4101,7 @@
             <w:noProof/>
             <w:webHidden/>
           </w:rPr>
-          <w:instrText xml:space="preserve"> PAGEREF _Toc238650518 \h </w:instrText>
+          <w:instrText xml:space="preserve"> PAGEREF _Toc238700742 \h </w:instrText>
         </w:r>
         <w:r>
           <w:rPr>
@@ -4121,7 +4121,7 @@
             <w:noProof/>
             <w:webHidden/>
           </w:rPr>
-          <w:t>49</w:t>
+          <w:t>50</w:t>
         </w:r>
         <w:r>
           <w:rPr>
@@ -4149,7 +4149,7 @@
           <w14:ligatures w14:val="standardContextual"/>
         </w:rPr>
       </w:pPr>
-      <w:hyperlink w:anchor="_Toc238650519" w:history="1">
+      <w:hyperlink w:anchor="_Toc238700743" w:history="1">
         <w:r>
           <w:rPr>
             <w:rStyle w:val="aff8"/>
@@ -4177,7 +4177,7 @@
             <w:noProof/>
             <w:webHidden/>
           </w:rPr>
-          <w:instrText xml:space="preserve"> PAGEREF _Toc238650519 \h </w:instrText>
+          <w:instrText xml:space="preserve"> PAGEREF _Toc238700743 \h </w:instrText>
         </w:r>
         <w:r>
           <w:rPr>
@@ -4197,7 +4197,7 @@
             <w:noProof/>
             <w:webHidden/>
           </w:rPr>
-          <w:t>50</w:t>
+          <w:t>51</w:t>
         </w:r>
         <w:r>
           <w:rPr>
@@ -4225,7 +4225,7 @@
           <w14:ligatures w14:val="standardContextual"/>
         </w:rPr>
       </w:pPr>
-      <w:hyperlink w:anchor="_Toc238650520" w:history="1">
+      <w:hyperlink w:anchor="_Toc238700744" w:history="1">
         <w:r>
           <w:rPr>
             <w:rStyle w:val="aff8"/>
@@ -4253,7 +4253,7 @@
             <w:noProof/>
             <w:webHidden/>
           </w:rPr>
-          <w:instrText xml:space="preserve"> PAGEREF _Toc238650520 \h </w:instrText>
+          <w:instrText xml:space="preserve"> PAGEREF _Toc238700744 \h </w:instrText>
         </w:r>
         <w:r>
           <w:rPr>
@@ -4273,7 +4273,7 @@
             <w:noProof/>
             <w:webHidden/>
           </w:rPr>
-          <w:t>50</w:t>
+          <w:t>51</w:t>
         </w:r>
         <w:r>
           <w:rPr>
@@ -4301,7 +4301,7 @@
           <w14:ligatures w14:val="standardContextual"/>
         </w:rPr>
       </w:pPr>
-      <w:hyperlink w:anchor="_Toc238650521" w:history="1">
+      <w:hyperlink w:anchor="_Toc238700745" w:history="1">
         <w:r>
           <w:rPr>
             <w:rStyle w:val="aff8"/>
@@ -4329,7 +4329,7 @@
             <w:noProof/>
             <w:webHidden/>
           </w:rPr>
-          <w:instrText xml:space="preserve"> PAGEREF _Toc238650521 \h </w:instrText>
+          <w:instrText xml:space="preserve"> PAGEREF _Toc238700745 \h </w:instrText>
         </w:r>
         <w:r>
           <w:rPr>
@@ -4349,7 +4349,7 @@
             <w:noProof/>
             <w:webHidden/>
           </w:rPr>
-          <w:t>51</w:t>
+          <w:t>52</w:t>
         </w:r>
         <w:r>
           <w:rPr>
@@ -4377,7 +4377,7 @@
           <w14:ligatures w14:val="standardContextual"/>
         </w:rPr>
       </w:pPr>
-      <w:hyperlink w:anchor="_Toc238650522" w:history="1">
+      <w:hyperlink w:anchor="_Toc238700746" w:history="1">
         <w:r>
           <w:rPr>
             <w:rStyle w:val="aff8"/>
@@ -4405,7 +4405,7 @@
             <w:noProof/>
             <w:webHidden/>
           </w:rPr>
-          <w:instrText xml:space="preserve"> PAGEREF _Toc238650522 \h </w:instrText>
+          <w:instrText xml:space="preserve"> PAGEREF _Toc238700746 \h </w:instrText>
         </w:r>
         <w:r>
           <w:rPr>
@@ -4425,7 +4425,7 @@
             <w:noProof/>
             <w:webHidden/>
           </w:rPr>
-          <w:t>51</w:t>
+          <w:t>52</w:t>
         </w:r>
         <w:r>
           <w:rPr>
@@ -4453,7 +4453,7 @@
           <w14:ligatures w14:val="standardContextual"/>
         </w:rPr>
       </w:pPr>
-      <w:hyperlink w:anchor="_Toc238650523" w:history="1">
+      <w:hyperlink w:anchor="_Toc238700747" w:history="1">
         <w:r>
           <w:rPr>
             <w:rStyle w:val="aff8"/>
@@ -4481,7 +4481,7 @@
             <w:noProof/>
             <w:webHidden/>
           </w:rPr>
-          <w:instrText xml:space="preserve"> PAGEREF _Toc238650523 \h </w:instrText>
+          <w:instrText xml:space="preserve"> PAGEREF _Toc238700747 \h </w:instrText>
         </w:r>
         <w:r>
           <w:rPr>
@@ -4501,7 +4501,7 @@
             <w:noProof/>
             <w:webHidden/>
           </w:rPr>
-          <w:t>52</w:t>
+          <w:t>53</w:t>
         </w:r>
         <w:r>
           <w:rPr>
@@ -4529,7 +4529,7 @@
           <w14:ligatures w14:val="standardContextual"/>
         </w:rPr>
       </w:pPr>
-      <w:hyperlink w:anchor="_Toc238650524" w:history="1">
+      <w:hyperlink w:anchor="_Toc238700748" w:history="1">
         <w:r>
           <w:rPr>
             <w:rStyle w:val="aff8"/>
@@ -4557,7 +4557,7 @@
             <w:noProof/>
             <w:webHidden/>
           </w:rPr>
-          <w:instrText xml:space="preserve"> PAGEREF _Toc238650524 \h </w:instrText>
+          <w:instrText xml:space="preserve"> PAGEREF _Toc238700748 \h </w:instrText>
         </w:r>
         <w:r>
           <w:rPr>
@@ -4577,7 +4577,7 @@
             <w:noProof/>
             <w:webHidden/>
           </w:rPr>
-          <w:t>53</w:t>
+          <w:t>54</w:t>
         </w:r>
         <w:r>
           <w:rPr>
@@ -4605,7 +4605,7 @@
           <w14:ligatures w14:val="standardContextual"/>
         </w:rPr>
       </w:pPr>
-      <w:hyperlink w:anchor="_Toc238650525" w:history="1">
+      <w:hyperlink w:anchor="_Toc238700749" w:history="1">
         <w:r>
           <w:rPr>
             <w:rStyle w:val="aff8"/>
@@ -4633,7 +4633,7 @@
             <w:noProof/>
             <w:webHidden/>
           </w:rPr>
-          <w:instrText xml:space="preserve"> PAGEREF _Toc238650525 \h </w:instrText>
+          <w:instrText xml:space="preserve"> PAGEREF _Toc238700749 \h </w:instrText>
         </w:r>
         <w:r>
           <w:rPr>
@@ -4653,7 +4653,7 @@
             <w:noProof/>
             <w:webHidden/>
           </w:rPr>
-          <w:t>53</w:t>
+          <w:t>54</w:t>
         </w:r>
         <w:r>
           <w:rPr>
@@ -4681,7 +4681,7 @@
           <w14:ligatures w14:val="standardContextual"/>
         </w:rPr>
       </w:pPr>
-      <w:hyperlink w:anchor="_Toc238650526" w:history="1">
+      <w:hyperlink w:anchor="_Toc238700750" w:history="1">
         <w:r>
           <w:rPr>
             <w:rStyle w:val="aff8"/>
@@ -4709,7 +4709,7 @@
             <w:noProof/>
             <w:webHidden/>
           </w:rPr>
-          <w:instrText xml:space="preserve"> PAGEREF _Toc238650526 \h </w:instrText>
+          <w:instrText xml:space="preserve"> PAGEREF _Toc238700750 \h </w:instrText>
         </w:r>
         <w:r>
           <w:rPr>
@@ -4729,7 +4729,7 @@
             <w:noProof/>
             <w:webHidden/>
           </w:rPr>
-          <w:t>54</w:t>
+          <w:t>55</w:t>
         </w:r>
         <w:r>
           <w:rPr>
@@ -4757,7 +4757,7 @@
           <w14:ligatures w14:val="standardContextual"/>
         </w:rPr>
       </w:pPr>
-      <w:hyperlink w:anchor="_Toc238650527" w:history="1">
+      <w:hyperlink w:anchor="_Toc238700751" w:history="1">
         <w:r>
           <w:rPr>
             <w:rStyle w:val="aff8"/>
@@ -4785,7 +4785,7 @@
             <w:noProof/>
             <w:webHidden/>
           </w:rPr>
-          <w:instrText xml:space="preserve"> PAGEREF _Toc238650527 \h </w:instrText>
+          <w:instrText xml:space="preserve"> PAGEREF _Toc238700751 \h </w:instrText>
         </w:r>
         <w:r>
           <w:rPr>
@@ -4805,7 +4805,7 @@
             <w:noProof/>
             <w:webHidden/>
           </w:rPr>
-          <w:t>55</w:t>
+          <w:t>56</w:t>
         </w:r>
         <w:r>
           <w:rPr>
@@ -4833,7 +4833,7 @@
           <w14:ligatures w14:val="standardContextual"/>
         </w:rPr>
       </w:pPr>
-      <w:hyperlink w:anchor="_Toc238650528" w:history="1">
+      <w:hyperlink w:anchor="_Toc238700752" w:history="1">
         <w:r>
           <w:rPr>
             <w:rStyle w:val="aff8"/>
@@ -4861,7 +4861,7 @@
             <w:noProof/>
             <w:webHidden/>
           </w:rPr>
-          <w:instrText xml:space="preserve"> PAGEREF _Toc238650528 \h </w:instrText>
+          <w:instrText xml:space="preserve"> PAGEREF _Toc238700752 \h </w:instrText>
         </w:r>
         <w:r>
           <w:rPr>
@@ -4881,7 +4881,7 @@
             <w:noProof/>
             <w:webHidden/>
           </w:rPr>
-          <w:t>56</w:t>
+          <w:t>57</w:t>
         </w:r>
         <w:r>
           <w:rPr>
@@ -4909,7 +4909,7 @@
       <w:pPr>
         <w:pStyle w:val="1"/>
       </w:pPr>
-      <w:bookmarkStart w:id="0" w:name="_Toc238650466"/>
+      <w:bookmarkStart w:id="0" w:name="_Toc238700690"/>
       <w:r>
         <w:lastRenderedPageBreak/>
         <w:t>1. Общие сведения</w:t>
@@ -4920,7 +4920,7 @@
       <w:pPr>
         <w:pStyle w:val="21"/>
       </w:pPr>
-      <w:bookmarkStart w:id="1" w:name="_Toc238650467"/>
+      <w:bookmarkStart w:id="1" w:name="_Toc238700691"/>
       <w:r>
         <w:t>1.1. Назначение программы</w:t>
       </w:r>
@@ -5392,7 +5392,7 @@
       <w:pPr>
         <w:pStyle w:val="21"/>
       </w:pPr>
-      <w:bookmarkStart w:id="2" w:name="_Toc238650468"/>
+      <w:bookmarkStart w:id="2" w:name="_Toc238700692"/>
       <w:r>
         <w:t>1.2. Что даёт программа</w:t>
       </w:r>
@@ -5484,7 +5484,7 @@
       <w:pPr>
         <w:pStyle w:val="21"/>
       </w:pPr>
-      <w:bookmarkStart w:id="3" w:name="_Toc238650469"/>
+      <w:bookmarkStart w:id="3" w:name="_Toc238700693"/>
       <w:r>
         <w:t>1.3. Требования к рабочему месту</w:t>
       </w:r>
@@ -5510,7 +5510,7 @@
       <w:pPr>
         <w:pStyle w:val="21"/>
       </w:pPr>
-      <w:bookmarkStart w:id="4" w:name="_Toc238650470"/>
+      <w:bookmarkStart w:id="4" w:name="_Toc238700694"/>
       <w:r>
         <w:t>1.4. Установка, запуск и обновление</w:t>
       </w:r>
@@ -5590,7 +5590,7 @@
       <w:pPr>
         <w:pStyle w:val="1"/>
       </w:pPr>
-      <w:bookmarkStart w:id="5" w:name="_Toc238650471"/>
+      <w:bookmarkStart w:id="5" w:name="_Toc238700695"/>
       <w:r>
         <w:t>2. Как устроена работа с программой</w:t>
       </w:r>
@@ -5600,7 +5600,7 @@
       <w:pPr>
         <w:pStyle w:val="21"/>
       </w:pPr>
-      <w:bookmarkStart w:id="6" w:name="_Toc238650472"/>
+      <w:bookmarkStart w:id="6" w:name="_Toc238700696"/>
       <w:r>
         <w:t>2.1. Главное окно</w:t>
       </w:r>
@@ -5624,7 +5624,7 @@
         </w:rPr>
         <w:lastRenderedPageBreak/>
         <w:drawing>
-          <wp:inline distT="0" distB="0" distL="0" distR="0" wp14:anchorId="03EEE81A" wp14:editId="7F4AE051">
+          <wp:inline distT="0" distB="0" distL="0" distR="0" wp14:anchorId="38D35F1D" wp14:editId="1FF49FCC">
             <wp:extent cx="5760000" cy="5127111"/>
             <wp:effectExtent l="0" t="0" r="0" b="0"/>
             <wp:docPr id="1" name="Picture 1"/>
@@ -5688,7 +5688,7 @@
         </w:rPr>
         <w:lastRenderedPageBreak/>
         <w:drawing>
-          <wp:inline distT="0" distB="0" distL="0" distR="0" wp14:anchorId="768C9070" wp14:editId="098E1333">
+          <wp:inline distT="0" distB="0" distL="0" distR="0" wp14:anchorId="06A31ACC" wp14:editId="3A47B4BD">
             <wp:extent cx="5760000" cy="5134830"/>
             <wp:effectExtent l="0" t="0" r="0" b="0"/>
             <wp:docPr id="2" name="Picture 2"/>
@@ -5769,7 +5769,7 @@
       <w:pPr>
         <w:pStyle w:val="21"/>
       </w:pPr>
-      <w:bookmarkStart w:id="7" w:name="_Toc238650473"/>
+      <w:bookmarkStart w:id="7" w:name="_Toc238700697"/>
       <w:r>
         <w:t>2.2. Язык интерфейса</w:t>
       </w:r>
@@ -5792,7 +5792,7 @@
           <w:noProof/>
         </w:rPr>
         <w:drawing>
-          <wp:inline distT="0" distB="0" distL="0" distR="0" wp14:anchorId="2A833E68" wp14:editId="07FDDC13">
+          <wp:inline distT="0" distB="0" distL="0" distR="0" wp14:anchorId="6BED8C13" wp14:editId="1323B7CE">
             <wp:extent cx="5760000" cy="5127111"/>
             <wp:effectExtent l="0" t="0" r="0" b="0"/>
             <wp:docPr id="3" name="Picture 3"/>
@@ -5865,7 +5865,7 @@
       <w:pPr>
         <w:pStyle w:val="21"/>
       </w:pPr>
-      <w:bookmarkStart w:id="8" w:name="_Toc238650474"/>
+      <w:bookmarkStart w:id="8" w:name="_Toc238700698"/>
       <w:r>
         <w:t>2.3. Встроенная справка</w:t>
       </w:r>
@@ -5889,7 +5889,7 @@
         </w:rPr>
         <w:lastRenderedPageBreak/>
         <w:drawing>
-          <wp:inline distT="0" distB="0" distL="0" distR="0" wp14:anchorId="30F07289" wp14:editId="1366BD00">
+          <wp:inline distT="0" distB="0" distL="0" distR="0" wp14:anchorId="5C4F19E6" wp14:editId="61A17202">
             <wp:extent cx="2805262" cy="6120000"/>
             <wp:effectExtent l="0" t="0" r="0" b="0"/>
             <wp:docPr id="4" name="Picture 4"/>
@@ -5953,7 +5953,7 @@
         </w:rPr>
         <w:lastRenderedPageBreak/>
         <w:drawing>
-          <wp:inline distT="0" distB="0" distL="0" distR="0" wp14:anchorId="676D6A8F" wp14:editId="6B9DEDAD">
+          <wp:inline distT="0" distB="0" distL="0" distR="0" wp14:anchorId="099F8E52" wp14:editId="4923A03A">
             <wp:extent cx="3707476" cy="3000894"/>
             <wp:effectExtent l="0" t="0" r="0" b="0"/>
             <wp:docPr id="5" name="Picture 5"/>
@@ -6537,7 +6537,7 @@
       <w:pPr>
         <w:pStyle w:val="21"/>
       </w:pPr>
-      <w:bookmarkStart w:id="9" w:name="_Toc238650475"/>
+      <w:bookmarkStart w:id="9" w:name="_Toc238700699"/>
       <w:r>
         <w:t>2.4. Сетка страниц</w:t>
       </w:r>
@@ -6574,7 +6574,7 @@
           <w:noProof/>
         </w:rPr>
         <w:drawing>
-          <wp:inline distT="0" distB="0" distL="0" distR="0" wp14:anchorId="24B3FE1C" wp14:editId="2828402E">
+          <wp:inline distT="0" distB="0" distL="0" distR="0" wp14:anchorId="76C6B300" wp14:editId="3FCDF059">
             <wp:extent cx="5760000" cy="4608000"/>
             <wp:effectExtent l="0" t="0" r="0" b="0"/>
             <wp:docPr id="6" name="Picture 6"/>
@@ -6638,7 +6638,7 @@
           <w:noProof/>
         </w:rPr>
         <w:drawing>
-          <wp:inline distT="0" distB="0" distL="0" distR="0" wp14:anchorId="2B32ED8B" wp14:editId="5BCFB640">
+          <wp:inline distT="0" distB="0" distL="0" distR="0" wp14:anchorId="5A8A6F28" wp14:editId="0BD72FCB">
             <wp:extent cx="2543694" cy="1255222"/>
             <wp:effectExtent l="0" t="0" r="0" b="0"/>
             <wp:docPr id="7" name="Picture 7"/>
@@ -6713,7 +6713,7 @@
       <w:pPr>
         <w:pStyle w:val="21"/>
       </w:pPr>
-      <w:bookmarkStart w:id="10" w:name="_Toc238650476"/>
+      <w:bookmarkStart w:id="10" w:name="_Toc238700700"/>
       <w:r>
         <w:t>2.5. Просмотр страницы во весь экран</w:t>
       </w:r>
@@ -6737,7 +6737,7 @@
         </w:rPr>
         <w:lastRenderedPageBreak/>
         <w:drawing>
-          <wp:inline distT="0" distB="0" distL="0" distR="0" wp14:anchorId="4A8F9D66" wp14:editId="02963E55">
+          <wp:inline distT="0" distB="0" distL="0" distR="0" wp14:anchorId="5951458D" wp14:editId="1DE62504">
             <wp:extent cx="5338723" cy="6120000"/>
             <wp:effectExtent l="0" t="0" r="0" b="0"/>
             <wp:docPr id="8" name="Picture 8"/>
@@ -6801,7 +6801,7 @@
       <w:pPr>
         <w:pStyle w:val="21"/>
       </w:pPr>
-      <w:bookmarkStart w:id="11" w:name="_Toc238650477"/>
+      <w:bookmarkStart w:id="11" w:name="_Toc238700701"/>
       <w:r>
         <w:t>2.6. Печать</w:t>
       </w:r>
@@ -6821,7 +6821,7 @@
       <w:pPr>
         <w:pStyle w:val="21"/>
       </w:pPr>
-      <w:bookmarkStart w:id="12" w:name="_Toc238650478"/>
+      <w:bookmarkStart w:id="12" w:name="_Toc238700702"/>
       <w:r>
         <w:t>2.7. Уменьшение размера файла (сжатие)</w:t>
       </w:r>
@@ -6845,7 +6845,7 @@
         </w:rPr>
         <w:lastRenderedPageBreak/>
         <w:drawing>
-          <wp:inline distT="0" distB="0" distL="0" distR="0" wp14:anchorId="58E1E20C" wp14:editId="6CA9D5C7">
+          <wp:inline distT="0" distB="0" distL="0" distR="0" wp14:anchorId="2126C86C" wp14:editId="67E39306">
             <wp:extent cx="5760000" cy="4608000"/>
             <wp:effectExtent l="0" t="0" r="0" b="0"/>
             <wp:docPr id="9" name="Picture 9"/>
@@ -7223,7 +7223,7 @@
           <w:noProof/>
         </w:rPr>
         <w:drawing>
-          <wp:inline distT="0" distB="0" distL="0" distR="0" wp14:anchorId="4A7B27F5" wp14:editId="71B8B4CC">
+          <wp:inline distT="0" distB="0" distL="0" distR="0" wp14:anchorId="208C4B70" wp14:editId="4136BDA3">
             <wp:extent cx="5760000" cy="2724324"/>
             <wp:effectExtent l="0" t="0" r="0" b="0"/>
             <wp:docPr id="10" name="Picture 10"/>
@@ -7284,7 +7284,7 @@
       <w:pPr>
         <w:pStyle w:val="21"/>
       </w:pPr>
-      <w:bookmarkStart w:id="13" w:name="_Toc238650479"/>
+      <w:bookmarkStart w:id="13" w:name="_Toc238700703"/>
       <w:r>
         <w:lastRenderedPageBreak/>
         <w:t>2.8. Настройки</w:t>
@@ -7308,7 +7308,7 @@
           <w:noProof/>
         </w:rPr>
         <w:drawing>
-          <wp:inline distT="0" distB="0" distL="0" distR="0" wp14:anchorId="55FCEB4C" wp14:editId="62DB9FBE">
+          <wp:inline distT="0" distB="0" distL="0" distR="0" wp14:anchorId="6C15E7A9" wp14:editId="1F65293F">
             <wp:extent cx="3873730" cy="4729941"/>
             <wp:effectExtent l="0" t="0" r="0" b="0"/>
             <wp:docPr id="11" name="Picture 11"/>
@@ -7356,16 +7356,16 @@
     </w:p>
     <w:p>
       <w:r>
-        <w:t>«Проверять обновления при запуске» — единственное обращение программы в сеть. Передаётся только запрос номера последней версии; ни файлы, ни какие-либо ваши данные не отправляются никогда. Проверку можно выключить совсем, а кнопка «Проверить сейчас» спрашивает по требованию.</w:t>
-      </w:r>
-    </w:p>
-    <w:p>
-      <w:r>
-        <w:t xml:space="preserve">«Вести историю операций» включает журнал: что именно программа делала, когда и какой файл получился. Он нужен, чтобы найти вчерашний результат, не вспоминая, куда его сохранили: кнопка «История» открывает </w:t>
-      </w:r>
+        <w:t>«Проверять обновления при запуске» — единственное обращение программы в сеть. Передаётся только запрос номера последней версии; ни файлы, ни какие-либо ваши данные не отправляются никогда. Кнопка «Проверить сейчас» спрашивает по требованию. Отдельный флажок управляет окном «Что нового»: оно автоматически появляется один раз для новой версии, может быть отключено и в любой момент открыто кнопкой «Что нового в 1.18.5». Необязательные реквизиты поддержки независимой разработки внутри этого окна изначально свёр</w:t>
+      </w:r>
+      <w:r>
+        <w:t>нуты.</w:t>
+      </w:r>
+    </w:p>
+    <w:p>
       <w:r>
         <w:lastRenderedPageBreak/>
-        <w:t>список, а из него — сам файл или его папку. Список «Убирать записи старше» задаёт, сколько времени записи живут; «Очистить историю» стирает их немедленно.</w:t>
+        <w:t>«Вести историю операций» включает журнал: что именно программа делала, когда и какой файл получился. Он нужен, чтобы найти вчерашний результат, не вспоминая, куда его сохранили: кнопка «История» открывает список, а из него — сам файл или его папку. Список «Убирать записи старше» задаёт, сколько времени записи живут; «Очистить историю» стирает их немедленно.</w:t>
       </w:r>
     </w:p>
     <w:p>
@@ -7394,7 +7394,7 @@
       <w:pPr>
         <w:pStyle w:val="21"/>
       </w:pPr>
-      <w:bookmarkStart w:id="14" w:name="_Toc238650480"/>
+      <w:bookmarkStart w:id="14" w:name="_Toc238700704"/>
       <w:r>
         <w:t>2.9. Статистика</w:t>
       </w:r>
@@ -7416,8 +7416,9 @@
         <w:rPr>
           <w:noProof/>
         </w:rPr>
+        <w:lastRenderedPageBreak/>
         <w:drawing>
-          <wp:inline distT="0" distB="0" distL="0" distR="0" wp14:anchorId="1E8C33C3" wp14:editId="03AA7D5C">
+          <wp:inline distT="0" distB="0" distL="0" distR="0" wp14:anchorId="06EC0A44" wp14:editId="285284E8">
             <wp:extent cx="3707476" cy="4148051"/>
             <wp:effectExtent l="0" t="0" r="0" b="0"/>
             <wp:docPr id="12" name="Picture 12"/>
@@ -7465,68 +7466,68 @@
     </w:p>
     <w:p>
       <w:r>
+        <w:t>Счётчики можно обнулить кнопкой «Очистить» или настроить автоматическое обнуление раз в день, в неделю или в месяц. Данные хранятся только на вашем компьютере.</w:t>
+      </w:r>
+    </w:p>
+    <w:p>
+      <w:pPr>
+        <w:pStyle w:val="21"/>
+      </w:pPr>
+      <w:bookmarkStart w:id="15" w:name="_Toc238700705"/>
+      <w:r>
+        <w:t>2.10. Что происходит с вашими файлами</w:t>
+      </w:r>
+      <w:bookmarkEnd w:id="15"/>
+    </w:p>
+    <w:p>
+      <w:r>
+        <w:t>Программа не отправляет документы в сеть, не сохраняет их копии и не ведёт журнал содержимого. Всё, что она записывает, — это настройки окон, счётчики операций и отчёты о слиянии книг Excel. Отчёт содержит имена файлов и листов, но не их содержимое.</w:t>
+      </w:r>
+    </w:p>
+    <w:p>
+      <w:r>
+        <w:t>Результат любой операции — всегда новый файл. Если указать в качестве результата тот же файл, который открыт в программе, операция будет отклонена с понятным сообщением: запись файла в самого себя повредила бы его.</w:t>
+      </w:r>
+    </w:p>
+    <w:p>
+      <w:pPr>
+        <w:pStyle w:val="1"/>
+      </w:pPr>
+      <w:bookmarkStart w:id="16" w:name="_Toc238700706"/>
+      <w:r>
         <w:lastRenderedPageBreak/>
-        <w:t>Счётчики можно обнулить кнопкой «Очистить» или настроить автоматическое обнуление раз в день, в неделю или в месяц. Данные хранятся только на вашем компьютере.</w:t>
-      </w:r>
+        <w:t>3. Объединение PDF</w:t>
+      </w:r>
+      <w:bookmarkEnd w:id="16"/>
     </w:p>
     <w:p>
       <w:pPr>
         <w:pStyle w:val="21"/>
       </w:pPr>
-      <w:bookmarkStart w:id="15" w:name="_Toc238650481"/>
-      <w:r>
-        <w:t>2.10. Что происходит с вашими файлами</w:t>
-      </w:r>
-      <w:bookmarkEnd w:id="15"/>
-    </w:p>
-    <w:p>
-      <w:r>
-        <w:t>Программа не отправляет документы в сеть, не сохраняет их копии и не ведёт журнал содержимого. Всё, что она записывает, — это настройки окон, счётчики операций и отчёты о слиянии книг Excel. Отчёт содержит имена файлов и листов, но не их содержимое.</w:t>
-      </w:r>
-    </w:p>
-    <w:p>
-      <w:r>
-        <w:t>Результат любой операции — всегда новый файл. Если указать в качестве результата тот же файл, который открыт в программе, операция будет отклонена с понятным сообщением: запись файла в самого себя повредила бы его.</w:t>
-      </w:r>
-    </w:p>
-    <w:p>
-      <w:pPr>
-        <w:pStyle w:val="1"/>
-      </w:pPr>
-      <w:bookmarkStart w:id="16" w:name="_Toc238650482"/>
-      <w:r>
-        <w:t>3. Объединение PDF</w:t>
-      </w:r>
-      <w:bookmarkEnd w:id="16"/>
+      <w:bookmarkStart w:id="17" w:name="_Toc238700707"/>
+      <w:r>
+        <w:t>3.1. Назначение</w:t>
+      </w:r>
+      <w:bookmarkEnd w:id="17"/>
+    </w:p>
+    <w:p>
+      <w:r>
+        <w:t xml:space="preserve">Инструмент собирает один PDF из нескольких файлов и отдельных страниц. В отличие от простого «склеивания», здесь видно каждую страницу, её можно </w:t>
+      </w:r>
+      <w:r>
+        <w:t>переставить, повернуть или выбросить до того, как файл будет записан.</w:t>
+      </w:r>
+    </w:p>
+    <w:p>
+      <w:r>
+        <w:t>Главное свойство — страницы копируются как есть, без повторного преобразования. Скан остаётся тем же сканом, печать и подпись не «плывут». Именно поэтому объединение безопасно применять к документам, которые пойдут дальше по инстанциям.</w:t>
+      </w:r>
     </w:p>
     <w:p>
       <w:pPr>
         <w:pStyle w:val="21"/>
       </w:pPr>
-      <w:bookmarkStart w:id="17" w:name="_Toc238650483"/>
-      <w:r>
-        <w:t>3.1. Назначение</w:t>
-      </w:r>
-      <w:bookmarkEnd w:id="17"/>
-    </w:p>
-    <w:p>
-      <w:r>
-        <w:t xml:space="preserve">Инструмент собирает один PDF из нескольких файлов и отдельных страниц. В отличие от простого «склеивания», здесь видно каждую страницу, её </w:t>
-      </w:r>
-      <w:r>
-        <w:t>можно переставить, повернуть или выбросить до того, как файл будет записан.</w:t>
-      </w:r>
-    </w:p>
-    <w:p>
-      <w:r>
-        <w:t>Главное свойство — страницы копируются как есть, без повторного преобразования. Скан остаётся тем же сканом, печать и подпись не «плывут». Именно поэтому объединение безопасно применять к документам, которые пойдут дальше по инстанциям.</w:t>
-      </w:r>
-    </w:p>
-    <w:p>
-      <w:pPr>
-        <w:pStyle w:val="21"/>
-      </w:pPr>
-      <w:bookmarkStart w:id="18" w:name="_Toc238650484"/>
+      <w:bookmarkStart w:id="18" w:name="_Toc238700708"/>
       <w:r>
         <w:t>3.2. Окно инструмента</w:t>
       </w:r>
@@ -7550,7 +7551,7 @@
         </w:rPr>
         <w:lastRenderedPageBreak/>
         <w:drawing>
-          <wp:inline distT="0" distB="0" distL="0" distR="0" wp14:anchorId="3E97EAC5" wp14:editId="651651D2">
+          <wp:inline distT="0" distB="0" distL="0" distR="0" wp14:anchorId="00C18696" wp14:editId="1B54D4DA">
             <wp:extent cx="5760000" cy="4608000"/>
             <wp:effectExtent l="0" t="0" r="0" b="0"/>
             <wp:docPr id="13" name="Picture 13"/>
@@ -7593,17 +7594,14 @@
         <w:jc w:val="center"/>
       </w:pPr>
       <w:r>
-        <w:t xml:space="preserve">Рис. 13. Окно инструмента </w:t>
-      </w:r>
-      <w:r>
-        <w:t>«Объединение PDF»</w:t>
+        <w:t>Рис. 13. Окно инструмента «Объединение PDF»</w:t>
       </w:r>
     </w:p>
     <w:p>
       <w:pPr>
         <w:pStyle w:val="21"/>
       </w:pPr>
-      <w:bookmarkStart w:id="19" w:name="_Toc238650485"/>
+      <w:bookmarkStart w:id="19" w:name="_Toc238700709"/>
       <w:r>
         <w:t>3.3. Порядок работы</w:t>
       </w:r>
@@ -7657,7 +7655,7 @@
       <w:pPr>
         <w:pStyle w:val="21"/>
       </w:pPr>
-      <w:bookmarkStart w:id="20" w:name="_Toc238650486"/>
+      <w:bookmarkStart w:id="20" w:name="_Toc238700710"/>
       <w:r>
         <w:lastRenderedPageBreak/>
         <w:t>3.4. Двусторонняя печать: «Добавить пустую стр.»</w:t>
@@ -7690,7 +7688,7 @@
       <w:pPr>
         <w:pStyle w:val="21"/>
       </w:pPr>
-      <w:bookmarkStart w:id="21" w:name="_Toc238650487"/>
+      <w:bookmarkStart w:id="21" w:name="_Toc238700711"/>
       <w:r>
         <w:t>3.5. Сборка двустороннего скана</w:t>
       </w:r>
@@ -7714,7 +7712,7 @@
         </w:rPr>
         <w:lastRenderedPageBreak/>
         <w:drawing>
-          <wp:inline distT="0" distB="0" distL="0" distR="0" wp14:anchorId="244DBF5B" wp14:editId="55B2C645">
+          <wp:inline distT="0" distB="0" distL="0" distR="0" wp14:anchorId="2076770E" wp14:editId="7BC21A7A">
             <wp:extent cx="5760000" cy="4608000"/>
             <wp:effectExtent l="0" t="0" r="0" b="0"/>
             <wp:docPr id="14" name="Picture 14"/>
@@ -7769,7 +7767,7 @@
       <w:pPr>
         <w:pStyle w:val="1"/>
       </w:pPr>
-      <w:bookmarkStart w:id="22" w:name="_Toc238650488"/>
+      <w:bookmarkStart w:id="22" w:name="_Toc238700712"/>
       <w:r>
         <w:t>4. Разделение PDF</w:t>
       </w:r>
@@ -7779,7 +7777,7 @@
       <w:pPr>
         <w:pStyle w:val="21"/>
       </w:pPr>
-      <w:bookmarkStart w:id="23" w:name="_Toc238650489"/>
+      <w:bookmarkStart w:id="23" w:name="_Toc238700713"/>
       <w:r>
         <w:t>4.1. Назначение</w:t>
       </w:r>
@@ -7800,7 +7798,7 @@
       <w:pPr>
         <w:pStyle w:val="21"/>
       </w:pPr>
-      <w:bookmarkStart w:id="24" w:name="_Toc238650490"/>
+      <w:bookmarkStart w:id="24" w:name="_Toc238700714"/>
       <w:r>
         <w:t>4.2. Окно инструмента</w:t>
       </w:r>
@@ -7823,7 +7821,7 @@
           <w:noProof/>
         </w:rPr>
         <w:drawing>
-          <wp:inline distT="0" distB="0" distL="0" distR="0" wp14:anchorId="466D3875" wp14:editId="671BAFDA">
+          <wp:inline distT="0" distB="0" distL="0" distR="0" wp14:anchorId="607EC054" wp14:editId="79A53E70">
             <wp:extent cx="5760000" cy="4608000"/>
             <wp:effectExtent l="0" t="0" r="0" b="0"/>
             <wp:docPr id="15" name="Picture 15"/>
@@ -7873,7 +7871,7 @@
       <w:pPr>
         <w:pStyle w:val="21"/>
       </w:pPr>
-      <w:bookmarkStart w:id="25" w:name="_Toc238650491"/>
+      <w:bookmarkStart w:id="25" w:name="_Toc238700715"/>
       <w:r>
         <w:t>4.3. Режимы разделения</w:t>
       </w:r>
@@ -7885,7 +7883,10 @@
       </w:r>
       <w:r>
         <w:lastRenderedPageBreak/>
-        <w:t>кнопке меняется с «Извлечь…» на «Разделить…» — чтобы до нажатия было понятно, что произойдёт.</w:t>
+        <w:t xml:space="preserve">кнопке меняется с </w:t>
+      </w:r>
+      <w:r>
+        <w:t>«Извлечь…» на «Разделить…» — чтобы до нажатия было понятно, что произойдёт.</w:t>
       </w:r>
     </w:p>
     <w:p>
@@ -7900,7 +7901,7 @@
           <w:noProof/>
         </w:rPr>
         <w:drawing>
-          <wp:inline distT="0" distB="0" distL="0" distR="0" wp14:anchorId="2C3625BF" wp14:editId="3452EB47">
+          <wp:inline distT="0" distB="0" distL="0" distR="0" wp14:anchorId="53594C6B" wp14:editId="23D576EB">
             <wp:extent cx="5760000" cy="4608000"/>
             <wp:effectExtent l="0" t="0" r="0" b="0"/>
             <wp:docPr id="16" name="Picture 16"/>
@@ -8074,7 +8075,10 @@
               <w:jc w:val="left"/>
             </w:pPr>
             <w:r>
-              <w:t>Нужны конкретные страницы, которые проще выбрать глазами</w:t>
+              <w:t xml:space="preserve">Нужны </w:t>
+            </w:r>
+            <w:r>
+              <w:t>конкретные страницы, которые проще выбрать глазами</w:t>
             </w:r>
           </w:p>
         </w:tc>
@@ -8264,7 +8268,7 @@
           <w:noProof/>
         </w:rPr>
         <w:drawing>
-          <wp:inline distT="0" distB="0" distL="0" distR="0" wp14:anchorId="6C18C2EE" wp14:editId="0CFB10E3">
+          <wp:inline distT="0" distB="0" distL="0" distR="0" wp14:anchorId="4F3FEB3D" wp14:editId="62306324">
             <wp:extent cx="5760000" cy="4608000"/>
             <wp:effectExtent l="0" t="0" r="0" b="0"/>
             <wp:docPr id="17" name="Picture 17"/>
@@ -8328,7 +8332,7 @@
           <w:noProof/>
         </w:rPr>
         <w:drawing>
-          <wp:inline distT="0" distB="0" distL="0" distR="0" wp14:anchorId="16C381A6" wp14:editId="65518516">
+          <wp:inline distT="0" distB="0" distL="0" distR="0" wp14:anchorId="75585010" wp14:editId="58047CE8">
             <wp:extent cx="5760000" cy="4608000"/>
             <wp:effectExtent l="0" t="0" r="0" b="0"/>
             <wp:docPr id="18" name="Picture 18"/>
@@ -8395,7 +8399,7 @@
         </w:rPr>
         <w:lastRenderedPageBreak/>
         <w:drawing>
-          <wp:inline distT="0" distB="0" distL="0" distR="0" wp14:anchorId="036B7749" wp14:editId="4CCBDA46">
+          <wp:inline distT="0" distB="0" distL="0" distR="0" wp14:anchorId="3F38BD4D" wp14:editId="7EC317D3">
             <wp:extent cx="5760000" cy="4608000"/>
             <wp:effectExtent l="0" t="0" r="0" b="0"/>
             <wp:docPr id="19" name="Picture 19"/>
@@ -8445,7 +8449,7 @@
       <w:pPr>
         <w:pStyle w:val="21"/>
       </w:pPr>
-      <w:bookmarkStart w:id="26" w:name="_Toc238650492"/>
+      <w:bookmarkStart w:id="26" w:name="_Toc238700716"/>
       <w:r>
         <w:t>4.4. Как назвать части</w:t>
       </w:r>
@@ -8474,7 +8478,7 @@
         </w:rPr>
         <w:lastRenderedPageBreak/>
         <w:drawing>
-          <wp:inline distT="0" distB="0" distL="0" distR="0" wp14:anchorId="43819675" wp14:editId="5D75D6FA">
+          <wp:inline distT="0" distB="0" distL="0" distR="0" wp14:anchorId="1D75E63A" wp14:editId="4F0DFA30">
             <wp:extent cx="5760000" cy="4608000"/>
             <wp:effectExtent l="0" t="0" r="0" b="0"/>
             <wp:docPr id="20" name="Picture 20"/>
@@ -9039,7 +9043,7 @@
       <w:pPr>
         <w:pStyle w:val="21"/>
       </w:pPr>
-      <w:bookmarkStart w:id="27" w:name="_Toc238650493"/>
+      <w:bookmarkStart w:id="27" w:name="_Toc238700717"/>
       <w:r>
         <w:t>4.5. Прочие операции над открытым документом</w:t>
       </w:r>
@@ -9054,7 +9058,7 @@
       <w:pPr>
         <w:pStyle w:val="1"/>
       </w:pPr>
-      <w:bookmarkStart w:id="28" w:name="_Toc238650494"/>
+      <w:bookmarkStart w:id="28" w:name="_Toc238700718"/>
       <w:r>
         <w:t>5. Прочие операции</w:t>
       </w:r>
@@ -9064,7 +9068,7 @@
       <w:pPr>
         <w:pStyle w:val="21"/>
       </w:pPr>
-      <w:bookmarkStart w:id="29" w:name="_Toc238650495"/>
+      <w:bookmarkStart w:id="29" w:name="_Toc238700719"/>
       <w:r>
         <w:t>5.1. Назначение</w:t>
       </w:r>
@@ -9094,7 +9098,7 @@
       <w:pPr>
         <w:pStyle w:val="21"/>
       </w:pPr>
-      <w:bookmarkStart w:id="30" w:name="_Toc238650496"/>
+      <w:bookmarkStart w:id="30" w:name="_Toc238700720"/>
       <w:r>
         <w:t>5.2. Окно инструмента</w:t>
       </w:r>
@@ -9120,7 +9124,7 @@
           <w:noProof/>
         </w:rPr>
         <w:drawing>
-          <wp:inline distT="0" distB="0" distL="0" distR="0" wp14:anchorId="0CC511CF" wp14:editId="7F48F5A2">
+          <wp:inline distT="0" distB="0" distL="0" distR="0" wp14:anchorId="6643E957" wp14:editId="565B89A4">
             <wp:extent cx="5760000" cy="4905646"/>
             <wp:effectExtent l="0" t="0" r="0" b="0"/>
             <wp:docPr id="21" name="Picture 21"/>
@@ -9193,7 +9197,7 @@
       <w:pPr>
         <w:pStyle w:val="21"/>
       </w:pPr>
-      <w:bookmarkStart w:id="31" w:name="_Toc238650497"/>
+      <w:bookmarkStart w:id="31" w:name="_Toc238700721"/>
       <w:r>
         <w:t>5.3. Сборка документа</w:t>
       </w:r>
@@ -9236,7 +9240,7 @@
         </w:rPr>
         <w:lastRenderedPageBreak/>
         <w:drawing>
-          <wp:inline distT="0" distB="0" distL="0" distR="0" wp14:anchorId="2D0433F9" wp14:editId="154AB57F">
+          <wp:inline distT="0" distB="0" distL="0" distR="0" wp14:anchorId="10BC4D05" wp14:editId="22E376A2">
             <wp:extent cx="5760000" cy="4905646"/>
             <wp:effectExtent l="0" t="0" r="0" b="0"/>
             <wp:docPr id="22" name="Picture 22"/>
@@ -9309,7 +9313,7 @@
       <w:pPr>
         <w:pStyle w:val="21"/>
       </w:pPr>
-      <w:bookmarkStart w:id="32" w:name="_Toc238650498"/>
+      <w:bookmarkStart w:id="32" w:name="_Toc238700722"/>
       <w:r>
         <w:t>5.4. Действия</w:t>
       </w:r>
@@ -9409,7 +9413,7 @@
         </w:rPr>
         <w:lastRenderedPageBreak/>
         <w:drawing>
-          <wp:inline distT="0" distB="0" distL="0" distR="0" wp14:anchorId="6E217B09" wp14:editId="157A076D">
+          <wp:inline distT="0" distB="0" distL="0" distR="0" wp14:anchorId="0B4AF913" wp14:editId="564207AC">
             <wp:extent cx="5760000" cy="4541661"/>
             <wp:effectExtent l="0" t="0" r="0" b="0"/>
             <wp:docPr id="23" name="Picture 23"/>
@@ -9518,7 +9522,7 @@
         </w:rPr>
         <w:lastRenderedPageBreak/>
         <w:drawing>
-          <wp:inline distT="0" distB="0" distL="0" distR="0" wp14:anchorId="057B9D85" wp14:editId="72569E47">
+          <wp:inline distT="0" distB="0" distL="0" distR="0" wp14:anchorId="3E2D2D0C" wp14:editId="6625FDD9">
             <wp:extent cx="3873730" cy="3474719"/>
             <wp:effectExtent l="0" t="0" r="0" b="0"/>
             <wp:docPr id="24" name="Picture 24"/>
@@ -9585,7 +9589,7 @@
       <w:pPr>
         <w:pStyle w:val="1"/>
       </w:pPr>
-      <w:bookmarkStart w:id="33" w:name="_Toc238650499"/>
+      <w:bookmarkStart w:id="33" w:name="_Toc238700723"/>
       <w:r>
         <w:t>6. Сравнение PDF</w:t>
       </w:r>
@@ -9595,7 +9599,7 @@
       <w:pPr>
         <w:pStyle w:val="21"/>
       </w:pPr>
-      <w:bookmarkStart w:id="34" w:name="_Toc238650500"/>
+      <w:bookmarkStart w:id="34" w:name="_Toc238700724"/>
       <w:r>
         <w:t>6.1. Назначение и границы</w:t>
       </w:r>
@@ -9603,12 +9607,16 @@
     </w:p>
     <w:p>
       <w:r>
-        <w:t>Инструмент показывает раннюю версию цифрового PDF слева, позднюю — справа и отмечает, какие слова исчезли и какие появились. Страницы остаются исходными: программа не перевёрстывает документ и не превращает его в редактируемый файл. Это окно проверки, а не редактор.</w:t>
-      </w:r>
-    </w:p>
-    <w:p>
-      <w:r>
-        <w:t>Слова обоих документов сравниваются одним сквозным потоком. Сопоставление физических страниц нужно для строк просмотра и подтверждения очевидных совпадений, но не запускает отдельное сравнение каждой страницы. Поэтому перенос прежнего текста через границу страницы сам по себе не становится правкой.</w:t>
+        <w:t>Инструмент сравнивает раннюю и позднюю версии цифрового PDF. По умолчанию результат показан как единый документ: основой служит поздняя страница, добавленное отмечено зелёным, а удалённые фрагменты ранней версии наложены красным и перечёркнуты. Режим «Бок о бок» сохраняет обе исходные страницы и включается без повторного сравнения. Это окно проверки, а не редактор; исходные файлы не меняются.</w:t>
+      </w:r>
+    </w:p>
+    <w:p>
+      <w:r>
+        <w:t xml:space="preserve">Слова обоих документов сравниваются одним сквозным потоком. Сопоставление физических страниц нужно для строк просмотра и подтверждения очевидных совпадений, но не запускает отдельное сравнение </w:t>
+      </w:r>
+      <w:r>
+        <w:lastRenderedPageBreak/>
+        <w:t>каждой страницы. Поэтому перенос прежнего текста через границу страницы сам по себе не становится правкой.</w:t>
       </w:r>
     </w:p>
     <w:p>
@@ -9619,7 +9627,6 @@
         <w:rPr>
           <w:b/>
         </w:rPr>
-        <w:lastRenderedPageBreak/>
         <w:t xml:space="preserve">Примечание. </w:t>
       </w:r>
       <w:r>
@@ -9633,7 +9640,7 @@
       <w:pPr>
         <w:pStyle w:val="21"/>
       </w:pPr>
-      <w:bookmarkStart w:id="35" w:name="_Toc238650501"/>
+      <w:bookmarkStart w:id="35" w:name="_Toc238700725"/>
       <w:r>
         <w:t>6.2. Окно и обозначения</w:t>
       </w:r>
@@ -9641,7 +9648,7 @@
     </w:p>
     <w:p>
       <w:r>
-        <w:t>В верхней части находятся источники «Ранняя версия · слева» и «Поздняя версия · справа». Файл можно выбрать кнопкой, ввести или вставить путь либо перетащить на нужную сторону. Два одновременно перетащенных файла занимают стороны по порядку; один файл на свободном месте заполняет только первую пустую сторону.</w:t>
+        <w:t>В верхней части находятся источники «Ранняя версия · слева» и «Поздняя версия · справа». Файл можно выбрать кнопкой, ввести или вставить путь либо перетащить на нужную сторону. После сравнения кнопки «Общий документ» и «Бок о бок» меняют только представление. Список строк 1 ↔ 1 отделён заметным разделителем: потяните его, чтобы дать списку или странице больше места. Два одновременно перетащенных файла занимают стороны по порядку; один файл на свободном месте заполняет только первую пустую сторону.</w:t>
       </w:r>
     </w:p>
     <w:p>
@@ -9655,8 +9662,9 @@
         <w:rPr>
           <w:noProof/>
         </w:rPr>
+        <w:lastRenderedPageBreak/>
         <w:drawing>
-          <wp:inline distT="0" distB="0" distL="0" distR="0" wp14:anchorId="0002F505" wp14:editId="0C7E7199">
+          <wp:inline distT="0" distB="0" distL="0" distR="0" wp14:anchorId="5A885B87" wp14:editId="3C2C20E3">
             <wp:extent cx="5760000" cy="3908571"/>
             <wp:effectExtent l="0" t="0" r="0" b="0"/>
             <wp:docPr id="25" name="Picture 25"/>
@@ -9699,16 +9707,12 @@
         <w:jc w:val="center"/>
       </w:pPr>
       <w:r>
-        <w:t>Рис. 25. Результат сравнения: ранняя версия слева, поздняя справа</w:t>
-      </w:r>
-    </w:p>
-    <w:p>
-      <w:r>
-        <w:t xml:space="preserve">В обычном режиме фон изменения плотно следует проверенной рамке слова. Программа не расширяет заливку на пробел, соседний неизменившийся текст или видимый геометрический зазор. Тёмные штрихи исходных букв остаются читаемыми, а цветные элементы исходной страницы </w:t>
-      </w:r>
-      <w:r>
-        <w:lastRenderedPageBreak/>
-        <w:t>сохраняют свой цвет. Красная или зелёная полоса сбоку отмечает каждую изменённую строку; щёлкните по полосе, чтобы выделить соответствующий проверенный фрагмент.</w:t>
+        <w:t>Рис. 25. Единый документ сравнения; режим «Бок о бок» доступен рядом</w:t>
+      </w:r>
+    </w:p>
+    <w:p>
+      <w:r>
+        <w:t>В общем режиме поздняя страница остаётся фоном: зелёным показано добавленное, а из ранней страницы переносятся только красные удалённые фрагменты — неизменённый фон её не закрывает. Двойной щелчок открывает тот же размеченный вид на весь экран. В режиме «Бок о бок» заливка плотно следует проверенной рамке слова и не расширяется на пробел, соседний неизменившийся текст или геометрический зазор; каждую сторону также можно открыть на весь экран с пометками.</w:t>
       </w:r>
     </w:p>
     <w:p>
@@ -9719,10 +9723,10 @@
         <w:rPr>
           <w:b/>
         </w:rPr>
-        <w:t xml:space="preserve">Ранняя версия, слева. </w:t>
-      </w:r>
-      <w:r>
-        <w:t>Плотный красный фон и знак − означают слово, удалённое из ранней версии. Такой смысл принадлежит только левой панели.</w:t>
+        <w:t xml:space="preserve">Удалено из ранней версии. </w:t>
+      </w:r>
+      <w:r>
+        <w:t>Красный фон, перечёркивание и знак − означают слово, удалённое из ранней версии. В общем документе этот фрагмент наложен на позднюю страницу; в режиме бок о бок он остаётся в левой панели.</w:t>
       </w:r>
     </w:p>
     <w:p>
@@ -9733,14 +9737,15 @@
         <w:rPr>
           <w:b/>
         </w:rPr>
-        <w:t xml:space="preserve">Поздняя версия, справа. </w:t>
-      </w:r>
-      <w:r>
-        <w:t>Плотный зелёный фон и знак + означают слово, добавленное в позднюю версию. Такой смысл принадлежит только правой панели.</w:t>
-      </w:r>
-    </w:p>
-    <w:p>
-      <w:r>
+        <w:t xml:space="preserve">Добавлено в поздней версии. </w:t>
+      </w:r>
+      <w:r>
+        <w:t>Зелёный фон и знак + означают слово, добавленное в поздней версии. В общем документе и в правой панели режима бок о бок оно принадлежит поздней странице.</w:t>
+      </w:r>
+    </w:p>
+    <w:p>
+      <w:r>
+        <w:lastRenderedPageBreak/>
         <w:t>— </w:t>
       </w:r>
       <w:r>
@@ -9750,7 +9755,10 @@
         <w:t xml:space="preserve">Пробельные изменения. </w:t>
       </w:r>
       <w:r>
-        <w:t>Знаки ␠, NBSP, ⇥ и ↵ показываются отдельно от слов и только тогда, когда пробел, неразрывный пробел, табуляция или перевод строки буквально подтверждены текстовым слоем PDF.</w:t>
+        <w:t xml:space="preserve">Знаки ␠, NBSP, ⇥ и ↵ </w:t>
+      </w:r>
+      <w:r>
+        <w:t>показываются отдельно от слов и только тогда, когда пробел, неразрывный пробел, табуляция или перевод строки буквально подтверждены текстовым слоем PDF.</w:t>
       </w:r>
     </w:p>
     <w:p>
@@ -9774,7 +9782,7 @@
       <w:pPr>
         <w:pStyle w:val="21"/>
       </w:pPr>
-      <w:bookmarkStart w:id="36" w:name="_Toc238650502"/>
+      <w:bookmarkStart w:id="36" w:name="_Toc238700726"/>
       <w:r>
         <w:t>6.3. Порядок проверки</w:t>
       </w:r>
@@ -9799,7 +9807,7 @@
         <w:t xml:space="preserve">2. Нажмите «Сравнить». </w:t>
       </w:r>
       <w:r>
-        <w:t>Пути сначала проверяются, затем программа извлекает текст, выполняет одно сравнение всего документа и показывает исходные страницы бок о бок.</w:t>
+        <w:t>Пути сначала проверяются, затем программа извлекает текст, один раз сравнивает весь документ и открывает единый redline. При необходимости переключитесь на «Бок о бок» — результат сравнения останется тем же.</w:t>
       </w:r>
     </w:p>
     <w:p>
@@ -9810,11 +9818,7 @@
         <w:t xml:space="preserve">3. Просмотрите все строки с изменениями. </w:t>
       </w:r>
       <w:r>
-        <w:t xml:space="preserve">Щёлкайте строки сопоставления или переходите по изменениям кнопками и клавишами F3 / Shift+F3. Поле страницы над каждой панелью независимо открывает нужную </w:t>
-      </w:r>
-      <w:r>
-        <w:lastRenderedPageBreak/>
-        <w:t>физическую страницу; колесо прокручивает только сторону под указателем, а Ctrl+колесо масштабирует только её.</w:t>
+        <w:t>Щёлкайте строки сопоставления или переходите по изменениям кнопками и клавишами F3 / Shift+F3. Потяните разделитель, чтобы изменить ширину списка. Колесо прокручивает активный вид, Ctrl+колесо масштабирует, а двойной щелчок открывает страницу на весь экран вместе с красными и зелёными пометками. В режиме бок о бок поля над панелями независимо открывают нужные физические страницы.</w:t>
       </w:r>
     </w:p>
     <w:p>
@@ -9832,8 +9836,9 @@
       <w:pPr>
         <w:pStyle w:val="21"/>
       </w:pPr>
-      <w:bookmarkStart w:id="37" w:name="_Toc238650503"/>
-      <w:r>
+      <w:bookmarkStart w:id="37" w:name="_Toc238700727"/>
+      <w:r>
+        <w:lastRenderedPageBreak/>
         <w:t>6.4. Выделение и копирование</w:t>
       </w:r>
       <w:bookmarkEnd w:id="37"/>
@@ -9854,10 +9859,10 @@
         <w:t xml:space="preserve">Источник слов — только PDF. </w:t>
       </w:r>
       <w:r>
-        <w:t xml:space="preserve">В буфер попадают только слова из окончательно опубликованного текстового слоя этой страницы. Картинка страницы, OCR, координаты, ширина зазора и перенос </w:t>
-      </w:r>
-      <w:r>
-        <w:t>отображения не могут создать буквы.</w:t>
+        <w:t xml:space="preserve">В буфер попадают только </w:t>
+      </w:r>
+      <w:r>
+        <w:t>слова из окончательно опубликованного текстового слоя этой страницы. Картинка страницы, OCR, координаты, ширина зазора и перенос отображения не могут создать буквы.</w:t>
       </w:r>
     </w:p>
     <w:p>
@@ -9902,29 +9907,26 @@
         <w:rPr>
           <w:i/>
         </w:rPr>
-        <w:t xml:space="preserve">Левая и правая панели хранят выделение независимо. Переход на другую страницу, замена источника, отсутствие парной </w:t>
-      </w:r>
-      <w:r>
-        <w:rPr>
-          <w:i/>
-        </w:rPr>
+        <w:t>Левая и правая панели хранят выделение независимо. Переход на другую страницу, замена источника, отсутствие парной страницы или ошибка отрисовки снимают старое выделение, поэтому невидимый текст прежней страницы скопировать нельзя.</w:t>
+      </w:r>
+    </w:p>
+    <w:p>
+      <w:pPr>
+        <w:pStyle w:val="21"/>
+      </w:pPr>
+      <w:bookmarkStart w:id="38" w:name="_Toc238700728"/>
+      <w:r>
+        <w:t>6.5. Что считается изменением</w:t>
+      </w:r>
+      <w:bookmarkEnd w:id="38"/>
+    </w:p>
+    <w:p>
+      <w:r>
+        <w:t xml:space="preserve">Сравнение отвечает на вопрос о словах и буквальных пробельных знаках, а не о внешнем оформлении. Неуверенный случай остаётся </w:t>
+      </w:r>
+      <w:r>
         <w:lastRenderedPageBreak/>
-        <w:t>страницы или ошибка отрисовки снимают старое выделение, поэтому невидимый текст прежней страницы скопировать нельзя.</w:t>
-      </w:r>
-    </w:p>
-    <w:p>
-      <w:pPr>
-        <w:pStyle w:val="21"/>
-      </w:pPr>
-      <w:bookmarkStart w:id="38" w:name="_Toc238650504"/>
-      <w:r>
-        <w:t>6.5. Что считается изменением</w:t>
-      </w:r>
-      <w:bookmarkEnd w:id="38"/>
-    </w:p>
-    <w:p>
-      <w:r>
-        <w:t>Сравнение отвечает на вопрос о словах и буквальных пробельных знаках, а не о внешнем оформлении. Неуверенный случай остаётся отмеченным: программа не прячет возможную правку ради более спокойной картинки.</w:t>
+        <w:t>отмеченным: программа не прячет возможную правку ради более спокойной картинки.</w:t>
       </w:r>
     </w:p>
     <w:p>
@@ -9973,7 +9975,7 @@
       <w:pPr>
         <w:pStyle w:val="1"/>
       </w:pPr>
-      <w:bookmarkStart w:id="39" w:name="_Toc238650505"/>
+      <w:bookmarkStart w:id="39" w:name="_Toc238700729"/>
       <w:r>
         <w:t>7. PDF → Word</w:t>
       </w:r>
@@ -9983,7 +9985,7 @@
       <w:pPr>
         <w:pStyle w:val="21"/>
       </w:pPr>
-      <w:bookmarkStart w:id="40" w:name="_Toc238650506"/>
+      <w:bookmarkStart w:id="40" w:name="_Toc238700730"/>
       <w:r>
         <w:t>7.1. Назначение</w:t>
       </w:r>
@@ -9996,7 +9998,6 @@
     </w:p>
     <w:p>
       <w:r>
-        <w:lastRenderedPageBreak/>
         <w:t>Смысл прост: текст, который уже кем-то набран, не нужно набирать заново. Из полученного .docx можно взять абзац, таблицу или весь документ и работать с ними обычным образом.</w:t>
       </w:r>
     </w:p>
@@ -10004,7 +10005,7 @@
       <w:pPr>
         <w:pStyle w:val="21"/>
       </w:pPr>
-      <w:bookmarkStart w:id="41" w:name="_Toc238650507"/>
+      <w:bookmarkStart w:id="41" w:name="_Toc238700731"/>
       <w:r>
         <w:t>7.2. Окно инструмента</w:t>
       </w:r>
@@ -10026,8 +10027,9 @@
         <w:rPr>
           <w:noProof/>
         </w:rPr>
+        <w:lastRenderedPageBreak/>
         <w:drawing>
-          <wp:inline distT="0" distB="0" distL="0" distR="0" wp14:anchorId="69D8B793" wp14:editId="3A076488">
+          <wp:inline distT="0" distB="0" distL="0" distR="0" wp14:anchorId="03F66BF3" wp14:editId="1F9807B2">
             <wp:extent cx="5760000" cy="4608000"/>
             <wp:effectExtent l="0" t="0" r="0" b="0"/>
             <wp:docPr id="26" name="Picture 26"/>
@@ -10077,7 +10079,7 @@
       <w:pPr>
         <w:pStyle w:val="21"/>
       </w:pPr>
-      <w:bookmarkStart w:id="42" w:name="_Toc238650508"/>
+      <w:bookmarkStart w:id="42" w:name="_Toc238700732"/>
       <w:r>
         <w:t>7.3. Порядок работы</w:t>
       </w:r>
@@ -10088,17 +10090,16 @@
         <w:rPr>
           <w:b/>
         </w:rPr>
-        <w:t xml:space="preserve">1. Добавьте один или несколько PDF кнопкой «Добавить PDF…» </w:t>
-      </w:r>
-      <w:r>
-        <w:t xml:space="preserve">или перетащите их в окно. Страницы всех файлов показываются одной </w:t>
-      </w:r>
-      <w:r>
-        <w:lastRenderedPageBreak/>
-        <w:t xml:space="preserve">сеткой, поэтому в один </w:t>
-      </w:r>
-      <w:r>
-        <w:t>документ Word можно собрать материал из нескольких PDF.</w:t>
+        <w:t xml:space="preserve">1. </w:t>
+      </w:r>
+      <w:r>
+        <w:rPr>
+          <w:b/>
+        </w:rPr>
+        <w:t xml:space="preserve">Добавьте один или несколько PDF кнопкой «Добавить PDF…» </w:t>
+      </w:r>
+      <w:r>
+        <w:t>или перетащите их в окно. Страницы всех файлов показываются одной сеткой, поэтому в один документ Word можно собрать материал из нескольких PDF.</w:t>
       </w:r>
     </w:p>
     <w:p>
@@ -10128,6 +10129,7 @@
         <w:rPr>
           <w:b/>
         </w:rPr>
+        <w:lastRenderedPageBreak/>
         <w:t xml:space="preserve">4. Нажмите «Конвертировать в Word…» </w:t>
       </w:r>
       <w:r>
@@ -10138,7 +10140,7 @@
       <w:pPr>
         <w:pStyle w:val="21"/>
       </w:pPr>
-      <w:bookmarkStart w:id="43" w:name="_Toc238650509"/>
+      <w:bookmarkStart w:id="43" w:name="_Toc238700733"/>
       <w:r>
         <w:t>7.4. Что переносится и что нет</w:t>
       </w:r>
@@ -10198,7 +10200,6 @@
     </w:p>
     <w:p>
       <w:r>
-        <w:lastRenderedPageBreak/>
         <w:t>Отдельно стоит упомянуть редкий случай: если PDF сохранён с испорченной кодировкой текста, извлечённое будет нечитаемым. Это дефект самого файла, а не перевода.</w:t>
       </w:r>
       <w:r>
@@ -10212,7 +10213,7 @@
       <w:pPr>
         <w:pStyle w:val="1"/>
       </w:pPr>
-      <w:bookmarkStart w:id="44" w:name="_Toc238650510"/>
+      <w:bookmarkStart w:id="44" w:name="_Toc238700734"/>
       <w:r>
         <w:t>8. PDF → PowerPoint</w:t>
       </w:r>
@@ -10222,7 +10223,7 @@
       <w:pPr>
         <w:pStyle w:val="21"/>
       </w:pPr>
-      <w:bookmarkStart w:id="45" w:name="_Toc238650511"/>
+      <w:bookmarkStart w:id="45" w:name="_Toc238700735"/>
       <w:r>
         <w:t>8.1. Назначение</w:t>
       </w:r>
@@ -10230,7 +10231,11 @@
     </w:p>
     <w:p>
       <w:r>
-        <w:t>Инструмент переносит страницы цифрового PDF в презентацию PowerPoint (.pptx). Каждая страница становится слайдом, а текст на нём остаётся ТЕКСТОМ: его можно выделить, исправить, перенабрать заново — это не картинка с буквами.</w:t>
+        <w:t xml:space="preserve">Инструмент переносит страницы цифрового PDF в презентацию PowerPoint (.pptx). Каждая страница становится слайдом, а текст на нём </w:t>
+      </w:r>
+      <w:r>
+        <w:lastRenderedPageBreak/>
+        <w:t>остаётся ТЕКСТОМ: его можно выделить, исправить, перенабрать заново — это не картинка с буквами.</w:t>
       </w:r>
     </w:p>
     <w:p>
@@ -10253,7 +10258,7 @@
       <w:pPr>
         <w:pStyle w:val="21"/>
       </w:pPr>
-      <w:bookmarkStart w:id="46" w:name="_Toc238650512"/>
+      <w:bookmarkStart w:id="46" w:name="_Toc238700736"/>
       <w:r>
         <w:t>8.2. Как устроен слайд</w:t>
       </w:r>
@@ -10266,7 +10271,6 @@
     </w:p>
     <w:p>
       <w:r>
-        <w:lastRenderedPageBreak/>
         <w:t>Такое деление выбрано не от лени. На обычном слайде большая часть изображения — не текст, и перевод «только текста» оставил бы десяток подписей на белом листе. А перевод «страница целиком картинкой» дал бы красивый, но мёртвый слайд, в котором нельзя исправить ни буквы. Два слоя дают и вид, и правку.</w:t>
       </w:r>
     </w:p>
@@ -10291,7 +10295,7 @@
       <w:pPr>
         <w:pStyle w:val="21"/>
       </w:pPr>
-      <w:bookmarkStart w:id="47" w:name="_Toc238650513"/>
+      <w:bookmarkStart w:id="47" w:name="_Toc238700737"/>
       <w:r>
         <w:t>8.3. Окно инструмента</w:t>
       </w:r>
@@ -10299,7 +10303,11 @@
     </w:p>
     <w:p>
       <w:r>
-        <w:t>Окно то же самое, что у «PDF → Word»: слева сетка страниц, справа действия, внизу масштаб и кнопка «Конвертировать в PowerPoint…» (рис. 27). Все приёмы работы с сеткой — выделение, порядок, поворот, просмотр, отмена — работают так же.</w:t>
+        <w:t xml:space="preserve">Окно то же самое, что у «PDF → Word»: слева сетка страниц, справа действия, внизу масштаб и кнопка «Конвертировать в PowerPoint…» (рис. </w:t>
+      </w:r>
+      <w:r>
+        <w:lastRenderedPageBreak/>
+        <w:t>27). Все приёмы работы с сеткой — выделение, порядок, поворот, просмотр, отмена — работают так же.</w:t>
       </w:r>
     </w:p>
     <w:p>
@@ -10313,9 +10321,8 @@
         <w:rPr>
           <w:noProof/>
         </w:rPr>
-        <w:lastRenderedPageBreak/>
         <w:drawing>
-          <wp:inline distT="0" distB="0" distL="0" distR="0" wp14:anchorId="48A885E1" wp14:editId="0424E5BA">
+          <wp:inline distT="0" distB="0" distL="0" distR="0" wp14:anchorId="266BF6E8" wp14:editId="16EBE173">
             <wp:extent cx="5760000" cy="4608000"/>
             <wp:effectExtent l="0" t="0" r="0" b="0"/>
             <wp:docPr id="27" name="Picture 27"/>
@@ -10365,7 +10372,7 @@
       <w:pPr>
         <w:pStyle w:val="21"/>
       </w:pPr>
-      <w:bookmarkStart w:id="48" w:name="_Toc238650514"/>
+      <w:bookmarkStart w:id="48" w:name="_Toc238700738"/>
       <w:r>
         <w:t>8.4. Порядок работы</w:t>
       </w:r>
@@ -10401,7 +10408,10 @@
         <w:t xml:space="preserve">3. Проверьте ориентацию. </w:t>
       </w:r>
       <w:r>
-        <w:t>Повёрнутую страницу выправьте до перевода — разметка читается по тому положению, которое вы видите.</w:t>
+        <w:t xml:space="preserve">Повёрнутую страницу выправьте до перевода — </w:t>
+      </w:r>
+      <w:r>
+        <w:t>разметка читается по тому положению, которое вы видите.</w:t>
       </w:r>
     </w:p>
     <w:p>
@@ -10409,13 +10419,7 @@
         <w:rPr>
           <w:b/>
         </w:rPr>
-        <w:t xml:space="preserve">4. </w:t>
-      </w:r>
-      <w:r>
-        <w:rPr>
-          <w:b/>
-        </w:rPr>
-        <w:t xml:space="preserve">Нажмите «Конвертировать в PowerPoint…» </w:t>
+        <w:t xml:space="preserve">4. Нажмите «Конвертировать в PowerPoint…» </w:t>
       </w:r>
       <w:r>
         <w:t>и укажите имя файла. Готовая презентация откроется автоматически.</w:t>
@@ -10425,7 +10429,7 @@
       <w:pPr>
         <w:pStyle w:val="21"/>
       </w:pPr>
-      <w:bookmarkStart w:id="49" w:name="_Toc238650515"/>
+      <w:bookmarkStart w:id="49" w:name="_Toc238700739"/>
       <w:r>
         <w:lastRenderedPageBreak/>
         <w:t>8.5. Что переносится</w:t>
@@ -10434,10 +10438,10 @@
     </w:p>
     <w:p>
       <w:r>
-        <w:t xml:space="preserve">Текст переносится абзацами, со шрифтом, размером, начертанием, цветом, подчёркиванием, над- и подстрочными знаками и </w:t>
-      </w:r>
-      <w:r>
-        <w:t>гиперссылками. Таблицы становятся настоящими таблицами слайда, вместе с объединёнными ячейками. Размер слайда берётся от страницы: презентация 16:9 останется 16:9, а документ A4 даст слайды формата A4.</w:t>
+        <w:t xml:space="preserve">Текст переносится абзацами, со шрифтом, размером, </w:t>
+      </w:r>
+      <w:r>
+        <w:t>начертанием, цветом, подчёркиванием, над- и подстрочными знаками и гиперссылками. Таблицы становятся настоящими таблицами слайда, вместе с объединёнными ячейками. Размер слайда берётся от страницы: презентация 16:9 останется 16:9, а документ A4 даст слайды формата A4.</w:t>
       </w:r>
     </w:p>
     <w:p>
@@ -10449,7 +10453,7 @@
       <w:pPr>
         <w:pStyle w:val="21"/>
       </w:pPr>
-      <w:bookmarkStart w:id="50" w:name="_Toc238650516"/>
+      <w:bookmarkStart w:id="50" w:name="_Toc238700740"/>
       <w:r>
         <w:t>8.6. Чего ждать не стоит</w:t>
       </w:r>
@@ -10501,7 +10505,7 @@
       <w:pPr>
         <w:pStyle w:val="1"/>
       </w:pPr>
-      <w:bookmarkStart w:id="51" w:name="_Toc238650517"/>
+      <w:bookmarkStart w:id="51" w:name="_Toc238700741"/>
       <w:r>
         <w:t>9. Объединение Excel</w:t>
       </w:r>
@@ -10511,7 +10515,7 @@
       <w:pPr>
         <w:pStyle w:val="21"/>
       </w:pPr>
-      <w:bookmarkStart w:id="52" w:name="_Toc238650518"/>
+      <w:bookmarkStart w:id="52" w:name="_Toc238700742"/>
       <w:r>
         <w:t>9.1. Назначение</w:t>
       </w:r>
@@ -10535,7 +10539,7 @@
       <w:pPr>
         <w:pStyle w:val="21"/>
       </w:pPr>
-      <w:bookmarkStart w:id="53" w:name="_Toc238650519"/>
+      <w:bookmarkStart w:id="53" w:name="_Toc238700743"/>
       <w:r>
         <w:t>9.2. Окно инструмента</w:t>
       </w:r>
@@ -10558,7 +10562,7 @@
           <w:noProof/>
         </w:rPr>
         <w:drawing>
-          <wp:inline distT="0" distB="0" distL="0" distR="0" wp14:anchorId="168DD402" wp14:editId="5A0B167C">
+          <wp:inline distT="0" distB="0" distL="0" distR="0" wp14:anchorId="7234B0F9" wp14:editId="6A762323">
             <wp:extent cx="5760000" cy="4250667"/>
             <wp:effectExtent l="0" t="0" r="0" b="0"/>
             <wp:docPr id="28" name="Picture 28"/>
@@ -10608,7 +10612,7 @@
       <w:pPr>
         <w:pStyle w:val="21"/>
       </w:pPr>
-      <w:bookmarkStart w:id="54" w:name="_Toc238650520"/>
+      <w:bookmarkStart w:id="54" w:name="_Toc238700744"/>
       <w:r>
         <w:t>9.3. Порядок работы</w:t>
       </w:r>
@@ -10663,7 +10667,7 @@
       <w:pPr>
         <w:pStyle w:val="21"/>
       </w:pPr>
-      <w:bookmarkStart w:id="55" w:name="_Toc238650521"/>
+      <w:bookmarkStart w:id="55" w:name="_Toc238700745"/>
       <w:r>
         <w:t>9.4. Параметры сборки</w:t>
       </w:r>
@@ -10715,7 +10719,7 @@
       <w:pPr>
         <w:pStyle w:val="21"/>
       </w:pPr>
-      <w:bookmarkStart w:id="56" w:name="_Toc238650522"/>
+      <w:bookmarkStart w:id="56" w:name="_Toc238700746"/>
       <w:r>
         <w:t>9.5. Результат, отчёт и сопроводительная записка</w:t>
       </w:r>
@@ -10737,10 +10741,10 @@
     </w:p>
     <w:p>
       <w:r>
-        <w:t xml:space="preserve">Кнопка «Записка Word» создаёт сопроводительную записку к своду в формате .docx: итоги, перечень пропущенных файлов и стандартное оформление. Записку остаётся подписать, а не набирать с </w:t>
-      </w:r>
-      <w:r>
-        <w:t>нуля.</w:t>
+        <w:t xml:space="preserve">Кнопка «Записка Word» создаёт сопроводительную записку к своду в формате .docx: итоги, перечень пропущенных файлов и </w:t>
+      </w:r>
+      <w:r>
+        <w:t>стандартное оформление. Записку остаётся подписать, а не набирать с нуля.</w:t>
       </w:r>
       <w:r>
         <w:rPr>
@@ -10753,7 +10757,7 @@
       <w:pPr>
         <w:pStyle w:val="21"/>
       </w:pPr>
-      <w:bookmarkStart w:id="57" w:name="_Toc238650523"/>
+      <w:bookmarkStart w:id="57" w:name="_Toc238700747"/>
       <w:r>
         <w:t>9.6. Меню инструмента</w:t>
       </w:r>
@@ -10777,7 +10781,7 @@
         </w:rPr>
         <w:lastRenderedPageBreak/>
         <w:drawing>
-          <wp:inline distT="0" distB="0" distL="0" distR="0" wp14:anchorId="766A7101" wp14:editId="6C7E2B05">
+          <wp:inline distT="0" distB="0" distL="0" distR="0" wp14:anchorId="512ED818" wp14:editId="0D24FD85">
             <wp:extent cx="5760000" cy="4250667"/>
             <wp:effectExtent l="0" t="0" r="0" b="0"/>
             <wp:docPr id="29" name="Picture 29"/>
@@ -10837,20 +10841,14 @@
         <w:rPr>
           <w:i/>
         </w:rPr>
-        <w:t xml:space="preserve">В списке </w:t>
-      </w:r>
-      <w:r>
-        <w:rPr>
-          <w:i/>
-        </w:rPr>
-        <w:t>файлов работают привычные клавиши: Alt + ↑ и Alt + ↓ меняют порядок, Delete исключает файл, Ctrl + A выделяет всё, Ctrl + C копирует строки в буфер обмена.</w:t>
+        <w:t>В списке файлов работают привычные клавиши: Alt + ↑ и Alt + ↓ меняют порядок, Delete исключает файл, Ctrl + A выделяет всё, Ctrl + C копирует строки в буфер обмена.</w:t>
       </w:r>
     </w:p>
     <w:p>
       <w:pPr>
         <w:pStyle w:val="1"/>
       </w:pPr>
-      <w:bookmarkStart w:id="58" w:name="_Toc238650524"/>
+      <w:bookmarkStart w:id="58" w:name="_Toc238700748"/>
       <w:r>
         <w:t>10. Справочные сведения</w:t>
       </w:r>
@@ -10860,7 +10858,7 @@
       <w:pPr>
         <w:pStyle w:val="21"/>
       </w:pPr>
-      <w:bookmarkStart w:id="59" w:name="_Toc238650525"/>
+      <w:bookmarkStart w:id="59" w:name="_Toc238700749"/>
       <w:r>
         <w:t>10.1. Сведения о программе</w:t>
       </w:r>
@@ -10884,7 +10882,7 @@
         </w:rPr>
         <w:lastRenderedPageBreak/>
         <w:drawing>
-          <wp:inline distT="0" distB="0" distL="0" distR="0" wp14:anchorId="3F45622B" wp14:editId="63D3CF21">
+          <wp:inline distT="0" distB="0" distL="0" distR="0" wp14:anchorId="5F1E80E6" wp14:editId="3043F07D">
             <wp:extent cx="3873730" cy="3940232"/>
             <wp:effectExtent l="0" t="0" r="0" b="0"/>
             <wp:docPr id="30" name="Picture 30"/>
@@ -10950,7 +10948,7 @@
       <w:pPr>
         <w:pStyle w:val="21"/>
       </w:pPr>
-      <w:bookmarkStart w:id="60" w:name="_Toc238650526"/>
+      <w:bookmarkStart w:id="60" w:name="_Toc238700750"/>
       <w:r>
         <w:t>10.2. Если что-то пошло не так</w:t>
       </w:r>
@@ -11056,7 +11054,10 @@
               <w:jc w:val="left"/>
             </w:pPr>
             <w:r>
-              <w:t>Движок сжатия не установлен. В окне есть ссылка на его загрузку, а в установочной версии программы он ставится сразу</w:t>
+              <w:t xml:space="preserve">Движок сжатия не установлен. В окне есть ссылка на его </w:t>
+            </w:r>
+            <w:r>
+              <w:t>загрузку, а в установочной версии программы он ставится сразу</w:t>
             </w:r>
           </w:p>
         </w:tc>
@@ -11076,10 +11077,7 @@
               <w:jc w:val="left"/>
             </w:pPr>
             <w:r>
-              <w:t xml:space="preserve">Файл </w:t>
-            </w:r>
-            <w:r>
-              <w:t>пропущен при сборке свода</w:t>
+              <w:t>Файл пропущен при сборке свода</w:t>
             </w:r>
           </w:p>
         </w:tc>
@@ -11254,10 +11252,7 @@
               <w:jc w:val="left"/>
             </w:pPr>
             <w:r>
-              <w:t xml:space="preserve">Окно программы не </w:t>
-            </w:r>
-            <w:r>
-              <w:t>появляется при повторном запуске</w:t>
+              <w:t>Окно программы не появляется при повторном запуске</w:t>
             </w:r>
           </w:p>
         </w:tc>
@@ -11307,7 +11302,10 @@
               <w:jc w:val="left"/>
             </w:pPr>
             <w:r>
-              <w:t>Документ защищён паролем: движок не может его прочитать. Снимите защиту в программе, которая её поставила, и повторите</w:t>
+              <w:t xml:space="preserve">Документ </w:t>
+            </w:r>
+            <w:r>
+              <w:t>защищён паролем: движок не может его прочитать. Снимите защиту в программе, которая её поставила, и повторите</w:t>
             </w:r>
           </w:p>
         </w:tc>
@@ -11342,7 +11340,10 @@
               <w:jc w:val="left"/>
             </w:pPr>
             <w:r>
-              <w:t>В системе нет браузера по умолчанию. Программа покажет сам адрес — его можно набрать вручную</w:t>
+              <w:t xml:space="preserve">В системе нет браузера по умолчанию. Программа покажет сам адрес — его можно </w:t>
+            </w:r>
+            <w:r>
+              <w:t>набрать вручную</w:t>
             </w:r>
           </w:p>
         </w:tc>
@@ -11357,7 +11358,7 @@
       <w:pPr>
         <w:pStyle w:val="21"/>
       </w:pPr>
-      <w:bookmarkStart w:id="61" w:name="_Toc238650527"/>
+      <w:bookmarkStart w:id="61" w:name="_Toc238700751"/>
       <w:r>
         <w:t>10.3. Обновление оглавления после правок</w:t>
       </w:r>
@@ -11376,7 +11377,7 @@
       <w:pPr>
         <w:pStyle w:val="21"/>
       </w:pPr>
-      <w:bookmarkStart w:id="62" w:name="_Toc238650528"/>
+      <w:bookmarkStart w:id="62" w:name="_Toc238700752"/>
       <w:r>
         <w:t>10.4. Краткая памятка</w:t>
       </w:r>
@@ -11882,31 +11883,31 @@
       </w:rPr>
     </w:lvl>
   </w:abstractNum>
-  <w:num w:numId="1" w16cid:durableId="2016877594">
+  <w:num w:numId="1" w16cid:durableId="589890756">
     <w:abstractNumId w:val="8"/>
   </w:num>
-  <w:num w:numId="2" w16cid:durableId="1505588932">
+  <w:num w:numId="2" w16cid:durableId="137189828">
     <w:abstractNumId w:val="6"/>
   </w:num>
-  <w:num w:numId="3" w16cid:durableId="144320999">
+  <w:num w:numId="3" w16cid:durableId="1537038525">
     <w:abstractNumId w:val="5"/>
   </w:num>
-  <w:num w:numId="4" w16cid:durableId="1223253416">
+  <w:num w:numId="4" w16cid:durableId="1912502165">
     <w:abstractNumId w:val="4"/>
   </w:num>
-  <w:num w:numId="5" w16cid:durableId="659622209">
+  <w:num w:numId="5" w16cid:durableId="392778494">
     <w:abstractNumId w:val="7"/>
   </w:num>
-  <w:num w:numId="6" w16cid:durableId="732118292">
+  <w:num w:numId="6" w16cid:durableId="251165004">
     <w:abstractNumId w:val="3"/>
   </w:num>
-  <w:num w:numId="7" w16cid:durableId="47726825">
+  <w:num w:numId="7" w16cid:durableId="1206067139">
     <w:abstractNumId w:val="2"/>
   </w:num>
-  <w:num w:numId="8" w16cid:durableId="802844147">
+  <w:num w:numId="8" w16cid:durableId="1492258621">
     <w:abstractNumId w:val="1"/>
   </w:num>
-  <w:num w:numId="9" w16cid:durableId="1903252505">
+  <w:num w:numId="9" w16cid:durableId="190190388">
     <w:abstractNumId w:val="0"/>
   </w:num>
 </w:numbering>
@@ -23345,7 +23346,7 @@
     <w:autoRedefine/>
     <w:uiPriority w:val="39"/>
     <w:unhideWhenUsed/>
-    <w:rsid w:val="00154A48"/>
+    <w:rsid w:val="00821A27"/>
     <w:pPr>
       <w:spacing w:after="100"/>
     </w:pPr>
@@ -23357,7 +23358,7 @@
     <w:autoRedefine/>
     <w:uiPriority w:val="39"/>
     <w:unhideWhenUsed/>
-    <w:rsid w:val="00154A48"/>
+    <w:rsid w:val="00821A27"/>
     <w:pPr>
       <w:spacing w:after="100"/>
       <w:ind w:left="280"/>
@@ -23368,7 +23369,7 @@
     <w:basedOn w:val="a2"/>
     <w:uiPriority w:val="99"/>
     <w:unhideWhenUsed/>
-    <w:rsid w:val="00154A48"/>
+    <w:rsid w:val="00821A27"/>
     <w:rPr>
       <w:color w:val="0000FF" w:themeColor="hyperlink"/>
       <w:u w:val="single"/>

--- a/docs/Инструкция пользователя.docx
+++ b/docs/Инструкция пользователя.docx
@@ -121,7 +121,7 @@
       <w:r>
         <w:fldChar w:fldCharType="separate"/>
       </w:r>
-      <w:hyperlink w:anchor="_Toc238700690" w:history="1">
+      <w:hyperlink w:anchor="_Toc238720483" w:history="1">
         <w:r>
           <w:rPr>
             <w:rStyle w:val="aff8"/>
@@ -149,7 +149,7 @@
             <w:noProof/>
             <w:webHidden/>
           </w:rPr>
-          <w:instrText xml:space="preserve"> PAGEREF _Toc238700690 \h </w:instrText>
+          <w:instrText xml:space="preserve"> PAGEREF _Toc238720483 \h </w:instrText>
         </w:r>
         <w:r>
           <w:rPr>
@@ -197,7 +197,7 @@
           <w14:ligatures w14:val="standardContextual"/>
         </w:rPr>
       </w:pPr>
-      <w:hyperlink w:anchor="_Toc238700691" w:history="1">
+      <w:hyperlink w:anchor="_Toc238720484" w:history="1">
         <w:r>
           <w:rPr>
             <w:rStyle w:val="aff8"/>
@@ -225,7 +225,7 @@
             <w:noProof/>
             <w:webHidden/>
           </w:rPr>
-          <w:instrText xml:space="preserve"> PAGEREF _Toc238700691 \h </w:instrText>
+          <w:instrText xml:space="preserve"> PAGEREF _Toc238720484 \h </w:instrText>
         </w:r>
         <w:r>
           <w:rPr>
@@ -273,7 +273,7 @@
           <w14:ligatures w14:val="standardContextual"/>
         </w:rPr>
       </w:pPr>
-      <w:hyperlink w:anchor="_Toc238700692" w:history="1">
+      <w:hyperlink w:anchor="_Toc238720485" w:history="1">
         <w:r>
           <w:rPr>
             <w:rStyle w:val="aff8"/>
@@ -301,7 +301,7 @@
             <w:noProof/>
             <w:webHidden/>
           </w:rPr>
-          <w:instrText xml:space="preserve"> PAGEREF _Toc238700692 \h </w:instrText>
+          <w:instrText xml:space="preserve"> PAGEREF _Toc238720485 \h </w:instrText>
         </w:r>
         <w:r>
           <w:rPr>
@@ -349,7 +349,7 @@
           <w14:ligatures w14:val="standardContextual"/>
         </w:rPr>
       </w:pPr>
-      <w:hyperlink w:anchor="_Toc238700693" w:history="1">
+      <w:hyperlink w:anchor="_Toc238720486" w:history="1">
         <w:r>
           <w:rPr>
             <w:rStyle w:val="aff8"/>
@@ -377,7 +377,7 @@
             <w:noProof/>
             <w:webHidden/>
           </w:rPr>
-          <w:instrText xml:space="preserve"> PAGEREF _Toc238700693 \h </w:instrText>
+          <w:instrText xml:space="preserve"> PAGEREF _Toc238720486 \h </w:instrText>
         </w:r>
         <w:r>
           <w:rPr>
@@ -425,7 +425,7 @@
           <w14:ligatures w14:val="standardContextual"/>
         </w:rPr>
       </w:pPr>
-      <w:hyperlink w:anchor="_Toc238700694" w:history="1">
+      <w:hyperlink w:anchor="_Toc238720487" w:history="1">
         <w:r>
           <w:rPr>
             <w:rStyle w:val="aff8"/>
@@ -453,7 +453,7 @@
             <w:noProof/>
             <w:webHidden/>
           </w:rPr>
-          <w:instrText xml:space="preserve"> PAGEREF _Toc238700694 \h </w:instrText>
+          <w:instrText xml:space="preserve"> PAGEREF _Toc238720487 \h </w:instrText>
         </w:r>
         <w:r>
           <w:rPr>
@@ -501,7 +501,7 @@
           <w14:ligatures w14:val="standardContextual"/>
         </w:rPr>
       </w:pPr>
-      <w:hyperlink w:anchor="_Toc238700695" w:history="1">
+      <w:hyperlink w:anchor="_Toc238720488" w:history="1">
         <w:r>
           <w:rPr>
             <w:rStyle w:val="aff8"/>
@@ -529,7 +529,7 @@
             <w:noProof/>
             <w:webHidden/>
           </w:rPr>
-          <w:instrText xml:space="preserve"> PAGEREF _Toc238700695 \h </w:instrText>
+          <w:instrText xml:space="preserve"> PAGEREF _Toc238720488 \h </w:instrText>
         </w:r>
         <w:r>
           <w:rPr>
@@ -577,7 +577,7 @@
           <w14:ligatures w14:val="standardContextual"/>
         </w:rPr>
       </w:pPr>
-      <w:hyperlink w:anchor="_Toc238700696" w:history="1">
+      <w:hyperlink w:anchor="_Toc238720489" w:history="1">
         <w:r>
           <w:rPr>
             <w:rStyle w:val="aff8"/>
@@ -605,7 +605,7 @@
             <w:noProof/>
             <w:webHidden/>
           </w:rPr>
-          <w:instrText xml:space="preserve"> PAGEREF _Toc238700696 \h </w:instrText>
+          <w:instrText xml:space="preserve"> PAGEREF _Toc238720489 \h </w:instrText>
         </w:r>
         <w:r>
           <w:rPr>
@@ -653,7 +653,7 @@
           <w14:ligatures w14:val="standardContextual"/>
         </w:rPr>
       </w:pPr>
-      <w:hyperlink w:anchor="_Toc238700697" w:history="1">
+      <w:hyperlink w:anchor="_Toc238720490" w:history="1">
         <w:r>
           <w:rPr>
             <w:rStyle w:val="aff8"/>
@@ -681,7 +681,7 @@
             <w:noProof/>
             <w:webHidden/>
           </w:rPr>
-          <w:instrText xml:space="preserve"> PAGEREF _Toc238700697 \h </w:instrText>
+          <w:instrText xml:space="preserve"> PAGEREF _Toc238720490 \h </w:instrText>
         </w:r>
         <w:r>
           <w:rPr>
@@ -729,7 +729,7 @@
           <w14:ligatures w14:val="standardContextual"/>
         </w:rPr>
       </w:pPr>
-      <w:hyperlink w:anchor="_Toc238700698" w:history="1">
+      <w:hyperlink w:anchor="_Toc238720491" w:history="1">
         <w:r>
           <w:rPr>
             <w:rStyle w:val="aff8"/>
@@ -757,7 +757,7 @@
             <w:noProof/>
             <w:webHidden/>
           </w:rPr>
-          <w:instrText xml:space="preserve"> PAGEREF _Toc238700698 \h </w:instrText>
+          <w:instrText xml:space="preserve"> PAGEREF _Toc238720491 \h </w:instrText>
         </w:r>
         <w:r>
           <w:rPr>
@@ -805,7 +805,7 @@
           <w14:ligatures w14:val="standardContextual"/>
         </w:rPr>
       </w:pPr>
-      <w:hyperlink w:anchor="_Toc238700699" w:history="1">
+      <w:hyperlink w:anchor="_Toc238720492" w:history="1">
         <w:r>
           <w:rPr>
             <w:rStyle w:val="aff8"/>
@@ -833,7 +833,7 @@
             <w:noProof/>
             <w:webHidden/>
           </w:rPr>
-          <w:instrText xml:space="preserve"> PAGEREF _Toc238700699 \h </w:instrText>
+          <w:instrText xml:space="preserve"> PAGEREF _Toc238720492 \h </w:instrText>
         </w:r>
         <w:r>
           <w:rPr>
@@ -881,7 +881,7 @@
           <w14:ligatures w14:val="standardContextual"/>
         </w:rPr>
       </w:pPr>
-      <w:hyperlink w:anchor="_Toc238700700" w:history="1">
+      <w:hyperlink w:anchor="_Toc238720493" w:history="1">
         <w:r>
           <w:rPr>
             <w:rStyle w:val="aff8"/>
@@ -909,7 +909,7 @@
             <w:noProof/>
             <w:webHidden/>
           </w:rPr>
-          <w:instrText xml:space="preserve"> PAGEREF _Toc238700700 \h </w:instrText>
+          <w:instrText xml:space="preserve"> PAGEREF _Toc238720493 \h </w:instrText>
         </w:r>
         <w:r>
           <w:rPr>
@@ -957,7 +957,7 @@
           <w14:ligatures w14:val="standardContextual"/>
         </w:rPr>
       </w:pPr>
-      <w:hyperlink w:anchor="_Toc238700701" w:history="1">
+      <w:hyperlink w:anchor="_Toc238720494" w:history="1">
         <w:r>
           <w:rPr>
             <w:rStyle w:val="aff8"/>
@@ -985,7 +985,7 @@
             <w:noProof/>
             <w:webHidden/>
           </w:rPr>
-          <w:instrText xml:space="preserve"> PAGEREF _Toc238700701 \h </w:instrText>
+          <w:instrText xml:space="preserve"> PAGEREF _Toc238720494 \h </w:instrText>
         </w:r>
         <w:r>
           <w:rPr>
@@ -1033,7 +1033,7 @@
           <w14:ligatures w14:val="standardContextual"/>
         </w:rPr>
       </w:pPr>
-      <w:hyperlink w:anchor="_Toc238700702" w:history="1">
+      <w:hyperlink w:anchor="_Toc238720495" w:history="1">
         <w:r>
           <w:rPr>
             <w:rStyle w:val="aff8"/>
@@ -1061,7 +1061,7 @@
             <w:noProof/>
             <w:webHidden/>
           </w:rPr>
-          <w:instrText xml:space="preserve"> PAGEREF _Toc238700702 \h </w:instrText>
+          <w:instrText xml:space="preserve"> PAGEREF _Toc238720495 \h </w:instrText>
         </w:r>
         <w:r>
           <w:rPr>
@@ -1109,7 +1109,7 @@
           <w14:ligatures w14:val="standardContextual"/>
         </w:rPr>
       </w:pPr>
-      <w:hyperlink w:anchor="_Toc238700703" w:history="1">
+      <w:hyperlink w:anchor="_Toc238720496" w:history="1">
         <w:r>
           <w:rPr>
             <w:rStyle w:val="aff8"/>
@@ -1137,7 +1137,7 @@
             <w:noProof/>
             <w:webHidden/>
           </w:rPr>
-          <w:instrText xml:space="preserve"> PAGEREF _Toc238700703 \h </w:instrText>
+          <w:instrText xml:space="preserve"> PAGEREF _Toc238720496 \h </w:instrText>
         </w:r>
         <w:r>
           <w:rPr>
@@ -1185,7 +1185,7 @@
           <w14:ligatures w14:val="standardContextual"/>
         </w:rPr>
       </w:pPr>
-      <w:hyperlink w:anchor="_Toc238700704" w:history="1">
+      <w:hyperlink w:anchor="_Toc238720497" w:history="1">
         <w:r>
           <w:rPr>
             <w:rStyle w:val="aff8"/>
@@ -1213,7 +1213,7 @@
             <w:noProof/>
             <w:webHidden/>
           </w:rPr>
-          <w:instrText xml:space="preserve"> PAGEREF _Toc238700704 \h </w:instrText>
+          <w:instrText xml:space="preserve"> PAGEREF _Toc238720497 \h </w:instrText>
         </w:r>
         <w:r>
           <w:rPr>
@@ -1261,7 +1261,7 @@
           <w14:ligatures w14:val="standardContextual"/>
         </w:rPr>
       </w:pPr>
-      <w:hyperlink w:anchor="_Toc238700705" w:history="1">
+      <w:hyperlink w:anchor="_Toc238720498" w:history="1">
         <w:r>
           <w:rPr>
             <w:rStyle w:val="aff8"/>
@@ -1289,7 +1289,7 @@
             <w:noProof/>
             <w:webHidden/>
           </w:rPr>
-          <w:instrText xml:space="preserve"> PAGEREF _Toc238700705 \h </w:instrText>
+          <w:instrText xml:space="preserve"> PAGEREF _Toc238720498 \h </w:instrText>
         </w:r>
         <w:r>
           <w:rPr>
@@ -1337,7 +1337,7 @@
           <w14:ligatures w14:val="standardContextual"/>
         </w:rPr>
       </w:pPr>
-      <w:hyperlink w:anchor="_Toc238700706" w:history="1">
+      <w:hyperlink w:anchor="_Toc238720499" w:history="1">
         <w:r>
           <w:rPr>
             <w:rStyle w:val="aff8"/>
@@ -1365,7 +1365,7 @@
             <w:noProof/>
             <w:webHidden/>
           </w:rPr>
-          <w:instrText xml:space="preserve"> PAGEREF _Toc238700706 \h </w:instrText>
+          <w:instrText xml:space="preserve"> PAGEREF _Toc238720499 \h </w:instrText>
         </w:r>
         <w:r>
           <w:rPr>
@@ -1413,7 +1413,7 @@
           <w14:ligatures w14:val="standardContextual"/>
         </w:rPr>
       </w:pPr>
-      <w:hyperlink w:anchor="_Toc238700707" w:history="1">
+      <w:hyperlink w:anchor="_Toc238720500" w:history="1">
         <w:r>
           <w:rPr>
             <w:rStyle w:val="aff8"/>
@@ -1441,7 +1441,7 @@
             <w:noProof/>
             <w:webHidden/>
           </w:rPr>
-          <w:instrText xml:space="preserve"> PAGEREF _Toc238700707 \h </w:instrText>
+          <w:instrText xml:space="preserve"> PAGEREF _Toc238720500 \h </w:instrText>
         </w:r>
         <w:r>
           <w:rPr>
@@ -1489,7 +1489,7 @@
           <w14:ligatures w14:val="standardContextual"/>
         </w:rPr>
       </w:pPr>
-      <w:hyperlink w:anchor="_Toc238700708" w:history="1">
+      <w:hyperlink w:anchor="_Toc238720501" w:history="1">
         <w:r>
           <w:rPr>
             <w:rStyle w:val="aff8"/>
@@ -1517,7 +1517,7 @@
             <w:noProof/>
             <w:webHidden/>
           </w:rPr>
-          <w:instrText xml:space="preserve"> PAGEREF _Toc238700708 \h </w:instrText>
+          <w:instrText xml:space="preserve"> PAGEREF _Toc238720501 \h </w:instrText>
         </w:r>
         <w:r>
           <w:rPr>
@@ -1565,7 +1565,7 @@
           <w14:ligatures w14:val="standardContextual"/>
         </w:rPr>
       </w:pPr>
-      <w:hyperlink w:anchor="_Toc238700709" w:history="1">
+      <w:hyperlink w:anchor="_Toc238720502" w:history="1">
         <w:r>
           <w:rPr>
             <w:rStyle w:val="aff8"/>
@@ -1593,7 +1593,7 @@
             <w:noProof/>
             <w:webHidden/>
           </w:rPr>
-          <w:instrText xml:space="preserve"> PAGEREF _Toc238700709 \h </w:instrText>
+          <w:instrText xml:space="preserve"> PAGEREF _Toc238720502 \h </w:instrText>
         </w:r>
         <w:r>
           <w:rPr>
@@ -1641,7 +1641,7 @@
           <w14:ligatures w14:val="standardContextual"/>
         </w:rPr>
       </w:pPr>
-      <w:hyperlink w:anchor="_Toc238700710" w:history="1">
+      <w:hyperlink w:anchor="_Toc238720503" w:history="1">
         <w:r>
           <w:rPr>
             <w:rStyle w:val="aff8"/>
@@ -1669,7 +1669,7 @@
             <w:noProof/>
             <w:webHidden/>
           </w:rPr>
-          <w:instrText xml:space="preserve"> PAGEREF _Toc238700710 \h </w:instrText>
+          <w:instrText xml:space="preserve"> PAGEREF _Toc238720503 \h </w:instrText>
         </w:r>
         <w:r>
           <w:rPr>
@@ -1717,7 +1717,7 @@
           <w14:ligatures w14:val="standardContextual"/>
         </w:rPr>
       </w:pPr>
-      <w:hyperlink w:anchor="_Toc238700711" w:history="1">
+      <w:hyperlink w:anchor="_Toc238720504" w:history="1">
         <w:r>
           <w:rPr>
             <w:rStyle w:val="aff8"/>
@@ -1745,7 +1745,7 @@
             <w:noProof/>
             <w:webHidden/>
           </w:rPr>
-          <w:instrText xml:space="preserve"> PAGEREF _Toc238700711 \h </w:instrText>
+          <w:instrText xml:space="preserve"> PAGEREF _Toc238720504 \h </w:instrText>
         </w:r>
         <w:r>
           <w:rPr>
@@ -1793,7 +1793,7 @@
           <w14:ligatures w14:val="standardContextual"/>
         </w:rPr>
       </w:pPr>
-      <w:hyperlink w:anchor="_Toc238700712" w:history="1">
+      <w:hyperlink w:anchor="_Toc238720505" w:history="1">
         <w:r>
           <w:rPr>
             <w:rStyle w:val="aff8"/>
@@ -1821,7 +1821,7 @@
             <w:noProof/>
             <w:webHidden/>
           </w:rPr>
-          <w:instrText xml:space="preserve"> PAGEREF _Toc238700712 \h </w:instrText>
+          <w:instrText xml:space="preserve"> PAGEREF _Toc238720505 \h </w:instrText>
         </w:r>
         <w:r>
           <w:rPr>
@@ -1869,7 +1869,7 @@
           <w14:ligatures w14:val="standardContextual"/>
         </w:rPr>
       </w:pPr>
-      <w:hyperlink w:anchor="_Toc238700713" w:history="1">
+      <w:hyperlink w:anchor="_Toc238720506" w:history="1">
         <w:r>
           <w:rPr>
             <w:rStyle w:val="aff8"/>
@@ -1897,7 +1897,7 @@
             <w:noProof/>
             <w:webHidden/>
           </w:rPr>
-          <w:instrText xml:space="preserve"> PAGEREF _Toc238700713 \h </w:instrText>
+          <w:instrText xml:space="preserve"> PAGEREF _Toc238720506 \h </w:instrText>
         </w:r>
         <w:r>
           <w:rPr>
@@ -1945,7 +1945,7 @@
           <w14:ligatures w14:val="standardContextual"/>
         </w:rPr>
       </w:pPr>
-      <w:hyperlink w:anchor="_Toc238700714" w:history="1">
+      <w:hyperlink w:anchor="_Toc238720507" w:history="1">
         <w:r>
           <w:rPr>
             <w:rStyle w:val="aff8"/>
@@ -1973,7 +1973,7 @@
             <w:noProof/>
             <w:webHidden/>
           </w:rPr>
-          <w:instrText xml:space="preserve"> PAGEREF _Toc238700714 \h </w:instrText>
+          <w:instrText xml:space="preserve"> PAGEREF _Toc238720507 \h </w:instrText>
         </w:r>
         <w:r>
           <w:rPr>
@@ -2021,7 +2021,7 @@
           <w14:ligatures w14:val="standardContextual"/>
         </w:rPr>
       </w:pPr>
-      <w:hyperlink w:anchor="_Toc238700715" w:history="1">
+      <w:hyperlink w:anchor="_Toc238720508" w:history="1">
         <w:r>
           <w:rPr>
             <w:rStyle w:val="aff8"/>
@@ -2049,7 +2049,7 @@
             <w:noProof/>
             <w:webHidden/>
           </w:rPr>
-          <w:instrText xml:space="preserve"> PAGEREF _Toc238700715 \h </w:instrText>
+          <w:instrText xml:space="preserve"> PAGEREF _Toc238720508 \h </w:instrText>
         </w:r>
         <w:r>
           <w:rPr>
@@ -2097,7 +2097,7 @@
           <w14:ligatures w14:val="standardContextual"/>
         </w:rPr>
       </w:pPr>
-      <w:hyperlink w:anchor="_Toc238700716" w:history="1">
+      <w:hyperlink w:anchor="_Toc238720509" w:history="1">
         <w:r>
           <w:rPr>
             <w:rStyle w:val="aff8"/>
@@ -2125,7 +2125,7 @@
             <w:noProof/>
             <w:webHidden/>
           </w:rPr>
-          <w:instrText xml:space="preserve"> PAGEREF _Toc238700716 \h </w:instrText>
+          <w:instrText xml:space="preserve"> PAGEREF _Toc238720509 \h </w:instrText>
         </w:r>
         <w:r>
           <w:rPr>
@@ -2173,7 +2173,7 @@
           <w14:ligatures w14:val="standardContextual"/>
         </w:rPr>
       </w:pPr>
-      <w:hyperlink w:anchor="_Toc238700717" w:history="1">
+      <w:hyperlink w:anchor="_Toc238720510" w:history="1">
         <w:r>
           <w:rPr>
             <w:rStyle w:val="aff8"/>
@@ -2201,7 +2201,7 @@
             <w:noProof/>
             <w:webHidden/>
           </w:rPr>
-          <w:instrText xml:space="preserve"> PAGEREF _Toc238700717 \h </w:instrText>
+          <w:instrText xml:space="preserve"> PAGEREF _Toc238720510 \h </w:instrText>
         </w:r>
         <w:r>
           <w:rPr>
@@ -2249,7 +2249,7 @@
           <w14:ligatures w14:val="standardContextual"/>
         </w:rPr>
       </w:pPr>
-      <w:hyperlink w:anchor="_Toc238700718" w:history="1">
+      <w:hyperlink w:anchor="_Toc238720511" w:history="1">
         <w:r>
           <w:rPr>
             <w:rStyle w:val="aff8"/>
@@ -2277,7 +2277,7 @@
             <w:noProof/>
             <w:webHidden/>
           </w:rPr>
-          <w:instrText xml:space="preserve"> PAGEREF _Toc238700718 \h </w:instrText>
+          <w:instrText xml:space="preserve"> PAGEREF _Toc238720511 \h </w:instrText>
         </w:r>
         <w:r>
           <w:rPr>
@@ -2325,7 +2325,7 @@
           <w14:ligatures w14:val="standardContextual"/>
         </w:rPr>
       </w:pPr>
-      <w:hyperlink w:anchor="_Toc238700719" w:history="1">
+      <w:hyperlink w:anchor="_Toc238720512" w:history="1">
         <w:r>
           <w:rPr>
             <w:rStyle w:val="aff8"/>
@@ -2353,7 +2353,7 @@
             <w:noProof/>
             <w:webHidden/>
           </w:rPr>
-          <w:instrText xml:space="preserve"> PAGEREF _Toc238700719 \h </w:instrText>
+          <w:instrText xml:space="preserve"> PAGEREF _Toc238720512 \h </w:instrText>
         </w:r>
         <w:r>
           <w:rPr>
@@ -2401,7 +2401,7 @@
           <w14:ligatures w14:val="standardContextual"/>
         </w:rPr>
       </w:pPr>
-      <w:hyperlink w:anchor="_Toc238700720" w:history="1">
+      <w:hyperlink w:anchor="_Toc238720513" w:history="1">
         <w:r>
           <w:rPr>
             <w:rStyle w:val="aff8"/>
@@ -2429,7 +2429,7 @@
             <w:noProof/>
             <w:webHidden/>
           </w:rPr>
-          <w:instrText xml:space="preserve"> PAGEREF _Toc238700720 \h </w:instrText>
+          <w:instrText xml:space="preserve"> PAGEREF _Toc238720513 \h </w:instrText>
         </w:r>
         <w:r>
           <w:rPr>
@@ -2477,7 +2477,7 @@
           <w14:ligatures w14:val="standardContextual"/>
         </w:rPr>
       </w:pPr>
-      <w:hyperlink w:anchor="_Toc238700721" w:history="1">
+      <w:hyperlink w:anchor="_Toc238720514" w:history="1">
         <w:r>
           <w:rPr>
             <w:rStyle w:val="aff8"/>
@@ -2505,7 +2505,7 @@
             <w:noProof/>
             <w:webHidden/>
           </w:rPr>
-          <w:instrText xml:space="preserve"> PAGEREF _Toc238700721 \h </w:instrText>
+          <w:instrText xml:space="preserve"> PAGEREF _Toc238720514 \h </w:instrText>
         </w:r>
         <w:r>
           <w:rPr>
@@ -2553,7 +2553,7 @@
           <w14:ligatures w14:val="standardContextual"/>
         </w:rPr>
       </w:pPr>
-      <w:hyperlink w:anchor="_Toc238700722" w:history="1">
+      <w:hyperlink w:anchor="_Toc238720515" w:history="1">
         <w:r>
           <w:rPr>
             <w:rStyle w:val="aff8"/>
@@ -2581,7 +2581,7 @@
             <w:noProof/>
             <w:webHidden/>
           </w:rPr>
-          <w:instrText xml:space="preserve"> PAGEREF _Toc238700722 \h </w:instrText>
+          <w:instrText xml:space="preserve"> PAGEREF _Toc238720515 \h </w:instrText>
         </w:r>
         <w:r>
           <w:rPr>
@@ -2629,7 +2629,7 @@
           <w14:ligatures w14:val="standardContextual"/>
         </w:rPr>
       </w:pPr>
-      <w:hyperlink w:anchor="_Toc238700723" w:history="1">
+      <w:hyperlink w:anchor="_Toc238720516" w:history="1">
         <w:r>
           <w:rPr>
             <w:rStyle w:val="aff8"/>
@@ -2657,7 +2657,7 @@
             <w:noProof/>
             <w:webHidden/>
           </w:rPr>
-          <w:instrText xml:space="preserve"> PAGEREF _Toc238700723 \h </w:instrText>
+          <w:instrText xml:space="preserve"> PAGEREF _Toc238720516 \h </w:instrText>
         </w:r>
         <w:r>
           <w:rPr>
@@ -2705,7 +2705,7 @@
           <w14:ligatures w14:val="standardContextual"/>
         </w:rPr>
       </w:pPr>
-      <w:hyperlink w:anchor="_Toc238700724" w:history="1">
+      <w:hyperlink w:anchor="_Toc238720517" w:history="1">
         <w:r>
           <w:rPr>
             <w:rStyle w:val="aff8"/>
@@ -2733,7 +2733,7 @@
             <w:noProof/>
             <w:webHidden/>
           </w:rPr>
-          <w:instrText xml:space="preserve"> PAGEREF _Toc238700724 \h </w:instrText>
+          <w:instrText xml:space="preserve"> PAGEREF _Toc238720517 \h </w:instrText>
         </w:r>
         <w:r>
           <w:rPr>
@@ -2781,7 +2781,7 @@
           <w14:ligatures w14:val="standardContextual"/>
         </w:rPr>
       </w:pPr>
-      <w:hyperlink w:anchor="_Toc238700725" w:history="1">
+      <w:hyperlink w:anchor="_Toc238720518" w:history="1">
         <w:r>
           <w:rPr>
             <w:rStyle w:val="aff8"/>
@@ -2809,7 +2809,7 @@
             <w:noProof/>
             <w:webHidden/>
           </w:rPr>
-          <w:instrText xml:space="preserve"> PAGEREF _Toc238700725 \h </w:instrText>
+          <w:instrText xml:space="preserve"> PAGEREF _Toc238720518 \h </w:instrText>
         </w:r>
         <w:r>
           <w:rPr>
@@ -2857,7 +2857,7 @@
           <w14:ligatures w14:val="standardContextual"/>
         </w:rPr>
       </w:pPr>
-      <w:hyperlink w:anchor="_Toc238700726" w:history="1">
+      <w:hyperlink w:anchor="_Toc238720519" w:history="1">
         <w:r>
           <w:rPr>
             <w:rStyle w:val="aff8"/>
@@ -2885,7 +2885,7 @@
             <w:noProof/>
             <w:webHidden/>
           </w:rPr>
-          <w:instrText xml:space="preserve"> PAGEREF _Toc238700726 \h </w:instrText>
+          <w:instrText xml:space="preserve"> PAGEREF _Toc238720519 \h </w:instrText>
         </w:r>
         <w:r>
           <w:rPr>
@@ -2933,7 +2933,7 @@
           <w14:ligatures w14:val="standardContextual"/>
         </w:rPr>
       </w:pPr>
-      <w:hyperlink w:anchor="_Toc238700727" w:history="1">
+      <w:hyperlink w:anchor="_Toc238720520" w:history="1">
         <w:r>
           <w:rPr>
             <w:rStyle w:val="aff8"/>
@@ -2961,7 +2961,7 @@
             <w:noProof/>
             <w:webHidden/>
           </w:rPr>
-          <w:instrText xml:space="preserve"> PAGEREF _Toc238700727 \h </w:instrText>
+          <w:instrText xml:space="preserve"> PAGEREF _Toc238720520 \h </w:instrText>
         </w:r>
         <w:r>
           <w:rPr>
@@ -3009,7 +3009,7 @@
           <w14:ligatures w14:val="standardContextual"/>
         </w:rPr>
       </w:pPr>
-      <w:hyperlink w:anchor="_Toc238700728" w:history="1">
+      <w:hyperlink w:anchor="_Toc238720521" w:history="1">
         <w:r>
           <w:rPr>
             <w:rStyle w:val="aff8"/>
@@ -3037,7 +3037,7 @@
             <w:noProof/>
             <w:webHidden/>
           </w:rPr>
-          <w:instrText xml:space="preserve"> PAGEREF _Toc238700728 \h </w:instrText>
+          <w:instrText xml:space="preserve"> PAGEREF _Toc238720521 \h </w:instrText>
         </w:r>
         <w:r>
           <w:rPr>
@@ -3057,7 +3057,7 @@
             <w:noProof/>
             <w:webHidden/>
           </w:rPr>
-          <w:t>44</w:t>
+          <w:t>45</w:t>
         </w:r>
         <w:r>
           <w:rPr>
@@ -3085,7 +3085,7 @@
           <w14:ligatures w14:val="standardContextual"/>
         </w:rPr>
       </w:pPr>
-      <w:hyperlink w:anchor="_Toc238700729" w:history="1">
+      <w:hyperlink w:anchor="_Toc238720522" w:history="1">
         <w:r>
           <w:rPr>
             <w:rStyle w:val="aff8"/>
@@ -3113,7 +3113,7 @@
             <w:noProof/>
             <w:webHidden/>
           </w:rPr>
-          <w:instrText xml:space="preserve"> PAGEREF _Toc238700729 \h </w:instrText>
+          <w:instrText xml:space="preserve"> PAGEREF _Toc238720522 \h </w:instrText>
         </w:r>
         <w:r>
           <w:rPr>
@@ -3161,7 +3161,7 @@
           <w14:ligatures w14:val="standardContextual"/>
         </w:rPr>
       </w:pPr>
-      <w:hyperlink w:anchor="_Toc238700730" w:history="1">
+      <w:hyperlink w:anchor="_Toc238720523" w:history="1">
         <w:r>
           <w:rPr>
             <w:rStyle w:val="aff8"/>
@@ -3189,7 +3189,7 @@
             <w:noProof/>
             <w:webHidden/>
           </w:rPr>
-          <w:instrText xml:space="preserve"> PAGEREF _Toc238700730 \h </w:instrText>
+          <w:instrText xml:space="preserve"> PAGEREF _Toc238720523 \h </w:instrText>
         </w:r>
         <w:r>
           <w:rPr>
@@ -3237,7 +3237,7 @@
           <w14:ligatures w14:val="standardContextual"/>
         </w:rPr>
       </w:pPr>
-      <w:hyperlink w:anchor="_Toc238700731" w:history="1">
+      <w:hyperlink w:anchor="_Toc238720524" w:history="1">
         <w:r>
           <w:rPr>
             <w:rStyle w:val="aff8"/>
@@ -3265,7 +3265,7 @@
             <w:noProof/>
             <w:webHidden/>
           </w:rPr>
-          <w:instrText xml:space="preserve"> PAGEREF _Toc238700731 \h </w:instrText>
+          <w:instrText xml:space="preserve"> PAGEREF _Toc238720524 \h </w:instrText>
         </w:r>
         <w:r>
           <w:rPr>
@@ -3285,7 +3285,7 @@
             <w:noProof/>
             <w:webHidden/>
           </w:rPr>
-          <w:t>45</w:t>
+          <w:t>46</w:t>
         </w:r>
         <w:r>
           <w:rPr>
@@ -3313,7 +3313,7 @@
           <w14:ligatures w14:val="standardContextual"/>
         </w:rPr>
       </w:pPr>
-      <w:hyperlink w:anchor="_Toc238700732" w:history="1">
+      <w:hyperlink w:anchor="_Toc238720525" w:history="1">
         <w:r>
           <w:rPr>
             <w:rStyle w:val="aff8"/>
@@ -3341,7 +3341,7 @@
             <w:noProof/>
             <w:webHidden/>
           </w:rPr>
-          <w:instrText xml:space="preserve"> PAGEREF _Toc238700732 \h </w:instrText>
+          <w:instrText xml:space="preserve"> PAGEREF _Toc238720525 \h </w:instrText>
         </w:r>
         <w:r>
           <w:rPr>
@@ -3389,7 +3389,7 @@
           <w14:ligatures w14:val="standardContextual"/>
         </w:rPr>
       </w:pPr>
-      <w:hyperlink w:anchor="_Toc238700733" w:history="1">
+      <w:hyperlink w:anchor="_Toc238720526" w:history="1">
         <w:r>
           <w:rPr>
             <w:rStyle w:val="aff8"/>
@@ -3417,7 +3417,7 @@
             <w:noProof/>
             <w:webHidden/>
           </w:rPr>
-          <w:instrText xml:space="preserve"> PAGEREF _Toc238700733 \h </w:instrText>
+          <w:instrText xml:space="preserve"> PAGEREF _Toc238720526 \h </w:instrText>
         </w:r>
         <w:r>
           <w:rPr>
@@ -3465,7 +3465,7 @@
           <w14:ligatures w14:val="standardContextual"/>
         </w:rPr>
       </w:pPr>
-      <w:hyperlink w:anchor="_Toc238700734" w:history="1">
+      <w:hyperlink w:anchor="_Toc238720527" w:history="1">
         <w:r>
           <w:rPr>
             <w:rStyle w:val="aff8"/>
@@ -3493,7 +3493,7 @@
             <w:noProof/>
             <w:webHidden/>
           </w:rPr>
-          <w:instrText xml:space="preserve"> PAGEREF _Toc238700734 \h </w:instrText>
+          <w:instrText xml:space="preserve"> PAGEREF _Toc238720527 \h </w:instrText>
         </w:r>
         <w:r>
           <w:rPr>
@@ -3513,7 +3513,7 @@
             <w:noProof/>
             <w:webHidden/>
           </w:rPr>
-          <w:t>47</w:t>
+          <w:t>48</w:t>
         </w:r>
         <w:r>
           <w:rPr>
@@ -3541,7 +3541,7 @@
           <w14:ligatures w14:val="standardContextual"/>
         </w:rPr>
       </w:pPr>
-      <w:hyperlink w:anchor="_Toc238700735" w:history="1">
+      <w:hyperlink w:anchor="_Toc238720528" w:history="1">
         <w:r>
           <w:rPr>
             <w:rStyle w:val="aff8"/>
@@ -3569,7 +3569,7 @@
             <w:noProof/>
             <w:webHidden/>
           </w:rPr>
-          <w:instrText xml:space="preserve"> PAGEREF _Toc238700735 \h </w:instrText>
+          <w:instrText xml:space="preserve"> PAGEREF _Toc238720528 \h </w:instrText>
         </w:r>
         <w:r>
           <w:rPr>
@@ -3589,7 +3589,7 @@
             <w:noProof/>
             <w:webHidden/>
           </w:rPr>
-          <w:t>47</w:t>
+          <w:t>48</w:t>
         </w:r>
         <w:r>
           <w:rPr>
@@ -3617,7 +3617,7 @@
           <w14:ligatures w14:val="standardContextual"/>
         </w:rPr>
       </w:pPr>
-      <w:hyperlink w:anchor="_Toc238700736" w:history="1">
+      <w:hyperlink w:anchor="_Toc238720529" w:history="1">
         <w:r>
           <w:rPr>
             <w:rStyle w:val="aff8"/>
@@ -3645,7 +3645,7 @@
             <w:noProof/>
             <w:webHidden/>
           </w:rPr>
-          <w:instrText xml:space="preserve"> PAGEREF _Toc238700736 \h </w:instrText>
+          <w:instrText xml:space="preserve"> PAGEREF _Toc238720529 \h </w:instrText>
         </w:r>
         <w:r>
           <w:rPr>
@@ -3693,7 +3693,7 @@
           <w14:ligatures w14:val="standardContextual"/>
         </w:rPr>
       </w:pPr>
-      <w:hyperlink w:anchor="_Toc238700737" w:history="1">
+      <w:hyperlink w:anchor="_Toc238720530" w:history="1">
         <w:r>
           <w:rPr>
             <w:rStyle w:val="aff8"/>
@@ -3721,7 +3721,7 @@
             <w:noProof/>
             <w:webHidden/>
           </w:rPr>
-          <w:instrText xml:space="preserve"> PAGEREF _Toc238700737 \h </w:instrText>
+          <w:instrText xml:space="preserve"> PAGEREF _Toc238720530 \h </w:instrText>
         </w:r>
         <w:r>
           <w:rPr>
@@ -3741,7 +3741,7 @@
             <w:noProof/>
             <w:webHidden/>
           </w:rPr>
-          <w:t>48</w:t>
+          <w:t>49</w:t>
         </w:r>
         <w:r>
           <w:rPr>
@@ -3769,7 +3769,7 @@
           <w14:ligatures w14:val="standardContextual"/>
         </w:rPr>
       </w:pPr>
-      <w:hyperlink w:anchor="_Toc238700738" w:history="1">
+      <w:hyperlink w:anchor="_Toc238720531" w:history="1">
         <w:r>
           <w:rPr>
             <w:rStyle w:val="aff8"/>
@@ -3797,7 +3797,7 @@
             <w:noProof/>
             <w:webHidden/>
           </w:rPr>
-          <w:instrText xml:space="preserve"> PAGEREF _Toc238700738 \h </w:instrText>
+          <w:instrText xml:space="preserve"> PAGEREF _Toc238720531 \h </w:instrText>
         </w:r>
         <w:r>
           <w:rPr>
@@ -3845,7 +3845,7 @@
           <w14:ligatures w14:val="standardContextual"/>
         </w:rPr>
       </w:pPr>
-      <w:hyperlink w:anchor="_Toc238700739" w:history="1">
+      <w:hyperlink w:anchor="_Toc238720532" w:history="1">
         <w:r>
           <w:rPr>
             <w:rStyle w:val="aff8"/>
@@ -3873,7 +3873,7 @@
             <w:noProof/>
             <w:webHidden/>
           </w:rPr>
-          <w:instrText xml:space="preserve"> PAGEREF _Toc238700739 \h </w:instrText>
+          <w:instrText xml:space="preserve"> PAGEREF _Toc238720532 \h </w:instrText>
         </w:r>
         <w:r>
           <w:rPr>
@@ -3921,7 +3921,7 @@
           <w14:ligatures w14:val="standardContextual"/>
         </w:rPr>
       </w:pPr>
-      <w:hyperlink w:anchor="_Toc238700740" w:history="1">
+      <w:hyperlink w:anchor="_Toc238720533" w:history="1">
         <w:r>
           <w:rPr>
             <w:rStyle w:val="aff8"/>
@@ -3949,7 +3949,7 @@
             <w:noProof/>
             <w:webHidden/>
           </w:rPr>
-          <w:instrText xml:space="preserve"> PAGEREF _Toc238700740 \h </w:instrText>
+          <w:instrText xml:space="preserve"> PAGEREF _Toc238720533 \h </w:instrText>
         </w:r>
         <w:r>
           <w:rPr>
@@ -3997,7 +3997,7 @@
           <w14:ligatures w14:val="standardContextual"/>
         </w:rPr>
       </w:pPr>
-      <w:hyperlink w:anchor="_Toc238700741" w:history="1">
+      <w:hyperlink w:anchor="_Toc238720534" w:history="1">
         <w:r>
           <w:rPr>
             <w:rStyle w:val="aff8"/>
@@ -4025,7 +4025,7 @@
             <w:noProof/>
             <w:webHidden/>
           </w:rPr>
-          <w:instrText xml:space="preserve"> PAGEREF _Toc238700741 \h </w:instrText>
+          <w:instrText xml:space="preserve"> PAGEREF _Toc238720534 \h </w:instrText>
         </w:r>
         <w:r>
           <w:rPr>
@@ -4045,7 +4045,7 @@
             <w:noProof/>
             <w:webHidden/>
           </w:rPr>
-          <w:t>50</w:t>
+          <w:t>51</w:t>
         </w:r>
         <w:r>
           <w:rPr>
@@ -4073,7 +4073,7 @@
           <w14:ligatures w14:val="standardContextual"/>
         </w:rPr>
       </w:pPr>
-      <w:hyperlink w:anchor="_Toc238700742" w:history="1">
+      <w:hyperlink w:anchor="_Toc238720535" w:history="1">
         <w:r>
           <w:rPr>
             <w:rStyle w:val="aff8"/>
@@ -4101,7 +4101,7 @@
             <w:noProof/>
             <w:webHidden/>
           </w:rPr>
-          <w:instrText xml:space="preserve"> PAGEREF _Toc238700742 \h </w:instrText>
+          <w:instrText xml:space="preserve"> PAGEREF _Toc238720535 \h </w:instrText>
         </w:r>
         <w:r>
           <w:rPr>
@@ -4121,7 +4121,7 @@
             <w:noProof/>
             <w:webHidden/>
           </w:rPr>
-          <w:t>50</w:t>
+          <w:t>51</w:t>
         </w:r>
         <w:r>
           <w:rPr>
@@ -4149,7 +4149,7 @@
           <w14:ligatures w14:val="standardContextual"/>
         </w:rPr>
       </w:pPr>
-      <w:hyperlink w:anchor="_Toc238700743" w:history="1">
+      <w:hyperlink w:anchor="_Toc238720536" w:history="1">
         <w:r>
           <w:rPr>
             <w:rStyle w:val="aff8"/>
@@ -4177,7 +4177,7 @@
             <w:noProof/>
             <w:webHidden/>
           </w:rPr>
-          <w:instrText xml:space="preserve"> PAGEREF _Toc238700743 \h </w:instrText>
+          <w:instrText xml:space="preserve"> PAGEREF _Toc238720536 \h </w:instrText>
         </w:r>
         <w:r>
           <w:rPr>
@@ -4225,7 +4225,7 @@
           <w14:ligatures w14:val="standardContextual"/>
         </w:rPr>
       </w:pPr>
-      <w:hyperlink w:anchor="_Toc238700744" w:history="1">
+      <w:hyperlink w:anchor="_Toc238720537" w:history="1">
         <w:r>
           <w:rPr>
             <w:rStyle w:val="aff8"/>
@@ -4253,7 +4253,7 @@
             <w:noProof/>
             <w:webHidden/>
           </w:rPr>
-          <w:instrText xml:space="preserve"> PAGEREF _Toc238700744 \h </w:instrText>
+          <w:instrText xml:space="preserve"> PAGEREF _Toc238720537 \h </w:instrText>
         </w:r>
         <w:r>
           <w:rPr>
@@ -4273,7 +4273,7 @@
             <w:noProof/>
             <w:webHidden/>
           </w:rPr>
-          <w:t>51</w:t>
+          <w:t>52</w:t>
         </w:r>
         <w:r>
           <w:rPr>
@@ -4301,7 +4301,7 @@
           <w14:ligatures w14:val="standardContextual"/>
         </w:rPr>
       </w:pPr>
-      <w:hyperlink w:anchor="_Toc238700745" w:history="1">
+      <w:hyperlink w:anchor="_Toc238720538" w:history="1">
         <w:r>
           <w:rPr>
             <w:rStyle w:val="aff8"/>
@@ -4329,7 +4329,7 @@
             <w:noProof/>
             <w:webHidden/>
           </w:rPr>
-          <w:instrText xml:space="preserve"> PAGEREF _Toc238700745 \h </w:instrText>
+          <w:instrText xml:space="preserve"> PAGEREF _Toc238720538 \h </w:instrText>
         </w:r>
         <w:r>
           <w:rPr>
@@ -4349,7 +4349,7 @@
             <w:noProof/>
             <w:webHidden/>
           </w:rPr>
-          <w:t>52</w:t>
+          <w:t>53</w:t>
         </w:r>
         <w:r>
           <w:rPr>
@@ -4377,7 +4377,7 @@
           <w14:ligatures w14:val="standardContextual"/>
         </w:rPr>
       </w:pPr>
-      <w:hyperlink w:anchor="_Toc238700746" w:history="1">
+      <w:hyperlink w:anchor="_Toc238720539" w:history="1">
         <w:r>
           <w:rPr>
             <w:rStyle w:val="aff8"/>
@@ -4405,7 +4405,7 @@
             <w:noProof/>
             <w:webHidden/>
           </w:rPr>
-          <w:instrText xml:space="preserve"> PAGEREF _Toc238700746 \h </w:instrText>
+          <w:instrText xml:space="preserve"> PAGEREF _Toc238720539 \h </w:instrText>
         </w:r>
         <w:r>
           <w:rPr>
@@ -4425,7 +4425,7 @@
             <w:noProof/>
             <w:webHidden/>
           </w:rPr>
-          <w:t>52</w:t>
+          <w:t>53</w:t>
         </w:r>
         <w:r>
           <w:rPr>
@@ -4453,7 +4453,7 @@
           <w14:ligatures w14:val="standardContextual"/>
         </w:rPr>
       </w:pPr>
-      <w:hyperlink w:anchor="_Toc238700747" w:history="1">
+      <w:hyperlink w:anchor="_Toc238720540" w:history="1">
         <w:r>
           <w:rPr>
             <w:rStyle w:val="aff8"/>
@@ -4481,7 +4481,7 @@
             <w:noProof/>
             <w:webHidden/>
           </w:rPr>
-          <w:instrText xml:space="preserve"> PAGEREF _Toc238700747 \h </w:instrText>
+          <w:instrText xml:space="preserve"> PAGEREF _Toc238720540 \h </w:instrText>
         </w:r>
         <w:r>
           <w:rPr>
@@ -4501,7 +4501,7 @@
             <w:noProof/>
             <w:webHidden/>
           </w:rPr>
-          <w:t>53</w:t>
+          <w:t>54</w:t>
         </w:r>
         <w:r>
           <w:rPr>
@@ -4529,7 +4529,7 @@
           <w14:ligatures w14:val="standardContextual"/>
         </w:rPr>
       </w:pPr>
-      <w:hyperlink w:anchor="_Toc238700748" w:history="1">
+      <w:hyperlink w:anchor="_Toc238720541" w:history="1">
         <w:r>
           <w:rPr>
             <w:rStyle w:val="aff8"/>
@@ -4557,7 +4557,7 @@
             <w:noProof/>
             <w:webHidden/>
           </w:rPr>
-          <w:instrText xml:space="preserve"> PAGEREF _Toc238700748 \h </w:instrText>
+          <w:instrText xml:space="preserve"> PAGEREF _Toc238720541 \h </w:instrText>
         </w:r>
         <w:r>
           <w:rPr>
@@ -4577,7 +4577,7 @@
             <w:noProof/>
             <w:webHidden/>
           </w:rPr>
-          <w:t>54</w:t>
+          <w:t>55</w:t>
         </w:r>
         <w:r>
           <w:rPr>
@@ -4605,7 +4605,7 @@
           <w14:ligatures w14:val="standardContextual"/>
         </w:rPr>
       </w:pPr>
-      <w:hyperlink w:anchor="_Toc238700749" w:history="1">
+      <w:hyperlink w:anchor="_Toc238720542" w:history="1">
         <w:r>
           <w:rPr>
             <w:rStyle w:val="aff8"/>
@@ -4633,7 +4633,7 @@
             <w:noProof/>
             <w:webHidden/>
           </w:rPr>
-          <w:instrText xml:space="preserve"> PAGEREF _Toc238700749 \h </w:instrText>
+          <w:instrText xml:space="preserve"> PAGEREF _Toc238720542 \h </w:instrText>
         </w:r>
         <w:r>
           <w:rPr>
@@ -4653,7 +4653,7 @@
             <w:noProof/>
             <w:webHidden/>
           </w:rPr>
-          <w:t>54</w:t>
+          <w:t>55</w:t>
         </w:r>
         <w:r>
           <w:rPr>
@@ -4681,7 +4681,7 @@
           <w14:ligatures w14:val="standardContextual"/>
         </w:rPr>
       </w:pPr>
-      <w:hyperlink w:anchor="_Toc238700750" w:history="1">
+      <w:hyperlink w:anchor="_Toc238720543" w:history="1">
         <w:r>
           <w:rPr>
             <w:rStyle w:val="aff8"/>
@@ -4709,7 +4709,7 @@
             <w:noProof/>
             <w:webHidden/>
           </w:rPr>
-          <w:instrText xml:space="preserve"> PAGEREF _Toc238700750 \h </w:instrText>
+          <w:instrText xml:space="preserve"> PAGEREF _Toc238720543 \h </w:instrText>
         </w:r>
         <w:r>
           <w:rPr>
@@ -4729,7 +4729,7 @@
             <w:noProof/>
             <w:webHidden/>
           </w:rPr>
-          <w:t>55</w:t>
+          <w:t>56</w:t>
         </w:r>
         <w:r>
           <w:rPr>
@@ -4757,7 +4757,7 @@
           <w14:ligatures w14:val="standardContextual"/>
         </w:rPr>
       </w:pPr>
-      <w:hyperlink w:anchor="_Toc238700751" w:history="1">
+      <w:hyperlink w:anchor="_Toc238720544" w:history="1">
         <w:r>
           <w:rPr>
             <w:rStyle w:val="aff8"/>
@@ -4785,7 +4785,7 @@
             <w:noProof/>
             <w:webHidden/>
           </w:rPr>
-          <w:instrText xml:space="preserve"> PAGEREF _Toc238700751 \h </w:instrText>
+          <w:instrText xml:space="preserve"> PAGEREF _Toc238720544 \h </w:instrText>
         </w:r>
         <w:r>
           <w:rPr>
@@ -4805,7 +4805,7 @@
             <w:noProof/>
             <w:webHidden/>
           </w:rPr>
-          <w:t>56</w:t>
+          <w:t>57</w:t>
         </w:r>
         <w:r>
           <w:rPr>
@@ -4833,7 +4833,7 @@
           <w14:ligatures w14:val="standardContextual"/>
         </w:rPr>
       </w:pPr>
-      <w:hyperlink w:anchor="_Toc238700752" w:history="1">
+      <w:hyperlink w:anchor="_Toc238720545" w:history="1">
         <w:r>
           <w:rPr>
             <w:rStyle w:val="aff8"/>
@@ -4861,7 +4861,7 @@
             <w:noProof/>
             <w:webHidden/>
           </w:rPr>
-          <w:instrText xml:space="preserve"> PAGEREF _Toc238700752 \h </w:instrText>
+          <w:instrText xml:space="preserve"> PAGEREF _Toc238720545 \h </w:instrText>
         </w:r>
         <w:r>
           <w:rPr>
@@ -4909,7 +4909,7 @@
       <w:pPr>
         <w:pStyle w:val="1"/>
       </w:pPr>
-      <w:bookmarkStart w:id="0" w:name="_Toc238700690"/>
+      <w:bookmarkStart w:id="0" w:name="_Toc238720483"/>
       <w:r>
         <w:lastRenderedPageBreak/>
         <w:t>1. Общие сведения</w:t>
@@ -4920,7 +4920,7 @@
       <w:pPr>
         <w:pStyle w:val="21"/>
       </w:pPr>
-      <w:bookmarkStart w:id="1" w:name="_Toc238700691"/>
+      <w:bookmarkStart w:id="1" w:name="_Toc238720484"/>
       <w:r>
         <w:t>1.1. Назначение программы</w:t>
       </w:r>
@@ -5392,7 +5392,7 @@
       <w:pPr>
         <w:pStyle w:val="21"/>
       </w:pPr>
-      <w:bookmarkStart w:id="2" w:name="_Toc238700692"/>
+      <w:bookmarkStart w:id="2" w:name="_Toc238720485"/>
       <w:r>
         <w:t>1.2. Что даёт программа</w:t>
       </w:r>
@@ -5484,7 +5484,7 @@
       <w:pPr>
         <w:pStyle w:val="21"/>
       </w:pPr>
-      <w:bookmarkStart w:id="3" w:name="_Toc238700693"/>
+      <w:bookmarkStart w:id="3" w:name="_Toc238720486"/>
       <w:r>
         <w:t>1.3. Требования к рабочему месту</w:t>
       </w:r>
@@ -5510,7 +5510,7 @@
       <w:pPr>
         <w:pStyle w:val="21"/>
       </w:pPr>
-      <w:bookmarkStart w:id="4" w:name="_Toc238700694"/>
+      <w:bookmarkStart w:id="4" w:name="_Toc238720487"/>
       <w:r>
         <w:t>1.4. Установка, запуск и обновление</w:t>
       </w:r>
@@ -5590,7 +5590,7 @@
       <w:pPr>
         <w:pStyle w:val="1"/>
       </w:pPr>
-      <w:bookmarkStart w:id="5" w:name="_Toc238700695"/>
+      <w:bookmarkStart w:id="5" w:name="_Toc238720488"/>
       <w:r>
         <w:t>2. Как устроена работа с программой</w:t>
       </w:r>
@@ -5600,7 +5600,7 @@
       <w:pPr>
         <w:pStyle w:val="21"/>
       </w:pPr>
-      <w:bookmarkStart w:id="6" w:name="_Toc238700696"/>
+      <w:bookmarkStart w:id="6" w:name="_Toc238720489"/>
       <w:r>
         <w:t>2.1. Главное окно</w:t>
       </w:r>
@@ -5624,7 +5624,7 @@
         </w:rPr>
         <w:lastRenderedPageBreak/>
         <w:drawing>
-          <wp:inline distT="0" distB="0" distL="0" distR="0" wp14:anchorId="38D35F1D" wp14:editId="1FF49FCC">
+          <wp:inline distT="0" distB="0" distL="0" distR="0" wp14:anchorId="5DDD1C26" wp14:editId="068DC489">
             <wp:extent cx="5760000" cy="5127111"/>
             <wp:effectExtent l="0" t="0" r="0" b="0"/>
             <wp:docPr id="1" name="Picture 1"/>
@@ -5688,7 +5688,7 @@
         </w:rPr>
         <w:lastRenderedPageBreak/>
         <w:drawing>
-          <wp:inline distT="0" distB="0" distL="0" distR="0" wp14:anchorId="06A31ACC" wp14:editId="3A47B4BD">
+          <wp:inline distT="0" distB="0" distL="0" distR="0" wp14:anchorId="07B9705F" wp14:editId="7018B39E">
             <wp:extent cx="5760000" cy="5134830"/>
             <wp:effectExtent l="0" t="0" r="0" b="0"/>
             <wp:docPr id="2" name="Picture 2"/>
@@ -5769,7 +5769,7 @@
       <w:pPr>
         <w:pStyle w:val="21"/>
       </w:pPr>
-      <w:bookmarkStart w:id="7" w:name="_Toc238700697"/>
+      <w:bookmarkStart w:id="7" w:name="_Toc238720490"/>
       <w:r>
         <w:t>2.2. Язык интерфейса</w:t>
       </w:r>
@@ -5792,7 +5792,7 @@
           <w:noProof/>
         </w:rPr>
         <w:drawing>
-          <wp:inline distT="0" distB="0" distL="0" distR="0" wp14:anchorId="6BED8C13" wp14:editId="1323B7CE">
+          <wp:inline distT="0" distB="0" distL="0" distR="0" wp14:anchorId="7EAF9CB2" wp14:editId="321B52E0">
             <wp:extent cx="5760000" cy="5127111"/>
             <wp:effectExtent l="0" t="0" r="0" b="0"/>
             <wp:docPr id="3" name="Picture 3"/>
@@ -5865,7 +5865,7 @@
       <w:pPr>
         <w:pStyle w:val="21"/>
       </w:pPr>
-      <w:bookmarkStart w:id="8" w:name="_Toc238700698"/>
+      <w:bookmarkStart w:id="8" w:name="_Toc238720491"/>
       <w:r>
         <w:t>2.3. Встроенная справка</w:t>
       </w:r>
@@ -5889,7 +5889,7 @@
         </w:rPr>
         <w:lastRenderedPageBreak/>
         <w:drawing>
-          <wp:inline distT="0" distB="0" distL="0" distR="0" wp14:anchorId="5C4F19E6" wp14:editId="61A17202">
+          <wp:inline distT="0" distB="0" distL="0" distR="0" wp14:anchorId="5D4718BD" wp14:editId="0B8D01CD">
             <wp:extent cx="2805262" cy="6120000"/>
             <wp:effectExtent l="0" t="0" r="0" b="0"/>
             <wp:docPr id="4" name="Picture 4"/>
@@ -5953,7 +5953,7 @@
         </w:rPr>
         <w:lastRenderedPageBreak/>
         <w:drawing>
-          <wp:inline distT="0" distB="0" distL="0" distR="0" wp14:anchorId="099F8E52" wp14:editId="4923A03A">
+          <wp:inline distT="0" distB="0" distL="0" distR="0" wp14:anchorId="3B8AC19B" wp14:editId="5532309F">
             <wp:extent cx="3707476" cy="3000894"/>
             <wp:effectExtent l="0" t="0" r="0" b="0"/>
             <wp:docPr id="5" name="Picture 5"/>
@@ -6537,7 +6537,7 @@
       <w:pPr>
         <w:pStyle w:val="21"/>
       </w:pPr>
-      <w:bookmarkStart w:id="9" w:name="_Toc238700699"/>
+      <w:bookmarkStart w:id="9" w:name="_Toc238720492"/>
       <w:r>
         <w:t>2.4. Сетка страниц</w:t>
       </w:r>
@@ -6574,7 +6574,7 @@
           <w:noProof/>
         </w:rPr>
         <w:drawing>
-          <wp:inline distT="0" distB="0" distL="0" distR="0" wp14:anchorId="76C6B300" wp14:editId="3FCDF059">
+          <wp:inline distT="0" distB="0" distL="0" distR="0" wp14:anchorId="01803163" wp14:editId="2DF34C7A">
             <wp:extent cx="5760000" cy="4608000"/>
             <wp:effectExtent l="0" t="0" r="0" b="0"/>
             <wp:docPr id="6" name="Picture 6"/>
@@ -6638,7 +6638,7 @@
           <w:noProof/>
         </w:rPr>
         <w:drawing>
-          <wp:inline distT="0" distB="0" distL="0" distR="0" wp14:anchorId="5A8A6F28" wp14:editId="0BD72FCB">
+          <wp:inline distT="0" distB="0" distL="0" distR="0" wp14:anchorId="69C9AFEC" wp14:editId="796EE0A3">
             <wp:extent cx="2543694" cy="1255222"/>
             <wp:effectExtent l="0" t="0" r="0" b="0"/>
             <wp:docPr id="7" name="Picture 7"/>
@@ -6713,7 +6713,7 @@
       <w:pPr>
         <w:pStyle w:val="21"/>
       </w:pPr>
-      <w:bookmarkStart w:id="10" w:name="_Toc238700700"/>
+      <w:bookmarkStart w:id="10" w:name="_Toc238720493"/>
       <w:r>
         <w:t>2.5. Просмотр страницы во весь экран</w:t>
       </w:r>
@@ -6737,7 +6737,7 @@
         </w:rPr>
         <w:lastRenderedPageBreak/>
         <w:drawing>
-          <wp:inline distT="0" distB="0" distL="0" distR="0" wp14:anchorId="5951458D" wp14:editId="1DE62504">
+          <wp:inline distT="0" distB="0" distL="0" distR="0" wp14:anchorId="2DACC4F4" wp14:editId="580C824E">
             <wp:extent cx="5338723" cy="6120000"/>
             <wp:effectExtent l="0" t="0" r="0" b="0"/>
             <wp:docPr id="8" name="Picture 8"/>
@@ -6801,7 +6801,7 @@
       <w:pPr>
         <w:pStyle w:val="21"/>
       </w:pPr>
-      <w:bookmarkStart w:id="11" w:name="_Toc238700701"/>
+      <w:bookmarkStart w:id="11" w:name="_Toc238720494"/>
       <w:r>
         <w:t>2.6. Печать</w:t>
       </w:r>
@@ -6821,7 +6821,7 @@
       <w:pPr>
         <w:pStyle w:val="21"/>
       </w:pPr>
-      <w:bookmarkStart w:id="12" w:name="_Toc238700702"/>
+      <w:bookmarkStart w:id="12" w:name="_Toc238720495"/>
       <w:r>
         <w:t>2.7. Уменьшение размера файла (сжатие)</w:t>
       </w:r>
@@ -6845,7 +6845,7 @@
         </w:rPr>
         <w:lastRenderedPageBreak/>
         <w:drawing>
-          <wp:inline distT="0" distB="0" distL="0" distR="0" wp14:anchorId="2126C86C" wp14:editId="67E39306">
+          <wp:inline distT="0" distB="0" distL="0" distR="0" wp14:anchorId="72EFD6FB" wp14:editId="7617438E">
             <wp:extent cx="5760000" cy="4608000"/>
             <wp:effectExtent l="0" t="0" r="0" b="0"/>
             <wp:docPr id="9" name="Picture 9"/>
@@ -7223,7 +7223,7 @@
           <w:noProof/>
         </w:rPr>
         <w:drawing>
-          <wp:inline distT="0" distB="0" distL="0" distR="0" wp14:anchorId="208C4B70" wp14:editId="4136BDA3">
+          <wp:inline distT="0" distB="0" distL="0" distR="0" wp14:anchorId="75879FD6" wp14:editId="6F0BBB51">
             <wp:extent cx="5760000" cy="2724324"/>
             <wp:effectExtent l="0" t="0" r="0" b="0"/>
             <wp:docPr id="10" name="Picture 10"/>
@@ -7284,7 +7284,7 @@
       <w:pPr>
         <w:pStyle w:val="21"/>
       </w:pPr>
-      <w:bookmarkStart w:id="13" w:name="_Toc238700703"/>
+      <w:bookmarkStart w:id="13" w:name="_Toc238720496"/>
       <w:r>
         <w:lastRenderedPageBreak/>
         <w:t>2.8. Настройки</w:t>
@@ -7308,7 +7308,7 @@
           <w:noProof/>
         </w:rPr>
         <w:drawing>
-          <wp:inline distT="0" distB="0" distL="0" distR="0" wp14:anchorId="6C15E7A9" wp14:editId="1F65293F">
+          <wp:inline distT="0" distB="0" distL="0" distR="0" wp14:anchorId="301E05E4" wp14:editId="0AD4D239">
             <wp:extent cx="3873730" cy="4729941"/>
             <wp:effectExtent l="0" t="0" r="0" b="0"/>
             <wp:docPr id="11" name="Picture 11"/>
@@ -7394,7 +7394,7 @@
       <w:pPr>
         <w:pStyle w:val="21"/>
       </w:pPr>
-      <w:bookmarkStart w:id="14" w:name="_Toc238700704"/>
+      <w:bookmarkStart w:id="14" w:name="_Toc238720497"/>
       <w:r>
         <w:t>2.9. Статистика</w:t>
       </w:r>
@@ -7418,7 +7418,7 @@
         </w:rPr>
         <w:lastRenderedPageBreak/>
         <w:drawing>
-          <wp:inline distT="0" distB="0" distL="0" distR="0" wp14:anchorId="06EC0A44" wp14:editId="285284E8">
+          <wp:inline distT="0" distB="0" distL="0" distR="0" wp14:anchorId="219198BE" wp14:editId="699D882A">
             <wp:extent cx="3707476" cy="4148051"/>
             <wp:effectExtent l="0" t="0" r="0" b="0"/>
             <wp:docPr id="12" name="Picture 12"/>
@@ -7473,7 +7473,7 @@
       <w:pPr>
         <w:pStyle w:val="21"/>
       </w:pPr>
-      <w:bookmarkStart w:id="15" w:name="_Toc238700705"/>
+      <w:bookmarkStart w:id="15" w:name="_Toc238720498"/>
       <w:r>
         <w:t>2.10. Что происходит с вашими файлами</w:t>
       </w:r>
@@ -7493,7 +7493,7 @@
       <w:pPr>
         <w:pStyle w:val="1"/>
       </w:pPr>
-      <w:bookmarkStart w:id="16" w:name="_Toc238700706"/>
+      <w:bookmarkStart w:id="16" w:name="_Toc238720499"/>
       <w:r>
         <w:lastRenderedPageBreak/>
         <w:t>3. Объединение PDF</w:t>
@@ -7504,7 +7504,7 @@
       <w:pPr>
         <w:pStyle w:val="21"/>
       </w:pPr>
-      <w:bookmarkStart w:id="17" w:name="_Toc238700707"/>
+      <w:bookmarkStart w:id="17" w:name="_Toc238720500"/>
       <w:r>
         <w:t>3.1. Назначение</w:t>
       </w:r>
@@ -7527,7 +7527,7 @@
       <w:pPr>
         <w:pStyle w:val="21"/>
       </w:pPr>
-      <w:bookmarkStart w:id="18" w:name="_Toc238700708"/>
+      <w:bookmarkStart w:id="18" w:name="_Toc238720501"/>
       <w:r>
         <w:t>3.2. Окно инструмента</w:t>
       </w:r>
@@ -7551,7 +7551,7 @@
         </w:rPr>
         <w:lastRenderedPageBreak/>
         <w:drawing>
-          <wp:inline distT="0" distB="0" distL="0" distR="0" wp14:anchorId="00C18696" wp14:editId="1B54D4DA">
+          <wp:inline distT="0" distB="0" distL="0" distR="0" wp14:anchorId="5B7D969D" wp14:editId="7C07D953">
             <wp:extent cx="5760000" cy="4608000"/>
             <wp:effectExtent l="0" t="0" r="0" b="0"/>
             <wp:docPr id="13" name="Picture 13"/>
@@ -7601,7 +7601,7 @@
       <w:pPr>
         <w:pStyle w:val="21"/>
       </w:pPr>
-      <w:bookmarkStart w:id="19" w:name="_Toc238700709"/>
+      <w:bookmarkStart w:id="19" w:name="_Toc238720502"/>
       <w:r>
         <w:t>3.3. Порядок работы</w:t>
       </w:r>
@@ -7655,7 +7655,7 @@
       <w:pPr>
         <w:pStyle w:val="21"/>
       </w:pPr>
-      <w:bookmarkStart w:id="20" w:name="_Toc238700710"/>
+      <w:bookmarkStart w:id="20" w:name="_Toc238720503"/>
       <w:r>
         <w:lastRenderedPageBreak/>
         <w:t>3.4. Двусторонняя печать: «Добавить пустую стр.»</w:t>
@@ -7688,7 +7688,7 @@
       <w:pPr>
         <w:pStyle w:val="21"/>
       </w:pPr>
-      <w:bookmarkStart w:id="21" w:name="_Toc238700711"/>
+      <w:bookmarkStart w:id="21" w:name="_Toc238720504"/>
       <w:r>
         <w:t>3.5. Сборка двустороннего скана</w:t>
       </w:r>
@@ -7712,7 +7712,7 @@
         </w:rPr>
         <w:lastRenderedPageBreak/>
         <w:drawing>
-          <wp:inline distT="0" distB="0" distL="0" distR="0" wp14:anchorId="2076770E" wp14:editId="7BC21A7A">
+          <wp:inline distT="0" distB="0" distL="0" distR="0" wp14:anchorId="5429529E" wp14:editId="50534ED7">
             <wp:extent cx="5760000" cy="4608000"/>
             <wp:effectExtent l="0" t="0" r="0" b="0"/>
             <wp:docPr id="14" name="Picture 14"/>
@@ -7767,7 +7767,7 @@
       <w:pPr>
         <w:pStyle w:val="1"/>
       </w:pPr>
-      <w:bookmarkStart w:id="22" w:name="_Toc238700712"/>
+      <w:bookmarkStart w:id="22" w:name="_Toc238720505"/>
       <w:r>
         <w:t>4. Разделение PDF</w:t>
       </w:r>
@@ -7777,7 +7777,7 @@
       <w:pPr>
         <w:pStyle w:val="21"/>
       </w:pPr>
-      <w:bookmarkStart w:id="23" w:name="_Toc238700713"/>
+      <w:bookmarkStart w:id="23" w:name="_Toc238720506"/>
       <w:r>
         <w:t>4.1. Назначение</w:t>
       </w:r>
@@ -7798,7 +7798,7 @@
       <w:pPr>
         <w:pStyle w:val="21"/>
       </w:pPr>
-      <w:bookmarkStart w:id="24" w:name="_Toc238700714"/>
+      <w:bookmarkStart w:id="24" w:name="_Toc238720507"/>
       <w:r>
         <w:t>4.2. Окно инструмента</w:t>
       </w:r>
@@ -7821,7 +7821,7 @@
           <w:noProof/>
         </w:rPr>
         <w:drawing>
-          <wp:inline distT="0" distB="0" distL="0" distR="0" wp14:anchorId="607EC054" wp14:editId="79A53E70">
+          <wp:inline distT="0" distB="0" distL="0" distR="0" wp14:anchorId="270466F9" wp14:editId="6EEF2244">
             <wp:extent cx="5760000" cy="4608000"/>
             <wp:effectExtent l="0" t="0" r="0" b="0"/>
             <wp:docPr id="15" name="Picture 15"/>
@@ -7871,7 +7871,7 @@
       <w:pPr>
         <w:pStyle w:val="21"/>
       </w:pPr>
-      <w:bookmarkStart w:id="25" w:name="_Toc238700715"/>
+      <w:bookmarkStart w:id="25" w:name="_Toc238720508"/>
       <w:r>
         <w:t>4.3. Режимы разделения</w:t>
       </w:r>
@@ -7901,7 +7901,7 @@
           <w:noProof/>
         </w:rPr>
         <w:drawing>
-          <wp:inline distT="0" distB="0" distL="0" distR="0" wp14:anchorId="53594C6B" wp14:editId="23D576EB">
+          <wp:inline distT="0" distB="0" distL="0" distR="0" wp14:anchorId="6702734D" wp14:editId="640E40B0">
             <wp:extent cx="5760000" cy="4608000"/>
             <wp:effectExtent l="0" t="0" r="0" b="0"/>
             <wp:docPr id="16" name="Picture 16"/>
@@ -8268,7 +8268,7 @@
           <w:noProof/>
         </w:rPr>
         <w:drawing>
-          <wp:inline distT="0" distB="0" distL="0" distR="0" wp14:anchorId="4F3FEB3D" wp14:editId="62306324">
+          <wp:inline distT="0" distB="0" distL="0" distR="0" wp14:anchorId="11D49979" wp14:editId="24108243">
             <wp:extent cx="5760000" cy="4608000"/>
             <wp:effectExtent l="0" t="0" r="0" b="0"/>
             <wp:docPr id="17" name="Picture 17"/>
@@ -8332,7 +8332,7 @@
           <w:noProof/>
         </w:rPr>
         <w:drawing>
-          <wp:inline distT="0" distB="0" distL="0" distR="0" wp14:anchorId="75585010" wp14:editId="58047CE8">
+          <wp:inline distT="0" distB="0" distL="0" distR="0" wp14:anchorId="28620CDF" wp14:editId="54949A42">
             <wp:extent cx="5760000" cy="4608000"/>
             <wp:effectExtent l="0" t="0" r="0" b="0"/>
             <wp:docPr id="18" name="Picture 18"/>
@@ -8399,7 +8399,7 @@
         </w:rPr>
         <w:lastRenderedPageBreak/>
         <w:drawing>
-          <wp:inline distT="0" distB="0" distL="0" distR="0" wp14:anchorId="3F38BD4D" wp14:editId="7EC317D3">
+          <wp:inline distT="0" distB="0" distL="0" distR="0" wp14:anchorId="63EEA83F" wp14:editId="55B963A9">
             <wp:extent cx="5760000" cy="4608000"/>
             <wp:effectExtent l="0" t="0" r="0" b="0"/>
             <wp:docPr id="19" name="Picture 19"/>
@@ -8449,7 +8449,7 @@
       <w:pPr>
         <w:pStyle w:val="21"/>
       </w:pPr>
-      <w:bookmarkStart w:id="26" w:name="_Toc238700716"/>
+      <w:bookmarkStart w:id="26" w:name="_Toc238720509"/>
       <w:r>
         <w:t>4.4. Как назвать части</w:t>
       </w:r>
@@ -8478,7 +8478,7 @@
         </w:rPr>
         <w:lastRenderedPageBreak/>
         <w:drawing>
-          <wp:inline distT="0" distB="0" distL="0" distR="0" wp14:anchorId="1D75E63A" wp14:editId="4F0DFA30">
+          <wp:inline distT="0" distB="0" distL="0" distR="0" wp14:anchorId="44311E04" wp14:editId="2B594E34">
             <wp:extent cx="5760000" cy="4608000"/>
             <wp:effectExtent l="0" t="0" r="0" b="0"/>
             <wp:docPr id="20" name="Picture 20"/>
@@ -9043,7 +9043,7 @@
       <w:pPr>
         <w:pStyle w:val="21"/>
       </w:pPr>
-      <w:bookmarkStart w:id="27" w:name="_Toc238700717"/>
+      <w:bookmarkStart w:id="27" w:name="_Toc238720510"/>
       <w:r>
         <w:t>4.5. Прочие операции над открытым документом</w:t>
       </w:r>
@@ -9058,7 +9058,7 @@
       <w:pPr>
         <w:pStyle w:val="1"/>
       </w:pPr>
-      <w:bookmarkStart w:id="28" w:name="_Toc238700718"/>
+      <w:bookmarkStart w:id="28" w:name="_Toc238720511"/>
       <w:r>
         <w:t>5. Прочие операции</w:t>
       </w:r>
@@ -9068,7 +9068,7 @@
       <w:pPr>
         <w:pStyle w:val="21"/>
       </w:pPr>
-      <w:bookmarkStart w:id="29" w:name="_Toc238700719"/>
+      <w:bookmarkStart w:id="29" w:name="_Toc238720512"/>
       <w:r>
         <w:t>5.1. Назначение</w:t>
       </w:r>
@@ -9098,7 +9098,7 @@
       <w:pPr>
         <w:pStyle w:val="21"/>
       </w:pPr>
-      <w:bookmarkStart w:id="30" w:name="_Toc238700720"/>
+      <w:bookmarkStart w:id="30" w:name="_Toc238720513"/>
       <w:r>
         <w:t>5.2. Окно инструмента</w:t>
       </w:r>
@@ -9124,7 +9124,7 @@
           <w:noProof/>
         </w:rPr>
         <w:drawing>
-          <wp:inline distT="0" distB="0" distL="0" distR="0" wp14:anchorId="6643E957" wp14:editId="565B89A4">
+          <wp:inline distT="0" distB="0" distL="0" distR="0" wp14:anchorId="1C19F710" wp14:editId="2B27CFF2">
             <wp:extent cx="5760000" cy="4905646"/>
             <wp:effectExtent l="0" t="0" r="0" b="0"/>
             <wp:docPr id="21" name="Picture 21"/>
@@ -9197,7 +9197,7 @@
       <w:pPr>
         <w:pStyle w:val="21"/>
       </w:pPr>
-      <w:bookmarkStart w:id="31" w:name="_Toc238700721"/>
+      <w:bookmarkStart w:id="31" w:name="_Toc238720514"/>
       <w:r>
         <w:t>5.3. Сборка документа</w:t>
       </w:r>
@@ -9240,7 +9240,7 @@
         </w:rPr>
         <w:lastRenderedPageBreak/>
         <w:drawing>
-          <wp:inline distT="0" distB="0" distL="0" distR="0" wp14:anchorId="10BC4D05" wp14:editId="22E376A2">
+          <wp:inline distT="0" distB="0" distL="0" distR="0" wp14:anchorId="3161340F" wp14:editId="7916DF50">
             <wp:extent cx="5760000" cy="4905646"/>
             <wp:effectExtent l="0" t="0" r="0" b="0"/>
             <wp:docPr id="22" name="Picture 22"/>
@@ -9313,7 +9313,7 @@
       <w:pPr>
         <w:pStyle w:val="21"/>
       </w:pPr>
-      <w:bookmarkStart w:id="32" w:name="_Toc238700722"/>
+      <w:bookmarkStart w:id="32" w:name="_Toc238720515"/>
       <w:r>
         <w:t>5.4. Действия</w:t>
       </w:r>
@@ -9413,7 +9413,7 @@
         </w:rPr>
         <w:lastRenderedPageBreak/>
         <w:drawing>
-          <wp:inline distT="0" distB="0" distL="0" distR="0" wp14:anchorId="0B4AF913" wp14:editId="564207AC">
+          <wp:inline distT="0" distB="0" distL="0" distR="0" wp14:anchorId="7D820548" wp14:editId="001199DD">
             <wp:extent cx="5760000" cy="4541661"/>
             <wp:effectExtent l="0" t="0" r="0" b="0"/>
             <wp:docPr id="23" name="Picture 23"/>
@@ -9522,7 +9522,7 @@
         </w:rPr>
         <w:lastRenderedPageBreak/>
         <w:drawing>
-          <wp:inline distT="0" distB="0" distL="0" distR="0" wp14:anchorId="3E2D2D0C" wp14:editId="6625FDD9">
+          <wp:inline distT="0" distB="0" distL="0" distR="0" wp14:anchorId="3E486CC1" wp14:editId="7B810E2A">
             <wp:extent cx="3873730" cy="3474719"/>
             <wp:effectExtent l="0" t="0" r="0" b="0"/>
             <wp:docPr id="24" name="Picture 24"/>
@@ -9589,7 +9589,7 @@
       <w:pPr>
         <w:pStyle w:val="1"/>
       </w:pPr>
-      <w:bookmarkStart w:id="33" w:name="_Toc238700723"/>
+      <w:bookmarkStart w:id="33" w:name="_Toc238720516"/>
       <w:r>
         <w:t>6. Сравнение PDF</w:t>
       </w:r>
@@ -9599,7 +9599,7 @@
       <w:pPr>
         <w:pStyle w:val="21"/>
       </w:pPr>
-      <w:bookmarkStart w:id="34" w:name="_Toc238700724"/>
+      <w:bookmarkStart w:id="34" w:name="_Toc238720517"/>
       <w:r>
         <w:t>6.1. Назначение и границы</w:t>
       </w:r>
@@ -9607,7 +9607,7 @@
     </w:p>
     <w:p>
       <w:r>
-        <w:t>Инструмент сравнивает раннюю и позднюю версии цифрового PDF. По умолчанию результат показан как единый документ: основой служит поздняя страница, добавленное отмечено зелёным, а удалённые фрагменты ранней версии наложены красным и перечёркнуты. Режим «Бок о бок» сохраняет обе исходные страницы и включается без повторного сравнения. Это окно проверки, а не редактор; исходные файлы не меняются.</w:t>
+        <w:t>Инструмент сравнивает раннюю и позднюю версии цифрового PDF. По умолчанию результат показан как единый документ: основой служит поздняя страница, добавленное и добавленные пробельные знаки отмечены зелёным, а удалённые фрагменты и пробельные знаки ранней версии показаны красным. Режим «Бок о бок» сохраняет обе исходные страницы и включается без повторного сравнения. Это окно проверки, а не редактор; исходные файлы не меняются.</w:t>
       </w:r>
     </w:p>
     <w:p>
@@ -9640,7 +9640,7 @@
       <w:pPr>
         <w:pStyle w:val="21"/>
       </w:pPr>
-      <w:bookmarkStart w:id="35" w:name="_Toc238700725"/>
+      <w:bookmarkStart w:id="35" w:name="_Toc238720518"/>
       <w:r>
         <w:t>6.2. Окно и обозначения</w:t>
       </w:r>
@@ -9664,7 +9664,7 @@
         </w:rPr>
         <w:lastRenderedPageBreak/>
         <w:drawing>
-          <wp:inline distT="0" distB="0" distL="0" distR="0" wp14:anchorId="5A885B87" wp14:editId="3C2C20E3">
+          <wp:inline distT="0" distB="0" distL="0" distR="0" wp14:anchorId="210957DF" wp14:editId="7E7CCE2A">
             <wp:extent cx="5760000" cy="3908571"/>
             <wp:effectExtent l="0" t="0" r="0" b="0"/>
             <wp:docPr id="25" name="Picture 25"/>
@@ -9712,7 +9712,10 @@
     </w:p>
     <w:p>
       <w:r>
-        <w:t>В общем режиме поздняя страница остаётся фоном: зелёным показано добавленное, а из ранней страницы переносятся только красные удалённые фрагменты — неизменённый фон её не закрывает. Двойной щелчок открывает тот же размеченный вид на весь экран. В режиме «Бок о бок» заливка плотно следует проверенной рамке слова и не расширяется на пробел, соседний неизменившийся текст или геометрический зазор; каждую сторону также можно открыть на весь экран с пометками.</w:t>
+        <w:t>В общем режиме поздняя страница остаётся фоном: зелёным показано добавленное, а из ранней страницы переносятся только красные удалённые фрагменты — неизменённый фон её не закрывает. Зелёные и красные маркеры отдельно показывают добавленные и удалённые пробельные знаки. Двойной щелчок открывает тот же размеченный вид на весь экран. В режиме «Бок о бок» над страницами остаются только короткие легенды «Красный — удалено» и «Зелёный — добавлено», поэтому служебный текст не закрывает документ; каждую сторону так</w:t>
+      </w:r>
+      <w:r>
+        <w:t>же можно открыть на весь экран с пометками.</w:t>
       </w:r>
     </w:p>
     <w:p>
@@ -9740,7 +9743,10 @@
         <w:t xml:space="preserve">Добавлено в поздней версии. </w:t>
       </w:r>
       <w:r>
-        <w:t>Зелёный фон и знак + означают слово, добавленное в поздней версии. В общем документе и в правой панели режима бок о бок оно принадлежит поздней странице.</w:t>
+        <w:t xml:space="preserve">Зелёный фон и знак + означают слово, добавленное в поздней версии. В общем </w:t>
+      </w:r>
+      <w:r>
+        <w:t>документе и в правой панели режима бок о бок оно принадлежит поздней странице.</w:t>
       </w:r>
     </w:p>
     <w:p>
@@ -9755,10 +9761,7 @@
         <w:t xml:space="preserve">Пробельные изменения. </w:t>
       </w:r>
       <w:r>
-        <w:t xml:space="preserve">Знаки ␠, NBSP, ⇥ и ↵ </w:t>
-      </w:r>
-      <w:r>
-        <w:t>показываются отдельно от слов и только тогда, когда пробел, неразрывный пробел, табуляция или перевод строки буквально подтверждены текстовым слоем PDF.</w:t>
+        <w:t>Знаки ␠, NBSP, ⇥ и ↵ показываются отдельно от слов и только тогда, когда пробел, неразрывный пробел, табуляция или перевод строки буквально подтверждены текстовым слоем PDF.</w:t>
       </w:r>
     </w:p>
     <w:p>
@@ -9782,7 +9785,7 @@
       <w:pPr>
         <w:pStyle w:val="21"/>
       </w:pPr>
-      <w:bookmarkStart w:id="36" w:name="_Toc238700726"/>
+      <w:bookmarkStart w:id="36" w:name="_Toc238720519"/>
       <w:r>
         <w:t>6.3. Порядок проверки</w:t>
       </w:r>
@@ -9836,7 +9839,7 @@
       <w:pPr>
         <w:pStyle w:val="21"/>
       </w:pPr>
-      <w:bookmarkStart w:id="37" w:name="_Toc238700727"/>
+      <w:bookmarkStart w:id="37" w:name="_Toc238720520"/>
       <w:r>
         <w:lastRenderedPageBreak/>
         <w:t>6.4. Выделение и копирование</w:t>
@@ -9845,7 +9848,10 @@
     </w:p>
     <w:p>
       <w:r>
-        <w:t>Обе страницы остаются только для чтения, но проверенный текст можно выделять. Проведите мышью по словам, нажмите Ctrl+A, чтобы выделить проверенный текст текущей страницы, и Ctrl+C, чтобы скопировать его в формате Unicode. Те же действия доступны через местное меню «Копировать» и «Выделить весь текст страницы». Скопированное вставляется в обычное поле, документ или другое приложение; вставлять и править текст внутри панели нельзя.</w:t>
+        <w:t xml:space="preserve">Обе страницы остаются только для чтения, но проверенный текст можно выделять. Начинать и продолжать выделение можно не только точно на букве, но и в естественном белом промежутке рядом со строкой: проведите мышью через нужные слова без пиксельного прицеливания. Нажмите Ctrl+A, чтобы выделить проверенный текст текущей страницы, и Ctrl+C, чтобы скопировать его в формате Unicode. Те же действия доступны через местное меню «Копировать» и «Выделить весь текст страницы». Скопированное вставляется в обычное поле, </w:t>
+      </w:r>
+      <w:r>
+        <w:t>документ или другое приложение; вставлять и править текст внутри панели нельзя.</w:t>
       </w:r>
     </w:p>
     <w:p>
@@ -9859,10 +9865,7 @@
         <w:t xml:space="preserve">Источник слов — только PDF. </w:t>
       </w:r>
       <w:r>
-        <w:t xml:space="preserve">В буфер попадают только </w:t>
-      </w:r>
-      <w:r>
-        <w:t>слова из окончательно опубликованного текстового слоя этой страницы. Картинка страницы, OCR, координаты, ширина зазора и перенос отображения не могут создать буквы.</w:t>
+        <w:t>В буфер попадают только слова из окончательно опубликованного текстового слоя этой страницы. Картинка страницы, OCR, координаты, ширина зазора и перенос отображения не могут создать буквы.</w:t>
       </w:r>
     </w:p>
     <w:p>
@@ -9914,19 +9917,16 @@
       <w:pPr>
         <w:pStyle w:val="21"/>
       </w:pPr>
-      <w:bookmarkStart w:id="38" w:name="_Toc238700728"/>
-      <w:r>
+      <w:bookmarkStart w:id="38" w:name="_Toc238720521"/>
+      <w:r>
+        <w:lastRenderedPageBreak/>
         <w:t>6.5. Что считается изменением</w:t>
       </w:r>
       <w:bookmarkEnd w:id="38"/>
     </w:p>
     <w:p>
       <w:r>
-        <w:t xml:space="preserve">Сравнение отвечает на вопрос о словах и буквальных пробельных знаках, а не о внешнем оформлении. Неуверенный случай остаётся </w:t>
-      </w:r>
-      <w:r>
-        <w:lastRenderedPageBreak/>
-        <w:t>отмеченным: программа не прячет возможную правку ради более спокойной картинки.</w:t>
+        <w:t>Сравнение отвечает на вопрос о словах и буквальных пробельных знаках, а не о внешнем оформлении. Неуверенный случай остаётся отмеченным: программа не прячет возможную правку ради более спокойной картинки.</w:t>
       </w:r>
     </w:p>
     <w:p>
@@ -9975,7 +9975,7 @@
       <w:pPr>
         <w:pStyle w:val="1"/>
       </w:pPr>
-      <w:bookmarkStart w:id="39" w:name="_Toc238700729"/>
+      <w:bookmarkStart w:id="39" w:name="_Toc238720522"/>
       <w:r>
         <w:t>7. PDF → Word</w:t>
       </w:r>
@@ -9985,7 +9985,7 @@
       <w:pPr>
         <w:pStyle w:val="21"/>
       </w:pPr>
-      <w:bookmarkStart w:id="40" w:name="_Toc238700730"/>
+      <w:bookmarkStart w:id="40" w:name="_Toc238720523"/>
       <w:r>
         <w:t>7.1. Назначение</w:t>
       </w:r>
@@ -10005,8 +10005,9 @@
       <w:pPr>
         <w:pStyle w:val="21"/>
       </w:pPr>
-      <w:bookmarkStart w:id="41" w:name="_Toc238700731"/>
-      <w:r>
+      <w:bookmarkStart w:id="41" w:name="_Toc238720524"/>
+      <w:r>
+        <w:lastRenderedPageBreak/>
         <w:t>7.2. Окно инструмента</w:t>
       </w:r>
       <w:bookmarkEnd w:id="41"/>
@@ -10027,9 +10028,8 @@
         <w:rPr>
           <w:noProof/>
         </w:rPr>
-        <w:lastRenderedPageBreak/>
         <w:drawing>
-          <wp:inline distT="0" distB="0" distL="0" distR="0" wp14:anchorId="03F66BF3" wp14:editId="1F9807B2">
+          <wp:inline distT="0" distB="0" distL="0" distR="0" wp14:anchorId="14FE1E64" wp14:editId="73E0A2FD">
             <wp:extent cx="5760000" cy="4608000"/>
             <wp:effectExtent l="0" t="0" r="0" b="0"/>
             <wp:docPr id="26" name="Picture 26"/>
@@ -10079,7 +10079,7 @@
       <w:pPr>
         <w:pStyle w:val="21"/>
       </w:pPr>
-      <w:bookmarkStart w:id="42" w:name="_Toc238700732"/>
+      <w:bookmarkStart w:id="42" w:name="_Toc238720525"/>
       <w:r>
         <w:t>7.3. Порядок работы</w:t>
       </w:r>
@@ -10090,27 +10090,31 @@
         <w:rPr>
           <w:b/>
         </w:rPr>
-        <w:t xml:space="preserve">1. </w:t>
-      </w:r>
+        <w:t xml:space="preserve">1. Добавьте один или несколько PDF кнопкой «Добавить PDF…» </w:t>
+      </w:r>
+      <w:r>
+        <w:t>или перетащите их в окно. Страницы всех файлов показываются одной сеткой, поэтому в один документ Word можно собрать материал из нескольких PDF.</w:t>
+      </w:r>
+    </w:p>
+    <w:p>
       <w:r>
         <w:rPr>
           <w:b/>
         </w:rPr>
-        <w:t xml:space="preserve">Добавьте один или несколько PDF кнопкой «Добавить PDF…» </w:t>
-      </w:r>
-      <w:r>
-        <w:t>или перетащите их в окно. Страницы всех файлов показываются одной сеткой, поэтому в один документ Word можно собрать материал из нескольких PDF.</w:t>
-      </w:r>
-    </w:p>
-    <w:p>
+        <w:t xml:space="preserve">2. </w:t>
+      </w:r>
       <w:r>
         <w:rPr>
           <w:b/>
         </w:rPr>
-        <w:t xml:space="preserve">2. При необходимости измените порядок страниц </w:t>
-      </w:r>
-      <w:r>
-        <w:t>перетаскиванием миниатюр или кнопками «◀ Влево» и «Вправо ▶». Лишние страницы уберите кнопкой «Удалить». В Word попадут страницы ровно в показанном порядке.</w:t>
+        <w:t xml:space="preserve">При необходимости измените порядок страниц </w:t>
+      </w:r>
+      <w:r>
+        <w:t xml:space="preserve">перетаскиванием миниатюр или кнопками «◀ Влево» и «Вправо ▶». Лишние страницы </w:t>
+      </w:r>
+      <w:r>
+        <w:lastRenderedPageBreak/>
+        <w:t>уберите кнопкой «Удалить». В Word попадут страницы ровно в показанном порядке.</w:t>
       </w:r>
     </w:p>
     <w:p>
@@ -10129,7 +10133,6 @@
         <w:rPr>
           <w:b/>
         </w:rPr>
-        <w:lastRenderedPageBreak/>
         <w:t xml:space="preserve">4. Нажмите «Конвертировать в Word…» </w:t>
       </w:r>
       <w:r>
@@ -10140,7 +10143,7 @@
       <w:pPr>
         <w:pStyle w:val="21"/>
       </w:pPr>
-      <w:bookmarkStart w:id="43" w:name="_Toc238700733"/>
+      <w:bookmarkStart w:id="43" w:name="_Toc238720526"/>
       <w:r>
         <w:t>7.4. Что переносится и что нет</w:t>
       </w:r>
@@ -10167,7 +10170,10 @@
         <w:t xml:space="preserve">Отсканированные документы не поддерживаются — </w:t>
       </w:r>
       <w:r>
-        <w:t>страницы-изображения без текстового слоя. Программа сообщит об этом, файл при этом не пострадает.</w:t>
+        <w:t xml:space="preserve">страницы-изображения без текстового слоя. Программа </w:t>
+      </w:r>
+      <w:r>
+        <w:t>сообщит об этом, файл при этом не пострадает.</w:t>
       </w:r>
     </w:p>
     <w:p>
@@ -10213,8 +10219,9 @@
       <w:pPr>
         <w:pStyle w:val="1"/>
       </w:pPr>
-      <w:bookmarkStart w:id="44" w:name="_Toc238700734"/>
-      <w:r>
+      <w:bookmarkStart w:id="44" w:name="_Toc238720527"/>
+      <w:r>
+        <w:lastRenderedPageBreak/>
         <w:t>8. PDF → PowerPoint</w:t>
       </w:r>
       <w:bookmarkEnd w:id="44"/>
@@ -10223,7 +10230,7 @@
       <w:pPr>
         <w:pStyle w:val="21"/>
       </w:pPr>
-      <w:bookmarkStart w:id="45" w:name="_Toc238700735"/>
+      <w:bookmarkStart w:id="45" w:name="_Toc238720528"/>
       <w:r>
         <w:t>8.1. Назначение</w:t>
       </w:r>
@@ -10231,11 +10238,7 @@
     </w:p>
     <w:p>
       <w:r>
-        <w:t xml:space="preserve">Инструмент переносит страницы цифрового PDF в презентацию PowerPoint (.pptx). Каждая страница становится слайдом, а текст на нём </w:t>
-      </w:r>
-      <w:r>
-        <w:lastRenderedPageBreak/>
-        <w:t>остаётся ТЕКСТОМ: его можно выделить, исправить, перенабрать заново — это не картинка с буквами.</w:t>
+        <w:t>Инструмент переносит страницы цифрового PDF в презентацию PowerPoint (.pptx). Каждая страница становится слайдом, а текст на нём остаётся ТЕКСТОМ: его можно выделить, исправить, перенабрать заново — это не картинка с буквами.</w:t>
       </w:r>
     </w:p>
     <w:p>
@@ -10258,7 +10261,7 @@
       <w:pPr>
         <w:pStyle w:val="21"/>
       </w:pPr>
-      <w:bookmarkStart w:id="46" w:name="_Toc238700736"/>
+      <w:bookmarkStart w:id="46" w:name="_Toc238720529"/>
       <w:r>
         <w:t>8.2. Как устроен слайд</w:t>
       </w:r>
@@ -10282,6 +10285,7 @@
         <w:rPr>
           <w:b/>
         </w:rPr>
+        <w:lastRenderedPageBreak/>
         <w:t xml:space="preserve">Примечание. </w:t>
       </w:r>
       <w:r>
@@ -10295,7 +10299,7 @@
       <w:pPr>
         <w:pStyle w:val="21"/>
       </w:pPr>
-      <w:bookmarkStart w:id="47" w:name="_Toc238700737"/>
+      <w:bookmarkStart w:id="47" w:name="_Toc238720530"/>
       <w:r>
         <w:t>8.3. Окно инструмента</w:t>
       </w:r>
@@ -10303,11 +10307,7 @@
     </w:p>
     <w:p>
       <w:r>
-        <w:t xml:space="preserve">Окно то же самое, что у «PDF → Word»: слева сетка страниц, справа действия, внизу масштаб и кнопка «Конвертировать в PowerPoint…» (рис. </w:t>
-      </w:r>
-      <w:r>
-        <w:lastRenderedPageBreak/>
-        <w:t>27). Все приёмы работы с сеткой — выделение, порядок, поворот, просмотр, отмена — работают так же.</w:t>
+        <w:t>Окно то же самое, что у «PDF → Word»: слева сетка страниц, справа действия, внизу масштаб и кнопка «Конвертировать в PowerPoint…» (рис. 27). Все приёмы работы с сеткой — выделение, порядок, поворот, просмотр, отмена — работают так же.</w:t>
       </w:r>
     </w:p>
     <w:p>
@@ -10322,7 +10322,7 @@
           <w:noProof/>
         </w:rPr>
         <w:drawing>
-          <wp:inline distT="0" distB="0" distL="0" distR="0" wp14:anchorId="266BF6E8" wp14:editId="16EBE173">
+          <wp:inline distT="0" distB="0" distL="0" distR="0" wp14:anchorId="0BD9BAC0" wp14:editId="3ADE0E86">
             <wp:extent cx="5760000" cy="4608000"/>
             <wp:effectExtent l="0" t="0" r="0" b="0"/>
             <wp:docPr id="27" name="Picture 27"/>
@@ -10372,7 +10372,7 @@
       <w:pPr>
         <w:pStyle w:val="21"/>
       </w:pPr>
-      <w:bookmarkStart w:id="48" w:name="_Toc238700738"/>
+      <w:bookmarkStart w:id="48" w:name="_Toc238720531"/>
       <w:r>
         <w:t>8.4. Порядок работы</w:t>
       </w:r>
@@ -10394,6 +10394,7 @@
         <w:rPr>
           <w:b/>
         </w:rPr>
+        <w:lastRenderedPageBreak/>
         <w:t xml:space="preserve">2. Расставьте страницы </w:t>
       </w:r>
       <w:r>
@@ -10405,13 +10406,16 @@
         <w:rPr>
           <w:b/>
         </w:rPr>
-        <w:t xml:space="preserve">3. Проверьте ориентацию. </w:t>
-      </w:r>
-      <w:r>
-        <w:t xml:space="preserve">Повёрнутую страницу выправьте до перевода — </w:t>
-      </w:r>
-      <w:r>
-        <w:t>разметка читается по тому положению, которое вы видите.</w:t>
+        <w:t xml:space="preserve">3. </w:t>
+      </w:r>
+      <w:r>
+        <w:rPr>
+          <w:b/>
+        </w:rPr>
+        <w:t xml:space="preserve">Проверьте ориентацию. </w:t>
+      </w:r>
+      <w:r>
+        <w:t>Повёрнутую страницу выправьте до перевода — разметка читается по тому положению, которое вы видите.</w:t>
       </w:r>
     </w:p>
     <w:p>
@@ -10429,19 +10433,15 @@
       <w:pPr>
         <w:pStyle w:val="21"/>
       </w:pPr>
-      <w:bookmarkStart w:id="49" w:name="_Toc238700739"/>
-      <w:r>
-        <w:lastRenderedPageBreak/>
+      <w:bookmarkStart w:id="49" w:name="_Toc238720532"/>
+      <w:r>
         <w:t>8.5. Что переносится</w:t>
       </w:r>
       <w:bookmarkEnd w:id="49"/>
     </w:p>
     <w:p>
       <w:r>
-        <w:t xml:space="preserve">Текст переносится абзацами, со шрифтом, размером, </w:t>
-      </w:r>
-      <w:r>
-        <w:t>начертанием, цветом, подчёркиванием, над- и подстрочными знаками и гиперссылками. Таблицы становятся настоящими таблицами слайда, вместе с объединёнными ячейками. Размер слайда берётся от страницы: презентация 16:9 останется 16:9, а документ A4 даст слайды формата A4.</w:t>
+        <w:t>Текст переносится абзацами, со шрифтом, размером, начертанием, цветом, подчёркиванием, над- и подстрочными знаками и гиперссылками. Таблицы становятся настоящими таблицами слайда, вместе с объединёнными ячейками. Размер слайда берётся от страницы: презентация 16:9 останется 16:9, а документ A4 даст слайды формата A4.</w:t>
       </w:r>
     </w:p>
     <w:p>
@@ -10453,7 +10453,7 @@
       <w:pPr>
         <w:pStyle w:val="21"/>
       </w:pPr>
-      <w:bookmarkStart w:id="50" w:name="_Toc238700740"/>
+      <w:bookmarkStart w:id="50" w:name="_Toc238720533"/>
       <w:r>
         <w:t>8.6. Чего ждать не стоит</w:t>
       </w:r>
@@ -10498,14 +10498,18 @@
         <w:t xml:space="preserve">Мелкие расхождения набора возможны: </w:t>
       </w:r>
       <w:r>
-        <w:t>строки, выключенные по ширине растянутыми пробелами, приходят с обычными пробелами: воспроизвести растяжку можно, только разложив строку по кускам, а тогда абзац перестанет правиться целиком.</w:t>
+        <w:t xml:space="preserve">строки, выключенные по ширине растянутыми пробелами, приходят с обычными пробелами: </w:t>
+      </w:r>
+      <w:r>
+        <w:lastRenderedPageBreak/>
+        <w:t>воспроизвести растяжку можно, только разложив строку по кускам, а тогда абзац перестанет правиться целиком.</w:t>
       </w:r>
     </w:p>
     <w:p>
       <w:pPr>
         <w:pStyle w:val="1"/>
       </w:pPr>
-      <w:bookmarkStart w:id="51" w:name="_Toc238700741"/>
+      <w:bookmarkStart w:id="51" w:name="_Toc238720534"/>
       <w:r>
         <w:t>9. Объединение Excel</w:t>
       </w:r>
@@ -10515,7 +10519,7 @@
       <w:pPr>
         <w:pStyle w:val="21"/>
       </w:pPr>
-      <w:bookmarkStart w:id="52" w:name="_Toc238700742"/>
+      <w:bookmarkStart w:id="52" w:name="_Toc238720535"/>
       <w:r>
         <w:t>9.1. Назначение</w:t>
       </w:r>
@@ -10523,11 +10527,7 @@
     </w:p>
     <w:p>
       <w:r>
-        <w:t xml:space="preserve">Инструмент собирает листы из нескольких книг Excel в одну книгу — свод. Типичная задача: подразделения прислали по файлу, а нужен один </w:t>
-      </w:r>
-      <w:r>
-        <w:lastRenderedPageBreak/>
-        <w:t>документ, где каждый файл лежит отдельным листом, есть оглавление со ссылками и понятно, какие файлы не удалось обработать и почему.</w:t>
+        <w:t>Инструмент собирает листы из нескольких книг Excel в одну книгу — свод. Типичная задача: подразделения прислали по файлу, а нужен один документ, где каждый файл лежит отдельным листом, есть оглавление со ссылками и понятно, какие файлы не удалось обработать и почему.</w:t>
       </w:r>
     </w:p>
     <w:p>
@@ -10539,7 +10539,7 @@
       <w:pPr>
         <w:pStyle w:val="21"/>
       </w:pPr>
-      <w:bookmarkStart w:id="53" w:name="_Toc238700743"/>
+      <w:bookmarkStart w:id="53" w:name="_Toc238720536"/>
       <w:r>
         <w:t>9.2. Окно инструмента</w:t>
       </w:r>
@@ -10561,8 +10561,9 @@
         <w:rPr>
           <w:noProof/>
         </w:rPr>
+        <w:lastRenderedPageBreak/>
         <w:drawing>
-          <wp:inline distT="0" distB="0" distL="0" distR="0" wp14:anchorId="7234B0F9" wp14:editId="6A762323">
+          <wp:inline distT="0" distB="0" distL="0" distR="0" wp14:anchorId="73DFFC0D" wp14:editId="72D56299">
             <wp:extent cx="5760000" cy="4250667"/>
             <wp:effectExtent l="0" t="0" r="0" b="0"/>
             <wp:docPr id="28" name="Picture 28"/>
@@ -10612,7 +10613,7 @@
       <w:pPr>
         <w:pStyle w:val="21"/>
       </w:pPr>
-      <w:bookmarkStart w:id="54" w:name="_Toc238700744"/>
+      <w:bookmarkStart w:id="54" w:name="_Toc238720537"/>
       <w:r>
         <w:t>9.3. Порядок работы</w:t>
       </w:r>
@@ -10634,7 +10635,6 @@
         <w:rPr>
           <w:b/>
         </w:rPr>
-        <w:lastRenderedPageBreak/>
         <w:t xml:space="preserve">2. Задайте имя итогового файла. </w:t>
       </w:r>
       <w:r>
@@ -10657,6 +10657,7 @@
         <w:rPr>
           <w:b/>
         </w:rPr>
+        <w:lastRenderedPageBreak/>
         <w:t xml:space="preserve">4. Нажмите «Объединить». </w:t>
       </w:r>
       <w:r>
@@ -10667,7 +10668,7 @@
       <w:pPr>
         <w:pStyle w:val="21"/>
       </w:pPr>
-      <w:bookmarkStart w:id="55" w:name="_Toc238700745"/>
+      <w:bookmarkStart w:id="55" w:name="_Toc238720538"/>
       <w:r>
         <w:t>9.4. Параметры сборки</w:t>
       </w:r>
@@ -10719,7 +10720,7 @@
       <w:pPr>
         <w:pStyle w:val="21"/>
       </w:pPr>
-      <w:bookmarkStart w:id="56" w:name="_Toc238700746"/>
+      <w:bookmarkStart w:id="56" w:name="_Toc238720539"/>
       <w:r>
         <w:t>9.5. Результат, отчёт и сопроводительная записка</w:t>
       </w:r>
@@ -10727,24 +10728,21 @@
     </w:p>
     <w:p>
       <w:r>
-        <w:t xml:space="preserve">После сборки результат по каждому файлу появляется прямо в списке — в колонках «Результат» и «Примечание». Битые и защищённые паролем книги пропускаются с указанием причины, остальные переносятся. Внизу </w:t>
-      </w:r>
+        <w:t>После сборки результат по каждому файлу появляется прямо в списке — в колонках «Результат» и «Примечание». Битые и защищённые паролем книги пропускаются с указанием причины, остальные переносятся. Внизу окна появляются ссылки: открыть готовый файл, открыть папку с ним и открыть отчёт о слиянии.</w:t>
+      </w:r>
+    </w:p>
+    <w:p>
+      <w:r>
+        <w:t>Кнопка «Повторить пропущенные» дослит исправленные файлы в уже собранный свод, не пересобирая его целиком. Это экономит время, когда из тридцати файлов сбойнули два.</w:t>
+      </w:r>
+    </w:p>
+    <w:p>
       <w:r>
         <w:lastRenderedPageBreak/>
-        <w:t>окна появляются ссылки: открыть готовый файл, открыть папку с ним и открыть отчёт о слиянии.</w:t>
-      </w:r>
-    </w:p>
-    <w:p>
-      <w:r>
-        <w:t>Кнопка «Повторить пропущенные» дослит исправленные файлы в уже собранный свод, не пересобирая его целиком. Это экономит время, когда из тридцати файлов сбойнули два.</w:t>
-      </w:r>
-    </w:p>
-    <w:p>
-      <w:r>
-        <w:t xml:space="preserve">Кнопка «Записка Word» создаёт сопроводительную записку к своду в формате .docx: итоги, перечень пропущенных файлов и </w:t>
-      </w:r>
-      <w:r>
-        <w:t>стандартное оформление. Записку остаётся подписать, а не набирать с нуля.</w:t>
+        <w:t xml:space="preserve">Кнопка «Записка Word» создаёт сопроводительную записку к своду в </w:t>
+      </w:r>
+      <w:r>
+        <w:t>формате .docx: итоги, перечень пропущенных файлов и стандартное оформление. Записку остаётся подписать, а не набирать с нуля.</w:t>
       </w:r>
       <w:r>
         <w:rPr>
@@ -10757,7 +10755,7 @@
       <w:pPr>
         <w:pStyle w:val="21"/>
       </w:pPr>
-      <w:bookmarkStart w:id="57" w:name="_Toc238700747"/>
+      <w:bookmarkStart w:id="57" w:name="_Toc238720540"/>
       <w:r>
         <w:t>9.6. Меню инструмента</w:t>
       </w:r>
@@ -10765,7 +10763,10 @@
     </w:p>
     <w:p>
       <w:r>
-        <w:t>Меню «Меню» содержит встроенную справку, статистику, выбор языка и пункт «Папка отчётов», открывающий папку с последними отчётами о слиянии (рис. 29).</w:t>
+        <w:t xml:space="preserve">Меню «Меню» содержит встроенную справку, статистику, выбор языка и пункт «Папка отчётов», </w:t>
+      </w:r>
+      <w:r>
+        <w:t>открывающий папку с последними отчётами о слиянии (рис. 29).</w:t>
       </w:r>
     </w:p>
     <w:p>
@@ -10779,9 +10780,8 @@
         <w:rPr>
           <w:noProof/>
         </w:rPr>
-        <w:lastRenderedPageBreak/>
         <w:drawing>
-          <wp:inline distT="0" distB="0" distL="0" distR="0" wp14:anchorId="512ED818" wp14:editId="0D24FD85">
+          <wp:inline distT="0" distB="0" distL="0" distR="0" wp14:anchorId="7F348CBA" wp14:editId="1E07B33C">
             <wp:extent cx="5760000" cy="4250667"/>
             <wp:effectExtent l="0" t="0" r="0" b="0"/>
             <wp:docPr id="29" name="Picture 29"/>
@@ -10848,8 +10848,9 @@
       <w:pPr>
         <w:pStyle w:val="1"/>
       </w:pPr>
-      <w:bookmarkStart w:id="58" w:name="_Toc238700748"/>
-      <w:r>
+      <w:bookmarkStart w:id="58" w:name="_Toc238720541"/>
+      <w:r>
+        <w:lastRenderedPageBreak/>
         <w:t>10. Справочные сведения</w:t>
       </w:r>
       <w:bookmarkEnd w:id="58"/>
@@ -10858,7 +10859,7 @@
       <w:pPr>
         <w:pStyle w:val="21"/>
       </w:pPr>
-      <w:bookmarkStart w:id="59" w:name="_Toc238700749"/>
+      <w:bookmarkStart w:id="59" w:name="_Toc238720542"/>
       <w:r>
         <w:t>10.1. Сведения о программе</w:t>
       </w:r>
@@ -10880,9 +10881,8 @@
         <w:rPr>
           <w:noProof/>
         </w:rPr>
-        <w:lastRenderedPageBreak/>
         <w:drawing>
-          <wp:inline distT="0" distB="0" distL="0" distR="0" wp14:anchorId="5F1E80E6" wp14:editId="3043F07D">
+          <wp:inline distT="0" distB="0" distL="0" distR="0" wp14:anchorId="2873BB6C" wp14:editId="7AE9E1AB">
             <wp:extent cx="3873730" cy="3940232"/>
             <wp:effectExtent l="0" t="0" r="0" b="0"/>
             <wp:docPr id="30" name="Picture 30"/>
@@ -10935,7 +10935,11 @@
     </w:p>
     <w:p>
       <w:r>
-        <w:t>Строка «Инструкция по работе с программой: открыть» открывает этот документ. Он лежит внутри самой программы, поэтому доступен и в портативной версии, и без интернета: при первом обращении программа распаковывает его рядом со своими настройками и открывает.</w:t>
+        <w:t xml:space="preserve">Строка «Инструкция по работе с программой: открыть» открывает этот документ. Он лежит внутри самой программы, поэтому доступен и в </w:t>
+      </w:r>
+      <w:r>
+        <w:lastRenderedPageBreak/>
+        <w:t>портативной версии, и без интернета: при первом обращении программа распаковывает его рядом со своими настройками и открывает.</w:t>
       </w:r>
       <w:r>
         <w:rPr>
@@ -10948,7 +10952,7 @@
       <w:pPr>
         <w:pStyle w:val="21"/>
       </w:pPr>
-      <w:bookmarkStart w:id="60" w:name="_Toc238700750"/>
+      <w:bookmarkStart w:id="60" w:name="_Toc238720543"/>
       <w:r>
         <w:t>10.2. Если что-то пошло не так</w:t>
       </w:r>
@@ -11038,8 +11042,10 @@
               <w:jc w:val="left"/>
             </w:pPr>
             <w:r>
-              <w:lastRenderedPageBreak/>
-              <w:t>Сообщение «Нужен Ghostscript» при выборе сжатия</w:t>
+              <w:t xml:space="preserve">Сообщение «Нужен Ghostscript» при выборе </w:t>
+            </w:r>
+            <w:r>
+              <w:t>сжатия</w:t>
             </w:r>
           </w:p>
         </w:tc>
@@ -11054,10 +11060,7 @@
               <w:jc w:val="left"/>
             </w:pPr>
             <w:r>
-              <w:t xml:space="preserve">Движок сжатия не установлен. В окне есть ссылка на его </w:t>
-            </w:r>
-            <w:r>
-              <w:t>загрузку, а в установочной версии программы он ставится сразу</w:t>
+              <w:t>Движок сжатия не установлен. В окне есть ссылка на его загрузку, а в установочной версии программы он ставится сразу</w:t>
             </w:r>
           </w:p>
         </w:tc>
@@ -11302,10 +11305,7 @@
               <w:jc w:val="left"/>
             </w:pPr>
             <w:r>
-              <w:t xml:space="preserve">Документ </w:t>
-            </w:r>
-            <w:r>
-              <w:t>защищён паролем: движок не может его прочитать. Снимите защиту в программе, которая её поставила, и повторите</w:t>
+              <w:t>Документ защищён паролем: движок не может его прочитать. Снимите защиту в программе, которая её поставила, и повторите</w:t>
             </w:r>
           </w:p>
         </w:tc>
@@ -11325,7 +11325,11 @@
               <w:jc w:val="left"/>
             </w:pPr>
             <w:r>
-              <w:t>Страница загрузки не открылась после сообщения о новой версии</w:t>
+              <w:t xml:space="preserve">Страница загрузки не открылась после сообщения о новой </w:t>
+            </w:r>
+            <w:r>
+              <w:lastRenderedPageBreak/>
+              <w:t>версии</w:t>
             </w:r>
           </w:p>
         </w:tc>
@@ -11340,10 +11344,11 @@
               <w:jc w:val="left"/>
             </w:pPr>
             <w:r>
-              <w:t xml:space="preserve">В системе нет браузера по умолчанию. Программа покажет сам адрес — его можно </w:t>
+              <w:lastRenderedPageBreak/>
+              <w:t xml:space="preserve">В системе нет </w:t>
             </w:r>
             <w:r>
-              <w:t>набрать вручную</w:t>
+              <w:t>браузера по умолчанию. Программа покажет сам адрес — его можно набрать вручную</w:t>
             </w:r>
           </w:p>
         </w:tc>
@@ -11358,7 +11363,7 @@
       <w:pPr>
         <w:pStyle w:val="21"/>
       </w:pPr>
-      <w:bookmarkStart w:id="61" w:name="_Toc238700751"/>
+      <w:bookmarkStart w:id="61" w:name="_Toc238720544"/>
       <w:r>
         <w:t>10.3. Обновление оглавления после правок</w:t>
       </w:r>
@@ -11366,18 +11371,17 @@
     </w:p>
     <w:p>
       <w:r>
-        <w:t xml:space="preserve">Оглавление в этой инструкции автоматическое: оно построено по стилям «Заголовок 1» и «Заголовок 2», а не набрано вручную. Готовый файл уже содержит все пункты и актуальные номера страниц. Если вы добавили, удалили или переименовали раздел, примените к его названию один из этих встроенных стилей, щёлкните внутри оглавления, выберите «Обновить таблицу», затем «Обновить целиком». Можно также нажать F9 внутри </w:t>
-      </w:r>
-      <w:r>
-        <w:lastRenderedPageBreak/>
-        <w:t>оглавления и выбрать обновление целиком. Вариант «Обновить только номера страниц» не добавляет новый заголовок. Простое открытие файла не гарантирует полного пересчёта оглавления во всех версиях Word.</w:t>
+        <w:t>Оглавление в этой инструкции автоматическое: оно построено по стилям «Заголовок 1» и «Заголовок 2», а не набрано вручную. Готовый файл уже содержит все пункты и актуальные номера страниц. Если вы добавили, удалили или переименовали раздел, примените к его названию один из этих встроенных стилей, щёлкните внутри оглавления, выберите «Обновить таблицу», затем «Обновить целиком». Можно также нажать F9 внутри оглавления и выбрать обновление целиком. Вариант «Обновить только номера страниц» не добавляет новый за</w:t>
+      </w:r>
+      <w:r>
+        <w:t>головок. Простое открытие файла не гарантирует полного пересчёта оглавления во всех версиях Word.</w:t>
       </w:r>
     </w:p>
     <w:p>
       <w:pPr>
         <w:pStyle w:val="21"/>
       </w:pPr>
-      <w:bookmarkStart w:id="62" w:name="_Toc238700752"/>
+      <w:bookmarkStart w:id="62" w:name="_Toc238720545"/>
       <w:r>
         <w:t>10.4. Краткая памятка</w:t>
       </w:r>
@@ -11883,31 +11887,31 @@
       </w:rPr>
     </w:lvl>
   </w:abstractNum>
-  <w:num w:numId="1" w16cid:durableId="589890756">
+  <w:num w:numId="1" w16cid:durableId="2145653796">
     <w:abstractNumId w:val="8"/>
   </w:num>
-  <w:num w:numId="2" w16cid:durableId="137189828">
+  <w:num w:numId="2" w16cid:durableId="1980068737">
     <w:abstractNumId w:val="6"/>
   </w:num>
-  <w:num w:numId="3" w16cid:durableId="1537038525">
+  <w:num w:numId="3" w16cid:durableId="1743017658">
     <w:abstractNumId w:val="5"/>
   </w:num>
-  <w:num w:numId="4" w16cid:durableId="1912502165">
+  <w:num w:numId="4" w16cid:durableId="2085450123">
     <w:abstractNumId w:val="4"/>
   </w:num>
-  <w:num w:numId="5" w16cid:durableId="392778494">
+  <w:num w:numId="5" w16cid:durableId="428425291">
     <w:abstractNumId w:val="7"/>
   </w:num>
-  <w:num w:numId="6" w16cid:durableId="251165004">
+  <w:num w:numId="6" w16cid:durableId="1479999984">
     <w:abstractNumId w:val="3"/>
   </w:num>
-  <w:num w:numId="7" w16cid:durableId="1206067139">
+  <w:num w:numId="7" w16cid:durableId="1602184651">
     <w:abstractNumId w:val="2"/>
   </w:num>
-  <w:num w:numId="8" w16cid:durableId="1492258621">
+  <w:num w:numId="8" w16cid:durableId="1100024034">
     <w:abstractNumId w:val="1"/>
   </w:num>
-  <w:num w:numId="9" w16cid:durableId="190190388">
+  <w:num w:numId="9" w16cid:durableId="127017268">
     <w:abstractNumId w:val="0"/>
   </w:num>
 </w:numbering>
@@ -23346,7 +23350,7 @@
     <w:autoRedefine/>
     <w:uiPriority w:val="39"/>
     <w:unhideWhenUsed/>
-    <w:rsid w:val="00821A27"/>
+    <w:rsid w:val="00B06F17"/>
     <w:pPr>
       <w:spacing w:after="100"/>
     </w:pPr>
@@ -23358,7 +23362,7 @@
     <w:autoRedefine/>
     <w:uiPriority w:val="39"/>
     <w:unhideWhenUsed/>
-    <w:rsid w:val="00821A27"/>
+    <w:rsid w:val="00B06F17"/>
     <w:pPr>
       <w:spacing w:after="100"/>
       <w:ind w:left="280"/>
@@ -23369,7 +23373,7 @@
     <w:basedOn w:val="a2"/>
     <w:uiPriority w:val="99"/>
     <w:unhideWhenUsed/>
-    <w:rsid w:val="00821A27"/>
+    <w:rsid w:val="00B06F17"/>
     <w:rPr>
       <w:color w:val="0000FF" w:themeColor="hyperlink"/>
       <w:u w:val="single"/>
